--- a/Документация/Инструкция охранника/Инструкция охранника.docx
+++ b/Документация/Инструкция охранника/Инструкция охранника.docx
@@ -157,7 +157,7 @@
           <w:color w:val="000000"/>
           <w:sz w:val="26"/>
         </w:rPr>
-        <w:t>Версия документа: 1.0</w:t>
+        <w:t>Версия документа: 1.1</w:t>
       </w:r>
     </w:p>
     <w:p>
@@ -529,7 +529,7 @@
           <w:sz w:val="26"/>
         </w:rPr>
         <w:tab/>
-        <w:t>7</w:t>
+        <w:t>6</w:t>
       </w:r>
     </w:p>
     <w:p>
@@ -653,7 +653,7 @@
           <w:sz w:val="26"/>
         </w:rPr>
         <w:tab/>
-        <w:t>10</w:t>
+        <w:t>11</w:t>
       </w:r>
     </w:p>
     <w:p>
@@ -684,7 +684,7 @@
           <w:sz w:val="26"/>
         </w:rPr>
         <w:tab/>
-        <w:t>12</w:t>
+        <w:t>14</w:t>
       </w:r>
     </w:p>
     <w:p>
@@ -715,7 +715,7 @@
           <w:sz w:val="26"/>
         </w:rPr>
         <w:tab/>
-        <w:t>13</w:t>
+        <w:t>15</w:t>
       </w:r>
     </w:p>
     <w:p>
@@ -746,7 +746,7 @@
           <w:sz w:val="26"/>
         </w:rPr>
         <w:tab/>
-        <w:t>13</w:t>
+        <w:t>15</w:t>
       </w:r>
     </w:p>
     <w:p>
@@ -777,7 +777,7 @@
           <w:sz w:val="26"/>
         </w:rPr>
         <w:tab/>
-        <w:t>14</w:t>
+        <w:t>16</w:t>
       </w:r>
     </w:p>
     <w:p>
@@ -808,7 +808,7 @@
           <w:sz w:val="26"/>
         </w:rPr>
         <w:tab/>
-        <w:t>15</w:t>
+        <w:t>18</w:t>
       </w:r>
     </w:p>
     <w:p>
@@ -839,7 +839,7 @@
           <w:sz w:val="26"/>
         </w:rPr>
         <w:tab/>
-        <w:t>15</w:t>
+        <w:t>18</w:t>
       </w:r>
     </w:p>
     <w:p>
@@ -870,7 +870,7 @@
           <w:sz w:val="26"/>
         </w:rPr>
         <w:tab/>
-        <w:t>16</w:t>
+        <w:t>18</w:t>
       </w:r>
     </w:p>
     <w:p>
@@ -901,7 +901,7 @@
           <w:sz w:val="26"/>
         </w:rPr>
         <w:tab/>
-        <w:t>16</w:t>
+        <w:t>19</w:t>
       </w:r>
     </w:p>
     <w:p>
@@ -921,7 +921,7 @@
           <w:color w:val="000000"/>
           <w:sz w:val="26"/>
         </w:rPr>
-        <w:t>9. Проверить, кого пропускаете</w:t>
+        <w:t>9. Посмотреть карточку записи</w:t>
       </w:r>
       <w:r>
         <w:rPr>
@@ -932,100 +932,7 @@
           <w:sz w:val="26"/>
         </w:rPr>
         <w:tab/>
-        <w:t>17</w:t>
-      </w:r>
-    </w:p>
-    <w:p>
-      <w:pPr>
-        <w:tabs>
-          <w:tab w:pos="9354" w:val="right" w:leader="dot"/>
-        </w:tabs>
-        <w:spacing w:after="0" w:line="360" w:lineRule="auto"/>
-        <w:ind w:firstLine="0" w:left="454"/>
-        <w:jc w:val="left"/>
-      </w:pPr>
-      <w:r>
-        <w:rPr>
-          <w:rFonts w:ascii="Times New Roman" w:hAnsi="Times New Roman" w:cs="Times New Roman" w:eastAsia="Times New Roman"/>
-          <w:b w:val="0"/>
-          <w:i w:val="0"/>
-          <w:color w:val="000000"/>
-          <w:sz w:val="26"/>
-        </w:rPr>
-        <w:t>9.1. Открыть карточку записи</w:t>
-      </w:r>
-      <w:r>
-        <w:rPr>
-          <w:rFonts w:ascii="Times New Roman" w:hAnsi="Times New Roman" w:cs="Times New Roman" w:eastAsia="Times New Roman"/>
-          <w:b w:val="0"/>
-          <w:i w:val="0"/>
-          <w:color w:val="000000"/>
-          <w:sz w:val="26"/>
-        </w:rPr>
-        <w:tab/>
-        <w:t>17</w:t>
-      </w:r>
-    </w:p>
-    <w:p>
-      <w:pPr>
-        <w:tabs>
-          <w:tab w:pos="9354" w:val="right" w:leader="dot"/>
-        </w:tabs>
-        <w:spacing w:after="0" w:line="360" w:lineRule="auto"/>
-        <w:ind w:firstLine="0" w:left="454"/>
-        <w:jc w:val="left"/>
-      </w:pPr>
-      <w:r>
-        <w:rPr>
-          <w:rFonts w:ascii="Times New Roman" w:hAnsi="Times New Roman" w:cs="Times New Roman" w:eastAsia="Times New Roman"/>
-          <w:b w:val="0"/>
-          <w:i w:val="0"/>
-          <w:color w:val="000000"/>
-          <w:sz w:val="26"/>
-        </w:rPr>
-        <w:t>9.2. Посмотреть паспорт и патент</w:t>
-      </w:r>
-      <w:r>
-        <w:rPr>
-          <w:rFonts w:ascii="Times New Roman" w:hAnsi="Times New Roman" w:cs="Times New Roman" w:eastAsia="Times New Roman"/>
-          <w:b w:val="0"/>
-          <w:i w:val="0"/>
-          <w:color w:val="000000"/>
-          <w:sz w:val="26"/>
-        </w:rPr>
-        <w:tab/>
-        <w:t>17</w:t>
-      </w:r>
-    </w:p>
-    <w:p>
-      <w:pPr>
-        <w:tabs>
-          <w:tab w:pos="9354" w:val="right" w:leader="dot"/>
-        </w:tabs>
-        <w:spacing w:after="0" w:line="360" w:lineRule="auto"/>
-        <w:ind w:firstLine="0" w:left="454"/>
-        <w:jc w:val="left"/>
-      </w:pPr>
-      <w:r>
-        <w:rPr>
-          <w:rFonts w:ascii="Times New Roman" w:hAnsi="Times New Roman" w:cs="Times New Roman" w:eastAsia="Times New Roman"/>
-          <w:b w:val="0"/>
-          <w:i w:val="0"/>
-          <w:color w:val="000000"/>
-          <w:sz w:val="26"/>
-        </w:rPr>
-        <w:t>9.3. Проверить чёрный список</w:t>
-      </w:r>
-      <w:r>
-        <w:rPr>
-          <w:rFonts w:ascii="Times New Roman" w:hAnsi="Times New Roman" w:cs="Times New Roman" w:eastAsia="Times New Roman"/>
-          <w:b w:val="0"/>
-          <w:i w:val="0"/>
-          <w:color w:val="000000"/>
-          <w:sz w:val="26"/>
-        </w:rPr>
-        <w:tab/>
-        <w:t>18</w:t>
+        <w:t>20</w:t>
       </w:r>
     </w:p>
     <w:p>
@@ -1056,7 +963,7 @@
           <w:sz w:val="26"/>
         </w:rPr>
         <w:tab/>
-        <w:t>18</w:t>
+        <w:t>21</w:t>
       </w:r>
     </w:p>
     <w:p>
@@ -1087,7 +994,7 @@
           <w:sz w:val="26"/>
         </w:rPr>
         <w:tab/>
-        <w:t>19</w:t>
+        <w:t>21</w:t>
       </w:r>
     </w:p>
     <w:p>
@@ -1107,7 +1014,7 @@
           <w:color w:val="000000"/>
           <w:sz w:val="26"/>
         </w:rPr>
-        <w:t>12. Выгрузить список файлом</w:t>
+        <w:t>12. Верхняя строка экрана</w:t>
       </w:r>
       <w:r>
         <w:rPr>
@@ -1118,7 +1025,7 @@
           <w:sz w:val="26"/>
         </w:rPr>
         <w:tab/>
-        <w:t>20</w:t>
+        <w:t>23</w:t>
       </w:r>
     </w:p>
     <w:p>
@@ -1138,7 +1045,7 @@
           <w:color w:val="000000"/>
           <w:sz w:val="26"/>
         </w:rPr>
-        <w:t>13. Верхняя строка экрана</w:t>
+        <w:t>13. Конец смены</w:t>
       </w:r>
       <w:r>
         <w:rPr>
@@ -1149,7 +1056,7 @@
           <w:sz w:val="26"/>
         </w:rPr>
         <w:tab/>
-        <w:t>21</w:t>
+        <w:t>24</w:t>
       </w:r>
     </w:p>
     <w:p>
@@ -1169,7 +1076,7 @@
           <w:color w:val="000000"/>
           <w:sz w:val="26"/>
         </w:rPr>
-        <w:t>14. Конец смены</w:t>
+        <w:t>14. Если что-то пошло не так</w:t>
       </w:r>
       <w:r>
         <w:rPr>
@@ -1180,48 +1087,18 @@
           <w:sz w:val="26"/>
         </w:rPr>
         <w:tab/>
-        <w:t>21</w:t>
+        <w:t>25</w:t>
       </w:r>
     </w:p>
     <w:p>
-      <w:pPr>
-        <w:tabs>
-          <w:tab w:pos="9354" w:val="right" w:leader="dot"/>
-        </w:tabs>
-        <w:spacing w:after="0" w:line="360" w:lineRule="auto"/>
-        <w:ind w:firstLine="0"/>
-        <w:jc w:val="left"/>
-      </w:pPr>
-      <w:r>
-        <w:rPr>
-          <w:rFonts w:ascii="Times New Roman" w:hAnsi="Times New Roman" w:cs="Times New Roman" w:eastAsia="Times New Roman"/>
-          <w:b/>
-          <w:i w:val="0"/>
-          <w:color w:val="000000"/>
-          <w:sz w:val="26"/>
-        </w:rPr>
-        <w:t>15. Если что-то пошло не так</w:t>
-      </w:r>
-      <w:r>
-        <w:rPr>
-          <w:rFonts w:ascii="Times New Roman" w:hAnsi="Times New Roman" w:cs="Times New Roman" w:eastAsia="Times New Roman"/>
-          <w:b w:val="0"/>
-          <w:i w:val="0"/>
-          <w:color w:val="000000"/>
-          <w:sz w:val="26"/>
-        </w:rPr>
-        <w:tab/>
-        <w:t>22</w:t>
+      <w:r>
+        <w:br w:type="page"/>
       </w:r>
     </w:p>
     <w:p>
       <w:pPr>
-        <w:tabs>
-          <w:tab w:pos="9354" w:val="right" w:leader="dot"/>
-        </w:tabs>
-        <w:spacing w:after="0" w:line="360" w:lineRule="auto"/>
+        <w:pStyle w:val="Heading1"/>
         <w:ind w:firstLine="0"/>
-        <w:jc w:val="left"/>
       </w:pPr>
       <w:r>
         <w:rPr>
@@ -1229,45 +1106,13 @@
           <w:b/>
           <w:i w:val="0"/>
           <w:color w:val="000000"/>
-          <w:sz w:val="26"/>
-        </w:rPr>
-        <w:t>16. Чего система не делает за вас</w:t>
-      </w:r>
-      <w:r>
-        <w:rPr>
-          <w:rFonts w:ascii="Times New Roman" w:hAnsi="Times New Roman" w:cs="Times New Roman" w:eastAsia="Times New Roman"/>
-          <w:b w:val="0"/>
-          <w:i w:val="0"/>
-          <w:color w:val="000000"/>
-          <w:sz w:val="26"/>
-        </w:rPr>
-        <w:tab/>
-        <w:t>22</w:t>
+          <w:sz w:val="32"/>
+        </w:rPr>
+        <w:t>1. Как пользоваться этой инструкцией</w:t>
       </w:r>
     </w:p>
     <w:p>
       <w:r>
-        <w:br w:type="page"/>
-      </w:r>
-    </w:p>
-    <w:p>
-      <w:pPr>
-        <w:pStyle w:val="Heading1"/>
-        <w:ind w:firstLine="0"/>
-      </w:pPr>
-      <w:r>
-        <w:rPr>
-          <w:rFonts w:ascii="Times New Roman" w:hAnsi="Times New Roman" w:cs="Times New Roman" w:eastAsia="Times New Roman"/>
-          <w:b/>
-          <w:i w:val="0"/>
-          <w:color w:val="000000"/>
-          <w:sz w:val="32"/>
-        </w:rPr>
-        <w:t>1. Как пользоваться этой инструкцией</w:t>
-      </w:r>
-    </w:p>
-    <w:p>
-      <w:r>
         <w:rPr>
           <w:rFonts w:ascii="Times New Roman" w:hAnsi="Times New Roman" w:cs="Times New Roman" w:eastAsia="Times New Roman"/>
           <w:b w:val="0"/>
@@ -1275,7 +1120,7 @@
           <w:color w:val="000000"/>
           <w:sz w:val="28"/>
         </w:rPr>
-        <w:t>Инструкция написана для работы на посту. Здесь только действия: что нажать и что после этого должно произойти. Устройство системы, права и порядок согласования заявок описаны в отдельном документе, «Руководство охранника».</w:t>
+        <w:t>Инструкция написана для работы на посту. Здесь только действия: что нажать и что после этого должно произойти. Устройство системы и порядок согласования заявок описаны в отдельном документе, «Руководство охранника».</w:t>
       </w:r>
     </w:p>
     <w:p>
@@ -1318,7 +1163,7 @@
         <w:tblLayout w:type="fixed"/>
       </w:tblPr>
       <w:tblGrid>
-        <w:gridCol w:w="8221"/>
+        <w:gridCol w:w="8222"/>
         <w:gridCol w:w="1134"/>
       </w:tblGrid>
       <w:tr>
@@ -1740,7 +1585,7 @@
                 <w:color w:val="000000"/>
                 <w:sz w:val="24"/>
               </w:rPr>
-              <w:t>Надо проверить, кого пропускаю</w:t>
+              <w:t>Надо посмотреть, что известно о машине или человеке</w:t>
             </w:r>
           </w:p>
         </w:tc>
@@ -1887,7 +1732,7 @@
                 <w:color w:val="000000"/>
                 <w:sz w:val="24"/>
               </w:rPr>
-              <w:t>Нужен список файлом</w:t>
+              <w:t>Уведомления, поиск, сообщить о проблеме</w:t>
             </w:r>
           </w:p>
         </w:tc>
@@ -1936,7 +1781,7 @@
                 <w:color w:val="000000"/>
                 <w:sz w:val="24"/>
               </w:rPr>
-              <w:t>Уведомления, поиск, сообщить о проблеме</w:t>
+              <w:t>Заканчиваю смену</w:t>
             </w:r>
           </w:p>
         </w:tc>
@@ -1985,7 +1830,7 @@
                 <w:color w:val="000000"/>
                 <w:sz w:val="24"/>
               </w:rPr>
-              <w:t>Заканчиваю смену</w:t>
+              <w:t>Что-то пошло не так</w:t>
             </w:r>
           </w:p>
         </w:tc>
@@ -2012,55 +1857,6 @@
           </w:p>
         </w:tc>
       </w:tr>
-      <w:tr>
-        <w:trPr>
-          <w:cantSplit w:val="true"/>
-        </w:trPr>
-        <w:tc>
-          <w:tcPr>
-            <w:tcW w:type="dxa" w:w="8220"/>
-          </w:tcPr>
-          <w:p>
-            <w:pPr>
-              <w:spacing w:line="240" w:lineRule="auto" w:after="0"/>
-              <w:ind w:firstLine="0"/>
-              <w:jc w:val="left"/>
-            </w:pPr>
-            <w:r>
-              <w:rPr>
-                <w:rFonts w:ascii="Times New Roman" w:hAnsi="Times New Roman" w:cs="Times New Roman" w:eastAsia="Times New Roman"/>
-                <w:b w:val="0"/>
-                <w:i w:val="0"/>
-                <w:color w:val="000000"/>
-                <w:sz w:val="24"/>
-              </w:rPr>
-              <w:t>Что-то пошло не так</w:t>
-            </w:r>
-          </w:p>
-        </w:tc>
-        <w:tc>
-          <w:tcPr>
-            <w:tcW w:type="dxa" w:w="1134"/>
-          </w:tcPr>
-          <w:p>
-            <w:pPr>
-              <w:spacing w:line="240" w:lineRule="auto" w:after="0"/>
-              <w:ind w:firstLine="0"/>
-              <w:jc w:val="left"/>
-            </w:pPr>
-            <w:r>
-              <w:rPr>
-                <w:rFonts w:ascii="Times New Roman" w:hAnsi="Times New Roman" w:cs="Times New Roman" w:eastAsia="Times New Roman"/>
-                <w:b w:val="0"/>
-                <w:i w:val="0"/>
-                <w:color w:val="000000"/>
-                <w:sz w:val="24"/>
-              </w:rPr>
-              <w:t>15</w:t>
-            </w:r>
-          </w:p>
-        </w:tc>
-      </w:tr>
     </w:tbl>
     <w:p>
       <w:pPr>
@@ -2126,7 +1922,7 @@
           <w:color w:val="000000"/>
           <w:sz w:val="28"/>
         </w:rPr>
-        <w:t>. После каждого действия указано, что должно произойти. Не произошло - смотрите раздел 15.</w:t>
+        <w:t>. После каждого действия указано, что должно произойти. Не произошло - смотрите раздел 14.</w:t>
       </w:r>
     </w:p>
     <w:p>
@@ -2138,7 +1934,7 @@
           <w:color w:val="000000"/>
           <w:sz w:val="28"/>
         </w:rPr>
-        <w:t>Сведения, требующие внимания, выделены:</w:t>
+        <w:t>На рисунках обведено то, о чём идёт речь в тексте рядом. Сведения, требующие внимания, выделены:</w:t>
       </w:r>
     </w:p>
     <w:tbl>
@@ -2325,180 +2121,6 @@
     </w:p>
     <w:p>
       <w:pPr>
-        <w:spacing w:after="0" w:line="360" w:lineRule="auto"/>
-        <w:ind w:hanging="454" w:left="1134"/>
-        <w:jc w:val="both"/>
-      </w:pPr>
-      <w:r>
-        <w:rPr>
-          <w:rFonts w:ascii="Times New Roman" w:hAnsi="Times New Roman" w:cs="Times New Roman" w:eastAsia="Times New Roman"/>
-          <w:b w:val="0"/>
-          <w:i w:val="0"/>
-          <w:color w:val="000000"/>
-          <w:sz w:val="28"/>
-        </w:rPr>
-        <w:t>1.</w:t>
-        <w:tab/>
-      </w:r>
-      <w:r>
-        <w:rPr>
-          <w:rFonts w:ascii="Times New Roman" w:hAnsi="Times New Roman" w:cs="Times New Roman" w:eastAsia="Times New Roman"/>
-          <w:b w:val="0"/>
-          <w:i w:val="0"/>
-          <w:color w:val="000000"/>
-          <w:sz w:val="28"/>
-        </w:rPr>
-        <w:t>Откройте адрес системы в браузере.</w:t>
-      </w:r>
-    </w:p>
-    <w:p>
-      <w:pPr>
-        <w:spacing w:after="0" w:line="360" w:lineRule="auto"/>
-        <w:ind w:hanging="454" w:left="1134"/>
-        <w:jc w:val="both"/>
-      </w:pPr>
-      <w:r>
-        <w:rPr>
-          <w:rFonts w:ascii="Times New Roman" w:hAnsi="Times New Roman" w:cs="Times New Roman" w:eastAsia="Times New Roman"/>
-          <w:b w:val="0"/>
-          <w:i w:val="0"/>
-          <w:color w:val="000000"/>
-          <w:sz w:val="28"/>
-        </w:rPr>
-        <w:t>2.</w:t>
-        <w:tab/>
-      </w:r>
-      <w:r>
-        <w:rPr>
-          <w:rFonts w:ascii="Times New Roman" w:hAnsi="Times New Roman" w:cs="Times New Roman" w:eastAsia="Times New Roman"/>
-          <w:b w:val="0"/>
-          <w:i w:val="0"/>
-          <w:color w:val="000000"/>
-          <w:sz w:val="28"/>
-        </w:rPr>
-        <w:t>Введите логин и пароль.</w:t>
-      </w:r>
-    </w:p>
-    <w:p>
-      <w:pPr>
-        <w:spacing w:after="0" w:line="360" w:lineRule="auto"/>
-        <w:ind w:hanging="454" w:left="1134"/>
-        <w:jc w:val="both"/>
-      </w:pPr>
-      <w:r>
-        <w:rPr>
-          <w:rFonts w:ascii="Times New Roman" w:hAnsi="Times New Roman" w:cs="Times New Roman" w:eastAsia="Times New Roman"/>
-          <w:b w:val="0"/>
-          <w:i w:val="0"/>
-          <w:color w:val="000000"/>
-          <w:sz w:val="28"/>
-        </w:rPr>
-        <w:t>3.</w:t>
-        <w:tab/>
-      </w:r>
-      <w:r>
-        <w:rPr>
-          <w:rFonts w:ascii="Times New Roman" w:hAnsi="Times New Roman" w:cs="Times New Roman" w:eastAsia="Times New Roman"/>
-          <w:b w:val="0"/>
-          <w:i w:val="0"/>
-          <w:color w:val="000000"/>
-          <w:sz w:val="28"/>
-        </w:rPr>
-        <w:t xml:space="preserve">Нажмите </w:t>
-      </w:r>
-      <w:r>
-        <w:rPr>
-          <w:rFonts w:ascii="Times New Roman" w:hAnsi="Times New Roman" w:cs="Times New Roman" w:eastAsia="Times New Roman"/>
-          <w:b/>
-          <w:i w:val="0"/>
-          <w:color w:val="000000"/>
-          <w:sz w:val="28"/>
-        </w:rPr>
-        <w:t>«Войти»</w:t>
-      </w:r>
-      <w:r>
-        <w:rPr>
-          <w:rFonts w:ascii="Times New Roman" w:hAnsi="Times New Roman" w:cs="Times New Roman" w:eastAsia="Times New Roman"/>
-          <w:b w:val="0"/>
-          <w:i w:val="0"/>
-          <w:color w:val="000000"/>
-          <w:sz w:val="28"/>
-        </w:rPr>
-        <w:t xml:space="preserve">. </w:t>
-      </w:r>
-      <w:r>
-        <w:rPr>
-          <w:rFonts w:ascii="Times New Roman" w:hAnsi="Times New Roman" w:cs="Times New Roman" w:eastAsia="Times New Roman"/>
-          <w:b/>
-          <w:i w:val="0"/>
-          <w:color w:val="000000"/>
-          <w:sz w:val="28"/>
-        </w:rPr>
-        <w:t>Откроется рабочий экран либо окно согласия, см. подраздел 2.2.</w:t>
-      </w:r>
-    </w:p>
-    <w:p>
-      <w:r>
-        <w:rPr>
-          <w:rFonts w:ascii="Times New Roman" w:hAnsi="Times New Roman" w:cs="Times New Roman" w:eastAsia="Times New Roman"/>
-          <w:b w:val="0"/>
-          <w:i w:val="0"/>
-          <w:color w:val="000000"/>
-          <w:sz w:val="28"/>
-        </w:rPr>
-        <w:t xml:space="preserve">Пароль не подошёл - нажмите </w:t>
-      </w:r>
-      <w:r>
-        <w:rPr>
-          <w:rFonts w:ascii="Times New Roman" w:hAnsi="Times New Roman" w:cs="Times New Roman" w:eastAsia="Times New Roman"/>
-          <w:b/>
-          <w:i w:val="0"/>
-          <w:color w:val="000000"/>
-          <w:sz w:val="28"/>
-        </w:rPr>
-        <w:t>«Забыли пароль?»</w:t>
-      </w:r>
-      <w:r>
-        <w:rPr>
-          <w:rFonts w:ascii="Times New Roman" w:hAnsi="Times New Roman" w:cs="Times New Roman" w:eastAsia="Times New Roman"/>
-          <w:b w:val="0"/>
-          <w:i w:val="0"/>
-          <w:color w:val="000000"/>
-          <w:sz w:val="28"/>
-        </w:rPr>
-        <w:t>. Откроется окно с электронной почтой и телефоном бюро пропусков. Новый пароль назначит администратор, самостоятельно пароль не восстанавливается.</w:t>
-      </w:r>
-    </w:p>
-    <w:p>
-      <w:pPr>
-        <w:pStyle w:val="Heading2"/>
-        <w:ind w:firstLine="0"/>
-      </w:pPr>
-      <w:r>
-        <w:rPr>
-          <w:rFonts w:ascii="Times New Roman" w:hAnsi="Times New Roman" w:cs="Times New Roman" w:eastAsia="Times New Roman"/>
-          <w:b/>
-          <w:i w:val="0"/>
-          <w:color w:val="000000"/>
-          <w:sz w:val="28"/>
-        </w:rPr>
-        <w:t>2.2. Подтвердить согласие на обработку персональных данных</w:t>
-      </w:r>
-    </w:p>
-    <w:p>
-      <w:r>
-        <w:rPr>
-          <w:rFonts w:ascii="Times New Roman" w:hAnsi="Times New Roman" w:cs="Times New Roman" w:eastAsia="Times New Roman"/>
-          <w:b w:val="0"/>
-          <w:i w:val="0"/>
-          <w:color w:val="000000"/>
-          <w:sz w:val="28"/>
-        </w:rPr>
-        <w:t>При первом входе система показывает текст согласия. Пока согласие не подтверждено, работать нельзя.</w:t>
-      </w:r>
-    </w:p>
-    <w:p>
-      <w:pPr>
         <w:keepNext/>
         <w:spacing w:before="120" w:after="40"/>
         <w:ind w:firstLine="0"/>
@@ -2507,7 +2129,7 @@
       <w:r>
         <w:drawing>
           <wp:inline xmlns:a="http://schemas.openxmlformats.org/drawingml/2006/main" xmlns:pic="http://schemas.openxmlformats.org/drawingml/2006/picture">
-            <wp:extent cx="5940000" cy="4764184"/>
+            <wp:extent cx="3992880" cy="2755392"/>
             <wp:docPr id="1" name="Picture 1"/>
             <wp:cNvGraphicFramePr>
               <a:graphicFrameLocks noChangeAspect="1"/>
@@ -2516,7 +2138,7 @@
               <a:graphicData uri="http://schemas.openxmlformats.org/drawingml/2006/picture">
                 <pic:pic>
                   <pic:nvPicPr>
-                    <pic:cNvPr id="0" name="guard-consent.png"/>
+                    <pic:cNvPr id="0" name="login.png"/>
                     <pic:cNvPicPr/>
                   </pic:nvPicPr>
                   <pic:blipFill>
@@ -2528,7 +2150,7 @@
                   <pic:spPr>
                     <a:xfrm>
                       <a:off x="0" y="0"/>
-                      <a:ext cx="5940000" cy="4764184"/>
+                      <a:ext cx="3992880" cy="2755392"/>
                     </a:xfrm>
                     <a:prstGeom prst="rect"/>
                   </pic:spPr>
@@ -2554,7 +2176,7 @@
           <w:color w:val="000000"/>
           <w:sz w:val="24"/>
         </w:rPr>
-        <w:t>Рисунок 2.1 — Окно согласия на обработку персональных данных</w:t>
+        <w:t>Рисунок 2.1 — Страница входа</w:t>
       </w:r>
     </w:p>
     <w:p>
@@ -2582,17 +2204,7 @@
           <w:color w:val="000000"/>
           <w:sz w:val="28"/>
         </w:rPr>
-        <w:t xml:space="preserve">Прочитайте текст и прокрутите его до конца. </w:t>
-      </w:r>
-      <w:r>
-        <w:rPr>
-          <w:rFonts w:ascii="Times New Roman" w:hAnsi="Times New Roman" w:cs="Times New Roman" w:eastAsia="Times New Roman"/>
-          <w:b/>
-          <w:i w:val="0"/>
-          <w:color w:val="000000"/>
-          <w:sz w:val="28"/>
-        </w:rPr>
-        <w:t>Отметка согласия станет доступной.</w:t>
+        <w:t>Откройте адрес системы в браузере.</w:t>
       </w:r>
     </w:p>
     <w:p>
@@ -2620,27 +2232,7 @@
           <w:color w:val="000000"/>
           <w:sz w:val="28"/>
         </w:rPr>
-        <w:t xml:space="preserve">Поставьте отметку </w:t>
-      </w:r>
-      <w:r>
-        <w:rPr>
-          <w:rFonts w:ascii="Times New Roman" w:hAnsi="Times New Roman" w:cs="Times New Roman" w:eastAsia="Times New Roman"/>
-          <w:b/>
-          <w:i w:val="0"/>
-          <w:color w:val="000000"/>
-          <w:sz w:val="28"/>
-        </w:rPr>
-        <w:t>«Я прочитал документ и даю согласие на обработку персональных данных»</w:t>
-      </w:r>
-      <w:r>
-        <w:rPr>
-          <w:rFonts w:ascii="Times New Roman" w:hAnsi="Times New Roman" w:cs="Times New Roman" w:eastAsia="Times New Roman"/>
-          <w:b w:val="0"/>
-          <w:i w:val="0"/>
-          <w:color w:val="000000"/>
-          <w:sz w:val="28"/>
-        </w:rPr>
-        <w:t>.</w:t>
+        <w:t>Введите логин (1).</w:t>
       </w:r>
     </w:p>
     <w:p>
@@ -2668,137 +2260,7 @@
           <w:color w:val="000000"/>
           <w:sz w:val="28"/>
         </w:rPr>
-        <w:t xml:space="preserve">Нажмите </w:t>
-      </w:r>
-      <w:r>
-        <w:rPr>
-          <w:rFonts w:ascii="Times New Roman" w:hAnsi="Times New Roman" w:cs="Times New Roman" w:eastAsia="Times New Roman"/>
-          <w:b/>
-          <w:i w:val="0"/>
-          <w:color w:val="000000"/>
-          <w:sz w:val="28"/>
-        </w:rPr>
-        <w:t>«Подтверждаю согласие»</w:t>
-      </w:r>
-      <w:r>
-        <w:rPr>
-          <w:rFonts w:ascii="Times New Roman" w:hAnsi="Times New Roman" w:cs="Times New Roman" w:eastAsia="Times New Roman"/>
-          <w:b w:val="0"/>
-          <w:i w:val="0"/>
-          <w:color w:val="000000"/>
-          <w:sz w:val="28"/>
-        </w:rPr>
-        <w:t xml:space="preserve">. </w:t>
-      </w:r>
-      <w:r>
-        <w:rPr>
-          <w:rFonts w:ascii="Times New Roman" w:hAnsi="Times New Roman" w:cs="Times New Roman" w:eastAsia="Times New Roman"/>
-          <w:b/>
-          <w:i w:val="0"/>
-          <w:color w:val="000000"/>
-          <w:sz w:val="28"/>
-        </w:rPr>
-        <w:t>Окно закроется, откроется рабочий экран.</w:t>
-      </w:r>
-    </w:p>
-    <w:p>
-      <w:r>
-        <w:rPr>
-          <w:rFonts w:ascii="Times New Roman" w:hAnsi="Times New Roman" w:cs="Times New Roman" w:eastAsia="Times New Roman"/>
-          <w:b w:val="0"/>
-          <w:i w:val="0"/>
-          <w:color w:val="000000"/>
-          <w:sz w:val="28"/>
-        </w:rPr>
-        <w:t xml:space="preserve">Кнопка </w:t>
-      </w:r>
-      <w:r>
-        <w:rPr>
-          <w:rFonts w:ascii="Times New Roman" w:hAnsi="Times New Roman" w:cs="Times New Roman" w:eastAsia="Times New Roman"/>
-          <w:b/>
-          <w:i w:val="0"/>
-          <w:color w:val="000000"/>
-          <w:sz w:val="28"/>
-        </w:rPr>
-        <w:t>«Скачать документ»</w:t>
-      </w:r>
-      <w:r>
-        <w:rPr>
-          <w:rFonts w:ascii="Times New Roman" w:hAnsi="Times New Roman" w:cs="Times New Roman" w:eastAsia="Times New Roman"/>
-          <w:b w:val="0"/>
-          <w:i w:val="0"/>
-          <w:color w:val="000000"/>
-          <w:sz w:val="28"/>
-        </w:rPr>
-        <w:t xml:space="preserve"> сохраняет текст согласия себе. Кнопка </w:t>
-      </w:r>
-      <w:r>
-        <w:rPr>
-          <w:rFonts w:ascii="Times New Roman" w:hAnsi="Times New Roman" w:cs="Times New Roman" w:eastAsia="Times New Roman"/>
-          <w:b/>
-          <w:i w:val="0"/>
-          <w:color w:val="000000"/>
-          <w:sz w:val="28"/>
-        </w:rPr>
-        <w:t>«Выйти»</w:t>
-      </w:r>
-      <w:r>
-        <w:rPr>
-          <w:rFonts w:ascii="Times New Roman" w:hAnsi="Times New Roman" w:cs="Times New Roman" w:eastAsia="Times New Roman"/>
-          <w:b w:val="0"/>
-          <w:i w:val="0"/>
-          <w:color w:val="000000"/>
-          <w:sz w:val="28"/>
-        </w:rPr>
-        <w:t xml:space="preserve"> закрывает сеанс без подтверждения, войти в систему после этого не получится.</w:t>
-      </w:r>
-    </w:p>
-    <w:p>
-      <w:pPr>
-        <w:pStyle w:val="Heading2"/>
-        <w:ind w:firstLine="0"/>
-      </w:pPr>
-      <w:r>
-        <w:rPr>
-          <w:rFonts w:ascii="Times New Roman" w:hAnsi="Times New Roman" w:cs="Times New Roman" w:eastAsia="Times New Roman"/>
-          <w:b/>
-          <w:i w:val="0"/>
-          <w:color w:val="000000"/>
-          <w:sz w:val="28"/>
-        </w:rPr>
-        <w:t>2.3. Задать свой пароль</w:t>
-      </w:r>
-    </w:p>
-    <w:p>
-      <w:r>
-        <w:rPr>
-          <w:rFonts w:ascii="Times New Roman" w:hAnsi="Times New Roman" w:cs="Times New Roman" w:eastAsia="Times New Roman"/>
-          <w:b w:val="0"/>
-          <w:i w:val="0"/>
-          <w:color w:val="000000"/>
-          <w:sz w:val="28"/>
-        </w:rPr>
-        <w:t xml:space="preserve">Система может потребовать сменить присланный пароль на свой. Тогда поверх экрана открывается окно </w:t>
-      </w:r>
-      <w:r>
-        <w:rPr>
-          <w:rFonts w:ascii="Times New Roman" w:hAnsi="Times New Roman" w:cs="Times New Roman" w:eastAsia="Times New Roman"/>
-          <w:b/>
-          <w:i w:val="0"/>
-          <w:color w:val="000000"/>
-          <w:sz w:val="28"/>
-        </w:rPr>
-        <w:t>«Задайте свой пароль»</w:t>
-      </w:r>
-      <w:r>
-        <w:rPr>
-          <w:rFonts w:ascii="Times New Roman" w:hAnsi="Times New Roman" w:cs="Times New Roman" w:eastAsia="Times New Roman"/>
-          <w:b w:val="0"/>
-          <w:i w:val="0"/>
-          <w:color w:val="000000"/>
-          <w:sz w:val="28"/>
-        </w:rPr>
-        <w:t>, и до смены пароля другие разделы не работают.</w:t>
+        <w:t>Введите пароль (2).</w:t>
       </w:r>
     </w:p>
     <w:p>
@@ -2815,7 +2277,7 @@
           <w:color w:val="000000"/>
           <w:sz w:val="28"/>
         </w:rPr>
-        <w:t>1.</w:t>
+        <w:t>4.</w:t>
         <w:tab/>
       </w:r>
       <w:r>
@@ -2826,7 +2288,7 @@
           <w:color w:val="000000"/>
           <w:sz w:val="28"/>
         </w:rPr>
-        <w:t xml:space="preserve">В поле </w:t>
+        <w:t xml:space="preserve">Нажмите </w:t>
       </w:r>
       <w:r>
         <w:rPr>
@@ -2836,7 +2298,7 @@
           <w:color w:val="000000"/>
           <w:sz w:val="28"/>
         </w:rPr>
-        <w:t>«Текущий пароль»</w:t>
+        <w:t>«Войти»</w:t>
       </w:r>
       <w:r>
         <w:rPr>
@@ -2846,7 +2308,137 @@
           <w:color w:val="000000"/>
           <w:sz w:val="28"/>
         </w:rPr>
-        <w:t xml:space="preserve"> введите пароль, который выдал администратор.</w:t>
+        <w:t xml:space="preserve">. </w:t>
+      </w:r>
+      <w:r>
+        <w:rPr>
+          <w:rFonts w:ascii="Times New Roman" w:hAnsi="Times New Roman" w:cs="Times New Roman" w:eastAsia="Times New Roman"/>
+          <w:b/>
+          <w:i w:val="0"/>
+          <w:color w:val="000000"/>
+          <w:sz w:val="28"/>
+        </w:rPr>
+        <w:t>Откроется рабочий экран.</w:t>
+      </w:r>
+    </w:p>
+    <w:p>
+      <w:r>
+        <w:rPr>
+          <w:rFonts w:ascii="Times New Roman" w:hAnsi="Times New Roman" w:cs="Times New Roman" w:eastAsia="Times New Roman"/>
+          <w:b w:val="0"/>
+          <w:i w:val="0"/>
+          <w:color w:val="000000"/>
+          <w:sz w:val="28"/>
+        </w:rPr>
+        <w:t xml:space="preserve">Пароль не подошёл - нажмите </w:t>
+      </w:r>
+      <w:r>
+        <w:rPr>
+          <w:rFonts w:ascii="Times New Roman" w:hAnsi="Times New Roman" w:cs="Times New Roman" w:eastAsia="Times New Roman"/>
+          <w:b/>
+          <w:i w:val="0"/>
+          <w:color w:val="000000"/>
+          <w:sz w:val="28"/>
+        </w:rPr>
+        <w:t>«Забыли пароль?»</w:t>
+      </w:r>
+      <w:r>
+        <w:rPr>
+          <w:rFonts w:ascii="Times New Roman" w:hAnsi="Times New Roman" w:cs="Times New Roman" w:eastAsia="Times New Roman"/>
+          <w:b w:val="0"/>
+          <w:i w:val="0"/>
+          <w:color w:val="000000"/>
+          <w:sz w:val="28"/>
+        </w:rPr>
+        <w:t>. Откроется окно с электронной почтой и телефоном бюро пропусков. Новый пароль назначит администратор, самостоятельно пароль не восстанавливается.</w:t>
+      </w:r>
+    </w:p>
+    <w:p>
+      <w:pPr>
+        <w:pStyle w:val="Heading2"/>
+        <w:ind w:firstLine="0"/>
+      </w:pPr>
+      <w:r>
+        <w:rPr>
+          <w:rFonts w:ascii="Times New Roman" w:hAnsi="Times New Roman" w:cs="Times New Roman" w:eastAsia="Times New Roman"/>
+          <w:b/>
+          <w:i w:val="0"/>
+          <w:color w:val="000000"/>
+          <w:sz w:val="28"/>
+        </w:rPr>
+        <w:t>2.2. Подтвердить согласие на обработку персональных данных</w:t>
+      </w:r>
+    </w:p>
+    <w:p>
+      <w:r>
+        <w:rPr>
+          <w:rFonts w:ascii="Times New Roman" w:hAnsi="Times New Roman" w:cs="Times New Roman" w:eastAsia="Times New Roman"/>
+          <w:b w:val="0"/>
+          <w:i w:val="0"/>
+          <w:color w:val="000000"/>
+          <w:sz w:val="28"/>
+        </w:rPr>
+        <w:t>При самом первом входе система один раз показывает текст согласия. Пока согласие не подтверждено, работать нельзя. Второй раз она об этом не спросит.</w:t>
+      </w:r>
+    </w:p>
+    <w:p>
+      <w:pPr>
+        <w:keepNext/>
+        <w:spacing w:before="120" w:after="40"/>
+        <w:ind w:firstLine="0"/>
+        <w:jc w:val="center"/>
+      </w:pPr>
+      <w:r>
+        <w:drawing>
+          <wp:inline xmlns:a="http://schemas.openxmlformats.org/drawingml/2006/main" xmlns:pic="http://schemas.openxmlformats.org/drawingml/2006/picture">
+            <wp:extent cx="5940000" cy="4768988"/>
+            <wp:docPr id="2" name="Picture 2"/>
+            <wp:cNvGraphicFramePr>
+              <a:graphicFrameLocks noChangeAspect="1"/>
+            </wp:cNvGraphicFramePr>
+            <a:graphic>
+              <a:graphicData uri="http://schemas.openxmlformats.org/drawingml/2006/picture">
+                <pic:pic>
+                  <pic:nvPicPr>
+                    <pic:cNvPr id="0" name="consent.png"/>
+                    <pic:cNvPicPr/>
+                  </pic:nvPicPr>
+                  <pic:blipFill>
+                    <a:blip r:embed="rId12"/>
+                    <a:stretch>
+                      <a:fillRect/>
+                    </a:stretch>
+                  </pic:blipFill>
+                  <pic:spPr>
+                    <a:xfrm>
+                      <a:off x="0" y="0"/>
+                      <a:ext cx="5940000" cy="4768988"/>
+                    </a:xfrm>
+                    <a:prstGeom prst="rect"/>
+                  </pic:spPr>
+                </pic:pic>
+              </a:graphicData>
+            </a:graphic>
+          </wp:inline>
+        </w:drawing>
+      </w:r>
+    </w:p>
+    <w:p>
+      <w:pPr>
+        <w:keepNext w:val="0"/>
+        <w:spacing w:line="240" w:lineRule="auto" w:before="40" w:after="200"/>
+        <w:ind w:firstLine="0"/>
+        <w:jc w:val="center"/>
+      </w:pPr>
+      <w:r>
+        <w:rPr>
+          <w:rFonts w:ascii="Times New Roman" w:hAnsi="Times New Roman" w:cs="Times New Roman" w:eastAsia="Times New Roman"/>
+          <w:b w:val="0"/>
+          <w:i/>
+          <w:color w:val="000000"/>
+          <w:sz w:val="24"/>
+        </w:rPr>
+        <w:t>Рисунок 2.2 — Окно согласия на обработку персональных данных</w:t>
       </w:r>
     </w:p>
     <w:p>
@@ -2863,7 +2455,7 @@
           <w:color w:val="000000"/>
           <w:sz w:val="28"/>
         </w:rPr>
-        <w:t>2.</w:t>
+        <w:t>1.</w:t>
         <w:tab/>
       </w:r>
       <w:r>
@@ -2874,7 +2466,7 @@
           <w:color w:val="000000"/>
           <w:sz w:val="28"/>
         </w:rPr>
-        <w:t xml:space="preserve">В поле </w:t>
+        <w:t xml:space="preserve">Прокрутите текст до конца. </w:t>
       </w:r>
       <w:r>
         <w:rPr>
@@ -2884,27 +2476,7 @@
           <w:color w:val="000000"/>
           <w:sz w:val="28"/>
         </w:rPr>
-        <w:t>«Новый пароль»</w:t>
-      </w:r>
-      <w:r>
-        <w:rPr>
-          <w:rFonts w:ascii="Times New Roman" w:hAnsi="Times New Roman" w:cs="Times New Roman" w:eastAsia="Times New Roman"/>
-          <w:b w:val="0"/>
-          <w:i w:val="0"/>
-          <w:color w:val="000000"/>
-          <w:sz w:val="28"/>
-        </w:rPr>
-        <w:t xml:space="preserve"> придумайте и введите свой пароль. </w:t>
-      </w:r>
-      <w:r>
-        <w:rPr>
-          <w:rFonts w:ascii="Times New Roman" w:hAnsi="Times New Roman" w:cs="Times New Roman" w:eastAsia="Times New Roman"/>
-          <w:b/>
-          <w:i w:val="0"/>
-          <w:color w:val="000000"/>
-          <w:sz w:val="28"/>
-        </w:rPr>
-        <w:t>Список «Требования к паролю» под полем отмечает выполненные условия.</w:t>
+        <w:t>Отметка согласия станет доступной.</w:t>
       </w:r>
     </w:p>
     <w:p>
@@ -2921,7 +2493,7 @@
           <w:color w:val="000000"/>
           <w:sz w:val="28"/>
         </w:rPr>
-        <w:t>3.</w:t>
+        <w:t>2.</w:t>
         <w:tab/>
       </w:r>
       <w:r>
@@ -2932,7 +2504,7 @@
           <w:color w:val="000000"/>
           <w:sz w:val="28"/>
         </w:rPr>
-        <w:t xml:space="preserve">Повторите его в поле </w:t>
+        <w:t xml:space="preserve">Поставьте отметку </w:t>
       </w:r>
       <w:r>
         <w:rPr>
@@ -2942,7 +2514,7 @@
           <w:color w:val="000000"/>
           <w:sz w:val="28"/>
         </w:rPr>
-        <w:t>«Новый пароль ещё раз»</w:t>
+        <w:t>«Я прочитал документ и даю согласие на обработку персональных данных»</w:t>
       </w:r>
       <w:r>
         <w:rPr>
@@ -2969,7 +2541,7 @@
           <w:color w:val="000000"/>
           <w:sz w:val="28"/>
         </w:rPr>
-        <w:t>4.</w:t>
+        <w:t>3.</w:t>
         <w:tab/>
       </w:r>
       <w:r>
@@ -2990,7 +2562,7 @@
           <w:color w:val="000000"/>
           <w:sz w:val="28"/>
         </w:rPr>
-        <w:t>«Сменить пароль»</w:t>
+        <w:t>«Подтверждаю согласие»</w:t>
       </w:r>
       <w:r>
         <w:rPr>
@@ -3000,7 +2572,7 @@
           <w:color w:val="000000"/>
           <w:sz w:val="28"/>
         </w:rPr>
-        <w:t xml:space="preserve">. </w:t>
+        <w:t xml:space="preserve"> (1). </w:t>
       </w:r>
       <w:r>
         <w:rPr>
@@ -3061,7 +2633,27 @@
                 <w:color w:val="000000"/>
                 <w:sz w:val="26"/>
               </w:rPr>
-              <w:t>Новый пароль нигде не записывайте на посту и никому не передавайте. Все ваши отметки въезда и выезда записываются на вашу учётную запись.</w:t>
+              <w:t xml:space="preserve">Не нажимайте в этом окне </w:t>
+            </w:r>
+            <w:r>
+              <w:rPr>
+                <w:rFonts w:ascii="Times New Roman" w:hAnsi="Times New Roman" w:cs="Times New Roman" w:eastAsia="Times New Roman"/>
+                <w:b/>
+                <w:i w:val="0"/>
+                <w:color w:val="000000"/>
+                <w:sz w:val="26"/>
+              </w:rPr>
+              <w:t>«Выйти»</w:t>
+            </w:r>
+            <w:r>
+              <w:rPr>
+                <w:rFonts w:ascii="Times New Roman" w:hAnsi="Times New Roman" w:cs="Times New Roman" w:eastAsia="Times New Roman"/>
+                <w:b w:val="0"/>
+                <w:i w:val="0"/>
+                <w:color w:val="000000"/>
+                <w:sz w:val="26"/>
+              </w:rPr>
+              <w:t>. Эта кнопка закрывает сеанс без подтверждения, и работать в системе не получится.</w:t>
             </w:r>
           </w:p>
         </w:tc>
@@ -3084,6 +2676,335 @@
     </w:p>
     <w:p>
       <w:pPr>
+        <w:pStyle w:val="Heading2"/>
+        <w:ind w:firstLine="0"/>
+      </w:pPr>
+      <w:r>
+        <w:rPr>
+          <w:rFonts w:ascii="Times New Roman" w:hAnsi="Times New Roman" w:cs="Times New Roman" w:eastAsia="Times New Roman"/>
+          <w:b/>
+          <w:i w:val="0"/>
+          <w:color w:val="000000"/>
+          <w:sz w:val="28"/>
+        </w:rPr>
+        <w:t>2.3. Задать свой пароль</w:t>
+      </w:r>
+    </w:p>
+    <w:p>
+      <w:r>
+        <w:rPr>
+          <w:rFonts w:ascii="Times New Roman" w:hAnsi="Times New Roman" w:cs="Times New Roman" w:eastAsia="Times New Roman"/>
+          <w:b w:val="0"/>
+          <w:i w:val="0"/>
+          <w:color w:val="000000"/>
+          <w:sz w:val="28"/>
+        </w:rPr>
+        <w:t xml:space="preserve">Пока система устроена так, что после согласия она один раз просит заменить выданный пароль на свой. Поверх экрана открывается окно </w:t>
+      </w:r>
+      <w:r>
+        <w:rPr>
+          <w:rFonts w:ascii="Times New Roman" w:hAnsi="Times New Roman" w:cs="Times New Roman" w:eastAsia="Times New Roman"/>
+          <w:b/>
+          <w:i w:val="0"/>
+          <w:color w:val="000000"/>
+          <w:sz w:val="28"/>
+        </w:rPr>
+        <w:t>«Задайте свой пароль»</w:t>
+      </w:r>
+      <w:r>
+        <w:rPr>
+          <w:rFonts w:ascii="Times New Roman" w:hAnsi="Times New Roman" w:cs="Times New Roman" w:eastAsia="Times New Roman"/>
+          <w:b w:val="0"/>
+          <w:i w:val="0"/>
+          <w:color w:val="000000"/>
+          <w:sz w:val="28"/>
+        </w:rPr>
+        <w:t>, и до смены пароля другие разделы не работают.</w:t>
+      </w:r>
+    </w:p>
+    <w:p>
+      <w:pPr>
+        <w:spacing w:after="0" w:line="360" w:lineRule="auto"/>
+        <w:ind w:hanging="454" w:left="1134"/>
+        <w:jc w:val="both"/>
+      </w:pPr>
+      <w:r>
+        <w:rPr>
+          <w:rFonts w:ascii="Times New Roman" w:hAnsi="Times New Roman" w:cs="Times New Roman" w:eastAsia="Times New Roman"/>
+          <w:b w:val="0"/>
+          <w:i w:val="0"/>
+          <w:color w:val="000000"/>
+          <w:sz w:val="28"/>
+        </w:rPr>
+        <w:t>1.</w:t>
+        <w:tab/>
+      </w:r>
+      <w:r>
+        <w:rPr>
+          <w:rFonts w:ascii="Times New Roman" w:hAnsi="Times New Roman" w:cs="Times New Roman" w:eastAsia="Times New Roman"/>
+          <w:b w:val="0"/>
+          <w:i w:val="0"/>
+          <w:color w:val="000000"/>
+          <w:sz w:val="28"/>
+        </w:rPr>
+        <w:t xml:space="preserve">В поле </w:t>
+      </w:r>
+      <w:r>
+        <w:rPr>
+          <w:rFonts w:ascii="Times New Roman" w:hAnsi="Times New Roman" w:cs="Times New Roman" w:eastAsia="Times New Roman"/>
+          <w:b/>
+          <w:i w:val="0"/>
+          <w:color w:val="000000"/>
+          <w:sz w:val="28"/>
+        </w:rPr>
+        <w:t>«Текущий пароль»</w:t>
+      </w:r>
+      <w:r>
+        <w:rPr>
+          <w:rFonts w:ascii="Times New Roman" w:hAnsi="Times New Roman" w:cs="Times New Roman" w:eastAsia="Times New Roman"/>
+          <w:b w:val="0"/>
+          <w:i w:val="0"/>
+          <w:color w:val="000000"/>
+          <w:sz w:val="28"/>
+        </w:rPr>
+        <w:t xml:space="preserve"> введите пароль, который выдал администратор.</w:t>
+      </w:r>
+    </w:p>
+    <w:p>
+      <w:pPr>
+        <w:spacing w:after="0" w:line="360" w:lineRule="auto"/>
+        <w:ind w:hanging="454" w:left="1134"/>
+        <w:jc w:val="both"/>
+      </w:pPr>
+      <w:r>
+        <w:rPr>
+          <w:rFonts w:ascii="Times New Roman" w:hAnsi="Times New Roman" w:cs="Times New Roman" w:eastAsia="Times New Roman"/>
+          <w:b w:val="0"/>
+          <w:i w:val="0"/>
+          <w:color w:val="000000"/>
+          <w:sz w:val="28"/>
+        </w:rPr>
+        <w:t>2.</w:t>
+        <w:tab/>
+      </w:r>
+      <w:r>
+        <w:rPr>
+          <w:rFonts w:ascii="Times New Roman" w:hAnsi="Times New Roman" w:cs="Times New Roman" w:eastAsia="Times New Roman"/>
+          <w:b w:val="0"/>
+          <w:i w:val="0"/>
+          <w:color w:val="000000"/>
+          <w:sz w:val="28"/>
+        </w:rPr>
+        <w:t xml:space="preserve">В поле </w:t>
+      </w:r>
+      <w:r>
+        <w:rPr>
+          <w:rFonts w:ascii="Times New Roman" w:hAnsi="Times New Roman" w:cs="Times New Roman" w:eastAsia="Times New Roman"/>
+          <w:b/>
+          <w:i w:val="0"/>
+          <w:color w:val="000000"/>
+          <w:sz w:val="28"/>
+        </w:rPr>
+        <w:t>«Новый пароль»</w:t>
+      </w:r>
+      <w:r>
+        <w:rPr>
+          <w:rFonts w:ascii="Times New Roman" w:hAnsi="Times New Roman" w:cs="Times New Roman" w:eastAsia="Times New Roman"/>
+          <w:b w:val="0"/>
+          <w:i w:val="0"/>
+          <w:color w:val="000000"/>
+          <w:sz w:val="28"/>
+        </w:rPr>
+        <w:t xml:space="preserve"> придумайте и введите свой пароль. </w:t>
+      </w:r>
+      <w:r>
+        <w:rPr>
+          <w:rFonts w:ascii="Times New Roman" w:hAnsi="Times New Roman" w:cs="Times New Roman" w:eastAsia="Times New Roman"/>
+          <w:b/>
+          <w:i w:val="0"/>
+          <w:color w:val="000000"/>
+          <w:sz w:val="28"/>
+        </w:rPr>
+        <w:t>Список «Требования к паролю» под полем отмечает выполненные условия галочкой.</w:t>
+      </w:r>
+    </w:p>
+    <w:p>
+      <w:pPr>
+        <w:spacing w:after="0" w:line="360" w:lineRule="auto"/>
+        <w:ind w:hanging="454" w:left="1134"/>
+        <w:jc w:val="both"/>
+      </w:pPr>
+      <w:r>
+        <w:rPr>
+          <w:rFonts w:ascii="Times New Roman" w:hAnsi="Times New Roman" w:cs="Times New Roman" w:eastAsia="Times New Roman"/>
+          <w:b w:val="0"/>
+          <w:i w:val="0"/>
+          <w:color w:val="000000"/>
+          <w:sz w:val="28"/>
+        </w:rPr>
+        <w:t>3.</w:t>
+        <w:tab/>
+      </w:r>
+      <w:r>
+        <w:rPr>
+          <w:rFonts w:ascii="Times New Roman" w:hAnsi="Times New Roman" w:cs="Times New Roman" w:eastAsia="Times New Roman"/>
+          <w:b w:val="0"/>
+          <w:i w:val="0"/>
+          <w:color w:val="000000"/>
+          <w:sz w:val="28"/>
+        </w:rPr>
+        <w:t xml:space="preserve">Повторите его в поле </w:t>
+      </w:r>
+      <w:r>
+        <w:rPr>
+          <w:rFonts w:ascii="Times New Roman" w:hAnsi="Times New Roman" w:cs="Times New Roman" w:eastAsia="Times New Roman"/>
+          <w:b/>
+          <w:i w:val="0"/>
+          <w:color w:val="000000"/>
+          <w:sz w:val="28"/>
+        </w:rPr>
+        <w:t>«Новый пароль ещё раз»</w:t>
+      </w:r>
+      <w:r>
+        <w:rPr>
+          <w:rFonts w:ascii="Times New Roman" w:hAnsi="Times New Roman" w:cs="Times New Roman" w:eastAsia="Times New Roman"/>
+          <w:b w:val="0"/>
+          <w:i w:val="0"/>
+          <w:color w:val="000000"/>
+          <w:sz w:val="28"/>
+        </w:rPr>
+        <w:t>.</w:t>
+      </w:r>
+    </w:p>
+    <w:p>
+      <w:pPr>
+        <w:spacing w:after="0" w:line="360" w:lineRule="auto"/>
+        <w:ind w:hanging="454" w:left="1134"/>
+        <w:jc w:val="both"/>
+      </w:pPr>
+      <w:r>
+        <w:rPr>
+          <w:rFonts w:ascii="Times New Roman" w:hAnsi="Times New Roman" w:cs="Times New Roman" w:eastAsia="Times New Roman"/>
+          <w:b w:val="0"/>
+          <w:i w:val="0"/>
+          <w:color w:val="000000"/>
+          <w:sz w:val="28"/>
+        </w:rPr>
+        <w:t>4.</w:t>
+        <w:tab/>
+      </w:r>
+      <w:r>
+        <w:rPr>
+          <w:rFonts w:ascii="Times New Roman" w:hAnsi="Times New Roman" w:cs="Times New Roman" w:eastAsia="Times New Roman"/>
+          <w:b w:val="0"/>
+          <w:i w:val="0"/>
+          <w:color w:val="000000"/>
+          <w:sz w:val="28"/>
+        </w:rPr>
+        <w:t xml:space="preserve">Нажмите </w:t>
+      </w:r>
+      <w:r>
+        <w:rPr>
+          <w:rFonts w:ascii="Times New Roman" w:hAnsi="Times New Roman" w:cs="Times New Roman" w:eastAsia="Times New Roman"/>
+          <w:b/>
+          <w:i w:val="0"/>
+          <w:color w:val="000000"/>
+          <w:sz w:val="28"/>
+        </w:rPr>
+        <w:t>«Сменить пароль»</w:t>
+      </w:r>
+      <w:r>
+        <w:rPr>
+          <w:rFonts w:ascii="Times New Roman" w:hAnsi="Times New Roman" w:cs="Times New Roman" w:eastAsia="Times New Roman"/>
+          <w:b w:val="0"/>
+          <w:i w:val="0"/>
+          <w:color w:val="000000"/>
+          <w:sz w:val="28"/>
+        </w:rPr>
+        <w:t xml:space="preserve">. </w:t>
+      </w:r>
+      <w:r>
+        <w:rPr>
+          <w:rFonts w:ascii="Times New Roman" w:hAnsi="Times New Roman" w:cs="Times New Roman" w:eastAsia="Times New Roman"/>
+          <w:b/>
+          <w:i w:val="0"/>
+          <w:color w:val="000000"/>
+          <w:sz w:val="28"/>
+        </w:rPr>
+        <w:t>Окно закроется, откроется рабочий экран.</w:t>
+      </w:r>
+    </w:p>
+    <w:tbl>
+      <w:tblPr>
+        <w:tblW w:type="auto" w:w="0"/>
+        <w:tblLayout w:type="fixed"/>
+        <w:tblLook w:firstColumn="1" w:firstRow="1" w:lastColumn="0" w:lastRow="0" w:noHBand="0" w:noVBand="1" w:val="04A0"/>
+        <w:tblLayout w:type="fixed"/>
+      </w:tblPr>
+      <w:tblGrid>
+        <w:gridCol w:w="9356"/>
+      </w:tblGrid>
+      <w:tr>
+        <w:trPr>
+          <w:cantSplit w:val="true"/>
+        </w:trPr>
+        <w:tc>
+          <w:tcPr>
+            <w:tcW w:type="dxa" w:w="9354"/>
+            <w:shd w:val="clear" w:fill="FDF6E3"/>
+            <w:tcBorders>
+              <w:left w:val="single" w:sz="24" w:color="B7791F"/>
+              <w:top w:val="single" w:sz="4" w:color="FDF6E3"/>
+              <w:bottom w:val="single" w:sz="4" w:color="FDF6E3"/>
+              <w:right w:val="single" w:sz="4" w:color="FDF6E3"/>
+            </w:tcBorders>
+          </w:tcPr>
+          <w:p>
+            <w:pPr>
+              <w:spacing w:line="288" w:lineRule="auto" w:after="0"/>
+              <w:ind w:firstLine="0"/>
+            </w:pPr>
+            <w:r>
+              <w:rPr>
+                <w:rFonts w:ascii="Times New Roman" w:hAnsi="Times New Roman" w:cs="Times New Roman" w:eastAsia="Times New Roman"/>
+                <w:b/>
+                <w:i w:val="0"/>
+                <w:color w:val="B7791F"/>
+                <w:sz w:val="26"/>
+              </w:rPr>
+              <w:t xml:space="preserve">ВАЖНО. </w:t>
+            </w:r>
+            <w:r>
+              <w:rPr>
+                <w:rFonts w:ascii="Times New Roman" w:hAnsi="Times New Roman" w:cs="Times New Roman" w:eastAsia="Times New Roman"/>
+                <w:b w:val="0"/>
+                <w:i w:val="0"/>
+                <w:color w:val="000000"/>
+                <w:sz w:val="26"/>
+              </w:rPr>
+              <w:t>Запишите новый пароль и держите запись там, где её не увидят посторонние. Все отметки въезда и выезда система записывает на ту учётную запись, под которой открыт сеанс.</w:t>
+            </w:r>
+          </w:p>
+        </w:tc>
+      </w:tr>
+    </w:tbl>
+    <w:p>
+      <w:pPr>
+        <w:spacing w:after="0" w:line="240" w:lineRule="auto"/>
+        <w:ind w:firstLine="0"/>
+      </w:pPr>
+      <w:r>
+        <w:rPr>
+          <w:rFonts w:ascii="Times New Roman" w:hAnsi="Times New Roman" w:cs="Times New Roman" w:eastAsia="Times New Roman"/>
+          <w:b w:val="0"/>
+          <w:i w:val="0"/>
+          <w:color w:val="000000"/>
+          <w:sz w:val="12"/>
+        </w:rPr>
+      </w:r>
+    </w:p>
+    <w:p>
+      <w:pPr>
         <w:pStyle w:val="Heading1"/>
         <w:ind w:firstLine="0"/>
       </w:pPr>
@@ -3124,163 +3045,7 @@
       <w:r>
         <w:drawing>
           <wp:inline xmlns:a="http://schemas.openxmlformats.org/drawingml/2006/main" xmlns:pic="http://schemas.openxmlformats.org/drawingml/2006/picture">
-            <wp:extent cx="5413248" cy="5181600"/>
-            <wp:docPr id="2" name="Picture 2"/>
-            <wp:cNvGraphicFramePr>
-              <a:graphicFrameLocks noChangeAspect="1"/>
-            </wp:cNvGraphicFramePr>
-            <a:graphic>
-              <a:graphicData uri="http://schemas.openxmlformats.org/drawingml/2006/picture">
-                <pic:pic>
-                  <pic:nvPicPr>
-                    <pic:cNvPr id="0" name="guard-menu.png"/>
-                    <pic:cNvPicPr/>
-                  </pic:nvPicPr>
-                  <pic:blipFill>
-                    <a:blip r:embed="rId12"/>
-                    <a:stretch>
-                      <a:fillRect/>
-                    </a:stretch>
-                  </pic:blipFill>
-                  <pic:spPr>
-                    <a:xfrm>
-                      <a:off x="0" y="0"/>
-                      <a:ext cx="5413248" cy="5181600"/>
-                    </a:xfrm>
-                    <a:prstGeom prst="rect"/>
-                  </pic:spPr>
-                </pic:pic>
-              </a:graphicData>
-            </a:graphic>
-          </wp:inline>
-        </w:drawing>
-      </w:r>
-    </w:p>
-    <w:p>
-      <w:pPr>
-        <w:keepNext w:val="0"/>
-        <w:spacing w:line="240" w:lineRule="auto" w:before="40" w:after="200"/>
-        <w:ind w:firstLine="0"/>
-        <w:jc w:val="center"/>
-      </w:pPr>
-      <w:r>
-        <w:rPr>
-          <w:rFonts w:ascii="Times New Roman" w:hAnsi="Times New Roman" w:cs="Times New Roman" w:eastAsia="Times New Roman"/>
-          <w:b w:val="0"/>
-          <w:i/>
-          <w:color w:val="000000"/>
-          <w:sz w:val="24"/>
-        </w:rPr>
-        <w:t>Рисунок 3.1 — Боковое меню работника поста</w:t>
-      </w:r>
-    </w:p>
-    <w:p>
-      <w:pPr>
-        <w:spacing w:after="0" w:line="360" w:lineRule="auto"/>
-        <w:ind w:hanging="454" w:left="1134"/>
-        <w:jc w:val="both"/>
-      </w:pPr>
-      <w:r>
-        <w:rPr>
-          <w:rFonts w:ascii="Times New Roman" w:hAnsi="Times New Roman" w:cs="Times New Roman" w:eastAsia="Times New Roman"/>
-          <w:b w:val="0"/>
-          <w:i w:val="0"/>
-          <w:color w:val="000000"/>
-          <w:sz w:val="28"/>
-        </w:rPr>
-        <w:t>1.</w:t>
-        <w:tab/>
-      </w:r>
-      <w:r>
-        <w:rPr>
-          <w:rFonts w:ascii="Times New Roman" w:hAnsi="Times New Roman" w:cs="Times New Roman" w:eastAsia="Times New Roman"/>
-          <w:b w:val="0"/>
-          <w:i w:val="0"/>
-          <w:color w:val="000000"/>
-          <w:sz w:val="28"/>
-        </w:rPr>
-        <w:t xml:space="preserve">Нажмите в боковом меню слева пункт </w:t>
-      </w:r>
-      <w:r>
-        <w:rPr>
-          <w:rFonts w:ascii="Times New Roman" w:hAnsi="Times New Roman" w:cs="Times New Roman" w:eastAsia="Times New Roman"/>
-          <w:b/>
-          <w:i w:val="0"/>
-          <w:color w:val="000000"/>
-          <w:sz w:val="28"/>
-        </w:rPr>
-        <w:t>«Таблицы»</w:t>
-      </w:r>
-      <w:r>
-        <w:rPr>
-          <w:rFonts w:ascii="Times New Roman" w:hAnsi="Times New Roman" w:cs="Times New Roman" w:eastAsia="Times New Roman"/>
-          <w:b w:val="0"/>
-          <w:i w:val="0"/>
-          <w:color w:val="000000"/>
-          <w:sz w:val="28"/>
-        </w:rPr>
-        <w:t xml:space="preserve"> (1). </w:t>
-      </w:r>
-      <w:r>
-        <w:rPr>
-          <w:rFonts w:ascii="Times New Roman" w:hAnsi="Times New Roman" w:cs="Times New Roman" w:eastAsia="Times New Roman"/>
-          <w:b/>
-          <w:i w:val="0"/>
-          <w:color w:val="000000"/>
-          <w:sz w:val="28"/>
-        </w:rPr>
-        <w:t>Раскроется список таблиц: группа «АВТОМОБИЛИ» и группа «ЛЮДИ».</w:t>
-      </w:r>
-    </w:p>
-    <w:p>
-      <w:pPr>
-        <w:spacing w:after="0" w:line="360" w:lineRule="auto"/>
-        <w:ind w:hanging="454" w:left="1134"/>
-        <w:jc w:val="both"/>
-      </w:pPr>
-      <w:r>
-        <w:rPr>
-          <w:rFonts w:ascii="Times New Roman" w:hAnsi="Times New Roman" w:cs="Times New Roman" w:eastAsia="Times New Roman"/>
-          <w:b w:val="0"/>
-          <w:i w:val="0"/>
-          <w:color w:val="000000"/>
-          <w:sz w:val="28"/>
-        </w:rPr>
-        <w:t>2.</w:t>
-        <w:tab/>
-      </w:r>
-      <w:r>
-        <w:rPr>
-          <w:rFonts w:ascii="Times New Roman" w:hAnsi="Times New Roman" w:cs="Times New Roman" w:eastAsia="Times New Roman"/>
-          <w:b w:val="0"/>
-          <w:i w:val="0"/>
-          <w:color w:val="000000"/>
-          <w:sz w:val="28"/>
-        </w:rPr>
-        <w:t xml:space="preserve">Выберите таблицу своего поста. </w:t>
-      </w:r>
-      <w:r>
-        <w:rPr>
-          <w:rFonts w:ascii="Times New Roman" w:hAnsi="Times New Roman" w:cs="Times New Roman" w:eastAsia="Times New Roman"/>
-          <w:b/>
-          <w:i w:val="0"/>
-          <w:color w:val="000000"/>
-          <w:sz w:val="28"/>
-        </w:rPr>
-        <w:t>Откроется список тех, кого пропускают через ваш пост.</w:t>
-      </w:r>
-    </w:p>
-    <w:p>
-      <w:pPr>
-        <w:keepNext/>
-        <w:spacing w:before="120" w:after="40"/>
-        <w:ind w:firstLine="0"/>
-        <w:jc w:val="center"/>
-      </w:pPr>
-      <w:r>
-        <w:drawing>
-          <wp:inline xmlns:a="http://schemas.openxmlformats.org/drawingml/2006/main" xmlns:pic="http://schemas.openxmlformats.org/drawingml/2006/picture">
-            <wp:extent cx="5940000" cy="3883846"/>
+            <wp:extent cx="4706112" cy="5205984"/>
             <wp:docPr id="3" name="Picture 3"/>
             <wp:cNvGraphicFramePr>
               <a:graphicFrameLocks noChangeAspect="1"/>
@@ -3289,7 +3054,7 @@
               <a:graphicData uri="http://schemas.openxmlformats.org/drawingml/2006/picture">
                 <pic:pic>
                   <pic:nvPicPr>
-                    <pic:cNvPr id="0" name="guard-table-cars.png"/>
+                    <pic:cNvPr id="0" name="menu-tables.png"/>
                     <pic:cNvPicPr/>
                   </pic:nvPicPr>
                   <pic:blipFill>
@@ -3301,7 +3066,7 @@
                   <pic:spPr>
                     <a:xfrm>
                       <a:off x="0" y="0"/>
-                      <a:ext cx="5940000" cy="3883846"/>
+                      <a:ext cx="4706112" cy="5205984"/>
                     </a:xfrm>
                     <a:prstGeom prst="rect"/>
                   </pic:spPr>
@@ -3327,10 +3092,15 @@
           <w:color w:val="000000"/>
           <w:sz w:val="24"/>
         </w:rPr>
-        <w:t>Рисунок 3.2 — Таблица поста</w:t>
+        <w:t>Рисунок 3.1 — Список постов в боковом меню</w:t>
       </w:r>
     </w:p>
     <w:p>
+      <w:pPr>
+        <w:spacing w:after="0" w:line="360" w:lineRule="auto"/>
+        <w:ind w:hanging="454" w:left="1134"/>
+        <w:jc w:val="both"/>
+      </w:pPr>
       <w:r>
         <w:rPr>
           <w:rFonts w:ascii="Times New Roman" w:hAnsi="Times New Roman" w:cs="Times New Roman" w:eastAsia="Times New Roman"/>
@@ -3339,7 +3109,18 @@
           <w:color w:val="000000"/>
           <w:sz w:val="28"/>
         </w:rPr>
-        <w:t xml:space="preserve">В таблице машин колонки: </w:t>
+        <w:t>1.</w:t>
+        <w:tab/>
+      </w:r>
+      <w:r>
+        <w:rPr>
+          <w:rFonts w:ascii="Times New Roman" w:hAnsi="Times New Roman" w:cs="Times New Roman" w:eastAsia="Times New Roman"/>
+          <w:b w:val="0"/>
+          <w:i w:val="0"/>
+          <w:color w:val="000000"/>
+          <w:sz w:val="28"/>
+        </w:rPr>
+        <w:t xml:space="preserve">Нажмите в боковом меню слева пункт </w:t>
       </w:r>
       <w:r>
         <w:rPr>
@@ -3349,7 +3130,7 @@
           <w:color w:val="000000"/>
           <w:sz w:val="28"/>
         </w:rPr>
-        <w:t>«Въезд»</w:t>
+        <w:t>«Таблицы»</w:t>
       </w:r>
       <w:r>
         <w:rPr>
@@ -3359,7 +3140,7 @@
           <w:color w:val="000000"/>
           <w:sz w:val="28"/>
         </w:rPr>
-        <w:t xml:space="preserve">, </w:t>
+        <w:t xml:space="preserve">. </w:t>
       </w:r>
       <w:r>
         <w:rPr>
@@ -3369,460 +3150,15 @@
           <w:color w:val="000000"/>
           <w:sz w:val="28"/>
         </w:rPr>
-        <w:t>«Выезд»</w:t>
-      </w:r>
-      <w:r>
-        <w:rPr>
-          <w:rFonts w:ascii="Times New Roman" w:hAnsi="Times New Roman" w:cs="Times New Roman" w:eastAsia="Times New Roman"/>
-          <w:b w:val="0"/>
-          <w:i w:val="0"/>
-          <w:color w:val="000000"/>
-          <w:sz w:val="28"/>
-        </w:rPr>
-        <w:t xml:space="preserve">, </w:t>
-      </w:r>
-      <w:r>
-        <w:rPr>
-          <w:rFonts w:ascii="Times New Roman" w:hAnsi="Times New Roman" w:cs="Times New Roman" w:eastAsia="Times New Roman"/>
-          <w:b/>
-          <w:i w:val="0"/>
-          <w:color w:val="000000"/>
-          <w:sz w:val="28"/>
-        </w:rPr>
-        <w:t>«Номер Т/С»</w:t>
-      </w:r>
-      <w:r>
-        <w:rPr>
-          <w:rFonts w:ascii="Times New Roman" w:hAnsi="Times New Roman" w:cs="Times New Roman" w:eastAsia="Times New Roman"/>
-          <w:b w:val="0"/>
-          <w:i w:val="0"/>
-          <w:color w:val="000000"/>
-          <w:sz w:val="28"/>
-        </w:rPr>
-        <w:t xml:space="preserve">, </w:t>
-      </w:r>
-      <w:r>
-        <w:rPr>
-          <w:rFonts w:ascii="Times New Roman" w:hAnsi="Times New Roman" w:cs="Times New Roman" w:eastAsia="Times New Roman"/>
-          <w:b/>
-          <w:i w:val="0"/>
-          <w:color w:val="000000"/>
-          <w:sz w:val="28"/>
-        </w:rPr>
-        <w:t>«Марка»</w:t>
-      </w:r>
-      <w:r>
-        <w:rPr>
-          <w:rFonts w:ascii="Times New Roman" w:hAnsi="Times New Roman" w:cs="Times New Roman" w:eastAsia="Times New Roman"/>
-          <w:b w:val="0"/>
-          <w:i w:val="0"/>
-          <w:color w:val="000000"/>
-          <w:sz w:val="28"/>
-        </w:rPr>
-        <w:t xml:space="preserve">, </w:t>
-      </w:r>
-      <w:r>
-        <w:rPr>
-          <w:rFonts w:ascii="Times New Roman" w:hAnsi="Times New Roman" w:cs="Times New Roman" w:eastAsia="Times New Roman"/>
-          <w:b/>
-          <w:i w:val="0"/>
-          <w:color w:val="000000"/>
-          <w:sz w:val="28"/>
-        </w:rPr>
-        <w:t>«Организация»</w:t>
-      </w:r>
-      <w:r>
-        <w:rPr>
-          <w:rFonts w:ascii="Times New Roman" w:hAnsi="Times New Roman" w:cs="Times New Roman" w:eastAsia="Times New Roman"/>
-          <w:b w:val="0"/>
-          <w:i w:val="0"/>
-          <w:color w:val="000000"/>
-          <w:sz w:val="28"/>
-        </w:rPr>
-        <w:t xml:space="preserve">, </w:t>
-      </w:r>
-      <w:r>
-        <w:rPr>
-          <w:rFonts w:ascii="Times New Roman" w:hAnsi="Times New Roman" w:cs="Times New Roman" w:eastAsia="Times New Roman"/>
-          <w:b/>
-          <w:i w:val="0"/>
-          <w:color w:val="000000"/>
-          <w:sz w:val="28"/>
-        </w:rPr>
-        <w:t>«Компания»</w:t>
-      </w:r>
-      <w:r>
-        <w:rPr>
-          <w:rFonts w:ascii="Times New Roman" w:hAnsi="Times New Roman" w:cs="Times New Roman" w:eastAsia="Times New Roman"/>
-          <w:b w:val="0"/>
-          <w:i w:val="0"/>
-          <w:color w:val="000000"/>
-          <w:sz w:val="28"/>
-        </w:rPr>
-        <w:t xml:space="preserve">, </w:t>
-      </w:r>
-      <w:r>
-        <w:rPr>
-          <w:rFonts w:ascii="Times New Roman" w:hAnsi="Times New Roman" w:cs="Times New Roman" w:eastAsia="Times New Roman"/>
-          <w:b/>
-          <w:i w:val="0"/>
-          <w:color w:val="000000"/>
-          <w:sz w:val="28"/>
-        </w:rPr>
-        <w:t>«Номер заявки»</w:t>
-      </w:r>
-      <w:r>
-        <w:rPr>
-          <w:rFonts w:ascii="Times New Roman" w:hAnsi="Times New Roman" w:cs="Times New Roman" w:eastAsia="Times New Roman"/>
-          <w:b w:val="0"/>
-          <w:i w:val="0"/>
-          <w:color w:val="000000"/>
-          <w:sz w:val="28"/>
-        </w:rPr>
-        <w:t xml:space="preserve">, </w:t>
-      </w:r>
-      <w:r>
-        <w:rPr>
-          <w:rFonts w:ascii="Times New Roman" w:hAnsi="Times New Roman" w:cs="Times New Roman" w:eastAsia="Times New Roman"/>
-          <w:b/>
-          <w:i w:val="0"/>
-          <w:color w:val="000000"/>
-          <w:sz w:val="28"/>
-        </w:rPr>
-        <w:t>«Место разгрузки»</w:t>
-      </w:r>
-      <w:r>
-        <w:rPr>
-          <w:rFonts w:ascii="Times New Roman" w:hAnsi="Times New Roman" w:cs="Times New Roman" w:eastAsia="Times New Roman"/>
-          <w:b w:val="0"/>
-          <w:i w:val="0"/>
-          <w:color w:val="000000"/>
-          <w:sz w:val="28"/>
-        </w:rPr>
-        <w:t xml:space="preserve">, </w:t>
-      </w:r>
-      <w:r>
-        <w:rPr>
-          <w:rFonts w:ascii="Times New Roman" w:hAnsi="Times New Roman" w:cs="Times New Roman" w:eastAsia="Times New Roman"/>
-          <w:b/>
-          <w:i w:val="0"/>
-          <w:color w:val="000000"/>
-          <w:sz w:val="28"/>
-        </w:rPr>
-        <w:t>«Действует до»</w:t>
-      </w:r>
-      <w:r>
-        <w:rPr>
-          <w:rFonts w:ascii="Times New Roman" w:hAnsi="Times New Roman" w:cs="Times New Roman" w:eastAsia="Times New Roman"/>
-          <w:b w:val="0"/>
-          <w:i w:val="0"/>
-          <w:color w:val="000000"/>
-          <w:sz w:val="28"/>
-        </w:rPr>
-        <w:t xml:space="preserve">, </w:t>
-      </w:r>
-      <w:r>
-        <w:rPr>
-          <w:rFonts w:ascii="Times New Roman" w:hAnsi="Times New Roman" w:cs="Times New Roman" w:eastAsia="Times New Roman"/>
-          <w:b/>
-          <w:i w:val="0"/>
-          <w:color w:val="000000"/>
-          <w:sz w:val="28"/>
-        </w:rPr>
-        <w:t>«Время»</w:t>
-      </w:r>
-      <w:r>
-        <w:rPr>
-          <w:rFonts w:ascii="Times New Roman" w:hAnsi="Times New Roman" w:cs="Times New Roman" w:eastAsia="Times New Roman"/>
-          <w:b w:val="0"/>
-          <w:i w:val="0"/>
-          <w:color w:val="000000"/>
-          <w:sz w:val="28"/>
-        </w:rPr>
-        <w:t xml:space="preserve">, </w:t>
-      </w:r>
-      <w:r>
-        <w:rPr>
-          <w:rFonts w:ascii="Times New Roman" w:hAnsi="Times New Roman" w:cs="Times New Roman" w:eastAsia="Times New Roman"/>
-          <w:b/>
-          <w:i w:val="0"/>
-          <w:color w:val="000000"/>
-          <w:sz w:val="28"/>
-        </w:rPr>
-        <w:t>«Статус»</w:t>
-      </w:r>
-      <w:r>
-        <w:rPr>
-          <w:rFonts w:ascii="Times New Roman" w:hAnsi="Times New Roman" w:cs="Times New Roman" w:eastAsia="Times New Roman"/>
-          <w:b w:val="0"/>
-          <w:i w:val="0"/>
-          <w:color w:val="000000"/>
-          <w:sz w:val="28"/>
-        </w:rPr>
-        <w:t xml:space="preserve">. В таблице людей: </w:t>
-      </w:r>
-      <w:r>
-        <w:rPr>
-          <w:rFonts w:ascii="Times New Roman" w:hAnsi="Times New Roman" w:cs="Times New Roman" w:eastAsia="Times New Roman"/>
-          <w:b/>
-          <w:i w:val="0"/>
-          <w:color w:val="000000"/>
-          <w:sz w:val="28"/>
-        </w:rPr>
-        <w:t>«Вход»</w:t>
-      </w:r>
-      <w:r>
-        <w:rPr>
-          <w:rFonts w:ascii="Times New Roman" w:hAnsi="Times New Roman" w:cs="Times New Roman" w:eastAsia="Times New Roman"/>
-          <w:b w:val="0"/>
-          <w:i w:val="0"/>
-          <w:color w:val="000000"/>
-          <w:sz w:val="28"/>
-        </w:rPr>
-        <w:t xml:space="preserve">, </w:t>
-      </w:r>
-      <w:r>
-        <w:rPr>
-          <w:rFonts w:ascii="Times New Roman" w:hAnsi="Times New Roman" w:cs="Times New Roman" w:eastAsia="Times New Roman"/>
-          <w:b/>
-          <w:i w:val="0"/>
-          <w:color w:val="000000"/>
-          <w:sz w:val="28"/>
-        </w:rPr>
-        <w:t>«Выход»</w:t>
-      </w:r>
-      <w:r>
-        <w:rPr>
-          <w:rFonts w:ascii="Times New Roman" w:hAnsi="Times New Roman" w:cs="Times New Roman" w:eastAsia="Times New Roman"/>
-          <w:b w:val="0"/>
-          <w:i w:val="0"/>
-          <w:color w:val="000000"/>
-          <w:sz w:val="28"/>
-        </w:rPr>
-        <w:t xml:space="preserve">, </w:t>
-      </w:r>
-      <w:r>
-        <w:rPr>
-          <w:rFonts w:ascii="Times New Roman" w:hAnsi="Times New Roman" w:cs="Times New Roman" w:eastAsia="Times New Roman"/>
-          <w:b/>
-          <w:i w:val="0"/>
-          <w:color w:val="000000"/>
-          <w:sz w:val="28"/>
-        </w:rPr>
-        <w:t>«Фамилия»</w:t>
-      </w:r>
-      <w:r>
-        <w:rPr>
-          <w:rFonts w:ascii="Times New Roman" w:hAnsi="Times New Roman" w:cs="Times New Roman" w:eastAsia="Times New Roman"/>
-          <w:b w:val="0"/>
-          <w:i w:val="0"/>
-          <w:color w:val="000000"/>
-          <w:sz w:val="28"/>
-        </w:rPr>
-        <w:t xml:space="preserve">, </w:t>
-      </w:r>
-      <w:r>
-        <w:rPr>
-          <w:rFonts w:ascii="Times New Roman" w:hAnsi="Times New Roman" w:cs="Times New Roman" w:eastAsia="Times New Roman"/>
-          <w:b/>
-          <w:i w:val="0"/>
-          <w:color w:val="000000"/>
-          <w:sz w:val="28"/>
-        </w:rPr>
-        <w:t>«Имя»</w:t>
-      </w:r>
-      <w:r>
-        <w:rPr>
-          <w:rFonts w:ascii="Times New Roman" w:hAnsi="Times New Roman" w:cs="Times New Roman" w:eastAsia="Times New Roman"/>
-          <w:b w:val="0"/>
-          <w:i w:val="0"/>
-          <w:color w:val="000000"/>
-          <w:sz w:val="28"/>
-        </w:rPr>
-        <w:t xml:space="preserve">, </w:t>
-      </w:r>
-      <w:r>
-        <w:rPr>
-          <w:rFonts w:ascii="Times New Roman" w:hAnsi="Times New Roman" w:cs="Times New Roman" w:eastAsia="Times New Roman"/>
-          <w:b/>
-          <w:i w:val="0"/>
-          <w:color w:val="000000"/>
-          <w:sz w:val="28"/>
-        </w:rPr>
-        <w:t>«Отчество»</w:t>
-      </w:r>
-      <w:r>
-        <w:rPr>
-          <w:rFonts w:ascii="Times New Roman" w:hAnsi="Times New Roman" w:cs="Times New Roman" w:eastAsia="Times New Roman"/>
-          <w:b w:val="0"/>
-          <w:i w:val="0"/>
-          <w:color w:val="000000"/>
-          <w:sz w:val="28"/>
-        </w:rPr>
-        <w:t xml:space="preserve">, </w:t>
-      </w:r>
-      <w:r>
-        <w:rPr>
-          <w:rFonts w:ascii="Times New Roman" w:hAnsi="Times New Roman" w:cs="Times New Roman" w:eastAsia="Times New Roman"/>
-          <w:b/>
-          <w:i w:val="0"/>
-          <w:color w:val="000000"/>
-          <w:sz w:val="28"/>
-        </w:rPr>
-        <w:t>«Должность»</w:t>
-      </w:r>
-      <w:r>
-        <w:rPr>
-          <w:rFonts w:ascii="Times New Roman" w:hAnsi="Times New Roman" w:cs="Times New Roman" w:eastAsia="Times New Roman"/>
-          <w:b w:val="0"/>
-          <w:i w:val="0"/>
-          <w:color w:val="000000"/>
-          <w:sz w:val="28"/>
-        </w:rPr>
-        <w:t xml:space="preserve">, </w:t>
-      </w:r>
-      <w:r>
-        <w:rPr>
-          <w:rFonts w:ascii="Times New Roman" w:hAnsi="Times New Roman" w:cs="Times New Roman" w:eastAsia="Times New Roman"/>
-          <w:b/>
-          <w:i w:val="0"/>
-          <w:color w:val="000000"/>
-          <w:sz w:val="28"/>
-        </w:rPr>
-        <w:t>«Гражданство»</w:t>
-      </w:r>
-      <w:r>
-        <w:rPr>
-          <w:rFonts w:ascii="Times New Roman" w:hAnsi="Times New Roman" w:cs="Times New Roman" w:eastAsia="Times New Roman"/>
-          <w:b w:val="0"/>
-          <w:i w:val="0"/>
-          <w:color w:val="000000"/>
-          <w:sz w:val="28"/>
-        </w:rPr>
-        <w:t xml:space="preserve">, </w:t>
-      </w:r>
-      <w:r>
-        <w:rPr>
-          <w:rFonts w:ascii="Times New Roman" w:hAnsi="Times New Roman" w:cs="Times New Roman" w:eastAsia="Times New Roman"/>
-          <w:b/>
-          <w:i w:val="0"/>
-          <w:color w:val="000000"/>
-          <w:sz w:val="28"/>
-        </w:rPr>
-        <w:t>«Организация»</w:t>
-      </w:r>
-      <w:r>
-        <w:rPr>
-          <w:rFonts w:ascii="Times New Roman" w:hAnsi="Times New Roman" w:cs="Times New Roman" w:eastAsia="Times New Roman"/>
-          <w:b w:val="0"/>
-          <w:i w:val="0"/>
-          <w:color w:val="000000"/>
-          <w:sz w:val="28"/>
-        </w:rPr>
-        <w:t xml:space="preserve">, </w:t>
-      </w:r>
-      <w:r>
-        <w:rPr>
-          <w:rFonts w:ascii="Times New Roman" w:hAnsi="Times New Roman" w:cs="Times New Roman" w:eastAsia="Times New Roman"/>
-          <w:b/>
-          <w:i w:val="0"/>
-          <w:color w:val="000000"/>
-          <w:sz w:val="28"/>
-        </w:rPr>
-        <w:t>«Компания»</w:t>
-      </w:r>
-      <w:r>
-        <w:rPr>
-          <w:rFonts w:ascii="Times New Roman" w:hAnsi="Times New Roman" w:cs="Times New Roman" w:eastAsia="Times New Roman"/>
-          <w:b w:val="0"/>
-          <w:i w:val="0"/>
-          <w:color w:val="000000"/>
-          <w:sz w:val="28"/>
-        </w:rPr>
-        <w:t xml:space="preserve">, </w:t>
-      </w:r>
-      <w:r>
-        <w:rPr>
-          <w:rFonts w:ascii="Times New Roman" w:hAnsi="Times New Roman" w:cs="Times New Roman" w:eastAsia="Times New Roman"/>
-          <w:b/>
-          <w:i w:val="0"/>
-          <w:color w:val="000000"/>
-          <w:sz w:val="28"/>
-        </w:rPr>
-        <w:t>«Действует до»</w:t>
-      </w:r>
-      <w:r>
-        <w:rPr>
-          <w:rFonts w:ascii="Times New Roman" w:hAnsi="Times New Roman" w:cs="Times New Roman" w:eastAsia="Times New Roman"/>
-          <w:b w:val="0"/>
-          <w:i w:val="0"/>
-          <w:color w:val="000000"/>
-          <w:sz w:val="28"/>
-        </w:rPr>
-        <w:t xml:space="preserve">, </w:t>
-      </w:r>
-      <w:r>
-        <w:rPr>
-          <w:rFonts w:ascii="Times New Roman" w:hAnsi="Times New Roman" w:cs="Times New Roman" w:eastAsia="Times New Roman"/>
-          <w:b/>
-          <w:i w:val="0"/>
-          <w:color w:val="000000"/>
-          <w:sz w:val="28"/>
-        </w:rPr>
-        <w:t>«Время прохода»</w:t>
-      </w:r>
-      <w:r>
-        <w:rPr>
-          <w:rFonts w:ascii="Times New Roman" w:hAnsi="Times New Roman" w:cs="Times New Roman" w:eastAsia="Times New Roman"/>
-          <w:b w:val="0"/>
-          <w:i w:val="0"/>
-          <w:color w:val="000000"/>
-          <w:sz w:val="28"/>
-        </w:rPr>
-        <w:t xml:space="preserve">, </w:t>
-      </w:r>
-      <w:r>
-        <w:rPr>
-          <w:rFonts w:ascii="Times New Roman" w:hAnsi="Times New Roman" w:cs="Times New Roman" w:eastAsia="Times New Roman"/>
-          <w:b/>
-          <w:i w:val="0"/>
-          <w:color w:val="000000"/>
-          <w:sz w:val="28"/>
-        </w:rPr>
-        <w:t>«Номер заявки»</w:t>
-      </w:r>
-      <w:r>
-        <w:rPr>
-          <w:rFonts w:ascii="Times New Roman" w:hAnsi="Times New Roman" w:cs="Times New Roman" w:eastAsia="Times New Roman"/>
-          <w:b w:val="0"/>
-          <w:i w:val="0"/>
-          <w:color w:val="000000"/>
-          <w:sz w:val="28"/>
-        </w:rPr>
-        <w:t xml:space="preserve">, </w:t>
-      </w:r>
-      <w:r>
-        <w:rPr>
-          <w:rFonts w:ascii="Times New Roman" w:hAnsi="Times New Roman" w:cs="Times New Roman" w:eastAsia="Times New Roman"/>
-          <w:b/>
-          <w:i w:val="0"/>
-          <w:color w:val="000000"/>
-          <w:sz w:val="28"/>
-        </w:rPr>
-        <w:t>«Статус»</w:t>
-      </w:r>
-      <w:r>
-        <w:rPr>
-          <w:rFonts w:ascii="Times New Roman" w:hAnsi="Times New Roman" w:cs="Times New Roman" w:eastAsia="Times New Roman"/>
-          <w:b w:val="0"/>
-          <w:i w:val="0"/>
-          <w:color w:val="000000"/>
-          <w:sz w:val="28"/>
-        </w:rPr>
-        <w:t>. Состав колонок на вашем посту задаёт администратор, часть из них может отсутствовать.</w:t>
+        <w:t>Раскроется список постов (1): группа «АВТОМОБИЛИ» и группа «ЛЮДИ».</w:t>
       </w:r>
     </w:p>
     <w:p>
+      <w:pPr>
+        <w:spacing w:after="0" w:line="360" w:lineRule="auto"/>
+        <w:ind w:hanging="454" w:left="1134"/>
+        <w:jc w:val="both"/>
+      </w:pPr>
       <w:r>
         <w:rPr>
           <w:rFonts w:ascii="Times New Roman" w:hAnsi="Times New Roman" w:cs="Times New Roman" w:eastAsia="Times New Roman"/>
@@ -3831,7 +3167,18 @@
           <w:color w:val="000000"/>
           <w:sz w:val="28"/>
         </w:rPr>
-        <w:t xml:space="preserve">Над таблицей стоит счёт: </w:t>
+        <w:t>2.</w:t>
+        <w:tab/>
+      </w:r>
+      <w:r>
+        <w:rPr>
+          <w:rFonts w:ascii="Times New Roman" w:hAnsi="Times New Roman" w:cs="Times New Roman" w:eastAsia="Times New Roman"/>
+          <w:b w:val="0"/>
+          <w:i w:val="0"/>
+          <w:color w:val="000000"/>
+          <w:sz w:val="28"/>
+        </w:rPr>
+        <w:t xml:space="preserve">Выберите пост, на котором стоите. </w:t>
       </w:r>
       <w:r>
         <w:rPr>
@@ -3841,81 +3188,79 @@
           <w:color w:val="000000"/>
           <w:sz w:val="28"/>
         </w:rPr>
-        <w:t>«Машин на территории»</w:t>
-      </w:r>
-      <w:r>
-        <w:rPr>
-          <w:rFonts w:ascii="Times New Roman" w:hAnsi="Times New Roman" w:cs="Times New Roman" w:eastAsia="Times New Roman"/>
-          <w:b w:val="0"/>
-          <w:i w:val="0"/>
-          <w:color w:val="000000"/>
-          <w:sz w:val="28"/>
-        </w:rPr>
-        <w:t xml:space="preserve"> или </w:t>
-      </w:r>
-      <w:r>
-        <w:rPr>
-          <w:rFonts w:ascii="Times New Roman" w:hAnsi="Times New Roman" w:cs="Times New Roman" w:eastAsia="Times New Roman"/>
-          <w:b/>
-          <w:i w:val="0"/>
-          <w:color w:val="000000"/>
-          <w:sz w:val="28"/>
-        </w:rPr>
-        <w:t>«Людей зашло»</w:t>
-      </w:r>
-      <w:r>
-        <w:rPr>
-          <w:rFonts w:ascii="Times New Roman" w:hAnsi="Times New Roman" w:cs="Times New Roman" w:eastAsia="Times New Roman"/>
-          <w:b w:val="0"/>
-          <w:i w:val="0"/>
-          <w:color w:val="000000"/>
-          <w:sz w:val="28"/>
-        </w:rPr>
-        <w:t>. Это те, кому отмечен въезд и ещё не отмечен выезд.</w:t>
+        <w:t>Откроется список тех, кого пропускают через ваш пост.</w:t>
       </w:r>
     </w:p>
     <w:p>
-      <w:r>
-        <w:rPr>
-          <w:rFonts w:ascii="Times New Roman" w:hAnsi="Times New Roman" w:cs="Times New Roman" w:eastAsia="Times New Roman"/>
-          <w:b w:val="0"/>
-          <w:i w:val="0"/>
-          <w:color w:val="000000"/>
-          <w:sz w:val="28"/>
-        </w:rPr>
-        <w:t xml:space="preserve">Если текст в таблице мелкий, включите левый переключатель в шапке таблицы: шрифт и строки станут крупнее. Переключатель </w:t>
-      </w:r>
-      <w:r>
-        <w:rPr>
-          <w:rFonts w:ascii="Times New Roman" w:hAnsi="Times New Roman" w:cs="Times New Roman" w:eastAsia="Times New Roman"/>
-          <w:b/>
-          <w:i w:val="0"/>
-          <w:color w:val="000000"/>
-          <w:sz w:val="28"/>
-        </w:rPr>
-        <w:t>«Сетка»</w:t>
-      </w:r>
-      <w:r>
-        <w:rPr>
-          <w:rFonts w:ascii="Times New Roman" w:hAnsi="Times New Roman" w:cs="Times New Roman" w:eastAsia="Times New Roman"/>
-          <w:b w:val="0"/>
-          <w:i w:val="0"/>
-          <w:color w:val="000000"/>
-          <w:sz w:val="28"/>
-        </w:rPr>
-        <w:t xml:space="preserve"> рисует границы ячеек.</w:t>
+      <w:pPr>
+        <w:keepNext/>
+        <w:spacing w:before="120" w:after="40"/>
+        <w:ind w:firstLine="0"/>
+        <w:jc w:val="center"/>
+      </w:pPr>
+      <w:r>
+        <w:drawing>
+          <wp:inline xmlns:a="http://schemas.openxmlformats.org/drawingml/2006/main" xmlns:pic="http://schemas.openxmlformats.org/drawingml/2006/picture">
+            <wp:extent cx="5940000" cy="3892247"/>
+            <wp:docPr id="4" name="Picture 4"/>
+            <wp:cNvGraphicFramePr>
+              <a:graphicFrameLocks noChangeAspect="1"/>
+            </wp:cNvGraphicFramePr>
+            <a:graphic>
+              <a:graphicData uri="http://schemas.openxmlformats.org/drawingml/2006/picture">
+                <pic:pic>
+                  <pic:nvPicPr>
+                    <pic:cNvPr id="0" name="table.png"/>
+                    <pic:cNvPicPr/>
+                  </pic:nvPicPr>
+                  <pic:blipFill>
+                    <a:blip r:embed="rId14"/>
+                    <a:stretch>
+                      <a:fillRect/>
+                    </a:stretch>
+                  </pic:blipFill>
+                  <pic:spPr>
+                    <a:xfrm>
+                      <a:off x="0" y="0"/>
+                      <a:ext cx="5940000" cy="3892247"/>
+                    </a:xfrm>
+                    <a:prstGeom prst="rect"/>
+                  </pic:spPr>
+                </pic:pic>
+              </a:graphicData>
+            </a:graphic>
+          </wp:inline>
+        </w:drawing>
       </w:r>
     </w:p>
     <w:p>
+      <w:pPr>
+        <w:keepNext w:val="0"/>
+        <w:spacing w:line="240" w:lineRule="auto" w:before="40" w:after="200"/>
+        <w:ind w:firstLine="0"/>
+        <w:jc w:val="center"/>
+      </w:pPr>
       <w:r>
         <w:rPr>
           <w:rFonts w:ascii="Times New Roman" w:hAnsi="Times New Roman" w:cs="Times New Roman" w:eastAsia="Times New Roman"/>
           <w:b w:val="0"/>
-          <w:i w:val="0"/>
-          <w:color w:val="000000"/>
-          <w:sz w:val="28"/>
-        </w:rPr>
-        <w:t xml:space="preserve">Список обновляется сам: изменения приходят с сервера, и раз в минуту система дополнительно сверяется с ним. Кнопка </w:t>
+          <w:i/>
+          <w:color w:val="000000"/>
+          <w:sz w:val="24"/>
+        </w:rPr>
+        <w:t>Рисунок 3.2 — Таблица поста</w:t>
+      </w:r>
+    </w:p>
+    <w:p>
+      <w:r>
+        <w:rPr>
+          <w:rFonts w:ascii="Times New Roman" w:hAnsi="Times New Roman" w:cs="Times New Roman" w:eastAsia="Times New Roman"/>
+          <w:b w:val="0"/>
+          <w:i w:val="0"/>
+          <w:color w:val="000000"/>
+          <w:sz w:val="28"/>
+        </w:rPr>
+        <w:t xml:space="preserve">В таблице машин колонки: </w:t>
       </w:r>
       <w:r>
         <w:rPr>
@@ -3925,6 +3270,622 @@
           <w:color w:val="000000"/>
           <w:sz w:val="28"/>
         </w:rPr>
+        <w:t>«Въезд»</w:t>
+      </w:r>
+      <w:r>
+        <w:rPr>
+          <w:rFonts w:ascii="Times New Roman" w:hAnsi="Times New Roman" w:cs="Times New Roman" w:eastAsia="Times New Roman"/>
+          <w:b w:val="0"/>
+          <w:i w:val="0"/>
+          <w:color w:val="000000"/>
+          <w:sz w:val="28"/>
+        </w:rPr>
+        <w:t xml:space="preserve">, </w:t>
+      </w:r>
+      <w:r>
+        <w:rPr>
+          <w:rFonts w:ascii="Times New Roman" w:hAnsi="Times New Roman" w:cs="Times New Roman" w:eastAsia="Times New Roman"/>
+          <w:b/>
+          <w:i w:val="0"/>
+          <w:color w:val="000000"/>
+          <w:sz w:val="28"/>
+        </w:rPr>
+        <w:t>«Выезд»</w:t>
+      </w:r>
+      <w:r>
+        <w:rPr>
+          <w:rFonts w:ascii="Times New Roman" w:hAnsi="Times New Roman" w:cs="Times New Roman" w:eastAsia="Times New Roman"/>
+          <w:b w:val="0"/>
+          <w:i w:val="0"/>
+          <w:color w:val="000000"/>
+          <w:sz w:val="28"/>
+        </w:rPr>
+        <w:t xml:space="preserve">, </w:t>
+      </w:r>
+      <w:r>
+        <w:rPr>
+          <w:rFonts w:ascii="Times New Roman" w:hAnsi="Times New Roman" w:cs="Times New Roman" w:eastAsia="Times New Roman"/>
+          <w:b/>
+          <w:i w:val="0"/>
+          <w:color w:val="000000"/>
+          <w:sz w:val="28"/>
+        </w:rPr>
+        <w:t>«Номер Т/С»</w:t>
+      </w:r>
+      <w:r>
+        <w:rPr>
+          <w:rFonts w:ascii="Times New Roman" w:hAnsi="Times New Roman" w:cs="Times New Roman" w:eastAsia="Times New Roman"/>
+          <w:b w:val="0"/>
+          <w:i w:val="0"/>
+          <w:color w:val="000000"/>
+          <w:sz w:val="28"/>
+        </w:rPr>
+        <w:t xml:space="preserve">, </w:t>
+      </w:r>
+      <w:r>
+        <w:rPr>
+          <w:rFonts w:ascii="Times New Roman" w:hAnsi="Times New Roman" w:cs="Times New Roman" w:eastAsia="Times New Roman"/>
+          <w:b/>
+          <w:i w:val="0"/>
+          <w:color w:val="000000"/>
+          <w:sz w:val="28"/>
+        </w:rPr>
+        <w:t>«Марка»</w:t>
+      </w:r>
+      <w:r>
+        <w:rPr>
+          <w:rFonts w:ascii="Times New Roman" w:hAnsi="Times New Roman" w:cs="Times New Roman" w:eastAsia="Times New Roman"/>
+          <w:b w:val="0"/>
+          <w:i w:val="0"/>
+          <w:color w:val="000000"/>
+          <w:sz w:val="28"/>
+        </w:rPr>
+        <w:t xml:space="preserve">, </w:t>
+      </w:r>
+      <w:r>
+        <w:rPr>
+          <w:rFonts w:ascii="Times New Roman" w:hAnsi="Times New Roman" w:cs="Times New Roman" w:eastAsia="Times New Roman"/>
+          <w:b/>
+          <w:i w:val="0"/>
+          <w:color w:val="000000"/>
+          <w:sz w:val="28"/>
+        </w:rPr>
+        <w:t>«Организация»</w:t>
+      </w:r>
+      <w:r>
+        <w:rPr>
+          <w:rFonts w:ascii="Times New Roman" w:hAnsi="Times New Roman" w:cs="Times New Roman" w:eastAsia="Times New Roman"/>
+          <w:b w:val="0"/>
+          <w:i w:val="0"/>
+          <w:color w:val="000000"/>
+          <w:sz w:val="28"/>
+        </w:rPr>
+        <w:t xml:space="preserve">, </w:t>
+      </w:r>
+      <w:r>
+        <w:rPr>
+          <w:rFonts w:ascii="Times New Roman" w:hAnsi="Times New Roman" w:cs="Times New Roman" w:eastAsia="Times New Roman"/>
+          <w:b/>
+          <w:i w:val="0"/>
+          <w:color w:val="000000"/>
+          <w:sz w:val="28"/>
+        </w:rPr>
+        <w:t>«Компания»</w:t>
+      </w:r>
+      <w:r>
+        <w:rPr>
+          <w:rFonts w:ascii="Times New Roman" w:hAnsi="Times New Roman" w:cs="Times New Roman" w:eastAsia="Times New Roman"/>
+          <w:b w:val="0"/>
+          <w:i w:val="0"/>
+          <w:color w:val="000000"/>
+          <w:sz w:val="28"/>
+        </w:rPr>
+        <w:t xml:space="preserve">, </w:t>
+      </w:r>
+      <w:r>
+        <w:rPr>
+          <w:rFonts w:ascii="Times New Roman" w:hAnsi="Times New Roman" w:cs="Times New Roman" w:eastAsia="Times New Roman"/>
+          <w:b/>
+          <w:i w:val="0"/>
+          <w:color w:val="000000"/>
+          <w:sz w:val="28"/>
+        </w:rPr>
+        <w:t>«Место разгрузки»</w:t>
+      </w:r>
+      <w:r>
+        <w:rPr>
+          <w:rFonts w:ascii="Times New Roman" w:hAnsi="Times New Roman" w:cs="Times New Roman" w:eastAsia="Times New Roman"/>
+          <w:b w:val="0"/>
+          <w:i w:val="0"/>
+          <w:color w:val="000000"/>
+          <w:sz w:val="28"/>
+        </w:rPr>
+        <w:t xml:space="preserve">, </w:t>
+      </w:r>
+      <w:r>
+        <w:rPr>
+          <w:rFonts w:ascii="Times New Roman" w:hAnsi="Times New Roman" w:cs="Times New Roman" w:eastAsia="Times New Roman"/>
+          <w:b/>
+          <w:i w:val="0"/>
+          <w:color w:val="000000"/>
+          <w:sz w:val="28"/>
+        </w:rPr>
+        <w:t>«Действует до»</w:t>
+      </w:r>
+      <w:r>
+        <w:rPr>
+          <w:rFonts w:ascii="Times New Roman" w:hAnsi="Times New Roman" w:cs="Times New Roman" w:eastAsia="Times New Roman"/>
+          <w:b w:val="0"/>
+          <w:i w:val="0"/>
+          <w:color w:val="000000"/>
+          <w:sz w:val="28"/>
+        </w:rPr>
+        <w:t xml:space="preserve">, </w:t>
+      </w:r>
+      <w:r>
+        <w:rPr>
+          <w:rFonts w:ascii="Times New Roman" w:hAnsi="Times New Roman" w:cs="Times New Roman" w:eastAsia="Times New Roman"/>
+          <w:b/>
+          <w:i w:val="0"/>
+          <w:color w:val="000000"/>
+          <w:sz w:val="28"/>
+        </w:rPr>
+        <w:t>«Время»</w:t>
+      </w:r>
+      <w:r>
+        <w:rPr>
+          <w:rFonts w:ascii="Times New Roman" w:hAnsi="Times New Roman" w:cs="Times New Roman" w:eastAsia="Times New Roman"/>
+          <w:b w:val="0"/>
+          <w:i w:val="0"/>
+          <w:color w:val="000000"/>
+          <w:sz w:val="28"/>
+        </w:rPr>
+        <w:t xml:space="preserve">, </w:t>
+      </w:r>
+      <w:r>
+        <w:rPr>
+          <w:rFonts w:ascii="Times New Roman" w:hAnsi="Times New Roman" w:cs="Times New Roman" w:eastAsia="Times New Roman"/>
+          <w:b/>
+          <w:i w:val="0"/>
+          <w:color w:val="000000"/>
+          <w:sz w:val="28"/>
+        </w:rPr>
+        <w:t>«Статус»</w:t>
+      </w:r>
+      <w:r>
+        <w:rPr>
+          <w:rFonts w:ascii="Times New Roman" w:hAnsi="Times New Roman" w:cs="Times New Roman" w:eastAsia="Times New Roman"/>
+          <w:b w:val="0"/>
+          <w:i w:val="0"/>
+          <w:color w:val="000000"/>
+          <w:sz w:val="28"/>
+        </w:rPr>
+        <w:t xml:space="preserve">. В таблице людей: </w:t>
+      </w:r>
+      <w:r>
+        <w:rPr>
+          <w:rFonts w:ascii="Times New Roman" w:hAnsi="Times New Roman" w:cs="Times New Roman" w:eastAsia="Times New Roman"/>
+          <w:b/>
+          <w:i w:val="0"/>
+          <w:color w:val="000000"/>
+          <w:sz w:val="28"/>
+        </w:rPr>
+        <w:t>«Вход»</w:t>
+      </w:r>
+      <w:r>
+        <w:rPr>
+          <w:rFonts w:ascii="Times New Roman" w:hAnsi="Times New Roman" w:cs="Times New Roman" w:eastAsia="Times New Roman"/>
+          <w:b w:val="0"/>
+          <w:i w:val="0"/>
+          <w:color w:val="000000"/>
+          <w:sz w:val="28"/>
+        </w:rPr>
+        <w:t xml:space="preserve">, </w:t>
+      </w:r>
+      <w:r>
+        <w:rPr>
+          <w:rFonts w:ascii="Times New Roman" w:hAnsi="Times New Roman" w:cs="Times New Roman" w:eastAsia="Times New Roman"/>
+          <w:b/>
+          <w:i w:val="0"/>
+          <w:color w:val="000000"/>
+          <w:sz w:val="28"/>
+        </w:rPr>
+        <w:t>«Выход»</w:t>
+      </w:r>
+      <w:r>
+        <w:rPr>
+          <w:rFonts w:ascii="Times New Roman" w:hAnsi="Times New Roman" w:cs="Times New Roman" w:eastAsia="Times New Roman"/>
+          <w:b w:val="0"/>
+          <w:i w:val="0"/>
+          <w:color w:val="000000"/>
+          <w:sz w:val="28"/>
+        </w:rPr>
+        <w:t xml:space="preserve">, </w:t>
+      </w:r>
+      <w:r>
+        <w:rPr>
+          <w:rFonts w:ascii="Times New Roman" w:hAnsi="Times New Roman" w:cs="Times New Roman" w:eastAsia="Times New Roman"/>
+          <w:b/>
+          <w:i w:val="0"/>
+          <w:color w:val="000000"/>
+          <w:sz w:val="28"/>
+        </w:rPr>
+        <w:t>«Фамилия»</w:t>
+      </w:r>
+      <w:r>
+        <w:rPr>
+          <w:rFonts w:ascii="Times New Roman" w:hAnsi="Times New Roman" w:cs="Times New Roman" w:eastAsia="Times New Roman"/>
+          <w:b w:val="0"/>
+          <w:i w:val="0"/>
+          <w:color w:val="000000"/>
+          <w:sz w:val="28"/>
+        </w:rPr>
+        <w:t xml:space="preserve">, </w:t>
+      </w:r>
+      <w:r>
+        <w:rPr>
+          <w:rFonts w:ascii="Times New Roman" w:hAnsi="Times New Roman" w:cs="Times New Roman" w:eastAsia="Times New Roman"/>
+          <w:b/>
+          <w:i w:val="0"/>
+          <w:color w:val="000000"/>
+          <w:sz w:val="28"/>
+        </w:rPr>
+        <w:t>«Имя»</w:t>
+      </w:r>
+      <w:r>
+        <w:rPr>
+          <w:rFonts w:ascii="Times New Roman" w:hAnsi="Times New Roman" w:cs="Times New Roman" w:eastAsia="Times New Roman"/>
+          <w:b w:val="0"/>
+          <w:i w:val="0"/>
+          <w:color w:val="000000"/>
+          <w:sz w:val="28"/>
+        </w:rPr>
+        <w:t xml:space="preserve">, </w:t>
+      </w:r>
+      <w:r>
+        <w:rPr>
+          <w:rFonts w:ascii="Times New Roman" w:hAnsi="Times New Roman" w:cs="Times New Roman" w:eastAsia="Times New Roman"/>
+          <w:b/>
+          <w:i w:val="0"/>
+          <w:color w:val="000000"/>
+          <w:sz w:val="28"/>
+        </w:rPr>
+        <w:t>«Отчество»</w:t>
+      </w:r>
+      <w:r>
+        <w:rPr>
+          <w:rFonts w:ascii="Times New Roman" w:hAnsi="Times New Roman" w:cs="Times New Roman" w:eastAsia="Times New Roman"/>
+          <w:b w:val="0"/>
+          <w:i w:val="0"/>
+          <w:color w:val="000000"/>
+          <w:sz w:val="28"/>
+        </w:rPr>
+        <w:t xml:space="preserve">, </w:t>
+      </w:r>
+      <w:r>
+        <w:rPr>
+          <w:rFonts w:ascii="Times New Roman" w:hAnsi="Times New Roman" w:cs="Times New Roman" w:eastAsia="Times New Roman"/>
+          <w:b/>
+          <w:i w:val="0"/>
+          <w:color w:val="000000"/>
+          <w:sz w:val="28"/>
+        </w:rPr>
+        <w:t>«Должность»</w:t>
+      </w:r>
+      <w:r>
+        <w:rPr>
+          <w:rFonts w:ascii="Times New Roman" w:hAnsi="Times New Roman" w:cs="Times New Roman" w:eastAsia="Times New Roman"/>
+          <w:b w:val="0"/>
+          <w:i w:val="0"/>
+          <w:color w:val="000000"/>
+          <w:sz w:val="28"/>
+        </w:rPr>
+        <w:t xml:space="preserve">, </w:t>
+      </w:r>
+      <w:r>
+        <w:rPr>
+          <w:rFonts w:ascii="Times New Roman" w:hAnsi="Times New Roman" w:cs="Times New Roman" w:eastAsia="Times New Roman"/>
+          <w:b/>
+          <w:i w:val="0"/>
+          <w:color w:val="000000"/>
+          <w:sz w:val="28"/>
+        </w:rPr>
+        <w:t>«Гражданство»</w:t>
+      </w:r>
+      <w:r>
+        <w:rPr>
+          <w:rFonts w:ascii="Times New Roman" w:hAnsi="Times New Roman" w:cs="Times New Roman" w:eastAsia="Times New Roman"/>
+          <w:b w:val="0"/>
+          <w:i w:val="0"/>
+          <w:color w:val="000000"/>
+          <w:sz w:val="28"/>
+        </w:rPr>
+        <w:t xml:space="preserve">, </w:t>
+      </w:r>
+      <w:r>
+        <w:rPr>
+          <w:rFonts w:ascii="Times New Roman" w:hAnsi="Times New Roman" w:cs="Times New Roman" w:eastAsia="Times New Roman"/>
+          <w:b/>
+          <w:i w:val="0"/>
+          <w:color w:val="000000"/>
+          <w:sz w:val="28"/>
+        </w:rPr>
+        <w:t>«Организация»</w:t>
+      </w:r>
+      <w:r>
+        <w:rPr>
+          <w:rFonts w:ascii="Times New Roman" w:hAnsi="Times New Roman" w:cs="Times New Roman" w:eastAsia="Times New Roman"/>
+          <w:b w:val="0"/>
+          <w:i w:val="0"/>
+          <w:color w:val="000000"/>
+          <w:sz w:val="28"/>
+        </w:rPr>
+        <w:t xml:space="preserve">, </w:t>
+      </w:r>
+      <w:r>
+        <w:rPr>
+          <w:rFonts w:ascii="Times New Roman" w:hAnsi="Times New Roman" w:cs="Times New Roman" w:eastAsia="Times New Roman"/>
+          <w:b/>
+          <w:i w:val="0"/>
+          <w:color w:val="000000"/>
+          <w:sz w:val="28"/>
+        </w:rPr>
+        <w:t>«Компания»</w:t>
+      </w:r>
+      <w:r>
+        <w:rPr>
+          <w:rFonts w:ascii="Times New Roman" w:hAnsi="Times New Roman" w:cs="Times New Roman" w:eastAsia="Times New Roman"/>
+          <w:b w:val="0"/>
+          <w:i w:val="0"/>
+          <w:color w:val="000000"/>
+          <w:sz w:val="28"/>
+        </w:rPr>
+        <w:t xml:space="preserve">, </w:t>
+      </w:r>
+      <w:r>
+        <w:rPr>
+          <w:rFonts w:ascii="Times New Roman" w:hAnsi="Times New Roman" w:cs="Times New Roman" w:eastAsia="Times New Roman"/>
+          <w:b/>
+          <w:i w:val="0"/>
+          <w:color w:val="000000"/>
+          <w:sz w:val="28"/>
+        </w:rPr>
+        <w:t>«Действует до»</w:t>
+      </w:r>
+      <w:r>
+        <w:rPr>
+          <w:rFonts w:ascii="Times New Roman" w:hAnsi="Times New Roman" w:cs="Times New Roman" w:eastAsia="Times New Roman"/>
+          <w:b w:val="0"/>
+          <w:i w:val="0"/>
+          <w:color w:val="000000"/>
+          <w:sz w:val="28"/>
+        </w:rPr>
+        <w:t xml:space="preserve">, </w:t>
+      </w:r>
+      <w:r>
+        <w:rPr>
+          <w:rFonts w:ascii="Times New Roman" w:hAnsi="Times New Roman" w:cs="Times New Roman" w:eastAsia="Times New Roman"/>
+          <w:b/>
+          <w:i w:val="0"/>
+          <w:color w:val="000000"/>
+          <w:sz w:val="28"/>
+        </w:rPr>
+        <w:t>«Время прохода»</w:t>
+      </w:r>
+      <w:r>
+        <w:rPr>
+          <w:rFonts w:ascii="Times New Roman" w:hAnsi="Times New Roman" w:cs="Times New Roman" w:eastAsia="Times New Roman"/>
+          <w:b w:val="0"/>
+          <w:i w:val="0"/>
+          <w:color w:val="000000"/>
+          <w:sz w:val="28"/>
+        </w:rPr>
+        <w:t xml:space="preserve">, </w:t>
+      </w:r>
+      <w:r>
+        <w:rPr>
+          <w:rFonts w:ascii="Times New Roman" w:hAnsi="Times New Roman" w:cs="Times New Roman" w:eastAsia="Times New Roman"/>
+          <w:b/>
+          <w:i w:val="0"/>
+          <w:color w:val="000000"/>
+          <w:sz w:val="28"/>
+        </w:rPr>
+        <w:t>«Статус»</w:t>
+      </w:r>
+      <w:r>
+        <w:rPr>
+          <w:rFonts w:ascii="Times New Roman" w:hAnsi="Times New Roman" w:cs="Times New Roman" w:eastAsia="Times New Roman"/>
+          <w:b w:val="0"/>
+          <w:i w:val="0"/>
+          <w:color w:val="000000"/>
+          <w:sz w:val="28"/>
+        </w:rPr>
+        <w:t>. Набор колонок на вашем посту задаёт бюро пропусков, часть из них может отсутствовать.</w:t>
+      </w:r>
+    </w:p>
+    <w:p>
+      <w:r>
+        <w:rPr>
+          <w:rFonts w:ascii="Times New Roman" w:hAnsi="Times New Roman" w:cs="Times New Roman" w:eastAsia="Times New Roman"/>
+          <w:b w:val="0"/>
+          <w:i w:val="0"/>
+          <w:color w:val="000000"/>
+          <w:sz w:val="28"/>
+        </w:rPr>
+        <w:t>Над таблицей стоит счёт. Это те, кому отмечен въезд и ещё не отмечен выезд.</w:t>
+      </w:r>
+    </w:p>
+    <w:p>
+      <w:pPr>
+        <w:keepNext/>
+        <w:spacing w:before="120" w:after="40"/>
+        <w:ind w:firstLine="0"/>
+        <w:jc w:val="center"/>
+      </w:pPr>
+      <w:r>
+        <w:drawing>
+          <wp:inline xmlns:a="http://schemas.openxmlformats.org/drawingml/2006/main" xmlns:pic="http://schemas.openxmlformats.org/drawingml/2006/picture">
+            <wp:extent cx="2237232" cy="847344"/>
+            <wp:docPr id="5" name="Picture 5"/>
+            <wp:cNvGraphicFramePr>
+              <a:graphicFrameLocks noChangeAspect="1"/>
+            </wp:cNvGraphicFramePr>
+            <a:graphic>
+              <a:graphicData uri="http://schemas.openxmlformats.org/drawingml/2006/picture">
+                <pic:pic>
+                  <pic:nvPicPr>
+                    <pic:cNvPr id="0" name="counter.png"/>
+                    <pic:cNvPicPr/>
+                  </pic:nvPicPr>
+                  <pic:blipFill>
+                    <a:blip r:embed="rId15"/>
+                    <a:stretch>
+                      <a:fillRect/>
+                    </a:stretch>
+                  </pic:blipFill>
+                  <pic:spPr>
+                    <a:xfrm>
+                      <a:off x="0" y="0"/>
+                      <a:ext cx="2237232" cy="847344"/>
+                    </a:xfrm>
+                    <a:prstGeom prst="rect"/>
+                  </pic:spPr>
+                </pic:pic>
+              </a:graphicData>
+            </a:graphic>
+          </wp:inline>
+        </w:drawing>
+      </w:r>
+    </w:p>
+    <w:p>
+      <w:pPr>
+        <w:keepNext w:val="0"/>
+        <w:spacing w:line="240" w:lineRule="auto" w:before="40" w:after="200"/>
+        <w:ind w:firstLine="0"/>
+        <w:jc w:val="center"/>
+      </w:pPr>
+      <w:r>
+        <w:rPr>
+          <w:rFonts w:ascii="Times New Roman" w:hAnsi="Times New Roman" w:cs="Times New Roman" w:eastAsia="Times New Roman"/>
+          <w:b w:val="0"/>
+          <w:i/>
+          <w:color w:val="000000"/>
+          <w:sz w:val="24"/>
+        </w:rPr>
+        <w:t>Рисунок 3.3 — Счёт находящихся на территории</w:t>
+      </w:r>
+    </w:p>
+    <w:p>
+      <w:r>
+        <w:rPr>
+          <w:rFonts w:ascii="Times New Roman" w:hAnsi="Times New Roman" w:cs="Times New Roman" w:eastAsia="Times New Roman"/>
+          <w:b w:val="0"/>
+          <w:i w:val="0"/>
+          <w:color w:val="000000"/>
+          <w:sz w:val="28"/>
+        </w:rPr>
+        <w:t xml:space="preserve">Если буквы в таблице мелкие, включите увеличенный режим (1). Переключатель </w:t>
+      </w:r>
+      <w:r>
+        <w:rPr>
+          <w:rFonts w:ascii="Times New Roman" w:hAnsi="Times New Roman" w:cs="Times New Roman" w:eastAsia="Times New Roman"/>
+          <w:b/>
+          <w:i w:val="0"/>
+          <w:color w:val="000000"/>
+          <w:sz w:val="28"/>
+        </w:rPr>
+        <w:t>«Сетка»</w:t>
+      </w:r>
+      <w:r>
+        <w:rPr>
+          <w:rFonts w:ascii="Times New Roman" w:hAnsi="Times New Roman" w:cs="Times New Roman" w:eastAsia="Times New Roman"/>
+          <w:b w:val="0"/>
+          <w:i w:val="0"/>
+          <w:color w:val="000000"/>
+          <w:sz w:val="28"/>
+        </w:rPr>
+        <w:t xml:space="preserve"> (2) рисует границы ячеек.</w:t>
+      </w:r>
+    </w:p>
+    <w:p>
+      <w:pPr>
+        <w:keepNext/>
+        <w:spacing w:before="120" w:after="40"/>
+        <w:ind w:firstLine="0"/>
+        <w:jc w:val="center"/>
+      </w:pPr>
+      <w:r>
+        <w:drawing>
+          <wp:inline xmlns:a="http://schemas.openxmlformats.org/drawingml/2006/main" xmlns:pic="http://schemas.openxmlformats.org/drawingml/2006/picture">
+            <wp:extent cx="3590544" cy="871728"/>
+            <wp:docPr id="6" name="Picture 6"/>
+            <wp:cNvGraphicFramePr>
+              <a:graphicFrameLocks noChangeAspect="1"/>
+            </wp:cNvGraphicFramePr>
+            <a:graphic>
+              <a:graphicData uri="http://schemas.openxmlformats.org/drawingml/2006/picture">
+                <pic:pic>
+                  <pic:nvPicPr>
+                    <pic:cNvPr id="0" name="view-toggles.png"/>
+                    <pic:cNvPicPr/>
+                  </pic:nvPicPr>
+                  <pic:blipFill>
+                    <a:blip r:embed="rId16"/>
+                    <a:stretch>
+                      <a:fillRect/>
+                    </a:stretch>
+                  </pic:blipFill>
+                  <pic:spPr>
+                    <a:xfrm>
+                      <a:off x="0" y="0"/>
+                      <a:ext cx="3590544" cy="871728"/>
+                    </a:xfrm>
+                    <a:prstGeom prst="rect"/>
+                  </pic:spPr>
+                </pic:pic>
+              </a:graphicData>
+            </a:graphic>
+          </wp:inline>
+        </w:drawing>
+      </w:r>
+    </w:p>
+    <w:p>
+      <w:pPr>
+        <w:keepNext w:val="0"/>
+        <w:spacing w:line="240" w:lineRule="auto" w:before="40" w:after="200"/>
+        <w:ind w:firstLine="0"/>
+        <w:jc w:val="center"/>
+      </w:pPr>
+      <w:r>
+        <w:rPr>
+          <w:rFonts w:ascii="Times New Roman" w:hAnsi="Times New Roman" w:cs="Times New Roman" w:eastAsia="Times New Roman"/>
+          <w:b w:val="0"/>
+          <w:i/>
+          <w:color w:val="000000"/>
+          <w:sz w:val="24"/>
+        </w:rPr>
+        <w:t>Рисунок 3.4 — Увеличенный режим и сетка</w:t>
+      </w:r>
+    </w:p>
+    <w:p>
+      <w:r>
+        <w:rPr>
+          <w:rFonts w:ascii="Times New Roman" w:hAnsi="Times New Roman" w:cs="Times New Roman" w:eastAsia="Times New Roman"/>
+          <w:b w:val="0"/>
+          <w:i w:val="0"/>
+          <w:color w:val="000000"/>
+          <w:sz w:val="28"/>
+        </w:rPr>
+        <w:t xml:space="preserve">Список обновляется сам, следить за этим не нужно. Кнопка </w:t>
+      </w:r>
+      <w:r>
+        <w:rPr>
+          <w:rFonts w:ascii="Times New Roman" w:hAnsi="Times New Roman" w:cs="Times New Roman" w:eastAsia="Times New Roman"/>
+          <w:b/>
+          <w:i w:val="0"/>
+          <w:color w:val="000000"/>
+          <w:sz w:val="28"/>
+        </w:rPr>
         <w:t>«Обновить»</w:t>
       </w:r>
       <w:r>
@@ -3935,7 +3896,67 @@
           <w:color w:val="000000"/>
           <w:sz w:val="28"/>
         </w:rPr>
-        <w:t xml:space="preserve"> нужна редко - когда кажется, что список отстал.</w:t>
+        <w:t xml:space="preserve"> нужна редко: когда кажется, что список показывает старое.</w:t>
+      </w:r>
+    </w:p>
+    <w:p>
+      <w:pPr>
+        <w:keepNext/>
+        <w:spacing w:before="120" w:after="40"/>
+        <w:ind w:firstLine="0"/>
+        <w:jc w:val="center"/>
+      </w:pPr>
+      <w:r>
+        <w:drawing>
+          <wp:inline xmlns:a="http://schemas.openxmlformats.org/drawingml/2006/main" xmlns:pic="http://schemas.openxmlformats.org/drawingml/2006/picture">
+            <wp:extent cx="1847088" cy="908304"/>
+            <wp:docPr id="7" name="Picture 7"/>
+            <wp:cNvGraphicFramePr>
+              <a:graphicFrameLocks noChangeAspect="1"/>
+            </wp:cNvGraphicFramePr>
+            <a:graphic>
+              <a:graphicData uri="http://schemas.openxmlformats.org/drawingml/2006/picture">
+                <pic:pic>
+                  <pic:nvPicPr>
+                    <pic:cNvPr id="0" name="refresh.png"/>
+                    <pic:cNvPicPr/>
+                  </pic:nvPicPr>
+                  <pic:blipFill>
+                    <a:blip r:embed="rId17"/>
+                    <a:stretch>
+                      <a:fillRect/>
+                    </a:stretch>
+                  </pic:blipFill>
+                  <pic:spPr>
+                    <a:xfrm>
+                      <a:off x="0" y="0"/>
+                      <a:ext cx="1847088" cy="908304"/>
+                    </a:xfrm>
+                    <a:prstGeom prst="rect"/>
+                  </pic:spPr>
+                </pic:pic>
+              </a:graphicData>
+            </a:graphic>
+          </wp:inline>
+        </w:drawing>
+      </w:r>
+    </w:p>
+    <w:p>
+      <w:pPr>
+        <w:keepNext w:val="0"/>
+        <w:spacing w:line="240" w:lineRule="auto" w:before="40" w:after="200"/>
+        <w:ind w:firstLine="0"/>
+        <w:jc w:val="center"/>
+      </w:pPr>
+      <w:r>
+        <w:rPr>
+          <w:rFonts w:ascii="Times New Roman" w:hAnsi="Times New Roman" w:cs="Times New Roman" w:eastAsia="Times New Roman"/>
+          <w:b w:val="0"/>
+          <w:i/>
+          <w:color w:val="000000"/>
+          <w:sz w:val="24"/>
+        </w:rPr>
+        <w:t>Рисунок 3.5 — Кнопка обновления списка</w:t>
       </w:r>
     </w:p>
     <w:tbl>
@@ -3986,7 +4007,7 @@
                 <w:color w:val="000000"/>
                 <w:sz w:val="26"/>
               </w:rPr>
-              <w:t>Своего поста в списке нет - обратитесь в бюро пропусков. Доступ выдаётся на каждую таблицу отдельно.</w:t>
+              <w:t>Своего поста в списке нет - обратитесь в бюро пропусков. Доступ выдаётся на каждый пост отдельно.</w:t>
             </w:r>
           </w:p>
         </w:tc>
@@ -4009,6 +4030,34 @@
     </w:p>
     <w:p>
       <w:pPr>
+        <w:pStyle w:val="Heading2"/>
+        <w:ind w:firstLine="0"/>
+      </w:pPr>
+      <w:r>
+        <w:rPr>
+          <w:rFonts w:ascii="Times New Roman" w:hAnsi="Times New Roman" w:cs="Times New Roman" w:eastAsia="Times New Roman"/>
+          <w:b/>
+          <w:i w:val="0"/>
+          <w:color w:val="000000"/>
+          <w:sz w:val="28"/>
+        </w:rPr>
+        <w:t>3.2. Прочитать инструкцию поста</w:t>
+      </w:r>
+    </w:p>
+    <w:p>
+      <w:r>
+        <w:rPr>
+          <w:rFonts w:ascii="Times New Roman" w:hAnsi="Times New Roman" w:cs="Times New Roman" w:eastAsia="Times New Roman"/>
+          <w:b w:val="0"/>
+          <w:i w:val="0"/>
+          <w:color w:val="000000"/>
+          <w:sz w:val="28"/>
+        </w:rPr>
+        <w:t>Порядок работы на конкретном посту пишет бюро пропусков. Прочитайте его в начале смены.</w:t>
+      </w:r>
+    </w:p>
+    <w:p>
+      <w:pPr>
         <w:keepNext/>
         <w:spacing w:before="120" w:after="40"/>
         <w:ind w:firstLine="0"/>
@@ -4017,8 +4066,8 @@
       <w:r>
         <w:drawing>
           <wp:inline xmlns:a="http://schemas.openxmlformats.org/drawingml/2006/main" xmlns:pic="http://schemas.openxmlformats.org/drawingml/2006/picture">
-            <wp:extent cx="2054351" cy="316992"/>
-            <wp:docPr id="4" name="Picture 4"/>
+            <wp:extent cx="3157728" cy="908304"/>
+            <wp:docPr id="8" name="Picture 8"/>
             <wp:cNvGraphicFramePr>
               <a:graphicFrameLocks noChangeAspect="1"/>
             </wp:cNvGraphicFramePr>
@@ -4026,11 +4075,11 @@
               <a:graphicData uri="http://schemas.openxmlformats.org/drawingml/2006/picture">
                 <pic:pic>
                   <pic:nvPicPr>
-                    <pic:cNvPr id="0" name="guard-row-actions.png"/>
+                    <pic:cNvPr id="0" name="instruction-btn.png"/>
                     <pic:cNvPicPr/>
                   </pic:nvPicPr>
                   <pic:blipFill>
-                    <a:blip r:embed="rId14"/>
+                    <a:blip r:embed="rId18"/>
                     <a:stretch>
                       <a:fillRect/>
                     </a:stretch>
@@ -4038,7 +4087,7 @@
                   <pic:spPr>
                     <a:xfrm>
                       <a:off x="0" y="0"/>
-                      <a:ext cx="2054351" cy="316992"/>
+                      <a:ext cx="3157728" cy="908304"/>
                     </a:xfrm>
                     <a:prstGeom prst="rect"/>
                   </pic:spPr>
@@ -4064,104 +4113,7 @@
           <w:color w:val="000000"/>
           <w:sz w:val="24"/>
         </w:rPr>
-        <w:t>Рисунок 3.3 — Кнопка удаления в конце строки</w:t>
-      </w:r>
-    </w:p>
-    <w:tbl>
-      <w:tblPr>
-        <w:tblW w:type="auto" w:w="0"/>
-        <w:tblLayout w:type="fixed"/>
-        <w:tblLook w:firstColumn="1" w:firstRow="1" w:lastColumn="0" w:lastRow="0" w:noHBand="0" w:noVBand="1" w:val="04A0"/>
-        <w:tblLayout w:type="fixed"/>
-      </w:tblPr>
-      <w:tblGrid>
-        <w:gridCol w:w="9356"/>
-      </w:tblGrid>
-      <w:tr>
-        <w:trPr>
-          <w:cantSplit w:val="true"/>
-        </w:trPr>
-        <w:tc>
-          <w:tcPr>
-            <w:tcW w:type="dxa" w:w="9354"/>
-            <w:shd w:val="clear" w:fill="FDF6E3"/>
-            <w:tcBorders>
-              <w:left w:val="single" w:sz="24" w:color="B7791F"/>
-              <w:top w:val="single" w:sz="4" w:color="FDF6E3"/>
-              <w:bottom w:val="single" w:sz="4" w:color="FDF6E3"/>
-              <w:right w:val="single" w:sz="4" w:color="FDF6E3"/>
-            </w:tcBorders>
-          </w:tcPr>
-          <w:p>
-            <w:pPr>
-              <w:spacing w:line="288" w:lineRule="auto" w:after="0"/>
-              <w:ind w:firstLine="0"/>
-            </w:pPr>
-            <w:r>
-              <w:rPr>
-                <w:rFonts w:ascii="Times New Roman" w:hAnsi="Times New Roman" w:cs="Times New Roman" w:eastAsia="Times New Roman"/>
-                <w:b/>
-                <w:i w:val="0"/>
-                <w:color w:val="B7791F"/>
-                <w:sz w:val="26"/>
-              </w:rPr>
-              <w:t xml:space="preserve">ВАЖНО. </w:t>
-            </w:r>
-            <w:r>
-              <w:rPr>
-                <w:rFonts w:ascii="Times New Roman" w:hAnsi="Times New Roman" w:cs="Times New Roman" w:eastAsia="Times New Roman"/>
-                <w:b w:val="0"/>
-                <w:i w:val="0"/>
-                <w:color w:val="000000"/>
-                <w:sz w:val="26"/>
-              </w:rPr>
-              <w:t>Если в конце строки есть кнопка с корзиной, ей запись убирается из таблицы поста. Она есть не на каждом посту. Просто так её не нажимайте: вернуть запись обратно может только бюро пропусков.</w:t>
-            </w:r>
-          </w:p>
-        </w:tc>
-      </w:tr>
-    </w:tbl>
-    <w:p>
-      <w:pPr>
-        <w:spacing w:after="0" w:line="240" w:lineRule="auto"/>
-        <w:ind w:firstLine="0"/>
-      </w:pPr>
-      <w:r>
-        <w:rPr>
-          <w:rFonts w:ascii="Times New Roman" w:hAnsi="Times New Roman" w:cs="Times New Roman" w:eastAsia="Times New Roman"/>
-          <w:b w:val="0"/>
-          <w:i w:val="0"/>
-          <w:color w:val="000000"/>
-          <w:sz w:val="12"/>
-        </w:rPr>
-      </w:r>
-    </w:p>
-    <w:p>
-      <w:pPr>
-        <w:pStyle w:val="Heading2"/>
-        <w:ind w:firstLine="0"/>
-      </w:pPr>
-      <w:r>
-        <w:rPr>
-          <w:rFonts w:ascii="Times New Roman" w:hAnsi="Times New Roman" w:cs="Times New Roman" w:eastAsia="Times New Roman"/>
-          <w:b/>
-          <w:i w:val="0"/>
-          <w:color w:val="000000"/>
-          <w:sz w:val="28"/>
-        </w:rPr>
-        <w:t>3.2. Прочитать инструкцию поста</w:t>
-      </w:r>
-    </w:p>
-    <w:p>
-      <w:r>
-        <w:rPr>
-          <w:rFonts w:ascii="Times New Roman" w:hAnsi="Times New Roman" w:cs="Times New Roman" w:eastAsia="Times New Roman"/>
-          <w:b w:val="0"/>
-          <w:i w:val="0"/>
-          <w:color w:val="000000"/>
-          <w:sz w:val="28"/>
-        </w:rPr>
-        <w:t>Порядок работы на конкретном посту пишет бюро пропусков. Прочитайте его в начале смены.</w:t>
+        <w:t>Рисунок 3.6 — Кнопка инструкции поста</w:t>
       </w:r>
     </w:p>
     <w:p>
@@ -4209,7 +4161,7 @@
           <w:color w:val="000000"/>
           <w:sz w:val="28"/>
         </w:rPr>
-        <w:t xml:space="preserve"> рядом с названием таблицы. </w:t>
+        <w:t xml:space="preserve"> рядом с названием поста. </w:t>
       </w:r>
       <w:r>
         <w:rPr>
@@ -4219,7 +4171,7 @@
           <w:color w:val="000000"/>
           <w:sz w:val="28"/>
         </w:rPr>
-        <w:t>Откроется окно «Инструкция по использованию таблицы».</w:t>
+        <w:t>Откроется окно с текстом.</w:t>
       </w:r>
     </w:p>
     <w:p>
@@ -4247,7 +4199,7 @@
           <w:color w:val="000000"/>
           <w:sz w:val="28"/>
         </w:rPr>
-        <w:t>Прочитайте текст и закройте окно.</w:t>
+        <w:t>Прочитайте текст и закройте окно крестиком.</w:t>
       </w:r>
     </w:p>
     <w:p>
@@ -4260,8 +4212,8 @@
       <w:r>
         <w:drawing>
           <wp:inline xmlns:a="http://schemas.openxmlformats.org/drawingml/2006/main" xmlns:pic="http://schemas.openxmlformats.org/drawingml/2006/picture">
-            <wp:extent cx="4754880" cy="1658112"/>
-            <wp:docPr id="5" name="Picture 5"/>
+            <wp:extent cx="4779264" cy="1682496"/>
+            <wp:docPr id="9" name="Picture 9"/>
             <wp:cNvGraphicFramePr>
               <a:graphicFrameLocks noChangeAspect="1"/>
             </wp:cNvGraphicFramePr>
@@ -4269,11 +4221,11 @@
               <a:graphicData uri="http://schemas.openxmlformats.org/drawingml/2006/picture">
                 <pic:pic>
                   <pic:nvPicPr>
-                    <pic:cNvPr id="0" name="guard-instruction.png"/>
+                    <pic:cNvPr id="0" name="instruction.png"/>
                     <pic:cNvPicPr/>
                   </pic:nvPicPr>
                   <pic:blipFill>
-                    <a:blip r:embed="rId15"/>
+                    <a:blip r:embed="rId19"/>
                     <a:stretch>
                       <a:fillRect/>
                     </a:stretch>
@@ -4281,7 +4233,7 @@
                   <pic:spPr>
                     <a:xfrm>
                       <a:off x="0" y="0"/>
-                      <a:ext cx="4754880" cy="1658112"/>
+                      <a:ext cx="4779264" cy="1682496"/>
                     </a:xfrm>
                     <a:prstGeom prst="rect"/>
                   </pic:spPr>
@@ -4307,7 +4259,7 @@
           <w:color w:val="000000"/>
           <w:sz w:val="24"/>
         </w:rPr>
-        <w:t>Рисунок 3.4 — Инструкция поста</w:t>
+        <w:t>Рисунок 3.7 — Окно инструкции поста</w:t>
       </w:r>
     </w:p>
     <w:p>
@@ -4367,7 +4319,7 @@
           <w:color w:val="000000"/>
           <w:sz w:val="28"/>
         </w:rPr>
-        <w:t xml:space="preserve"> показывает согласованные заявки по вашим местам. По нему видно, кто должен приехать, ещё до того, как машина встала у ворот.</w:t>
+        <w:t xml:space="preserve"> показывает согласованные заявки по вашему посту. По нему видно, какие машины, каких людей и какие ТМЦ вы можете пропускать.</w:t>
       </w:r>
     </w:p>
     <w:p>
@@ -4380,8 +4332,8 @@
       <w:r>
         <w:drawing>
           <wp:inline xmlns:a="http://schemas.openxmlformats.org/drawingml/2006/main" xmlns:pic="http://schemas.openxmlformats.org/drawingml/2006/picture">
-            <wp:extent cx="5940000" cy="3883846"/>
-            <wp:docPr id="6" name="Picture 6"/>
+            <wp:extent cx="1792224" cy="975360"/>
+            <wp:docPr id="10" name="Picture 10"/>
             <wp:cNvGraphicFramePr>
               <a:graphicFrameLocks noChangeAspect="1"/>
             </wp:cNvGraphicFramePr>
@@ -4389,11 +4341,11 @@
               <a:graphicData uri="http://schemas.openxmlformats.org/drawingml/2006/picture">
                 <pic:pic>
                   <pic:nvPicPr>
-                    <pic:cNvPr id="0" name="guard-accessible.png"/>
+                    <pic:cNvPr id="0" name="nav-accessible.png"/>
                     <pic:cNvPicPr/>
                   </pic:nvPicPr>
                   <pic:blipFill>
-                    <a:blip r:embed="rId16"/>
+                    <a:blip r:embed="rId20"/>
                     <a:stretch>
                       <a:fillRect/>
                     </a:stretch>
@@ -4401,7 +4353,7 @@
                   <pic:spPr>
                     <a:xfrm>
                       <a:off x="0" y="0"/>
-                      <a:ext cx="5940000" cy="3883846"/>
+                      <a:ext cx="1792224" cy="975360"/>
                     </a:xfrm>
                     <a:prstGeom prst="rect"/>
                   </pic:spPr>
@@ -4427,7 +4379,7 @@
           <w:color w:val="000000"/>
           <w:sz w:val="24"/>
         </w:rPr>
-        <w:t>Рисунок 3.5 — Раздел «Доступные мне»</w:t>
+        <w:t>Рисунок 3.8 — Пункт меню «Доступные мне»</w:t>
       </w:r>
     </w:p>
     <w:p>
@@ -4490,6 +4442,66 @@
     </w:p>
     <w:p>
       <w:pPr>
+        <w:keepNext/>
+        <w:spacing w:before="120" w:after="40"/>
+        <w:ind w:firstLine="0"/>
+        <w:jc w:val="center"/>
+      </w:pPr>
+      <w:r>
+        <w:drawing>
+          <wp:inline xmlns:a="http://schemas.openxmlformats.org/drawingml/2006/main" xmlns:pic="http://schemas.openxmlformats.org/drawingml/2006/picture">
+            <wp:extent cx="5940000" cy="2982134"/>
+            <wp:docPr id="11" name="Picture 11"/>
+            <wp:cNvGraphicFramePr>
+              <a:graphicFrameLocks noChangeAspect="1"/>
+            </wp:cNvGraphicFramePr>
+            <a:graphic>
+              <a:graphicData uri="http://schemas.openxmlformats.org/drawingml/2006/picture">
+                <pic:pic>
+                  <pic:nvPicPr>
+                    <pic:cNvPr id="0" name="accessible-list.png"/>
+                    <pic:cNvPicPr/>
+                  </pic:nvPicPr>
+                  <pic:blipFill>
+                    <a:blip r:embed="rId21"/>
+                    <a:stretch>
+                      <a:fillRect/>
+                    </a:stretch>
+                  </pic:blipFill>
+                  <pic:spPr>
+                    <a:xfrm>
+                      <a:off x="0" y="0"/>
+                      <a:ext cx="5940000" cy="2982134"/>
+                    </a:xfrm>
+                    <a:prstGeom prst="rect"/>
+                  </pic:spPr>
+                </pic:pic>
+              </a:graphicData>
+            </a:graphic>
+          </wp:inline>
+        </w:drawing>
+      </w:r>
+    </w:p>
+    <w:p>
+      <w:pPr>
+        <w:keepNext w:val="0"/>
+        <w:spacing w:line="240" w:lineRule="auto" w:before="40" w:after="200"/>
+        <w:ind w:firstLine="0"/>
+        <w:jc w:val="center"/>
+      </w:pPr>
+      <w:r>
+        <w:rPr>
+          <w:rFonts w:ascii="Times New Roman" w:hAnsi="Times New Roman" w:cs="Times New Roman" w:eastAsia="Times New Roman"/>
+          <w:b w:val="0"/>
+          <w:i/>
+          <w:color w:val="000000"/>
+          <w:sz w:val="24"/>
+        </w:rPr>
+        <w:t>Рисунок 3.9 — Список согласованных заявок</w:t>
+      </w:r>
+    </w:p>
+    <w:p>
+      <w:pPr>
         <w:spacing w:after="0" w:line="360" w:lineRule="auto"/>
         <w:ind w:hanging="454" w:left="1134"/>
         <w:jc w:val="both"/>
@@ -4615,10 +4627,70 @@
       </w:r>
     </w:p>
     <w:p>
+      <w:pPr>
+        <w:keepNext/>
+        <w:spacing w:before="120" w:after="40"/>
+        <w:ind w:firstLine="0"/>
+        <w:jc w:val="center"/>
+      </w:pPr>
+      <w:r>
+        <w:drawing>
+          <wp:inline xmlns:a="http://schemas.openxmlformats.org/drawingml/2006/main" xmlns:pic="http://schemas.openxmlformats.org/drawingml/2006/picture">
+            <wp:extent cx="5940000" cy="4004494"/>
+            <wp:docPr id="12" name="Picture 12"/>
+            <wp:cNvGraphicFramePr>
+              <a:graphicFrameLocks noChangeAspect="1"/>
+            </wp:cNvGraphicFramePr>
+            <a:graphic>
+              <a:graphicData uri="http://schemas.openxmlformats.org/drawingml/2006/picture">
+                <pic:pic>
+                  <pic:nvPicPr>
+                    <pic:cNvPr id="0" name="accessible-detail.png"/>
+                    <pic:cNvPicPr/>
+                  </pic:nvPicPr>
+                  <pic:blipFill>
+                    <a:blip r:embed="rId22"/>
+                    <a:stretch>
+                      <a:fillRect/>
+                    </a:stretch>
+                  </pic:blipFill>
+                  <pic:spPr>
+                    <a:xfrm>
+                      <a:off x="0" y="0"/>
+                      <a:ext cx="5940000" cy="4004494"/>
+                    </a:xfrm>
+                    <a:prstGeom prst="rect"/>
+                  </pic:spPr>
+                </pic:pic>
+              </a:graphicData>
+            </a:graphic>
+          </wp:inline>
+        </w:drawing>
+      </w:r>
+    </w:p>
+    <w:p>
+      <w:pPr>
+        <w:keepNext w:val="0"/>
+        <w:spacing w:line="240" w:lineRule="auto" w:before="40" w:after="200"/>
+        <w:ind w:firstLine="0"/>
+        <w:jc w:val="center"/>
+      </w:pPr>
       <w:r>
         <w:rPr>
           <w:rFonts w:ascii="Times New Roman" w:hAnsi="Times New Roman" w:cs="Times New Roman" w:eastAsia="Times New Roman"/>
           <w:b w:val="0"/>
+          <w:i/>
+          <w:color w:val="000000"/>
+          <w:sz w:val="24"/>
+        </w:rPr>
+        <w:t>Рисунок 3.10 — Сведения о заявке справа</w:t>
+      </w:r>
+    </w:p>
+    <w:p>
+      <w:r>
+        <w:rPr>
+          <w:rFonts w:ascii="Times New Roman" w:hAnsi="Times New Roman" w:cs="Times New Roman" w:eastAsia="Times New Roman"/>
+          <w:b w:val="0"/>
           <w:i w:val="0"/>
           <w:color w:val="000000"/>
           <w:sz w:val="28"/>
@@ -4743,7 +4815,67 @@
           <w:color w:val="000000"/>
           <w:sz w:val="28"/>
         </w:rPr>
-        <w:t xml:space="preserve"> снимает весь отбор.</w:t>
+        <w:t xml:space="preserve"> (1) снимает весь отбор.</w:t>
+      </w:r>
+    </w:p>
+    <w:p>
+      <w:pPr>
+        <w:keepNext/>
+        <w:spacing w:before="120" w:after="40"/>
+        <w:ind w:firstLine="0"/>
+        <w:jc w:val="center"/>
+      </w:pPr>
+      <w:r>
+        <w:drawing>
+          <wp:inline xmlns:a="http://schemas.openxmlformats.org/drawingml/2006/main" xmlns:pic="http://schemas.openxmlformats.org/drawingml/2006/picture">
+            <wp:extent cx="5940000" cy="543033"/>
+            <wp:docPr id="13" name="Picture 13"/>
+            <wp:cNvGraphicFramePr>
+              <a:graphicFrameLocks noChangeAspect="1"/>
+            </wp:cNvGraphicFramePr>
+            <a:graphic>
+              <a:graphicData uri="http://schemas.openxmlformats.org/drawingml/2006/picture">
+                <pic:pic>
+                  <pic:nvPicPr>
+                    <pic:cNvPr id="0" name="accessible.png"/>
+                    <pic:cNvPicPr/>
+                  </pic:nvPicPr>
+                  <pic:blipFill>
+                    <a:blip r:embed="rId23"/>
+                    <a:stretch>
+                      <a:fillRect/>
+                    </a:stretch>
+                  </pic:blipFill>
+                  <pic:spPr>
+                    <a:xfrm>
+                      <a:off x="0" y="0"/>
+                      <a:ext cx="5940000" cy="543033"/>
+                    </a:xfrm>
+                    <a:prstGeom prst="rect"/>
+                  </pic:spPr>
+                </pic:pic>
+              </a:graphicData>
+            </a:graphic>
+          </wp:inline>
+        </w:drawing>
+      </w:r>
+    </w:p>
+    <w:p>
+      <w:pPr>
+        <w:keepNext w:val="0"/>
+        <w:spacing w:line="240" w:lineRule="auto" w:before="40" w:after="200"/>
+        <w:ind w:firstLine="0"/>
+        <w:jc w:val="center"/>
+      </w:pPr>
+      <w:r>
+        <w:rPr>
+          <w:rFonts w:ascii="Times New Roman" w:hAnsi="Times New Roman" w:cs="Times New Roman" w:eastAsia="Times New Roman"/>
+          <w:b w:val="0"/>
+          <w:i/>
+          <w:color w:val="000000"/>
+          <w:sz w:val="24"/>
+        </w:rPr>
+        <w:t>Рисунок 3.11 — Поиск и отбор в разделе «Доступные мне»</w:t>
       </w:r>
     </w:p>
     <w:tbl>
@@ -4824,7 +4956,7 @@
           <w:color w:val="000000"/>
           <w:sz w:val="28"/>
         </w:rPr>
-        <w:t>Раздел пуст - либо по вашим местам сейчас нет согласованных заявок, либо за вашей учётной записью ещё не закрепили места доступа. Второе исправляет администратор.</w:t>
+        <w:t>Раздел пуст - либо по вашему посту сейчас нет согласованных заявок, либо за вашей учётной записью ещё не закрепили места доступа. Второе исправляет бюро пропусков.</w:t>
       </w:r>
     </w:p>
     <w:p>
@@ -4853,8 +4985,8 @@
       <w:r>
         <w:drawing>
           <wp:inline xmlns:a="http://schemas.openxmlformats.org/drawingml/2006/main" xmlns:pic="http://schemas.openxmlformats.org/drawingml/2006/picture">
-            <wp:extent cx="5559552" cy="2316480"/>
-            <wp:docPr id="7" name="Picture 7"/>
+            <wp:extent cx="2194560" cy="883920"/>
+            <wp:docPr id="14" name="Picture 14"/>
             <wp:cNvGraphicFramePr>
               <a:graphicFrameLocks noChangeAspect="1"/>
             </wp:cNvGraphicFramePr>
@@ -4862,11 +4994,11 @@
               <a:graphicData uri="http://schemas.openxmlformats.org/drawingml/2006/picture">
                 <pic:pic>
                   <pic:nvPicPr>
-                    <pic:cNvPr id="0" name="guard-pass-row-zoom.png"/>
+                    <pic:cNvPr id="0" name="search-field.png"/>
                     <pic:cNvPicPr/>
                   </pic:nvPicPr>
                   <pic:blipFill>
-                    <a:blip r:embed="rId17"/>
+                    <a:blip r:embed="rId24"/>
                     <a:stretch>
                       <a:fillRect/>
                     </a:stretch>
@@ -4874,7 +5006,7 @@
                   <pic:spPr>
                     <a:xfrm>
                       <a:off x="0" y="0"/>
-                      <a:ext cx="5559552" cy="2316480"/>
+                      <a:ext cx="2194560" cy="883920"/>
                     </a:xfrm>
                     <a:prstGeom prst="rect"/>
                   </pic:spPr>
@@ -4900,7 +5032,7 @@
           <w:color w:val="000000"/>
           <w:sz w:val="24"/>
         </w:rPr>
-        <w:t>Рисунок 4.1 — Кнопки отметки в строке</w:t>
+        <w:t>Рисунок 4.1 — Поле поиска над таблицей</w:t>
       </w:r>
     </w:p>
     <w:p>
@@ -5049,6 +5181,66 @@
     </w:p>
     <w:p>
       <w:pPr>
+        <w:keepNext/>
+        <w:spacing w:before="120" w:after="40"/>
+        <w:ind w:firstLine="0"/>
+        <w:jc w:val="center"/>
+      </w:pPr>
+      <w:r>
+        <w:drawing>
+          <wp:inline xmlns:a="http://schemas.openxmlformats.org/drawingml/2006/main" xmlns:pic="http://schemas.openxmlformats.org/drawingml/2006/picture">
+            <wp:extent cx="5940000" cy="1271123"/>
+            <wp:docPr id="15" name="Picture 15"/>
+            <wp:cNvGraphicFramePr>
+              <a:graphicFrameLocks noChangeAspect="1"/>
+            </wp:cNvGraphicFramePr>
+            <a:graphic>
+              <a:graphicData uri="http://schemas.openxmlformats.org/drawingml/2006/picture">
+                <pic:pic>
+                  <pic:nvPicPr>
+                    <pic:cNvPr id="0" name="entry-button.png"/>
+                    <pic:cNvPicPr/>
+                  </pic:nvPicPr>
+                  <pic:blipFill>
+                    <a:blip r:embed="rId25"/>
+                    <a:stretch>
+                      <a:fillRect/>
+                    </a:stretch>
+                  </pic:blipFill>
+                  <pic:spPr>
+                    <a:xfrm>
+                      <a:off x="0" y="0"/>
+                      <a:ext cx="5940000" cy="1271123"/>
+                    </a:xfrm>
+                    <a:prstGeom prst="rect"/>
+                  </pic:spPr>
+                </pic:pic>
+              </a:graphicData>
+            </a:graphic>
+          </wp:inline>
+        </w:drawing>
+      </w:r>
+    </w:p>
+    <w:p>
+      <w:pPr>
+        <w:keepNext w:val="0"/>
+        <w:spacing w:line="240" w:lineRule="auto" w:before="40" w:after="200"/>
+        <w:ind w:firstLine="0"/>
+        <w:jc w:val="center"/>
+      </w:pPr>
+      <w:r>
+        <w:rPr>
+          <w:rFonts w:ascii="Times New Roman" w:hAnsi="Times New Roman" w:cs="Times New Roman" w:eastAsia="Times New Roman"/>
+          <w:b w:val="0"/>
+          <w:i/>
+          <w:color w:val="000000"/>
+          <w:sz w:val="24"/>
+        </w:rPr>
+        <w:t>Рисунок 4.2 — Кнопка отметки въезда</w:t>
+      </w:r>
+    </w:p>
+    <w:p>
+      <w:pPr>
         <w:spacing w:after="0" w:line="360" w:lineRule="auto"/>
         <w:ind w:hanging="454" w:left="1134"/>
         <w:jc w:val="both"/>
@@ -5103,6 +5295,66 @@
           <w:sz w:val="28"/>
         </w:rPr>
         <w:t>Кнопка станет зелёной. Система напишет, что машина с таким номером отмечена о прибытии. Счёт «Машин на территории» увеличится на единицу.</w:t>
+      </w:r>
+    </w:p>
+    <w:p>
+      <w:pPr>
+        <w:keepNext/>
+        <w:spacing w:before="120" w:after="40"/>
+        <w:ind w:firstLine="0"/>
+        <w:jc w:val="center"/>
+      </w:pPr>
+      <w:r>
+        <w:drawing>
+          <wp:inline xmlns:a="http://schemas.openxmlformats.org/drawingml/2006/main" xmlns:pic="http://schemas.openxmlformats.org/drawingml/2006/picture">
+            <wp:extent cx="5940000" cy="1046629"/>
+            <wp:docPr id="16" name="Picture 16"/>
+            <wp:cNvGraphicFramePr>
+              <a:graphicFrameLocks noChangeAspect="1"/>
+            </wp:cNvGraphicFramePr>
+            <a:graphic>
+              <a:graphicData uri="http://schemas.openxmlformats.org/drawingml/2006/picture">
+                <pic:pic>
+                  <pic:nvPicPr>
+                    <pic:cNvPr id="0" name="entry-done.png"/>
+                    <pic:cNvPicPr/>
+                  </pic:nvPicPr>
+                  <pic:blipFill>
+                    <a:blip r:embed="rId26"/>
+                    <a:stretch>
+                      <a:fillRect/>
+                    </a:stretch>
+                  </pic:blipFill>
+                  <pic:spPr>
+                    <a:xfrm>
+                      <a:off x="0" y="0"/>
+                      <a:ext cx="5940000" cy="1046629"/>
+                    </a:xfrm>
+                    <a:prstGeom prst="rect"/>
+                  </pic:spPr>
+                </pic:pic>
+              </a:graphicData>
+            </a:graphic>
+          </wp:inline>
+        </w:drawing>
+      </w:r>
+    </w:p>
+    <w:p>
+      <w:pPr>
+        <w:keepNext w:val="0"/>
+        <w:spacing w:line="240" w:lineRule="auto" w:before="40" w:after="200"/>
+        <w:ind w:firstLine="0"/>
+        <w:jc w:val="center"/>
+      </w:pPr>
+      <w:r>
+        <w:rPr>
+          <w:rFonts w:ascii="Times New Roman" w:hAnsi="Times New Roman" w:cs="Times New Roman" w:eastAsia="Times New Roman"/>
+          <w:b w:val="0"/>
+          <w:i/>
+          <w:color w:val="000000"/>
+          <w:sz w:val="24"/>
+        </w:rPr>
+        <w:t>Рисунок 4.3 — Отмеченный въезд</w:t>
       </w:r>
     </w:p>
     <w:p>
@@ -5193,7 +5445,7 @@
                 <w:color w:val="000000"/>
                 <w:sz w:val="26"/>
               </w:rPr>
-              <w:t>Отметку нельзя снять и нельзя исправить. Отметили не ту строку - сообщите в бюро пропусков, исправляет только администратор.</w:t>
+              <w:t>Отметку нельзя снять и нельзя исправить. Отметили не ту строку - сообщите в бюро пропусков.</w:t>
             </w:r>
           </w:p>
         </w:tc>
@@ -5346,6 +5598,66 @@
           <w:sz w:val="28"/>
         </w:rPr>
         <w:t>Кнопка станет красной. Система напишет, что машина уехала. Счёт «Машин на территории» уменьшится на единицу.</w:t>
+      </w:r>
+    </w:p>
+    <w:p>
+      <w:pPr>
+        <w:keepNext/>
+        <w:spacing w:before="120" w:after="40"/>
+        <w:ind w:firstLine="0"/>
+        <w:jc w:val="center"/>
+      </w:pPr>
+      <w:r>
+        <w:drawing>
+          <wp:inline xmlns:a="http://schemas.openxmlformats.org/drawingml/2006/main" xmlns:pic="http://schemas.openxmlformats.org/drawingml/2006/picture">
+            <wp:extent cx="5803392" cy="1188720"/>
+            <wp:docPr id="17" name="Picture 17"/>
+            <wp:cNvGraphicFramePr>
+              <a:graphicFrameLocks noChangeAspect="1"/>
+            </wp:cNvGraphicFramePr>
+            <a:graphic>
+              <a:graphicData uri="http://schemas.openxmlformats.org/drawingml/2006/picture">
+                <pic:pic>
+                  <pic:nvPicPr>
+                    <pic:cNvPr id="0" name="exit-done.png"/>
+                    <pic:cNvPicPr/>
+                  </pic:nvPicPr>
+                  <pic:blipFill>
+                    <a:blip r:embed="rId27"/>
+                    <a:stretch>
+                      <a:fillRect/>
+                    </a:stretch>
+                  </pic:blipFill>
+                  <pic:spPr>
+                    <a:xfrm>
+                      <a:off x="0" y="0"/>
+                      <a:ext cx="5803392" cy="1188720"/>
+                    </a:xfrm>
+                    <a:prstGeom prst="rect"/>
+                  </pic:spPr>
+                </pic:pic>
+              </a:graphicData>
+            </a:graphic>
+          </wp:inline>
+        </w:drawing>
+      </w:r>
+    </w:p>
+    <w:p>
+      <w:pPr>
+        <w:keepNext w:val="0"/>
+        <w:spacing w:line="240" w:lineRule="auto" w:before="40" w:after="200"/>
+        <w:ind w:firstLine="0"/>
+        <w:jc w:val="center"/>
+      </w:pPr>
+      <w:r>
+        <w:rPr>
+          <w:rFonts w:ascii="Times New Roman" w:hAnsi="Times New Roman" w:cs="Times New Roman" w:eastAsia="Times New Roman"/>
+          <w:b w:val="0"/>
+          <w:i/>
+          <w:color w:val="000000"/>
+          <w:sz w:val="24"/>
+        </w:rPr>
+        <w:t>Рисунок 5.1 — Отмеченный выезд</w:t>
       </w:r>
     </w:p>
     <w:p>
@@ -5526,6 +5838,18 @@
       </w:r>
     </w:p>
     <w:p>
+      <w:r>
+        <w:rPr>
+          <w:rFonts w:ascii="Times New Roman" w:hAnsi="Times New Roman" w:cs="Times New Roman" w:eastAsia="Times New Roman"/>
+          <w:b w:val="0"/>
+          <w:i w:val="0"/>
+          <w:color w:val="000000"/>
+          <w:sz w:val="28"/>
+        </w:rPr>
+        <w:t>Порядок тот же, что у машин, кнопки называются иначе.</w:t>
+      </w:r>
+    </w:p>
+    <w:p>
       <w:pPr>
         <w:keepNext/>
         <w:spacing w:before="120" w:after="40"/>
@@ -5535,8 +5859,8 @@
       <w:r>
         <w:drawing>
           <wp:inline xmlns:a="http://schemas.openxmlformats.org/drawingml/2006/main" xmlns:pic="http://schemas.openxmlformats.org/drawingml/2006/picture">
-            <wp:extent cx="5940000" cy="2994369"/>
-            <wp:docPr id="8" name="Picture 8"/>
+            <wp:extent cx="5940000" cy="1271123"/>
+            <wp:docPr id="18" name="Picture 18"/>
             <wp:cNvGraphicFramePr>
               <a:graphicFrameLocks noChangeAspect="1"/>
             </wp:cNvGraphicFramePr>
@@ -5544,11 +5868,11 @@
               <a:graphicData uri="http://schemas.openxmlformats.org/drawingml/2006/picture">
                 <pic:pic>
                   <pic:nvPicPr>
-                    <pic:cNvPr id="0" name="guard-table-people.png"/>
+                    <pic:cNvPr id="0" name="people-row.png"/>
                     <pic:cNvPicPr/>
                   </pic:nvPicPr>
                   <pic:blipFill>
-                    <a:blip r:embed="rId18"/>
+                    <a:blip r:embed="rId28"/>
                     <a:stretch>
                       <a:fillRect/>
                     </a:stretch>
@@ -5556,7 +5880,7 @@
                   <pic:spPr>
                     <a:xfrm>
                       <a:off x="0" y="0"/>
-                      <a:ext cx="5940000" cy="2994369"/>
+                      <a:ext cx="5940000" cy="1271123"/>
                     </a:xfrm>
                     <a:prstGeom prst="rect"/>
                   </pic:spPr>
@@ -5582,19 +5906,7 @@
           <w:color w:val="000000"/>
           <w:sz w:val="24"/>
         </w:rPr>
-        <w:t>Рисунок 6.1 — Отметка в таблице людей</w:t>
-      </w:r>
-    </w:p>
-    <w:p>
-      <w:r>
-        <w:rPr>
-          <w:rFonts w:ascii="Times New Roman" w:hAnsi="Times New Roman" w:cs="Times New Roman" w:eastAsia="Times New Roman"/>
-          <w:b w:val="0"/>
-          <w:i w:val="0"/>
-          <w:color w:val="000000"/>
-          <w:sz w:val="28"/>
-        </w:rPr>
-        <w:t>Порядок тот же, что у машин, кнопки называются иначе.</w:t>
+        <w:t>Рисунок 6.1 — Строка в таблице людей</w:t>
       </w:r>
     </w:p>
     <w:p>
@@ -5834,7 +6146,7 @@
           <w:color w:val="000000"/>
           <w:sz w:val="28"/>
         </w:rPr>
-        <w:t xml:space="preserve">. </w:t>
+        <w:t xml:space="preserve"> - кнопку рядом. </w:t>
       </w:r>
       <w:r>
         <w:rPr>
@@ -5994,8 +6306,8 @@
       <w:r>
         <w:drawing>
           <wp:inline xmlns:a="http://schemas.openxmlformats.org/drawingml/2006/main" xmlns:pic="http://schemas.openxmlformats.org/drawingml/2006/picture">
-            <wp:extent cx="3169920" cy="3157728"/>
-            <wp:docPr id="9" name="Picture 9"/>
+            <wp:extent cx="5940000" cy="1337865"/>
+            <wp:docPr id="19" name="Picture 19"/>
             <wp:cNvGraphicFramePr>
               <a:graphicFrameLocks noChangeAspect="1"/>
             </wp:cNvGraphicFramePr>
@@ -6003,11 +6315,11 @@
               <a:graphicData uri="http://schemas.openxmlformats.org/drawingml/2006/picture">
                 <pic:pic>
                   <pic:nvPicPr>
-                    <pic:cNvPr id="0" name="guard-fact-pass.png"/>
+                    <pic:cNvPr id="0" name="fact-list.png"/>
                     <pic:cNvPicPr/>
                   </pic:nvPicPr>
                   <pic:blipFill>
-                    <a:blip r:embed="rId19"/>
+                    <a:blip r:embed="rId29"/>
                     <a:stretch>
                       <a:fillRect/>
                     </a:stretch>
@@ -6015,7 +6327,7 @@
                   <pic:spPr>
                     <a:xfrm>
                       <a:off x="0" y="0"/>
-                      <a:ext cx="3169920" cy="3157728"/>
+                      <a:ext cx="5940000" cy="1337865"/>
                     </a:xfrm>
                     <a:prstGeom prst="rect"/>
                   </pic:spPr>
@@ -6041,7 +6353,7 @@
           <w:color w:val="000000"/>
           <w:sz w:val="24"/>
         </w:rPr>
-        <w:t>Рисунок 7.1 — Окно «Пропуск по факту»</w:t>
+        <w:t>Рисунок 7.1 — Список «Автомобили по факту»</w:t>
       </w:r>
     </w:p>
     <w:p>
@@ -6137,7 +6449,7 @@
           <w:color w:val="000000"/>
           <w:sz w:val="28"/>
         </w:rPr>
-        <w:t xml:space="preserve">. </w:t>
+        <w:t xml:space="preserve"> (1). </w:t>
       </w:r>
       <w:r>
         <w:rPr>
@@ -6148,6 +6460,66 @@
           <w:sz w:val="28"/>
         </w:rPr>
         <w:t>Откроется окно «Пропуск по факту».</w:t>
+      </w:r>
+    </w:p>
+    <w:p>
+      <w:pPr>
+        <w:keepNext/>
+        <w:spacing w:before="120" w:after="40"/>
+        <w:ind w:firstLine="0"/>
+        <w:jc w:val="center"/>
+      </w:pPr>
+      <w:r>
+        <w:drawing>
+          <wp:inline xmlns:a="http://schemas.openxmlformats.org/drawingml/2006/main" xmlns:pic="http://schemas.openxmlformats.org/drawingml/2006/picture">
+            <wp:extent cx="3194304" cy="3182112"/>
+            <wp:docPr id="20" name="Picture 20"/>
+            <wp:cNvGraphicFramePr>
+              <a:graphicFrameLocks noChangeAspect="1"/>
+            </wp:cNvGraphicFramePr>
+            <a:graphic>
+              <a:graphicData uri="http://schemas.openxmlformats.org/drawingml/2006/picture">
+                <pic:pic>
+                  <pic:nvPicPr>
+                    <pic:cNvPr id="0" name="fact-pass.png"/>
+                    <pic:cNvPicPr/>
+                  </pic:nvPicPr>
+                  <pic:blipFill>
+                    <a:blip r:embed="rId30"/>
+                    <a:stretch>
+                      <a:fillRect/>
+                    </a:stretch>
+                  </pic:blipFill>
+                  <pic:spPr>
+                    <a:xfrm>
+                      <a:off x="0" y="0"/>
+                      <a:ext cx="3194304" cy="3182112"/>
+                    </a:xfrm>
+                    <a:prstGeom prst="rect"/>
+                  </pic:spPr>
+                </pic:pic>
+              </a:graphicData>
+            </a:graphic>
+          </wp:inline>
+        </w:drawing>
+      </w:r>
+    </w:p>
+    <w:p>
+      <w:pPr>
+        <w:keepNext w:val="0"/>
+        <w:spacing w:line="240" w:lineRule="auto" w:before="40" w:after="200"/>
+        <w:ind w:firstLine="0"/>
+        <w:jc w:val="center"/>
+      </w:pPr>
+      <w:r>
+        <w:rPr>
+          <w:rFonts w:ascii="Times New Roman" w:hAnsi="Times New Roman" w:cs="Times New Roman" w:eastAsia="Times New Roman"/>
+          <w:b w:val="0"/>
+          <w:i/>
+          <w:color w:val="000000"/>
+          <w:sz w:val="24"/>
+        </w:rPr>
+        <w:t>Рисунок 7.2 — Окно «Пропуск по факту»</w:t>
       </w:r>
     </w:p>
     <w:p>
@@ -6339,7 +6711,7 @@
           <w:color w:val="000000"/>
           <w:sz w:val="28"/>
         </w:rPr>
-        <w:t xml:space="preserve">. </w:t>
+        <w:t xml:space="preserve"> (1). </w:t>
       </w:r>
       <w:r>
         <w:rPr>
@@ -6349,7 +6721,7 @@
           <w:color w:val="000000"/>
           <w:sz w:val="28"/>
         </w:rPr>
-        <w:t>Окно закроется, въезд будет отмечен, введённый номер сохранится в истории и в карточке.</w:t>
+        <w:t>Окно закроется, въезд будет отмечен, введённый номер сохранится в карточке записи.</w:t>
       </w:r>
     </w:p>
     <w:p>
@@ -6373,27 +6745,7 @@
           <w:color w:val="000000"/>
           <w:sz w:val="28"/>
         </w:rPr>
-        <w:t xml:space="preserve">Рядом со списком «по факту» бюро пропусков может повесить подсказку: что спрашивать и что проверять на этом посту. На телефоне она свёрнута в кнопку </w:t>
-      </w:r>
-      <w:r>
-        <w:rPr>
-          <w:rFonts w:ascii="Times New Roman" w:hAnsi="Times New Roman" w:cs="Times New Roman" w:eastAsia="Times New Roman"/>
-          <w:b/>
-          <w:i w:val="0"/>
-          <w:color w:val="000000"/>
-          <w:sz w:val="28"/>
-        </w:rPr>
-        <w:t>«Подсказка»</w:t>
-      </w:r>
-      <w:r>
-        <w:rPr>
-          <w:rFonts w:ascii="Times New Roman" w:hAnsi="Times New Roman" w:cs="Times New Roman" w:eastAsia="Times New Roman"/>
-          <w:b w:val="0"/>
-          <w:i w:val="0"/>
-          <w:color w:val="000000"/>
-          <w:sz w:val="28"/>
-        </w:rPr>
-        <w:t>.</w:t>
+        <w:t>Рядом со списком «по факту» бюро пропусков может повесить подсказку: что спрашивать и что проверять на этом посту.</w:t>
       </w:r>
     </w:p>
     <w:tbl>
@@ -6551,8 +6903,8 @@
       <w:r>
         <w:drawing>
           <wp:inline xmlns:a="http://schemas.openxmlformats.org/drawingml/2006/main" xmlns:pic="http://schemas.openxmlformats.org/drawingml/2006/picture">
-            <wp:extent cx="5940000" cy="731076"/>
-            <wp:docPr id="10" name="Picture 10"/>
+            <wp:extent cx="3816096" cy="969264"/>
+            <wp:docPr id="21" name="Picture 21"/>
             <wp:cNvGraphicFramePr>
               <a:graphicFrameLocks noChangeAspect="1"/>
             </wp:cNvGraphicFramePr>
@@ -6560,11 +6912,11 @@
               <a:graphicData uri="http://schemas.openxmlformats.org/drawingml/2006/picture">
                 <pic:pic>
                   <pic:nvPicPr>
-                    <pic:cNvPr id="0" name="guard-filters.png"/>
+                    <pic:cNvPr id="0" name="filters.png"/>
                     <pic:cNvPicPr/>
                   </pic:nvPicPr>
                   <pic:blipFill>
-                    <a:blip r:embed="rId20"/>
+                    <a:blip r:embed="rId31"/>
                     <a:stretch>
                       <a:fillRect/>
                     </a:stretch>
@@ -6572,7 +6924,7 @@
                   <pic:spPr>
                     <a:xfrm>
                       <a:off x="0" y="0"/>
-                      <a:ext cx="5940000" cy="731076"/>
+                      <a:ext cx="3816096" cy="969264"/>
                     </a:xfrm>
                     <a:prstGeom prst="rect"/>
                   </pic:spPr>
@@ -6744,7 +7096,7 @@
           <w:color w:val="000000"/>
           <w:sz w:val="28"/>
         </w:rPr>
-        <w:t xml:space="preserve"> (2). Стоит отбор - снимите его.</w:t>
+        <w:t>. Стоит отбор - снимите его.</w:t>
       </w:r>
     </w:p>
     <w:p>
@@ -6772,7 +7124,7 @@
           <w:color w:val="000000"/>
           <w:sz w:val="28"/>
         </w:rPr>
-        <w:t>Проверьте поле даты: заданный период тоже прячет строки.</w:t>
+        <w:t>Проверьте поле даты справа от них: заданный период тоже прячет строки.</w:t>
       </w:r>
     </w:p>
     <w:p>
@@ -6851,7 +7203,7 @@
                 <w:color w:val="000000"/>
                 <w:sz w:val="26"/>
               </w:rPr>
-              <w:t>Поиск по таблице не прощает опечатку - он ищет точное совпадание знаков. Раскладка клавиатуры при этом значения не имеет: набранное латиницей находит русские буквы.</w:t>
+              <w:t>Поиск по таблице не прощает опечатку - он ищет точное совпадение знаков. Раскладка клавиатуры при этом значения не имеет: набранное латиницей находит русские буквы.</w:t>
             </w:r>
           </w:p>
         </w:tc>
@@ -6897,203 +7249,7 @@
           <w:color w:val="000000"/>
           <w:sz w:val="28"/>
         </w:rPr>
-        <w:t>Поиск в верхней строке ищет по всей системе, а не только по вашей таблице, и опечатку прощает.</w:t>
-      </w:r>
-    </w:p>
-    <w:p>
-      <w:pPr>
-        <w:spacing w:after="0" w:line="360" w:lineRule="auto"/>
-        <w:ind w:hanging="454" w:left="1134"/>
-        <w:jc w:val="both"/>
-      </w:pPr>
-      <w:r>
-        <w:rPr>
-          <w:rFonts w:ascii="Times New Roman" w:hAnsi="Times New Roman" w:cs="Times New Roman" w:eastAsia="Times New Roman"/>
-          <w:b w:val="0"/>
-          <w:i w:val="0"/>
-          <w:color w:val="000000"/>
-          <w:sz w:val="28"/>
-        </w:rPr>
-        <w:t>1.</w:t>
-        <w:tab/>
-      </w:r>
-      <w:r>
-        <w:rPr>
-          <w:rFonts w:ascii="Times New Roman" w:hAnsi="Times New Roman" w:cs="Times New Roman" w:eastAsia="Times New Roman"/>
-          <w:b w:val="0"/>
-          <w:i w:val="0"/>
-          <w:color w:val="000000"/>
-          <w:sz w:val="28"/>
-        </w:rPr>
-        <w:t xml:space="preserve">Нажмите кнопку поиска в верхней строке экрана. С клавиатуры - Ctrl+K. </w:t>
-      </w:r>
-      <w:r>
-        <w:rPr>
-          <w:rFonts w:ascii="Times New Roman" w:hAnsi="Times New Roman" w:cs="Times New Roman" w:eastAsia="Times New Roman"/>
-          <w:b/>
-          <w:i w:val="0"/>
-          <w:color w:val="000000"/>
-          <w:sz w:val="28"/>
-        </w:rPr>
-        <w:t>Справа откроется панель поиска.</w:t>
-      </w:r>
-    </w:p>
-    <w:p>
-      <w:pPr>
-        <w:spacing w:after="0" w:line="360" w:lineRule="auto"/>
-        <w:ind w:hanging="454" w:left="1134"/>
-        <w:jc w:val="both"/>
-      </w:pPr>
-      <w:r>
-        <w:rPr>
-          <w:rFonts w:ascii="Times New Roman" w:hAnsi="Times New Roman" w:cs="Times New Roman" w:eastAsia="Times New Roman"/>
-          <w:b w:val="0"/>
-          <w:i w:val="0"/>
-          <w:color w:val="000000"/>
-          <w:sz w:val="28"/>
-        </w:rPr>
-        <w:t>2.</w:t>
-        <w:tab/>
-      </w:r>
-      <w:r>
-        <w:rPr>
-          <w:rFonts w:ascii="Times New Roman" w:hAnsi="Times New Roman" w:cs="Times New Roman" w:eastAsia="Times New Roman"/>
-          <w:b w:val="0"/>
-          <w:i w:val="0"/>
-          <w:color w:val="000000"/>
-          <w:sz w:val="28"/>
-        </w:rPr>
-        <w:t xml:space="preserve">Наберите номер машины, марку или фамилию. </w:t>
-      </w:r>
-      <w:r>
-        <w:rPr>
-          <w:rFonts w:ascii="Times New Roman" w:hAnsi="Times New Roman" w:cs="Times New Roman" w:eastAsia="Times New Roman"/>
-          <w:b/>
-          <w:i w:val="0"/>
-          <w:color w:val="000000"/>
-          <w:sz w:val="28"/>
-        </w:rPr>
-        <w:t>Система покажет найденные машины, людей и заявки.</w:t>
-      </w:r>
-    </w:p>
-    <w:p>
-      <w:pPr>
-        <w:spacing w:after="0" w:line="360" w:lineRule="auto"/>
-        <w:ind w:hanging="454" w:left="1134"/>
-        <w:jc w:val="both"/>
-      </w:pPr>
-      <w:r>
-        <w:rPr>
-          <w:rFonts w:ascii="Times New Roman" w:hAnsi="Times New Roman" w:cs="Times New Roman" w:eastAsia="Times New Roman"/>
-          <w:b w:val="0"/>
-          <w:i w:val="0"/>
-          <w:color w:val="000000"/>
-          <w:sz w:val="28"/>
-        </w:rPr>
-        <w:t>3.</w:t>
-        <w:tab/>
-      </w:r>
-      <w:r>
-        <w:rPr>
-          <w:rFonts w:ascii="Times New Roman" w:hAnsi="Times New Roman" w:cs="Times New Roman" w:eastAsia="Times New Roman"/>
-          <w:b w:val="0"/>
-          <w:i w:val="0"/>
-          <w:color w:val="000000"/>
-          <w:sz w:val="28"/>
-        </w:rPr>
-        <w:t>Откройте найденное и посмотрите, на какой пост и на какой срок выдан пропуск.</w:t>
-      </w:r>
-    </w:p>
-    <w:p>
-      <w:pPr>
-        <w:pStyle w:val="Heading2"/>
-        <w:ind w:firstLine="0"/>
-      </w:pPr>
-      <w:r>
-        <w:rPr>
-          <w:rFonts w:ascii="Times New Roman" w:hAnsi="Times New Roman" w:cs="Times New Roman" w:eastAsia="Times New Roman"/>
-          <w:b/>
-          <w:i w:val="0"/>
-          <w:color w:val="000000"/>
-          <w:sz w:val="28"/>
-        </w:rPr>
-        <w:t>8.3. Проверьте по разделу «Доступные мне»</w:t>
-      </w:r>
-    </w:p>
-    <w:p>
-      <w:r>
-        <w:rPr>
-          <w:rFonts w:ascii="Times New Roman" w:hAnsi="Times New Roman" w:cs="Times New Roman" w:eastAsia="Times New Roman"/>
-          <w:b w:val="0"/>
-          <w:i w:val="0"/>
-          <w:color w:val="000000"/>
-          <w:sz w:val="28"/>
-        </w:rPr>
-        <w:t xml:space="preserve">Откройте раздел </w:t>
-      </w:r>
-      <w:r>
-        <w:rPr>
-          <w:rFonts w:ascii="Times New Roman" w:hAnsi="Times New Roman" w:cs="Times New Roman" w:eastAsia="Times New Roman"/>
-          <w:b/>
-          <w:i w:val="0"/>
-          <w:color w:val="000000"/>
-          <w:sz w:val="28"/>
-        </w:rPr>
-        <w:t>«Доступные мне»</w:t>
-      </w:r>
-      <w:r>
-        <w:rPr>
-          <w:rFonts w:ascii="Times New Roman" w:hAnsi="Times New Roman" w:cs="Times New Roman" w:eastAsia="Times New Roman"/>
-          <w:b w:val="0"/>
-          <w:i w:val="0"/>
-          <w:color w:val="000000"/>
-          <w:sz w:val="28"/>
-        </w:rPr>
-        <w:t xml:space="preserve"> (см. подраздел 3.3) и поищите заявку по организации или фамилии.</w:t>
-      </w:r>
-    </w:p>
-    <w:p>
-      <w:r>
-        <w:rPr>
-          <w:rFonts w:ascii="Times New Roman" w:hAnsi="Times New Roman" w:cs="Times New Roman" w:eastAsia="Times New Roman"/>
-          <w:b w:val="0"/>
-          <w:i w:val="0"/>
-          <w:color w:val="000000"/>
-          <w:sz w:val="28"/>
-        </w:rPr>
-        <w:t>Заявка нашлась, а строки в таблице нет - запись относится к другому посту либо срок пропуска кончился. Заявки нет и здесь - пропуск не согласован. В обоих случаях звоните в бюро пропусков и не пропускайте до ответа.</w:t>
-      </w:r>
-    </w:p>
-    <w:p>
-      <w:pPr>
-        <w:pStyle w:val="Heading1"/>
-        <w:ind w:firstLine="0"/>
-      </w:pPr>
-      <w:r>
-        <w:rPr>
-          <w:rFonts w:ascii="Times New Roman" w:hAnsi="Times New Roman" w:cs="Times New Roman" w:eastAsia="Times New Roman"/>
-          <w:b/>
-          <w:i w:val="0"/>
-          <w:color w:val="000000"/>
-          <w:sz w:val="32"/>
-        </w:rPr>
-        <w:t>9. Проверить, кого пропускаете</w:t>
-      </w:r>
-    </w:p>
-    <w:p>
-      <w:pPr>
-        <w:pStyle w:val="Heading2"/>
-        <w:ind w:firstLine="0"/>
-      </w:pPr>
-      <w:r>
-        <w:rPr>
-          <w:rFonts w:ascii="Times New Roman" w:hAnsi="Times New Roman" w:cs="Times New Roman" w:eastAsia="Times New Roman"/>
-          <w:b/>
-          <w:i w:val="0"/>
-          <w:color w:val="000000"/>
-          <w:sz w:val="28"/>
-        </w:rPr>
-        <w:t>9.1. Открыть карточку записи</w:t>
+        <w:t>Поиск в верхней строке ищет по всей системе, а не только по вашему посту, и опечатку прощает.</w:t>
       </w:r>
     </w:p>
     <w:p>
@@ -7106,8 +7262,8 @@
       <w:r>
         <w:drawing>
           <wp:inline xmlns:a="http://schemas.openxmlformats.org/drawingml/2006/main" xmlns:pic="http://schemas.openxmlformats.org/drawingml/2006/picture">
-            <wp:extent cx="3474719" cy="2859023"/>
-            <wp:docPr id="11" name="Picture 11"/>
+            <wp:extent cx="5352288" cy="1054608"/>
+            <wp:docPr id="22" name="Picture 22"/>
             <wp:cNvGraphicFramePr>
               <a:graphicFrameLocks noChangeAspect="1"/>
             </wp:cNvGraphicFramePr>
@@ -7115,11 +7271,11 @@
               <a:graphicData uri="http://schemas.openxmlformats.org/drawingml/2006/picture">
                 <pic:pic>
                   <pic:nvPicPr>
-                    <pic:cNvPr id="0" name="guard-card.png"/>
+                    <pic:cNvPr id="0" name="header.png"/>
                     <pic:cNvPicPr/>
                   </pic:nvPicPr>
                   <pic:blipFill>
-                    <a:blip r:embed="rId21"/>
+                    <a:blip r:embed="rId32"/>
                     <a:stretch>
                       <a:fillRect/>
                     </a:stretch>
@@ -7127,7 +7283,7 @@
                   <pic:spPr>
                     <a:xfrm>
                       <a:off x="0" y="0"/>
-                      <a:ext cx="3474719" cy="2859023"/>
+                      <a:ext cx="5352288" cy="1054608"/>
                     </a:xfrm>
                     <a:prstGeom prst="rect"/>
                   </pic:spPr>
@@ -7153,7 +7309,7 @@
           <w:color w:val="000000"/>
           <w:sz w:val="24"/>
         </w:rPr>
-        <w:t>Рисунок 9.1 — Карточка записи из таблицы поста</w:t>
+        <w:t>Рисунок 8.2 — Кнопка поиска в верхней строке</w:t>
       </w:r>
     </w:p>
     <w:p>
@@ -7181,7 +7337,7 @@
           <w:color w:val="000000"/>
           <w:sz w:val="28"/>
         </w:rPr>
-        <w:t xml:space="preserve">Нажмите на строку в таблице. </w:t>
+        <w:t xml:space="preserve">Нажмите кнопку поиска (2) в верхней строке экрана. С клавиатуры - Ctrl+K. </w:t>
       </w:r>
       <w:r>
         <w:rPr>
@@ -7191,7 +7347,67 @@
           <w:color w:val="000000"/>
           <w:sz w:val="28"/>
         </w:rPr>
-        <w:t>Откроется карточка: всё, что система знает об этой машине или об этом человеке.</w:t>
+        <w:t>Справа откроется панель поиска.</w:t>
+      </w:r>
+    </w:p>
+    <w:p>
+      <w:pPr>
+        <w:keepNext/>
+        <w:spacing w:before="120" w:after="40"/>
+        <w:ind w:firstLine="0"/>
+        <w:jc w:val="center"/>
+      </w:pPr>
+      <w:r>
+        <w:drawing>
+          <wp:inline xmlns:a="http://schemas.openxmlformats.org/drawingml/2006/main" xmlns:pic="http://schemas.openxmlformats.org/drawingml/2006/picture">
+            <wp:extent cx="5145024" cy="5205984"/>
+            <wp:docPr id="23" name="Picture 23"/>
+            <wp:cNvGraphicFramePr>
+              <a:graphicFrameLocks noChangeAspect="1"/>
+            </wp:cNvGraphicFramePr>
+            <a:graphic>
+              <a:graphicData uri="http://schemas.openxmlformats.org/drawingml/2006/picture">
+                <pic:pic>
+                  <pic:nvPicPr>
+                    <pic:cNvPr id="0" name="search-panel.png"/>
+                    <pic:cNvPicPr/>
+                  </pic:nvPicPr>
+                  <pic:blipFill>
+                    <a:blip r:embed="rId33"/>
+                    <a:stretch>
+                      <a:fillRect/>
+                    </a:stretch>
+                  </pic:blipFill>
+                  <pic:spPr>
+                    <a:xfrm>
+                      <a:off x="0" y="0"/>
+                      <a:ext cx="5145024" cy="5205984"/>
+                    </a:xfrm>
+                    <a:prstGeom prst="rect"/>
+                  </pic:spPr>
+                </pic:pic>
+              </a:graphicData>
+            </a:graphic>
+          </wp:inline>
+        </w:drawing>
+      </w:r>
+    </w:p>
+    <w:p>
+      <w:pPr>
+        <w:keepNext w:val="0"/>
+        <w:spacing w:line="240" w:lineRule="auto" w:before="40" w:after="200"/>
+        <w:ind w:firstLine="0"/>
+        <w:jc w:val="center"/>
+      </w:pPr>
+      <w:r>
+        <w:rPr>
+          <w:rFonts w:ascii="Times New Roman" w:hAnsi="Times New Roman" w:cs="Times New Roman" w:eastAsia="Times New Roman"/>
+          <w:b w:val="0"/>
+          <w:i/>
+          <w:color w:val="000000"/>
+          <w:sz w:val="24"/>
+        </w:rPr>
+        <w:t>Рисунок 8.3 — Панель поиска по системе</w:t>
       </w:r>
     </w:p>
     <w:p>
@@ -7219,7 +7435,7 @@
           <w:color w:val="000000"/>
           <w:sz w:val="28"/>
         </w:rPr>
-        <w:t xml:space="preserve">Сверьте данные. В карточке машины - номер, марка, организация, компания, </w:t>
+        <w:t xml:space="preserve">Наберите номер машины, марку или фамилию. </w:t>
       </w:r>
       <w:r>
         <w:rPr>
@@ -7229,57 +7445,7 @@
           <w:color w:val="000000"/>
           <w:sz w:val="28"/>
         </w:rPr>
-        <w:t>«Действует до»</w:t>
-      </w:r>
-      <w:r>
-        <w:rPr>
-          <w:rFonts w:ascii="Times New Roman" w:hAnsi="Times New Roman" w:cs="Times New Roman" w:eastAsia="Times New Roman"/>
-          <w:b w:val="0"/>
-          <w:i w:val="0"/>
-          <w:color w:val="000000"/>
-          <w:sz w:val="28"/>
-        </w:rPr>
-        <w:t xml:space="preserve">, время пребывания, места разгрузки и </w:t>
-      </w:r>
-      <w:r>
-        <w:rPr>
-          <w:rFonts w:ascii="Times New Roman" w:hAnsi="Times New Roman" w:cs="Times New Roman" w:eastAsia="Times New Roman"/>
-          <w:b/>
-          <w:i w:val="0"/>
-          <w:color w:val="000000"/>
-          <w:sz w:val="28"/>
-        </w:rPr>
-        <w:t>«Статус»</w:t>
-      </w:r>
-      <w:r>
-        <w:rPr>
-          <w:rFonts w:ascii="Times New Roman" w:hAnsi="Times New Roman" w:cs="Times New Roman" w:eastAsia="Times New Roman"/>
-          <w:b w:val="0"/>
-          <w:i w:val="0"/>
-          <w:color w:val="000000"/>
-          <w:sz w:val="28"/>
-        </w:rPr>
-        <w:t xml:space="preserve">: «На территории», «Выехал» или «Не въезжал». В карточке человека - фамилия, имя, отчество, должность, гражданство, места прохода и </w:t>
-      </w:r>
-      <w:r>
-        <w:rPr>
-          <w:rFonts w:ascii="Times New Roman" w:hAnsi="Times New Roman" w:cs="Times New Roman" w:eastAsia="Times New Roman"/>
-          <w:b/>
-          <w:i w:val="0"/>
-          <w:color w:val="000000"/>
-          <w:sz w:val="28"/>
-        </w:rPr>
-        <w:t>«Статус»</w:t>
-      </w:r>
-      <w:r>
-        <w:rPr>
-          <w:rFonts w:ascii="Times New Roman" w:hAnsi="Times New Roman" w:cs="Times New Roman" w:eastAsia="Times New Roman"/>
-          <w:b w:val="0"/>
-          <w:i w:val="0"/>
-          <w:color w:val="000000"/>
-          <w:sz w:val="28"/>
-        </w:rPr>
-        <w:t>: «На территории», «Покинул территорию» или «Не входил».</w:t>
+        <w:t>Система покажет найденные машины, людей и заявки.</w:t>
       </w:r>
     </w:p>
     <w:p>
@@ -7307,8 +7473,14 @@
           <w:color w:val="000000"/>
           <w:sz w:val="28"/>
         </w:rPr>
-        <w:t xml:space="preserve">Нажмите </w:t>
-      </w:r>
+        <w:t>Откройте найденное и посмотрите, на какой пост и на какой срок выдан пропуск.</w:t>
+      </w:r>
+    </w:p>
+    <w:p>
+      <w:pPr>
+        <w:pStyle w:val="Heading2"/>
+        <w:ind w:firstLine="0"/>
+      </w:pPr>
       <w:r>
         <w:rPr>
           <w:rFonts w:ascii="Times New Roman" w:hAnsi="Times New Roman" w:cs="Times New Roman" w:eastAsia="Times New Roman"/>
@@ -7317,8 +7489,10 @@
           <w:color w:val="000000"/>
           <w:sz w:val="28"/>
         </w:rPr>
-        <w:t>«Открыть заявку»</w:t>
-      </w:r>
+        <w:t>8.3. Проверьте по разделу «Доступные мне»</w:t>
+      </w:r>
+    </w:p>
+    <w:p>
       <w:r>
         <w:rPr>
           <w:rFonts w:ascii="Times New Roman" w:hAnsi="Times New Roman" w:cs="Times New Roman" w:eastAsia="Times New Roman"/>
@@ -7327,7 +7501,67 @@
           <w:color w:val="000000"/>
           <w:sz w:val="28"/>
         </w:rPr>
-        <w:t xml:space="preserve"> в шапке карточки, если нужно посмотреть саму заявку: кто её подал и на какой срок.</w:t>
+        <w:t xml:space="preserve">Откройте раздел </w:t>
+      </w:r>
+      <w:r>
+        <w:rPr>
+          <w:rFonts w:ascii="Times New Roman" w:hAnsi="Times New Roman" w:cs="Times New Roman" w:eastAsia="Times New Roman"/>
+          <w:b/>
+          <w:i w:val="0"/>
+          <w:color w:val="000000"/>
+          <w:sz w:val="28"/>
+        </w:rPr>
+        <w:t>«Доступные мне»</w:t>
+      </w:r>
+      <w:r>
+        <w:rPr>
+          <w:rFonts w:ascii="Times New Roman" w:hAnsi="Times New Roman" w:cs="Times New Roman" w:eastAsia="Times New Roman"/>
+          <w:b w:val="0"/>
+          <w:i w:val="0"/>
+          <w:color w:val="000000"/>
+          <w:sz w:val="28"/>
+        </w:rPr>
+        <w:t xml:space="preserve"> (см. подраздел 3.3) и поищите заявку по организации или фамилии.</w:t>
+      </w:r>
+    </w:p>
+    <w:p>
+      <w:r>
+        <w:rPr>
+          <w:rFonts w:ascii="Times New Roman" w:hAnsi="Times New Roman" w:cs="Times New Roman" w:eastAsia="Times New Roman"/>
+          <w:b w:val="0"/>
+          <w:i w:val="0"/>
+          <w:color w:val="000000"/>
+          <w:sz w:val="28"/>
+        </w:rPr>
+        <w:t>Заявка нашлась, а строки в таблице нет - запись относится к другому посту либо срок пропуска кончился. Заявки нет и здесь - пропуск не согласован. В обоих случаях звоните в бюро пропусков и не пропускайте до ответа.</w:t>
+      </w:r>
+    </w:p>
+    <w:p>
+      <w:pPr>
+        <w:pStyle w:val="Heading1"/>
+        <w:ind w:firstLine="0"/>
+      </w:pPr>
+      <w:r>
+        <w:rPr>
+          <w:rFonts w:ascii="Times New Roman" w:hAnsi="Times New Roman" w:cs="Times New Roman" w:eastAsia="Times New Roman"/>
+          <w:b/>
+          <w:i w:val="0"/>
+          <w:color w:val="000000"/>
+          <w:sz w:val="32"/>
+        </w:rPr>
+        <w:t>9. Посмотреть карточку записи</w:t>
+      </w:r>
+    </w:p>
+    <w:p>
+      <w:r>
+        <w:rPr>
+          <w:rFonts w:ascii="Times New Roman" w:hAnsi="Times New Roman" w:cs="Times New Roman" w:eastAsia="Times New Roman"/>
+          <w:b w:val="0"/>
+          <w:i w:val="0"/>
+          <w:color w:val="000000"/>
+          <w:sz w:val="28"/>
+        </w:rPr>
+        <w:t>Карточка - это всё, что система знает о машине или о человеке из списка.</w:t>
       </w:r>
     </w:p>
     <w:p>
@@ -7344,7 +7578,7 @@
           <w:color w:val="000000"/>
           <w:sz w:val="28"/>
         </w:rPr>
-        <w:t>4.</w:t>
+        <w:t>1.</w:t>
         <w:tab/>
       </w:r>
       <w:r>
@@ -7355,55 +7589,77 @@
           <w:color w:val="000000"/>
           <w:sz w:val="28"/>
         </w:rPr>
-        <w:t>Закройте карточку крестиком, клавишей Esc или нажатием вне окна.</w:t>
+        <w:t xml:space="preserve">Нажмите на строку в таблице в любом месте, кроме кнопок отметки: на номер, марку или организацию. </w:t>
+      </w:r>
+      <w:r>
+        <w:rPr>
+          <w:rFonts w:ascii="Times New Roman" w:hAnsi="Times New Roman" w:cs="Times New Roman" w:eastAsia="Times New Roman"/>
+          <w:b/>
+          <w:i w:val="0"/>
+          <w:color w:val="000000"/>
+          <w:sz w:val="28"/>
+        </w:rPr>
+        <w:t>Поверх экрана откроется карточка.</w:t>
       </w:r>
     </w:p>
     <w:p>
       <w:pPr>
-        <w:pStyle w:val="Heading2"/>
+        <w:keepNext/>
+        <w:spacing w:before="120" w:after="40"/>
         <w:ind w:firstLine="0"/>
-      </w:pPr>
-      <w:r>
-        <w:rPr>
-          <w:rFonts w:ascii="Times New Roman" w:hAnsi="Times New Roman" w:cs="Times New Roman" w:eastAsia="Times New Roman"/>
-          <w:b/>
-          <w:i w:val="0"/>
-          <w:color w:val="000000"/>
-          <w:sz w:val="28"/>
-        </w:rPr>
-        <w:t>9.2. Посмотреть паспорт и патент</w:t>
+        <w:jc w:val="center"/>
+      </w:pPr>
+      <w:r>
+        <w:drawing>
+          <wp:inline xmlns:a="http://schemas.openxmlformats.org/drawingml/2006/main" xmlns:pic="http://schemas.openxmlformats.org/drawingml/2006/picture">
+            <wp:extent cx="3499104" cy="2883408"/>
+            <wp:docPr id="24" name="Picture 24"/>
+            <wp:cNvGraphicFramePr>
+              <a:graphicFrameLocks noChangeAspect="1"/>
+            </wp:cNvGraphicFramePr>
+            <a:graphic>
+              <a:graphicData uri="http://schemas.openxmlformats.org/drawingml/2006/picture">
+                <pic:pic>
+                  <pic:nvPicPr>
+                    <pic:cNvPr id="0" name="card.png"/>
+                    <pic:cNvPicPr/>
+                  </pic:nvPicPr>
+                  <pic:blipFill>
+                    <a:blip r:embed="rId34"/>
+                    <a:stretch>
+                      <a:fillRect/>
+                    </a:stretch>
+                  </pic:blipFill>
+                  <pic:spPr>
+                    <a:xfrm>
+                      <a:off x="0" y="0"/>
+                      <a:ext cx="3499104" cy="2883408"/>
+                    </a:xfrm>
+                    <a:prstGeom prst="rect"/>
+                  </pic:spPr>
+                </pic:pic>
+              </a:graphicData>
+            </a:graphic>
+          </wp:inline>
+        </w:drawing>
       </w:r>
     </w:p>
     <w:p>
+      <w:pPr>
+        <w:keepNext w:val="0"/>
+        <w:spacing w:line="240" w:lineRule="auto" w:before="40" w:after="200"/>
+        <w:ind w:firstLine="0"/>
+        <w:jc w:val="center"/>
+      </w:pPr>
       <w:r>
         <w:rPr>
           <w:rFonts w:ascii="Times New Roman" w:hAnsi="Times New Roman" w:cs="Times New Roman" w:eastAsia="Times New Roman"/>
           <w:b w:val="0"/>
-          <w:i w:val="0"/>
-          <w:color w:val="000000"/>
-          <w:sz w:val="28"/>
-        </w:rPr>
-        <w:t xml:space="preserve">В карточке человека есть раздел </w:t>
-      </w:r>
-      <w:r>
-        <w:rPr>
-          <w:rFonts w:ascii="Times New Roman" w:hAnsi="Times New Roman" w:cs="Times New Roman" w:eastAsia="Times New Roman"/>
-          <w:b/>
-          <w:i w:val="0"/>
-          <w:color w:val="000000"/>
-          <w:sz w:val="28"/>
-        </w:rPr>
-        <w:t>«Документы»</w:t>
-      </w:r>
-      <w:r>
-        <w:rPr>
-          <w:rFonts w:ascii="Times New Roman" w:hAnsi="Times New Roman" w:cs="Times New Roman" w:eastAsia="Times New Roman"/>
-          <w:b w:val="0"/>
-          <w:i w:val="0"/>
-          <w:color w:val="000000"/>
-          <w:sz w:val="28"/>
-        </w:rPr>
-        <w:t>: серия и номер паспорта, номер патента, иное разрешение. Значения закрыты.</w:t>
+          <w:i/>
+          <w:color w:val="000000"/>
+          <w:sz w:val="24"/>
+        </w:rPr>
+        <w:t>Рисунок 9.1 — Карточка записи</w:t>
       </w:r>
     </w:p>
     <w:p>
@@ -7420,7 +7676,7 @@
           <w:color w:val="000000"/>
           <w:sz w:val="28"/>
         </w:rPr>
-        <w:t>1.</w:t>
+        <w:t>2.</w:t>
         <w:tab/>
       </w:r>
       <w:r>
@@ -7431,7 +7687,7 @@
           <w:color w:val="000000"/>
           <w:sz w:val="28"/>
         </w:rPr>
-        <w:t xml:space="preserve">Нажмите </w:t>
+        <w:t xml:space="preserve">Сверьте данные. В карточке машины - номер, марка, организация, компания, </w:t>
       </w:r>
       <w:r>
         <w:rPr>
@@ -7441,7 +7697,7 @@
           <w:color w:val="000000"/>
           <w:sz w:val="28"/>
         </w:rPr>
-        <w:t>«Показать»</w:t>
+        <w:t>«Действует до»</w:t>
       </w:r>
       <w:r>
         <w:rPr>
@@ -7451,7 +7707,7 @@
           <w:color w:val="000000"/>
           <w:sz w:val="28"/>
         </w:rPr>
-        <w:t xml:space="preserve"> рядом со значением. </w:t>
+        <w:t xml:space="preserve">, время пребывания, места разгрузки и </w:t>
       </w:r>
       <w:r>
         <w:rPr>
@@ -7461,7 +7717,37 @@
           <w:color w:val="000000"/>
           <w:sz w:val="28"/>
         </w:rPr>
-        <w:t>Значение откроется.</w:t>
+        <w:t>«Статус»</w:t>
+      </w:r>
+      <w:r>
+        <w:rPr>
+          <w:rFonts w:ascii="Times New Roman" w:hAnsi="Times New Roman" w:cs="Times New Roman" w:eastAsia="Times New Roman"/>
+          <w:b w:val="0"/>
+          <w:i w:val="0"/>
+          <w:color w:val="000000"/>
+          <w:sz w:val="28"/>
+        </w:rPr>
+        <w:t xml:space="preserve">: «На территории», «Выехал» или «Не въезжал». В карточке человека - фамилия, имя, отчество, должность, гражданство, места прохода и </w:t>
+      </w:r>
+      <w:r>
+        <w:rPr>
+          <w:rFonts w:ascii="Times New Roman" w:hAnsi="Times New Roman" w:cs="Times New Roman" w:eastAsia="Times New Roman"/>
+          <w:b/>
+          <w:i w:val="0"/>
+          <w:color w:val="000000"/>
+          <w:sz w:val="28"/>
+        </w:rPr>
+        <w:t>«Статус»</w:t>
+      </w:r>
+      <w:r>
+        <w:rPr>
+          <w:rFonts w:ascii="Times New Roman" w:hAnsi="Times New Roman" w:cs="Times New Roman" w:eastAsia="Times New Roman"/>
+          <w:b w:val="0"/>
+          <w:i w:val="0"/>
+          <w:color w:val="000000"/>
+          <w:sz w:val="28"/>
+        </w:rPr>
+        <w:t>: «На территории», «Покинул территорию» или «Не входил».</w:t>
       </w:r>
     </w:p>
     <w:p>
@@ -7478,7 +7764,7 @@
           <w:color w:val="000000"/>
           <w:sz w:val="28"/>
         </w:rPr>
-        <w:t>2.</w:t>
+        <w:t>3.</w:t>
         <w:tab/>
       </w:r>
       <w:r>
@@ -7499,7 +7785,7 @@
           <w:color w:val="000000"/>
           <w:sz w:val="28"/>
         </w:rPr>
-        <w:t>«Скрыть»</w:t>
+        <w:t>«Открыть заявку»</w:t>
       </w:r>
       <w:r>
         <w:rPr>
@@ -7509,246 +7795,7 @@
           <w:color w:val="000000"/>
           <w:sz w:val="28"/>
         </w:rPr>
-        <w:t xml:space="preserve">, когда сверили. </w:t>
-      </w:r>
-      <w:r>
-        <w:rPr>
-          <w:rFonts w:ascii="Times New Roman" w:hAnsi="Times New Roman" w:cs="Times New Roman" w:eastAsia="Times New Roman"/>
-          <w:b/>
-          <w:i w:val="0"/>
-          <w:color w:val="000000"/>
-          <w:sz w:val="28"/>
-        </w:rPr>
-        <w:t>Значение снова закроется.</w:t>
-      </w:r>
-    </w:p>
-    <w:p>
-      <w:r>
-        <w:rPr>
-          <w:rFonts w:ascii="Times New Roman" w:hAnsi="Times New Roman" w:cs="Times New Roman" w:eastAsia="Times New Roman"/>
-          <w:b w:val="0"/>
-          <w:i w:val="0"/>
-          <w:color w:val="000000"/>
-          <w:sz w:val="28"/>
-        </w:rPr>
-        <w:t xml:space="preserve">Раздела </w:t>
-      </w:r>
-      <w:r>
-        <w:rPr>
-          <w:rFonts w:ascii="Times New Roman" w:hAnsi="Times New Roman" w:cs="Times New Roman" w:eastAsia="Times New Roman"/>
-          <w:b/>
-          <w:i w:val="0"/>
-          <w:color w:val="000000"/>
-          <w:sz w:val="28"/>
-        </w:rPr>
-        <w:t>«Документы»</w:t>
-      </w:r>
-      <w:r>
-        <w:rPr>
-          <w:rFonts w:ascii="Times New Roman" w:hAnsi="Times New Roman" w:cs="Times New Roman" w:eastAsia="Times New Roman"/>
-          <w:b w:val="0"/>
-          <w:i w:val="0"/>
-          <w:color w:val="000000"/>
-          <w:sz w:val="28"/>
-        </w:rPr>
-        <w:t xml:space="preserve"> в карточке нет - на вашу учётную запись не выдано право видеть паспортные данные. Это не поломка, право выдаёт администратор.</w:t>
-      </w:r>
-    </w:p>
-    <w:p>
-      <w:pPr>
-        <w:pStyle w:val="Heading2"/>
-        <w:ind w:firstLine="0"/>
-      </w:pPr>
-      <w:r>
-        <w:rPr>
-          <w:rFonts w:ascii="Times New Roman" w:hAnsi="Times New Roman" w:cs="Times New Roman" w:eastAsia="Times New Roman"/>
-          <w:b/>
-          <w:i w:val="0"/>
-          <w:color w:val="000000"/>
-          <w:sz w:val="28"/>
-        </w:rPr>
-        <w:t>9.3. Проверить чёрный список</w:t>
-      </w:r>
-    </w:p>
-    <w:p>
-      <w:r>
-        <w:rPr>
-          <w:rFonts w:ascii="Times New Roman" w:hAnsi="Times New Roman" w:cs="Times New Roman" w:eastAsia="Times New Roman"/>
-          <w:b w:val="0"/>
-          <w:i w:val="0"/>
-          <w:color w:val="000000"/>
-          <w:sz w:val="28"/>
-        </w:rPr>
-        <w:t xml:space="preserve">Если человек или машина внесены в чёрный список, вверху карточки стоит красная пометка </w:t>
-      </w:r>
-      <w:r>
-        <w:rPr>
-          <w:rFonts w:ascii="Times New Roman" w:hAnsi="Times New Roman" w:cs="Times New Roman" w:eastAsia="Times New Roman"/>
-          <w:b/>
-          <w:i w:val="0"/>
-          <w:color w:val="000000"/>
-          <w:sz w:val="28"/>
-        </w:rPr>
-        <w:t>«Человек в чёрном списке»</w:t>
-      </w:r>
-      <w:r>
-        <w:rPr>
-          <w:rFonts w:ascii="Times New Roman" w:hAnsi="Times New Roman" w:cs="Times New Roman" w:eastAsia="Times New Roman"/>
-          <w:b w:val="0"/>
-          <w:i w:val="0"/>
-          <w:color w:val="000000"/>
-          <w:sz w:val="28"/>
-        </w:rPr>
-        <w:t xml:space="preserve"> либо </w:t>
-      </w:r>
-      <w:r>
-        <w:rPr>
-          <w:rFonts w:ascii="Times New Roman" w:hAnsi="Times New Roman" w:cs="Times New Roman" w:eastAsia="Times New Roman"/>
-          <w:b/>
-          <w:i w:val="0"/>
-          <w:color w:val="000000"/>
-          <w:sz w:val="28"/>
-        </w:rPr>
-        <w:t>«Машина в чёрном списке»</w:t>
-      </w:r>
-      <w:r>
-        <w:rPr>
-          <w:rFonts w:ascii="Times New Roman" w:hAnsi="Times New Roman" w:cs="Times New Roman" w:eastAsia="Times New Roman"/>
-          <w:b w:val="0"/>
-          <w:i w:val="0"/>
-          <w:color w:val="000000"/>
-          <w:sz w:val="28"/>
-        </w:rPr>
-        <w:t xml:space="preserve">, а под ней - </w:t>
-      </w:r>
-      <w:r>
-        <w:rPr>
-          <w:rFonts w:ascii="Times New Roman" w:hAnsi="Times New Roman" w:cs="Times New Roman" w:eastAsia="Times New Roman"/>
-          <w:b/>
-          <w:i w:val="0"/>
-          <w:color w:val="000000"/>
-          <w:sz w:val="28"/>
-        </w:rPr>
-        <w:t>«Причина»</w:t>
-      </w:r>
-      <w:r>
-        <w:rPr>
-          <w:rFonts w:ascii="Times New Roman" w:hAnsi="Times New Roman" w:cs="Times New Roman" w:eastAsia="Times New Roman"/>
-          <w:b w:val="0"/>
-          <w:i w:val="0"/>
-          <w:color w:val="000000"/>
-          <w:sz w:val="28"/>
-        </w:rPr>
-        <w:t>.</w:t>
-      </w:r>
-    </w:p>
-    <w:tbl>
-      <w:tblPr>
-        <w:tblW w:type="auto" w:w="0"/>
-        <w:tblLayout w:type="fixed"/>
-        <w:tblLook w:firstColumn="1" w:firstRow="1" w:lastColumn="0" w:lastRow="0" w:noHBand="0" w:noVBand="1" w:val="04A0"/>
-        <w:tblLayout w:type="fixed"/>
-      </w:tblPr>
-      <w:tblGrid>
-        <w:gridCol w:w="9356"/>
-      </w:tblGrid>
-      <w:tr>
-        <w:trPr>
-          <w:cantSplit w:val="true"/>
-        </w:trPr>
-        <w:tc>
-          <w:tcPr>
-            <w:tcW w:type="dxa" w:w="9354"/>
-            <w:shd w:val="clear" w:fill="FDF6E3"/>
-            <w:tcBorders>
-              <w:left w:val="single" w:sz="24" w:color="B7791F"/>
-              <w:top w:val="single" w:sz="4" w:color="FDF6E3"/>
-              <w:bottom w:val="single" w:sz="4" w:color="FDF6E3"/>
-              <w:right w:val="single" w:sz="4" w:color="FDF6E3"/>
-            </w:tcBorders>
-          </w:tcPr>
-          <w:p>
-            <w:pPr>
-              <w:spacing w:line="288" w:lineRule="auto" w:after="0"/>
-              <w:ind w:firstLine="0"/>
-            </w:pPr>
-            <w:r>
-              <w:rPr>
-                <w:rFonts w:ascii="Times New Roman" w:hAnsi="Times New Roman" w:cs="Times New Roman" w:eastAsia="Times New Roman"/>
-                <w:b/>
-                <w:i w:val="0"/>
-                <w:color w:val="B7791F"/>
-                <w:sz w:val="26"/>
-              </w:rPr>
-              <w:t xml:space="preserve">ВАЖНО. </w:t>
-            </w:r>
-            <w:r>
-              <w:rPr>
-                <w:rFonts w:ascii="Times New Roman" w:hAnsi="Times New Roman" w:cs="Times New Roman" w:eastAsia="Times New Roman"/>
-                <w:b w:val="0"/>
-                <w:i w:val="0"/>
-                <w:color w:val="000000"/>
-                <w:sz w:val="26"/>
-              </w:rPr>
-              <w:t>Систему пометка ни от чего не удерживает - кнопку отметки въезда она не блокирует. Увидели пометку - не пропускайте и действуйте по правилам предприятия. Сообщите в бюро пропусков.</w:t>
-            </w:r>
-          </w:p>
-        </w:tc>
-      </w:tr>
-    </w:tbl>
-    <w:p>
-      <w:pPr>
-        <w:spacing w:after="0" w:line="240" w:lineRule="auto"/>
-        <w:ind w:firstLine="0"/>
-      </w:pPr>
-      <w:r>
-        <w:rPr>
-          <w:rFonts w:ascii="Times New Roman" w:hAnsi="Times New Roman" w:cs="Times New Roman" w:eastAsia="Times New Roman"/>
-          <w:b w:val="0"/>
-          <w:i w:val="0"/>
-          <w:color w:val="000000"/>
-          <w:sz w:val="12"/>
-        </w:rPr>
-      </w:r>
-    </w:p>
-    <w:p>
-      <w:r>
-        <w:rPr>
-          <w:rFonts w:ascii="Times New Roman" w:hAnsi="Times New Roman" w:cs="Times New Roman" w:eastAsia="Times New Roman"/>
-          <w:b w:val="0"/>
-          <w:i w:val="0"/>
-          <w:color w:val="000000"/>
-          <w:sz w:val="28"/>
-        </w:rPr>
-        <w:t>Чаще такая запись до поста вообще не доходит: при внесении в чёрный список система сама убирает совпадающие строки из таблиц. Пометка в карточке остаётся для неполных совпадений - например, когда в заявке нет отчества, а в запрете оно есть.</w:t>
-      </w:r>
-    </w:p>
-    <w:p>
-      <w:pPr>
-        <w:pStyle w:val="Heading1"/>
-        <w:ind w:firstLine="0"/>
-      </w:pPr>
-      <w:r>
-        <w:rPr>
-          <w:rFonts w:ascii="Times New Roman" w:hAnsi="Times New Roman" w:cs="Times New Roman" w:eastAsia="Times New Roman"/>
-          <w:b/>
-          <w:i w:val="0"/>
-          <w:color w:val="000000"/>
-          <w:sz w:val="32"/>
-        </w:rPr>
-        <w:t>10. Посмотреть бланк заявки</w:t>
-      </w:r>
-    </w:p>
-    <w:p>
-      <w:r>
-        <w:rPr>
-          <w:rFonts w:ascii="Times New Roman" w:hAnsi="Times New Roman" w:cs="Times New Roman" w:eastAsia="Times New Roman"/>
-          <w:b w:val="0"/>
-          <w:i w:val="0"/>
-          <w:color w:val="000000"/>
-          <w:sz w:val="28"/>
-        </w:rPr>
-        <w:t>Бланк - это заполненная печатная форма по вложению заявки: то же, что подписано на бумаге.</w:t>
+        <w:t xml:space="preserve"> в шапке карточки, если нужно посмотреть саму заявку: кто её подал и на какой срок.</w:t>
       </w:r>
     </w:p>
     <w:p>
@@ -7765,150 +7812,6 @@
           <w:color w:val="000000"/>
           <w:sz w:val="28"/>
         </w:rPr>
-        <w:t>1.</w:t>
-        <w:tab/>
-      </w:r>
-      <w:r>
-        <w:rPr>
-          <w:rFonts w:ascii="Times New Roman" w:hAnsi="Times New Roman" w:cs="Times New Roman" w:eastAsia="Times New Roman"/>
-          <w:b w:val="0"/>
-          <w:i w:val="0"/>
-          <w:color w:val="000000"/>
-          <w:sz w:val="28"/>
-        </w:rPr>
-        <w:t xml:space="preserve">Откройте раздел </w:t>
-      </w:r>
-      <w:r>
-        <w:rPr>
-          <w:rFonts w:ascii="Times New Roman" w:hAnsi="Times New Roman" w:cs="Times New Roman" w:eastAsia="Times New Roman"/>
-          <w:b/>
-          <w:i w:val="0"/>
-          <w:color w:val="000000"/>
-          <w:sz w:val="28"/>
-        </w:rPr>
-        <w:t>«Доступные мне»</w:t>
-      </w:r>
-      <w:r>
-        <w:rPr>
-          <w:rFonts w:ascii="Times New Roman" w:hAnsi="Times New Roman" w:cs="Times New Roman" w:eastAsia="Times New Roman"/>
-          <w:b w:val="0"/>
-          <w:i w:val="0"/>
-          <w:color w:val="000000"/>
-          <w:sz w:val="28"/>
-        </w:rPr>
-        <w:t>.</w:t>
-      </w:r>
-    </w:p>
-    <w:p>
-      <w:pPr>
-        <w:spacing w:after="0" w:line="360" w:lineRule="auto"/>
-        <w:ind w:hanging="454" w:left="1134"/>
-        <w:jc w:val="both"/>
-      </w:pPr>
-      <w:r>
-        <w:rPr>
-          <w:rFonts w:ascii="Times New Roman" w:hAnsi="Times New Roman" w:cs="Times New Roman" w:eastAsia="Times New Roman"/>
-          <w:b w:val="0"/>
-          <w:i w:val="0"/>
-          <w:color w:val="000000"/>
-          <w:sz w:val="28"/>
-        </w:rPr>
-        <w:t>2.</w:t>
-        <w:tab/>
-      </w:r>
-      <w:r>
-        <w:rPr>
-          <w:rFonts w:ascii="Times New Roman" w:hAnsi="Times New Roman" w:cs="Times New Roman" w:eastAsia="Times New Roman"/>
-          <w:b w:val="0"/>
-          <w:i w:val="0"/>
-          <w:color w:val="000000"/>
-          <w:sz w:val="28"/>
-        </w:rPr>
-        <w:t xml:space="preserve">Нажмите на карточку нужной заявки. </w:t>
-      </w:r>
-      <w:r>
-        <w:rPr>
-          <w:rFonts w:ascii="Times New Roman" w:hAnsi="Times New Roman" w:cs="Times New Roman" w:eastAsia="Times New Roman"/>
-          <w:b/>
-          <w:i w:val="0"/>
-          <w:color w:val="000000"/>
-          <w:sz w:val="28"/>
-        </w:rPr>
-        <w:t>Справа откроются её сведения.</w:t>
-      </w:r>
-    </w:p>
-    <w:p>
-      <w:pPr>
-        <w:spacing w:after="0" w:line="360" w:lineRule="auto"/>
-        <w:ind w:hanging="454" w:left="1134"/>
-        <w:jc w:val="both"/>
-      </w:pPr>
-      <w:r>
-        <w:rPr>
-          <w:rFonts w:ascii="Times New Roman" w:hAnsi="Times New Roman" w:cs="Times New Roman" w:eastAsia="Times New Roman"/>
-          <w:b w:val="0"/>
-          <w:i w:val="0"/>
-          <w:color w:val="000000"/>
-          <w:sz w:val="28"/>
-        </w:rPr>
-        <w:t>3.</w:t>
-        <w:tab/>
-      </w:r>
-      <w:r>
-        <w:rPr>
-          <w:rFonts w:ascii="Times New Roman" w:hAnsi="Times New Roman" w:cs="Times New Roman" w:eastAsia="Times New Roman"/>
-          <w:b w:val="0"/>
-          <w:i w:val="0"/>
-          <w:color w:val="000000"/>
-          <w:sz w:val="28"/>
-        </w:rPr>
-        <w:t xml:space="preserve">Нажмите </w:t>
-      </w:r>
-      <w:r>
-        <w:rPr>
-          <w:rFonts w:ascii="Times New Roman" w:hAnsi="Times New Roman" w:cs="Times New Roman" w:eastAsia="Times New Roman"/>
-          <w:b/>
-          <w:i w:val="0"/>
-          <w:color w:val="000000"/>
-          <w:sz w:val="28"/>
-        </w:rPr>
-        <w:t>«Посмотреть файл»</w:t>
-      </w:r>
-      <w:r>
-        <w:rPr>
-          <w:rFonts w:ascii="Times New Roman" w:hAnsi="Times New Roman" w:cs="Times New Roman" w:eastAsia="Times New Roman"/>
-          <w:b w:val="0"/>
-          <w:i w:val="0"/>
-          <w:color w:val="000000"/>
-          <w:sz w:val="28"/>
-        </w:rPr>
-        <w:t xml:space="preserve">. </w:t>
-      </w:r>
-      <w:r>
-        <w:rPr>
-          <w:rFonts w:ascii="Times New Roman" w:hAnsi="Times New Roman" w:cs="Times New Roman" w:eastAsia="Times New Roman"/>
-          <w:b/>
-          <w:i w:val="0"/>
-          <w:color w:val="000000"/>
-          <w:sz w:val="28"/>
-        </w:rPr>
-        <w:t>Бланк откроется прямо в системе, скачивать его не нужно.</w:t>
-      </w:r>
-    </w:p>
-    <w:p>
-      <w:pPr>
-        <w:spacing w:after="0" w:line="360" w:lineRule="auto"/>
-        <w:ind w:hanging="454" w:left="1134"/>
-        <w:jc w:val="both"/>
-      </w:pPr>
-      <w:r>
-        <w:rPr>
-          <w:rFonts w:ascii="Times New Roman" w:hAnsi="Times New Roman" w:cs="Times New Roman" w:eastAsia="Times New Roman"/>
-          <w:b w:val="0"/>
-          <w:i w:val="0"/>
-          <w:color w:val="000000"/>
-          <w:sz w:val="28"/>
-        </w:rPr>
         <w:t>4.</w:t>
         <w:tab/>
       </w:r>
@@ -7920,7 +7823,7 @@
           <w:color w:val="000000"/>
           <w:sz w:val="28"/>
         </w:rPr>
-        <w:t>Закройте бланк крестиком или клавишей Esc.</w:t>
+        <w:t>Закройте карточку крестиком, клавишей Esc или нажатием вне окна.</w:t>
       </w:r>
     </w:p>
     <w:tbl>
@@ -7971,514 +7874,17 @@
                 <w:color w:val="000000"/>
                 <w:sz w:val="26"/>
               </w:rPr>
-              <w:t>Паспортные данные видны в бланке только тем, кому разрешена их выгрузка. На месте закрытых стоит прочерк. На карточки людей из таблицы поста это не влияет, там документы открываются своим правом (см. подраздел 9.2).</w:t>
+              <w:t xml:space="preserve">На кнопки </w:t>
             </w:r>
-          </w:p>
-        </w:tc>
-      </w:tr>
-    </w:tbl>
-    <w:p>
-      <w:pPr>
-        <w:spacing w:after="0" w:line="240" w:lineRule="auto"/>
-        <w:ind w:firstLine="0"/>
-      </w:pPr>
-      <w:r>
-        <w:rPr>
-          <w:rFonts w:ascii="Times New Roman" w:hAnsi="Times New Roman" w:cs="Times New Roman" w:eastAsia="Times New Roman"/>
-          <w:b w:val="0"/>
-          <w:i w:val="0"/>
-          <w:color w:val="000000"/>
-          <w:sz w:val="12"/>
-        </w:rPr>
-      </w:r>
-    </w:p>
-    <w:p>
-      <w:pPr>
-        <w:pStyle w:val="Heading1"/>
-        <w:ind w:firstLine="0"/>
-      </w:pPr>
-      <w:r>
-        <w:rPr>
-          <w:rFonts w:ascii="Times New Roman" w:hAnsi="Times New Roman" w:cs="Times New Roman" w:eastAsia="Times New Roman"/>
-          <w:b/>
-          <w:i w:val="0"/>
-          <w:color w:val="000000"/>
-          <w:sz w:val="32"/>
-        </w:rPr>
-        <w:t>11. Отчёт за отчётные сутки</w:t>
-      </w:r>
-    </w:p>
-    <w:p>
-      <w:r>
-        <w:rPr>
-          <w:rFonts w:ascii="Times New Roman" w:hAnsi="Times New Roman" w:cs="Times New Roman" w:eastAsia="Times New Roman"/>
-          <w:b w:val="0"/>
-          <w:i w:val="0"/>
-          <w:color w:val="000000"/>
-          <w:sz w:val="28"/>
-        </w:rPr>
-        <w:t>Отчётные сутки идут с 21:30 вчерашнего дня до 21:30 сегодняшнего. Рабочей смены в системе нет, отчёт считается сутками.</w:t>
-      </w:r>
-    </w:p>
-    <w:p>
-      <w:pPr>
-        <w:keepNext/>
-        <w:spacing w:before="120" w:after="40"/>
-        <w:ind w:firstLine="0"/>
-        <w:jc w:val="center"/>
-      </w:pPr>
-      <w:r>
-        <w:drawing>
-          <wp:inline xmlns:a="http://schemas.openxmlformats.org/drawingml/2006/main" xmlns:pic="http://schemas.openxmlformats.org/drawingml/2006/picture">
-            <wp:extent cx="4876800" cy="3694176"/>
-            <wp:docPr id="12" name="Picture 12"/>
-            <wp:cNvGraphicFramePr>
-              <a:graphicFrameLocks noChangeAspect="1"/>
-            </wp:cNvGraphicFramePr>
-            <a:graphic>
-              <a:graphicData uri="http://schemas.openxmlformats.org/drawingml/2006/picture">
-                <pic:pic>
-                  <pic:nvPicPr>
-                    <pic:cNvPr id="0" name="guard-report.png"/>
-                    <pic:cNvPicPr/>
-                  </pic:nvPicPr>
-                  <pic:blipFill>
-                    <a:blip r:embed="rId22"/>
-                    <a:stretch>
-                      <a:fillRect/>
-                    </a:stretch>
-                  </pic:blipFill>
-                  <pic:spPr>
-                    <a:xfrm>
-                      <a:off x="0" y="0"/>
-                      <a:ext cx="4876800" cy="3694176"/>
-                    </a:xfrm>
-                    <a:prstGeom prst="rect"/>
-                  </pic:spPr>
-                </pic:pic>
-              </a:graphicData>
-            </a:graphic>
-          </wp:inline>
-        </w:drawing>
-      </w:r>
-    </w:p>
-    <w:p>
-      <w:pPr>
-        <w:keepNext w:val="0"/>
-        <w:spacing w:line="240" w:lineRule="auto" w:before="40" w:after="200"/>
-        <w:ind w:firstLine="0"/>
-        <w:jc w:val="center"/>
-      </w:pPr>
-      <w:r>
-        <w:rPr>
-          <w:rFonts w:ascii="Times New Roman" w:hAnsi="Times New Roman" w:cs="Times New Roman" w:eastAsia="Times New Roman"/>
-          <w:b w:val="0"/>
-          <w:i/>
-          <w:color w:val="000000"/>
-          <w:sz w:val="24"/>
-        </w:rPr>
-        <w:t>Рисунок 11.1 — Суточный отчёт поста</w:t>
-      </w:r>
-    </w:p>
-    <w:p>
-      <w:pPr>
-        <w:spacing w:after="0" w:line="360" w:lineRule="auto"/>
-        <w:ind w:hanging="454" w:left="1134"/>
-        <w:jc w:val="both"/>
-      </w:pPr>
-      <w:r>
-        <w:rPr>
-          <w:rFonts w:ascii="Times New Roman" w:hAnsi="Times New Roman" w:cs="Times New Roman" w:eastAsia="Times New Roman"/>
-          <w:b w:val="0"/>
-          <w:i w:val="0"/>
-          <w:color w:val="000000"/>
-          <w:sz w:val="28"/>
-        </w:rPr>
-        <w:t>1.</w:t>
-        <w:tab/>
-      </w:r>
-      <w:r>
-        <w:rPr>
-          <w:rFonts w:ascii="Times New Roman" w:hAnsi="Times New Roman" w:cs="Times New Roman" w:eastAsia="Times New Roman"/>
-          <w:b w:val="0"/>
-          <w:i w:val="0"/>
-          <w:color w:val="000000"/>
-          <w:sz w:val="28"/>
-        </w:rPr>
-        <w:t xml:space="preserve">Нажмите кнопку </w:t>
-      </w:r>
-      <w:r>
-        <w:rPr>
-          <w:rFonts w:ascii="Times New Roman" w:hAnsi="Times New Roman" w:cs="Times New Roman" w:eastAsia="Times New Roman"/>
-          <w:b/>
-          <w:i w:val="0"/>
-          <w:color w:val="000000"/>
-          <w:sz w:val="28"/>
-        </w:rPr>
-        <w:t>«Отчёт»</w:t>
-      </w:r>
-      <w:r>
-        <w:rPr>
-          <w:rFonts w:ascii="Times New Roman" w:hAnsi="Times New Roman" w:cs="Times New Roman" w:eastAsia="Times New Roman"/>
-          <w:b w:val="0"/>
-          <w:i w:val="0"/>
-          <w:color w:val="000000"/>
-          <w:sz w:val="28"/>
-        </w:rPr>
-        <w:t xml:space="preserve"> над таблицей. </w:t>
-      </w:r>
-      <w:r>
-        <w:rPr>
-          <w:rFonts w:ascii="Times New Roman" w:hAnsi="Times New Roman" w:cs="Times New Roman" w:eastAsia="Times New Roman"/>
-          <w:b/>
-          <w:i w:val="0"/>
-          <w:color w:val="000000"/>
-          <w:sz w:val="28"/>
-        </w:rPr>
-        <w:t>Откроется окно «Отчёт по проездам» на таблице машин или «Отчёт по проходам» на таблице людей.</w:t>
-      </w:r>
-    </w:p>
-    <w:p>
-      <w:pPr>
-        <w:spacing w:after="0" w:line="360" w:lineRule="auto"/>
-        <w:ind w:hanging="454" w:left="1134"/>
-        <w:jc w:val="both"/>
-      </w:pPr>
-      <w:r>
-        <w:rPr>
-          <w:rFonts w:ascii="Times New Roman" w:hAnsi="Times New Roman" w:cs="Times New Roman" w:eastAsia="Times New Roman"/>
-          <w:b w:val="0"/>
-          <w:i w:val="0"/>
-          <w:color w:val="000000"/>
-          <w:sz w:val="28"/>
-        </w:rPr>
-        <w:t>2.</w:t>
-        <w:tab/>
-      </w:r>
-      <w:r>
-        <w:rPr>
-          <w:rFonts w:ascii="Times New Roman" w:hAnsi="Times New Roman" w:cs="Times New Roman" w:eastAsia="Times New Roman"/>
-          <w:b w:val="0"/>
-          <w:i w:val="0"/>
-          <w:color w:val="000000"/>
-          <w:sz w:val="28"/>
-        </w:rPr>
-        <w:t xml:space="preserve">Посмотрите верхнюю часть </w:t>
-      </w:r>
-      <w:r>
-        <w:rPr>
-          <w:rFonts w:ascii="Times New Roman" w:hAnsi="Times New Roman" w:cs="Times New Roman" w:eastAsia="Times New Roman"/>
-          <w:b/>
-          <w:i w:val="0"/>
-          <w:color w:val="000000"/>
-          <w:sz w:val="28"/>
-        </w:rPr>
-        <w:t>«Сегодня»</w:t>
-      </w:r>
-      <w:r>
-        <w:rPr>
-          <w:rFonts w:ascii="Times New Roman" w:hAnsi="Times New Roman" w:cs="Times New Roman" w:eastAsia="Times New Roman"/>
-          <w:b w:val="0"/>
-          <w:i w:val="0"/>
-          <w:color w:val="000000"/>
-          <w:sz w:val="28"/>
-        </w:rPr>
-        <w:t xml:space="preserve">: </w:t>
-      </w:r>
-      <w:r>
-        <w:rPr>
-          <w:rFonts w:ascii="Times New Roman" w:hAnsi="Times New Roman" w:cs="Times New Roman" w:eastAsia="Times New Roman"/>
-          <w:b/>
-          <w:i w:val="0"/>
-          <w:color w:val="000000"/>
-          <w:sz w:val="28"/>
-        </w:rPr>
-        <w:t>«Заехало»</w:t>
-      </w:r>
-      <w:r>
-        <w:rPr>
-          <w:rFonts w:ascii="Times New Roman" w:hAnsi="Times New Roman" w:cs="Times New Roman" w:eastAsia="Times New Roman"/>
-          <w:b w:val="0"/>
-          <w:i w:val="0"/>
-          <w:color w:val="000000"/>
-          <w:sz w:val="28"/>
-        </w:rPr>
-        <w:t xml:space="preserve"> и </w:t>
-      </w:r>
-      <w:r>
-        <w:rPr>
-          <w:rFonts w:ascii="Times New Roman" w:hAnsi="Times New Roman" w:cs="Times New Roman" w:eastAsia="Times New Roman"/>
-          <w:b/>
-          <w:i w:val="0"/>
-          <w:color w:val="000000"/>
-          <w:sz w:val="28"/>
-        </w:rPr>
-        <w:t>«Выехало»</w:t>
-      </w:r>
-      <w:r>
-        <w:rPr>
-          <w:rFonts w:ascii="Times New Roman" w:hAnsi="Times New Roman" w:cs="Times New Roman" w:eastAsia="Times New Roman"/>
-          <w:b w:val="0"/>
-          <w:i w:val="0"/>
-          <w:color w:val="000000"/>
-          <w:sz w:val="28"/>
-        </w:rPr>
-        <w:t xml:space="preserve"> по машинам либо </w:t>
-      </w:r>
-      <w:r>
-        <w:rPr>
-          <w:rFonts w:ascii="Times New Roman" w:hAnsi="Times New Roman" w:cs="Times New Roman" w:eastAsia="Times New Roman"/>
-          <w:b/>
-          <w:i w:val="0"/>
-          <w:color w:val="000000"/>
-          <w:sz w:val="28"/>
-        </w:rPr>
-        <w:t>«Зашло»</w:t>
-      </w:r>
-      <w:r>
-        <w:rPr>
-          <w:rFonts w:ascii="Times New Roman" w:hAnsi="Times New Roman" w:cs="Times New Roman" w:eastAsia="Times New Roman"/>
-          <w:b w:val="0"/>
-          <w:i w:val="0"/>
-          <w:color w:val="000000"/>
-          <w:sz w:val="28"/>
-        </w:rPr>
-        <w:t xml:space="preserve"> и </w:t>
-      </w:r>
-      <w:r>
-        <w:rPr>
-          <w:rFonts w:ascii="Times New Roman" w:hAnsi="Times New Roman" w:cs="Times New Roman" w:eastAsia="Times New Roman"/>
-          <w:b/>
-          <w:i w:val="0"/>
-          <w:color w:val="000000"/>
-          <w:sz w:val="28"/>
-        </w:rPr>
-        <w:t>«Вышло»</w:t>
-      </w:r>
-      <w:r>
-        <w:rPr>
-          <w:rFonts w:ascii="Times New Roman" w:hAnsi="Times New Roman" w:cs="Times New Roman" w:eastAsia="Times New Roman"/>
-          <w:b w:val="0"/>
-          <w:i w:val="0"/>
-          <w:color w:val="000000"/>
-          <w:sz w:val="28"/>
-        </w:rPr>
-        <w:t xml:space="preserve"> по людям, за текущие отчётные сутки и по всем, кто отмечал на этом посту.</w:t>
-      </w:r>
-    </w:p>
-    <w:p>
-      <w:pPr>
-        <w:spacing w:after="0" w:line="360" w:lineRule="auto"/>
-        <w:ind w:hanging="454" w:left="1134"/>
-        <w:jc w:val="both"/>
-      </w:pPr>
-      <w:r>
-        <w:rPr>
-          <w:rFonts w:ascii="Times New Roman" w:hAnsi="Times New Roman" w:cs="Times New Roman" w:eastAsia="Times New Roman"/>
-          <w:b w:val="0"/>
-          <w:i w:val="0"/>
-          <w:color w:val="000000"/>
-          <w:sz w:val="28"/>
-        </w:rPr>
-        <w:t>3.</w:t>
-        <w:tab/>
-      </w:r>
-      <w:r>
-        <w:rPr>
-          <w:rFonts w:ascii="Times New Roman" w:hAnsi="Times New Roman" w:cs="Times New Roman" w:eastAsia="Times New Roman"/>
-          <w:b w:val="0"/>
-          <w:i w:val="0"/>
-          <w:color w:val="000000"/>
-          <w:sz w:val="28"/>
-        </w:rPr>
-        <w:t xml:space="preserve">Посмотрите </w:t>
-      </w:r>
-      <w:r>
-        <w:rPr>
-          <w:rFonts w:ascii="Times New Roman" w:hAnsi="Times New Roman" w:cs="Times New Roman" w:eastAsia="Times New Roman"/>
-          <w:b/>
-          <w:i w:val="0"/>
-          <w:color w:val="000000"/>
-          <w:sz w:val="28"/>
-        </w:rPr>
-        <w:t>«Кто сколько отметил»</w:t>
-      </w:r>
-      <w:r>
-        <w:rPr>
-          <w:rFonts w:ascii="Times New Roman" w:hAnsi="Times New Roman" w:cs="Times New Roman" w:eastAsia="Times New Roman"/>
-          <w:b w:val="0"/>
-          <w:i w:val="0"/>
-          <w:color w:val="000000"/>
-          <w:sz w:val="28"/>
-        </w:rPr>
-        <w:t xml:space="preserve">, если за сутки отмечал не один работник. </w:t>
-      </w:r>
-      <w:r>
-        <w:rPr>
-          <w:rFonts w:ascii="Times New Roman" w:hAnsi="Times New Roman" w:cs="Times New Roman" w:eastAsia="Times New Roman"/>
-          <w:b/>
-          <w:i w:val="0"/>
-          <w:color w:val="000000"/>
-          <w:sz w:val="28"/>
-        </w:rPr>
-        <w:t>Будут числа по каждому.</w:t>
-      </w:r>
-    </w:p>
-    <w:p>
-      <w:pPr>
-        <w:spacing w:after="0" w:line="360" w:lineRule="auto"/>
-        <w:ind w:hanging="454" w:left="1134"/>
-        <w:jc w:val="both"/>
-      </w:pPr>
-      <w:r>
-        <w:rPr>
-          <w:rFonts w:ascii="Times New Roman" w:hAnsi="Times New Roman" w:cs="Times New Roman" w:eastAsia="Times New Roman"/>
-          <w:b w:val="0"/>
-          <w:i w:val="0"/>
-          <w:color w:val="000000"/>
-          <w:sz w:val="28"/>
-        </w:rPr>
-        <w:t>4.</w:t>
-        <w:tab/>
-      </w:r>
-      <w:r>
-        <w:rPr>
-          <w:rFonts w:ascii="Times New Roman" w:hAnsi="Times New Roman" w:cs="Times New Roman" w:eastAsia="Times New Roman"/>
-          <w:b w:val="0"/>
-          <w:i w:val="0"/>
-          <w:color w:val="000000"/>
-          <w:sz w:val="28"/>
-        </w:rPr>
-        <w:t xml:space="preserve">Нажмите </w:t>
-      </w:r>
-      <w:r>
-        <w:rPr>
-          <w:rFonts w:ascii="Times New Roman" w:hAnsi="Times New Roman" w:cs="Times New Roman" w:eastAsia="Times New Roman"/>
-          <w:b/>
-          <w:i w:val="0"/>
-          <w:color w:val="000000"/>
-          <w:sz w:val="28"/>
-        </w:rPr>
-        <w:t>«Показать прошлые дни»</w:t>
-      </w:r>
-      <w:r>
-        <w:rPr>
-          <w:rFonts w:ascii="Times New Roman" w:hAnsi="Times New Roman" w:cs="Times New Roman" w:eastAsia="Times New Roman"/>
-          <w:b w:val="0"/>
-          <w:i w:val="0"/>
-          <w:color w:val="000000"/>
-          <w:sz w:val="28"/>
-        </w:rPr>
-        <w:t xml:space="preserve">, если нужен отчёт за прошедшие сутки. </w:t>
-      </w:r>
-      <w:r>
-        <w:rPr>
-          <w:rFonts w:ascii="Times New Roman" w:hAnsi="Times New Roman" w:cs="Times New Roman" w:eastAsia="Times New Roman"/>
-          <w:b/>
-          <w:i w:val="0"/>
-          <w:color w:val="000000"/>
-          <w:sz w:val="28"/>
-        </w:rPr>
-        <w:t>Раскроется список прошлых дней с отбором «Период:».</w:t>
-      </w:r>
-    </w:p>
-    <w:p>
-      <w:pPr>
-        <w:spacing w:after="0" w:line="360" w:lineRule="auto"/>
-        <w:ind w:hanging="454" w:left="1134"/>
-        <w:jc w:val="both"/>
-      </w:pPr>
-      <w:r>
-        <w:rPr>
-          <w:rFonts w:ascii="Times New Roman" w:hAnsi="Times New Roman" w:cs="Times New Roman" w:eastAsia="Times New Roman"/>
-          <w:b w:val="0"/>
-          <w:i w:val="0"/>
-          <w:color w:val="000000"/>
-          <w:sz w:val="28"/>
-        </w:rPr>
-        <w:t>5.</w:t>
-        <w:tab/>
-      </w:r>
-      <w:r>
-        <w:rPr>
-          <w:rFonts w:ascii="Times New Roman" w:hAnsi="Times New Roman" w:cs="Times New Roman" w:eastAsia="Times New Roman"/>
-          <w:b w:val="0"/>
-          <w:i w:val="0"/>
-          <w:color w:val="000000"/>
-          <w:sz w:val="28"/>
-        </w:rPr>
-        <w:t xml:space="preserve">Нажмите </w:t>
-      </w:r>
-      <w:r>
-        <w:rPr>
-          <w:rFonts w:ascii="Times New Roman" w:hAnsi="Times New Roman" w:cs="Times New Roman" w:eastAsia="Times New Roman"/>
-          <w:b/>
-          <w:i w:val="0"/>
-          <w:color w:val="000000"/>
-          <w:sz w:val="28"/>
-        </w:rPr>
-        <w:t>«Скачать в Excel»</w:t>
-      </w:r>
-      <w:r>
-        <w:rPr>
-          <w:rFonts w:ascii="Times New Roman" w:hAnsi="Times New Roman" w:cs="Times New Roman" w:eastAsia="Times New Roman"/>
-          <w:b w:val="0"/>
-          <w:i w:val="0"/>
-          <w:color w:val="000000"/>
-          <w:sz w:val="28"/>
-        </w:rPr>
-        <w:t xml:space="preserve">, если отчёт нужен файлом. </w:t>
-      </w:r>
-      <w:r>
-        <w:rPr>
-          <w:rFonts w:ascii="Times New Roman" w:hAnsi="Times New Roman" w:cs="Times New Roman" w:eastAsia="Times New Roman"/>
-          <w:b/>
-          <w:i w:val="0"/>
-          <w:color w:val="000000"/>
-          <w:sz w:val="28"/>
-        </w:rPr>
-        <w:t>Файл сохранится на компьютер.</w:t>
-      </w:r>
-    </w:p>
-    <w:tbl>
-      <w:tblPr>
-        <w:tblW w:type="auto" w:w="0"/>
-        <w:tblLayout w:type="fixed"/>
-        <w:tblLook w:firstColumn="1" w:firstRow="1" w:lastColumn="0" w:lastRow="0" w:noHBand="0" w:noVBand="1" w:val="04A0"/>
-        <w:tblLayout w:type="fixed"/>
-      </w:tblPr>
-      <w:tblGrid>
-        <w:gridCol w:w="9356"/>
-      </w:tblGrid>
-      <w:tr>
-        <w:trPr>
-          <w:cantSplit w:val="true"/>
-        </w:trPr>
-        <w:tc>
-          <w:tcPr>
-            <w:tcW w:type="dxa" w:w="9354"/>
-            <w:shd w:val="clear" w:fill="EAF1F8"/>
-            <w:tcBorders>
-              <w:left w:val="single" w:sz="24" w:color="2C6FA6"/>
-              <w:top w:val="single" w:sz="4" w:color="EAF1F8"/>
-              <w:bottom w:val="single" w:sz="4" w:color="EAF1F8"/>
-              <w:right w:val="single" w:sz="4" w:color="EAF1F8"/>
-            </w:tcBorders>
-          </w:tcPr>
-          <w:p>
-            <w:pPr>
-              <w:spacing w:line="288" w:lineRule="auto" w:after="0"/>
-              <w:ind w:firstLine="0"/>
-            </w:pPr>
             <w:r>
               <w:rPr>
                 <w:rFonts w:ascii="Times New Roman" w:hAnsi="Times New Roman" w:cs="Times New Roman" w:eastAsia="Times New Roman"/>
                 <w:b/>
                 <w:i w:val="0"/>
-                <w:color w:val="2C6FA6"/>
+                <w:color w:val="000000"/>
                 <w:sz w:val="26"/>
               </w:rPr>
-              <w:t xml:space="preserve">ПРИМЕЧАНИЕ. </w:t>
+              <w:t>«Въезд»</w:t>
             </w:r>
             <w:r>
               <w:rPr>
@@ -8488,418 +7894,17 @@
                 <w:color w:val="000000"/>
                 <w:sz w:val="26"/>
               </w:rPr>
-              <w:t>В файл попадают только прошлые дни, с итогом по посту на каждый день. Текущие, ещё не закрытые отчётные сутки в него не идут.</w:t>
+              <w:t xml:space="preserve"> и </w:t>
             </w:r>
-          </w:p>
-        </w:tc>
-      </w:tr>
-    </w:tbl>
-    <w:p>
-      <w:pPr>
-        <w:spacing w:after="0" w:line="240" w:lineRule="auto"/>
-        <w:ind w:firstLine="0"/>
-      </w:pPr>
-      <w:r>
-        <w:rPr>
-          <w:rFonts w:ascii="Times New Roman" w:hAnsi="Times New Roman" w:cs="Times New Roman" w:eastAsia="Times New Roman"/>
-          <w:b w:val="0"/>
-          <w:i w:val="0"/>
-          <w:color w:val="000000"/>
-          <w:sz w:val="12"/>
-        </w:rPr>
-      </w:r>
-    </w:p>
-    <w:p>
-      <w:r>
-        <w:rPr>
-          <w:rFonts w:ascii="Times New Roman" w:hAnsi="Times New Roman" w:cs="Times New Roman" w:eastAsia="Times New Roman"/>
-          <w:b w:val="0"/>
-          <w:i w:val="0"/>
-          <w:color w:val="000000"/>
-          <w:sz w:val="28"/>
-        </w:rPr>
-        <w:t xml:space="preserve">Написано, что за текущие отчётные сутки отметок пока нет - сутки только начались. Отчёт за вчера смотрите кнопкой </w:t>
-      </w:r>
-      <w:r>
-        <w:rPr>
-          <w:rFonts w:ascii="Times New Roman" w:hAnsi="Times New Roman" w:cs="Times New Roman" w:eastAsia="Times New Roman"/>
-          <w:b/>
-          <w:i w:val="0"/>
-          <w:color w:val="000000"/>
-          <w:sz w:val="28"/>
-        </w:rPr>
-        <w:t>«Показать прошлые дни»</w:t>
-      </w:r>
-      <w:r>
-        <w:rPr>
-          <w:rFonts w:ascii="Times New Roman" w:hAnsi="Times New Roman" w:cs="Times New Roman" w:eastAsia="Times New Roman"/>
-          <w:b w:val="0"/>
-          <w:i w:val="0"/>
-          <w:color w:val="000000"/>
-          <w:sz w:val="28"/>
-        </w:rPr>
-        <w:t>.</w:t>
-      </w:r>
-    </w:p>
-    <w:p>
-      <w:pPr>
-        <w:pStyle w:val="Heading1"/>
-        <w:ind w:firstLine="0"/>
-      </w:pPr>
-      <w:r>
-        <w:rPr>
-          <w:rFonts w:ascii="Times New Roman" w:hAnsi="Times New Roman" w:cs="Times New Roman" w:eastAsia="Times New Roman"/>
-          <w:b/>
-          <w:i w:val="0"/>
-          <w:color w:val="000000"/>
-          <w:sz w:val="32"/>
-        </w:rPr>
-        <w:t>12. Выгрузить список файлом</w:t>
-      </w:r>
-    </w:p>
-    <w:p>
-      <w:pPr>
-        <w:keepNext/>
-        <w:spacing w:before="120" w:after="40"/>
-        <w:ind w:firstLine="0"/>
-        <w:jc w:val="center"/>
-      </w:pPr>
-      <w:r>
-        <w:drawing>
-          <wp:inline xmlns:a="http://schemas.openxmlformats.org/drawingml/2006/main" xmlns:pic="http://schemas.openxmlformats.org/drawingml/2006/picture">
-            <wp:extent cx="2804160" cy="2401824"/>
-            <wp:docPr id="13" name="Picture 13"/>
-            <wp:cNvGraphicFramePr>
-              <a:graphicFrameLocks noChangeAspect="1"/>
-            </wp:cNvGraphicFramePr>
-            <a:graphic>
-              <a:graphicData uri="http://schemas.openxmlformats.org/drawingml/2006/picture">
-                <pic:pic>
-                  <pic:nvPicPr>
-                    <pic:cNvPr id="0" name="guard-export.png"/>
-                    <pic:cNvPicPr/>
-                  </pic:nvPicPr>
-                  <pic:blipFill>
-                    <a:blip r:embed="rId23"/>
-                    <a:stretch>
-                      <a:fillRect/>
-                    </a:stretch>
-                  </pic:blipFill>
-                  <pic:spPr>
-                    <a:xfrm>
-                      <a:off x="0" y="0"/>
-                      <a:ext cx="2804160" cy="2401824"/>
-                    </a:xfrm>
-                    <a:prstGeom prst="rect"/>
-                  </pic:spPr>
-                </pic:pic>
-              </a:graphicData>
-            </a:graphic>
-          </wp:inline>
-        </w:drawing>
-      </w:r>
-    </w:p>
-    <w:p>
-      <w:pPr>
-        <w:keepNext w:val="0"/>
-        <w:spacing w:line="240" w:lineRule="auto" w:before="40" w:after="200"/>
-        <w:ind w:firstLine="0"/>
-        <w:jc w:val="center"/>
-      </w:pPr>
-      <w:r>
-        <w:rPr>
-          <w:rFonts w:ascii="Times New Roman" w:hAnsi="Times New Roman" w:cs="Times New Roman" w:eastAsia="Times New Roman"/>
-          <w:b w:val="0"/>
-          <w:i/>
-          <w:color w:val="000000"/>
-          <w:sz w:val="24"/>
-        </w:rPr>
-        <w:t>Рисунок 12.1 — Выбор данных для выгрузки</w:t>
-      </w:r>
-    </w:p>
-    <w:p>
-      <w:pPr>
-        <w:spacing w:after="0" w:line="360" w:lineRule="auto"/>
-        <w:ind w:hanging="454" w:left="1134"/>
-        <w:jc w:val="both"/>
-      </w:pPr>
-      <w:r>
-        <w:rPr>
-          <w:rFonts w:ascii="Times New Roman" w:hAnsi="Times New Roman" w:cs="Times New Roman" w:eastAsia="Times New Roman"/>
-          <w:b w:val="0"/>
-          <w:i w:val="0"/>
-          <w:color w:val="000000"/>
-          <w:sz w:val="28"/>
-        </w:rPr>
-        <w:t>1.</w:t>
-        <w:tab/>
-      </w:r>
-      <w:r>
-        <w:rPr>
-          <w:rFonts w:ascii="Times New Roman" w:hAnsi="Times New Roman" w:cs="Times New Roman" w:eastAsia="Times New Roman"/>
-          <w:b w:val="0"/>
-          <w:i w:val="0"/>
-          <w:color w:val="000000"/>
-          <w:sz w:val="28"/>
-        </w:rPr>
-        <w:t>Наберите поиск и отбор так, чтобы на экране осталось то, что нужно выгрузить.</w:t>
-      </w:r>
-    </w:p>
-    <w:p>
-      <w:pPr>
-        <w:spacing w:after="0" w:line="360" w:lineRule="auto"/>
-        <w:ind w:hanging="454" w:left="1134"/>
-        <w:jc w:val="both"/>
-      </w:pPr>
-      <w:r>
-        <w:rPr>
-          <w:rFonts w:ascii="Times New Roman" w:hAnsi="Times New Roman" w:cs="Times New Roman" w:eastAsia="Times New Roman"/>
-          <w:b w:val="0"/>
-          <w:i w:val="0"/>
-          <w:color w:val="000000"/>
-          <w:sz w:val="28"/>
-        </w:rPr>
-        <w:t>2.</w:t>
-        <w:tab/>
-      </w:r>
-      <w:r>
-        <w:rPr>
-          <w:rFonts w:ascii="Times New Roman" w:hAnsi="Times New Roman" w:cs="Times New Roman" w:eastAsia="Times New Roman"/>
-          <w:b w:val="0"/>
-          <w:i w:val="0"/>
-          <w:color w:val="000000"/>
-          <w:sz w:val="28"/>
-        </w:rPr>
-        <w:t xml:space="preserve">Нажмите кнопку </w:t>
-      </w:r>
-      <w:r>
-        <w:rPr>
-          <w:rFonts w:ascii="Times New Roman" w:hAnsi="Times New Roman" w:cs="Times New Roman" w:eastAsia="Times New Roman"/>
-          <w:b/>
-          <w:i w:val="0"/>
-          <w:color w:val="000000"/>
-          <w:sz w:val="28"/>
-        </w:rPr>
-        <w:t>«Экспорт»</w:t>
-      </w:r>
-      <w:r>
-        <w:rPr>
-          <w:rFonts w:ascii="Times New Roman" w:hAnsi="Times New Roman" w:cs="Times New Roman" w:eastAsia="Times New Roman"/>
-          <w:b w:val="0"/>
-          <w:i w:val="0"/>
-          <w:color w:val="000000"/>
-          <w:sz w:val="28"/>
-        </w:rPr>
-        <w:t xml:space="preserve"> над таблицей. </w:t>
-      </w:r>
-      <w:r>
-        <w:rPr>
-          <w:rFonts w:ascii="Times New Roman" w:hAnsi="Times New Roman" w:cs="Times New Roman" w:eastAsia="Times New Roman"/>
-          <w:b/>
-          <w:i w:val="0"/>
-          <w:color w:val="000000"/>
-          <w:sz w:val="28"/>
-        </w:rPr>
-        <w:t>Если на посту есть список «по факту», откроется окно «Экспорт в Excel».</w:t>
-      </w:r>
-    </w:p>
-    <w:p>
-      <w:pPr>
-        <w:spacing w:after="0" w:line="360" w:lineRule="auto"/>
-        <w:ind w:hanging="454" w:left="1134"/>
-        <w:jc w:val="both"/>
-      </w:pPr>
-      <w:r>
-        <w:rPr>
-          <w:rFonts w:ascii="Times New Roman" w:hAnsi="Times New Roman" w:cs="Times New Roman" w:eastAsia="Times New Roman"/>
-          <w:b w:val="0"/>
-          <w:i w:val="0"/>
-          <w:color w:val="000000"/>
-          <w:sz w:val="28"/>
-        </w:rPr>
-        <w:t>3.</w:t>
-        <w:tab/>
-      </w:r>
-      <w:r>
-        <w:rPr>
-          <w:rFonts w:ascii="Times New Roman" w:hAnsi="Times New Roman" w:cs="Times New Roman" w:eastAsia="Times New Roman"/>
-          <w:b w:val="0"/>
-          <w:i w:val="0"/>
-          <w:color w:val="000000"/>
-          <w:sz w:val="28"/>
-        </w:rPr>
-        <w:t xml:space="preserve">Выберите, что выгружать: </w:t>
-      </w:r>
-      <w:r>
-        <w:rPr>
-          <w:rFonts w:ascii="Times New Roman" w:hAnsi="Times New Roman" w:cs="Times New Roman" w:eastAsia="Times New Roman"/>
-          <w:b/>
-          <w:i w:val="0"/>
-          <w:color w:val="000000"/>
-          <w:sz w:val="28"/>
-        </w:rPr>
-        <w:t>«Факт + Основная таблица»</w:t>
-      </w:r>
-      <w:r>
-        <w:rPr>
-          <w:rFonts w:ascii="Times New Roman" w:hAnsi="Times New Roman" w:cs="Times New Roman" w:eastAsia="Times New Roman"/>
-          <w:b w:val="0"/>
-          <w:i w:val="0"/>
-          <w:color w:val="000000"/>
-          <w:sz w:val="28"/>
-        </w:rPr>
-        <w:t xml:space="preserve">, </w:t>
-      </w:r>
-      <w:r>
-        <w:rPr>
-          <w:rFonts w:ascii="Times New Roman" w:hAnsi="Times New Roman" w:cs="Times New Roman" w:eastAsia="Times New Roman"/>
-          <w:b/>
-          <w:i w:val="0"/>
-          <w:color w:val="000000"/>
-          <w:sz w:val="28"/>
-        </w:rPr>
-        <w:t>«Только основная таблица»</w:t>
-      </w:r>
-      <w:r>
-        <w:rPr>
-          <w:rFonts w:ascii="Times New Roman" w:hAnsi="Times New Roman" w:cs="Times New Roman" w:eastAsia="Times New Roman"/>
-          <w:b w:val="0"/>
-          <w:i w:val="0"/>
-          <w:color w:val="000000"/>
-          <w:sz w:val="28"/>
-        </w:rPr>
-        <w:t xml:space="preserve"> или </w:t>
-      </w:r>
-      <w:r>
-        <w:rPr>
-          <w:rFonts w:ascii="Times New Roman" w:hAnsi="Times New Roman" w:cs="Times New Roman" w:eastAsia="Times New Roman"/>
-          <w:b/>
-          <w:i w:val="0"/>
-          <w:color w:val="000000"/>
-          <w:sz w:val="28"/>
-        </w:rPr>
-        <w:t>«Только факт»</w:t>
-      </w:r>
-      <w:r>
-        <w:rPr>
-          <w:rFonts w:ascii="Times New Roman" w:hAnsi="Times New Roman" w:cs="Times New Roman" w:eastAsia="Times New Roman"/>
-          <w:b w:val="0"/>
-          <w:i w:val="0"/>
-          <w:color w:val="000000"/>
-          <w:sz w:val="28"/>
-        </w:rPr>
-        <w:t>.</w:t>
-      </w:r>
-    </w:p>
-    <w:p>
-      <w:pPr>
-        <w:spacing w:after="0" w:line="360" w:lineRule="auto"/>
-        <w:ind w:hanging="454" w:left="1134"/>
-        <w:jc w:val="both"/>
-      </w:pPr>
-      <w:r>
-        <w:rPr>
-          <w:rFonts w:ascii="Times New Roman" w:hAnsi="Times New Roman" w:cs="Times New Roman" w:eastAsia="Times New Roman"/>
-          <w:b w:val="0"/>
-          <w:i w:val="0"/>
-          <w:color w:val="000000"/>
-          <w:sz w:val="28"/>
-        </w:rPr>
-        <w:t>4.</w:t>
-        <w:tab/>
-      </w:r>
-      <w:r>
-        <w:rPr>
-          <w:rFonts w:ascii="Times New Roman" w:hAnsi="Times New Roman" w:cs="Times New Roman" w:eastAsia="Times New Roman"/>
-          <w:b w:val="0"/>
-          <w:i w:val="0"/>
-          <w:color w:val="000000"/>
-          <w:sz w:val="28"/>
-        </w:rPr>
-        <w:t xml:space="preserve">Нажмите </w:t>
-      </w:r>
-      <w:r>
-        <w:rPr>
-          <w:rFonts w:ascii="Times New Roman" w:hAnsi="Times New Roman" w:cs="Times New Roman" w:eastAsia="Times New Roman"/>
-          <w:b/>
-          <w:i w:val="0"/>
-          <w:color w:val="000000"/>
-          <w:sz w:val="28"/>
-        </w:rPr>
-        <w:t>«Экспортировать»</w:t>
-      </w:r>
-      <w:r>
-        <w:rPr>
-          <w:rFonts w:ascii="Times New Roman" w:hAnsi="Times New Roman" w:cs="Times New Roman" w:eastAsia="Times New Roman"/>
-          <w:b w:val="0"/>
-          <w:i w:val="0"/>
-          <w:color w:val="000000"/>
-          <w:sz w:val="28"/>
-        </w:rPr>
-        <w:t xml:space="preserve">. </w:t>
-      </w:r>
-      <w:r>
-        <w:rPr>
-          <w:rFonts w:ascii="Times New Roman" w:hAnsi="Times New Roman" w:cs="Times New Roman" w:eastAsia="Times New Roman"/>
-          <w:b/>
-          <w:i w:val="0"/>
-          <w:color w:val="000000"/>
-          <w:sz w:val="28"/>
-        </w:rPr>
-        <w:t>Файл сохранится на компьютер.</w:t>
-      </w:r>
-    </w:p>
-    <w:p>
-      <w:r>
-        <w:rPr>
-          <w:rFonts w:ascii="Times New Roman" w:hAnsi="Times New Roman" w:cs="Times New Roman" w:eastAsia="Times New Roman"/>
-          <w:b w:val="0"/>
-          <w:i w:val="0"/>
-          <w:color w:val="000000"/>
-          <w:sz w:val="28"/>
-        </w:rPr>
-        <w:t>В файле те же колонки, что видны на экране. Отметки въезда и выезда записаны словами «Да» и «Нет». Внизу файла система проставляет, кто и когда его сформировал.</w:t>
-      </w:r>
-    </w:p>
-    <w:tbl>
-      <w:tblPr>
-        <w:tblW w:type="auto" w:w="0"/>
-        <w:tblLayout w:type="fixed"/>
-        <w:tblLook w:firstColumn="1" w:firstRow="1" w:lastColumn="0" w:lastRow="0" w:noHBand="0" w:noVBand="1" w:val="04A0"/>
-        <w:tblLayout w:type="fixed"/>
-      </w:tblPr>
-      <w:tblGrid>
-        <w:gridCol w:w="9356"/>
-      </w:tblGrid>
-      <w:tr>
-        <w:trPr>
-          <w:cantSplit w:val="true"/>
-        </w:trPr>
-        <w:tc>
-          <w:tcPr>
-            <w:tcW w:type="dxa" w:w="9354"/>
-            <w:shd w:val="clear" w:fill="FDF6E3"/>
-            <w:tcBorders>
-              <w:left w:val="single" w:sz="24" w:color="B7791F"/>
-              <w:top w:val="single" w:sz="4" w:color="FDF6E3"/>
-              <w:bottom w:val="single" w:sz="4" w:color="FDF6E3"/>
-              <w:right w:val="single" w:sz="4" w:color="FDF6E3"/>
-            </w:tcBorders>
-          </w:tcPr>
-          <w:p>
-            <w:pPr>
-              <w:spacing w:line="288" w:lineRule="auto" w:after="0"/>
-              <w:ind w:firstLine="0"/>
-            </w:pPr>
             <w:r>
               <w:rPr>
                 <w:rFonts w:ascii="Times New Roman" w:hAnsi="Times New Roman" w:cs="Times New Roman" w:eastAsia="Times New Roman"/>
                 <w:b/>
                 <w:i w:val="0"/>
-                <w:color w:val="B7791F"/>
+                <w:color w:val="000000"/>
                 <w:sz w:val="26"/>
               </w:rPr>
-              <w:t xml:space="preserve">ВАЖНО. </w:t>
+              <w:t>«Выезд»</w:t>
             </w:r>
             <w:r>
               <w:rPr>
@@ -8909,7 +7914,7 @@
                 <w:color w:val="000000"/>
                 <w:sz w:val="26"/>
               </w:rPr>
-              <w:t>Выгружается то, что видно на экране после поиска и отбора, а не весь список поста. Нужен весь - сначала очистите поиск и отбор.</w:t>
+              <w:t xml:space="preserve"> карточка не открывается - они отмечают проход.</w:t>
             </w:r>
           </w:p>
         </w:tc>
@@ -8943,7 +7948,7 @@
           <w:color w:val="000000"/>
           <w:sz w:val="32"/>
         </w:rPr>
-        <w:t>13. Верхняя строка экрана</w:t>
+        <w:t>10. Посмотреть бланк заявки</w:t>
       </w:r>
     </w:p>
     <w:p>
@@ -8955,10 +7960,36 @@
           <w:color w:val="000000"/>
           <w:sz w:val="28"/>
         </w:rPr>
-        <w:t>Верхняя строка одинакова во всех разделах. В ней приветствие, текущие дата и время, объявление бюро пропусков и кнопки.</w:t>
+        <w:t>Бланк - это заполненная печатная форма по вложению заявки: то же, что подписано на бумаге.</w:t>
       </w:r>
     </w:p>
     <w:p>
+      <w:pPr>
+        <w:spacing w:after="0" w:line="360" w:lineRule="auto"/>
+        <w:ind w:hanging="454" w:left="1134"/>
+        <w:jc w:val="both"/>
+      </w:pPr>
+      <w:r>
+        <w:rPr>
+          <w:rFonts w:ascii="Times New Roman" w:hAnsi="Times New Roman" w:cs="Times New Roman" w:eastAsia="Times New Roman"/>
+          <w:b w:val="0"/>
+          <w:i w:val="0"/>
+          <w:color w:val="000000"/>
+          <w:sz w:val="28"/>
+        </w:rPr>
+        <w:t>1.</w:t>
+        <w:tab/>
+      </w:r>
+      <w:r>
+        <w:rPr>
+          <w:rFonts w:ascii="Times New Roman" w:hAnsi="Times New Roman" w:cs="Times New Roman" w:eastAsia="Times New Roman"/>
+          <w:b w:val="0"/>
+          <w:i w:val="0"/>
+          <w:color w:val="000000"/>
+          <w:sz w:val="28"/>
+        </w:rPr>
+        <w:t xml:space="preserve">Откройте раздел </w:t>
+      </w:r>
       <w:r>
         <w:rPr>
           <w:rFonts w:ascii="Times New Roman" w:hAnsi="Times New Roman" w:cs="Times New Roman" w:eastAsia="Times New Roman"/>
@@ -8967,7 +7998,7 @@
           <w:color w:val="000000"/>
           <w:sz w:val="28"/>
         </w:rPr>
-        <w:t>Уведомления.</w:t>
+        <w:t>«Доступные мне»</w:t>
       </w:r>
       <w:r>
         <w:rPr>
@@ -8977,50 +8008,36 @@
           <w:color w:val="000000"/>
           <w:sz w:val="28"/>
         </w:rPr>
-        <w:t xml:space="preserve"> Колокольчик показывает число непрочитанных. Нажмите его - откроется список: заявку согласовали, начали обсуждение, срок пропуска подходит к концу. Свежие идут сверху, непрочитанные выделены, вкладки </w:t>
-      </w:r>
-      <w:r>
-        <w:rPr>
-          <w:rFonts w:ascii="Times New Roman" w:hAnsi="Times New Roman" w:cs="Times New Roman" w:eastAsia="Times New Roman"/>
-          <w:b/>
-          <w:i w:val="0"/>
-          <w:color w:val="000000"/>
-          <w:sz w:val="28"/>
-        </w:rPr>
-        <w:t>«Все»</w:t>
-      </w:r>
-      <w:r>
-        <w:rPr>
-          <w:rFonts w:ascii="Times New Roman" w:hAnsi="Times New Roman" w:cs="Times New Roman" w:eastAsia="Times New Roman"/>
-          <w:b w:val="0"/>
-          <w:i w:val="0"/>
-          <w:color w:val="000000"/>
-          <w:sz w:val="28"/>
-        </w:rPr>
-        <w:t xml:space="preserve"> и </w:t>
-      </w:r>
-      <w:r>
-        <w:rPr>
-          <w:rFonts w:ascii="Times New Roman" w:hAnsi="Times New Roman" w:cs="Times New Roman" w:eastAsia="Times New Roman"/>
-          <w:b/>
-          <w:i w:val="0"/>
-          <w:color w:val="000000"/>
-          <w:sz w:val="28"/>
-        </w:rPr>
-        <w:t>«Непрочитанные»</w:t>
-      </w:r>
-      <w:r>
-        <w:rPr>
-          <w:rFonts w:ascii="Times New Roman" w:hAnsi="Times New Roman" w:cs="Times New Roman" w:eastAsia="Times New Roman"/>
-          <w:b w:val="0"/>
-          <w:i w:val="0"/>
-          <w:color w:val="000000"/>
-          <w:sz w:val="28"/>
-        </w:rPr>
-        <w:t xml:space="preserve"> отбирают нужное.</w:t>
+        <w:t>.</w:t>
       </w:r>
     </w:p>
     <w:p>
+      <w:pPr>
+        <w:spacing w:after="0" w:line="360" w:lineRule="auto"/>
+        <w:ind w:hanging="454" w:left="1134"/>
+        <w:jc w:val="both"/>
+      </w:pPr>
+      <w:r>
+        <w:rPr>
+          <w:rFonts w:ascii="Times New Roman" w:hAnsi="Times New Roman" w:cs="Times New Roman" w:eastAsia="Times New Roman"/>
+          <w:b w:val="0"/>
+          <w:i w:val="0"/>
+          <w:color w:val="000000"/>
+          <w:sz w:val="28"/>
+        </w:rPr>
+        <w:t>2.</w:t>
+        <w:tab/>
+      </w:r>
+      <w:r>
+        <w:rPr>
+          <w:rFonts w:ascii="Times New Roman" w:hAnsi="Times New Roman" w:cs="Times New Roman" w:eastAsia="Times New Roman"/>
+          <w:b w:val="0"/>
+          <w:i w:val="0"/>
+          <w:color w:val="000000"/>
+          <w:sz w:val="28"/>
+        </w:rPr>
+        <w:t xml:space="preserve">Нажмите на карточку нужной заявки. </w:t>
+      </w:r>
       <w:r>
         <w:rPr>
           <w:rFonts w:ascii="Times New Roman" w:hAnsi="Times New Roman" w:cs="Times New Roman" w:eastAsia="Times New Roman"/>
@@ -9029,20 +8046,36 @@
           <w:color w:val="000000"/>
           <w:sz w:val="28"/>
         </w:rPr>
-        <w:t>Поиск по системе.</w:t>
-      </w:r>
-      <w:r>
-        <w:rPr>
-          <w:rFonts w:ascii="Times New Roman" w:hAnsi="Times New Roman" w:cs="Times New Roman" w:eastAsia="Times New Roman"/>
-          <w:b w:val="0"/>
-          <w:i w:val="0"/>
-          <w:color w:val="000000"/>
-          <w:sz w:val="28"/>
-        </w:rPr>
-        <w:t xml:space="preserve"> Кнопка поиска открывает поиск сразу по всей системе, см. подраздел 8.2. С клавиатуры - Ctrl+K.</w:t>
+        <w:t>Справа откроются её сведения.</w:t>
       </w:r>
     </w:p>
     <w:p>
+      <w:pPr>
+        <w:spacing w:after="0" w:line="360" w:lineRule="auto"/>
+        <w:ind w:hanging="454" w:left="1134"/>
+        <w:jc w:val="both"/>
+      </w:pPr>
+      <w:r>
+        <w:rPr>
+          <w:rFonts w:ascii="Times New Roman" w:hAnsi="Times New Roman" w:cs="Times New Roman" w:eastAsia="Times New Roman"/>
+          <w:b w:val="0"/>
+          <w:i w:val="0"/>
+          <w:color w:val="000000"/>
+          <w:sz w:val="28"/>
+        </w:rPr>
+        <w:t>3.</w:t>
+        <w:tab/>
+      </w:r>
+      <w:r>
+        <w:rPr>
+          <w:rFonts w:ascii="Times New Roman" w:hAnsi="Times New Roman" w:cs="Times New Roman" w:eastAsia="Times New Roman"/>
+          <w:b w:val="0"/>
+          <w:i w:val="0"/>
+          <w:color w:val="000000"/>
+          <w:sz w:val="28"/>
+        </w:rPr>
+        <w:t xml:space="preserve">Нажмите </w:t>
+      </w:r>
       <w:r>
         <w:rPr>
           <w:rFonts w:ascii="Times New Roman" w:hAnsi="Times New Roman" w:cs="Times New Roman" w:eastAsia="Times New Roman"/>
@@ -9051,7 +8084,7 @@
           <w:color w:val="000000"/>
           <w:sz w:val="28"/>
         </w:rPr>
-        <w:t>Сообщить о проблеме.</w:t>
+        <w:t>«Посмотреть файл»</w:t>
       </w:r>
       <w:r>
         <w:rPr>
@@ -9061,73 +8094,109 @@
           <w:color w:val="000000"/>
           <w:sz w:val="28"/>
         </w:rPr>
-        <w:t xml:space="preserve"> Кнопка открывает окно для сообщения в бюро пропусков: заметили ошибку в системе или есть предложение - напишите прямо отсюда. Кнопка есть не у всех, её открывает администратор.</w:t>
+        <w:t xml:space="preserve"> - кнопка отмечена цифрой 1 на рисунке из подраздела 3.3. </w:t>
+      </w:r>
+      <w:r>
+        <w:rPr>
+          <w:rFonts w:ascii="Times New Roman" w:hAnsi="Times New Roman" w:cs="Times New Roman" w:eastAsia="Times New Roman"/>
+          <w:b/>
+          <w:i w:val="0"/>
+          <w:color w:val="000000"/>
+          <w:sz w:val="28"/>
+        </w:rPr>
+        <w:t>Бланк откроется прямо в системе, скачивать его не нужно.</w:t>
       </w:r>
     </w:p>
     <w:p>
-      <w:r>
-        <w:rPr>
-          <w:rFonts w:ascii="Times New Roman" w:hAnsi="Times New Roman" w:cs="Times New Roman" w:eastAsia="Times New Roman"/>
-          <w:b/>
-          <w:i w:val="0"/>
-          <w:color w:val="000000"/>
-          <w:sz w:val="28"/>
-        </w:rPr>
-        <w:t>Обучение.</w:t>
-      </w:r>
-      <w:r>
-        <w:rPr>
-          <w:rFonts w:ascii="Times New Roman" w:hAnsi="Times New Roman" w:cs="Times New Roman" w:eastAsia="Times New Roman"/>
-          <w:b w:val="0"/>
-          <w:i w:val="0"/>
-          <w:color w:val="000000"/>
-          <w:sz w:val="28"/>
-        </w:rPr>
-        <w:t xml:space="preserve"> На странице </w:t>
-      </w:r>
-      <w:r>
-        <w:rPr>
-          <w:rFonts w:ascii="Times New Roman" w:hAnsi="Times New Roman" w:cs="Times New Roman" w:eastAsia="Times New Roman"/>
-          <w:b/>
-          <w:i w:val="0"/>
-          <w:color w:val="000000"/>
-          <w:sz w:val="28"/>
-        </w:rPr>
-        <w:t>«Обзор и новости»</w:t>
-      </w:r>
-      <w:r>
-        <w:rPr>
-          <w:rFonts w:ascii="Times New Roman" w:hAnsi="Times New Roman" w:cs="Times New Roman" w:eastAsia="Times New Roman"/>
-          <w:b w:val="0"/>
-          <w:i w:val="0"/>
-          <w:color w:val="000000"/>
-          <w:sz w:val="28"/>
-        </w:rPr>
-        <w:t xml:space="preserve"> есть кнопка </w:t>
-      </w:r>
-      <w:r>
-        <w:rPr>
-          <w:rFonts w:ascii="Times New Roman" w:hAnsi="Times New Roman" w:cs="Times New Roman" w:eastAsia="Times New Roman"/>
-          <w:b/>
-          <w:i w:val="0"/>
-          <w:color w:val="000000"/>
-          <w:sz w:val="28"/>
-        </w:rPr>
-        <w:t>«Обучение»</w:t>
-      </w:r>
-      <w:r>
-        <w:rPr>
-          <w:rFonts w:ascii="Times New Roman" w:hAnsi="Times New Roman" w:cs="Times New Roman" w:eastAsia="Times New Roman"/>
-          <w:b w:val="0"/>
-          <w:i w:val="0"/>
-          <w:color w:val="000000"/>
-          <w:sz w:val="28"/>
-        </w:rPr>
-        <w:t>: она проводит по системе и показывает, где что находится. Пройти можно сколько угодно раз, выйти - клавишей Esc.</w:t>
+      <w:pPr>
+        <w:keepNext/>
+        <w:spacing w:before="120" w:after="40"/>
+        <w:ind w:firstLine="0"/>
+        <w:jc w:val="center"/>
+      </w:pPr>
+      <w:r>
+        <w:drawing>
+          <wp:inline xmlns:a="http://schemas.openxmlformats.org/drawingml/2006/main" xmlns:pic="http://schemas.openxmlformats.org/drawingml/2006/picture">
+            <wp:extent cx="5632704" cy="2749296"/>
+            <wp:docPr id="25" name="Picture 25"/>
+            <wp:cNvGraphicFramePr>
+              <a:graphicFrameLocks noChangeAspect="1"/>
+            </wp:cNvGraphicFramePr>
+            <a:graphic>
+              <a:graphicData uri="http://schemas.openxmlformats.org/drawingml/2006/picture">
+                <pic:pic>
+                  <pic:nvPicPr>
+                    <pic:cNvPr id="0" name="blank.png"/>
+                    <pic:cNvPicPr/>
+                  </pic:nvPicPr>
+                  <pic:blipFill>
+                    <a:blip r:embed="rId35"/>
+                    <a:stretch>
+                      <a:fillRect/>
+                    </a:stretch>
+                  </pic:blipFill>
+                  <pic:spPr>
+                    <a:xfrm>
+                      <a:off x="0" y="0"/>
+                      <a:ext cx="5632704" cy="2749296"/>
+                    </a:xfrm>
+                    <a:prstGeom prst="rect"/>
+                  </pic:spPr>
+                </pic:pic>
+              </a:graphicData>
+            </a:graphic>
+          </wp:inline>
+        </w:drawing>
       </w:r>
     </w:p>
     <w:p>
       <w:pPr>
+        <w:keepNext w:val="0"/>
+        <w:spacing w:line="240" w:lineRule="auto" w:before="40" w:after="200"/>
+        <w:ind w:firstLine="0"/>
+        <w:jc w:val="center"/>
+      </w:pPr>
+      <w:r>
+        <w:rPr>
+          <w:rFonts w:ascii="Times New Roman" w:hAnsi="Times New Roman" w:cs="Times New Roman" w:eastAsia="Times New Roman"/>
+          <w:b w:val="0"/>
+          <w:i/>
+          <w:color w:val="000000"/>
+          <w:sz w:val="24"/>
+        </w:rPr>
+        <w:t>Рисунок 10.1 — Бланк заявки</w:t>
+      </w:r>
+    </w:p>
+    <w:p>
+      <w:pPr>
+        <w:spacing w:after="0" w:line="360" w:lineRule="auto"/>
+        <w:ind w:hanging="454" w:left="1134"/>
+        <w:jc w:val="both"/>
+      </w:pPr>
+      <w:r>
+        <w:rPr>
+          <w:rFonts w:ascii="Times New Roman" w:hAnsi="Times New Roman" w:cs="Times New Roman" w:eastAsia="Times New Roman"/>
+          <w:b w:val="0"/>
+          <w:i w:val="0"/>
+          <w:color w:val="000000"/>
+          <w:sz w:val="28"/>
+        </w:rPr>
+        <w:t>4.</w:t>
+        <w:tab/>
+      </w:r>
+      <w:r>
+        <w:rPr>
+          <w:rFonts w:ascii="Times New Roman" w:hAnsi="Times New Roman" w:cs="Times New Roman" w:eastAsia="Times New Roman"/>
+          <w:b w:val="0"/>
+          <w:i w:val="0"/>
+          <w:color w:val="000000"/>
+          <w:sz w:val="28"/>
+        </w:rPr>
+        <w:t>Закройте бланк крестиком или клавишей Esc.</w:t>
+      </w:r>
+    </w:p>
+    <w:p>
+      <w:pPr>
         <w:pStyle w:val="Heading1"/>
         <w:ind w:firstLine="0"/>
       </w:pPr>
@@ -9139,7 +8208,805 @@
           <w:color w:val="000000"/>
           <w:sz w:val="32"/>
         </w:rPr>
-        <w:t>14. Конец смены</w:t>
+        <w:t>11. Отчёт за отчётные сутки</w:t>
+      </w:r>
+    </w:p>
+    <w:p>
+      <w:r>
+        <w:rPr>
+          <w:rFonts w:ascii="Times New Roman" w:hAnsi="Times New Roman" w:cs="Times New Roman" w:eastAsia="Times New Roman"/>
+          <w:b w:val="0"/>
+          <w:i w:val="0"/>
+          <w:color w:val="000000"/>
+          <w:sz w:val="28"/>
+        </w:rPr>
+        <w:t>Отчётные сутки идут с 21:30 вчерашнего дня до 21:30 сегодняшнего. Рабочей смены в системе нет, отчёт считается сутками.</w:t>
+      </w:r>
+    </w:p>
+    <w:p>
+      <w:pPr>
+        <w:keepNext/>
+        <w:spacing w:before="120" w:after="40"/>
+        <w:ind w:firstLine="0"/>
+        <w:jc w:val="center"/>
+      </w:pPr>
+      <w:r>
+        <w:drawing>
+          <wp:inline xmlns:a="http://schemas.openxmlformats.org/drawingml/2006/main" xmlns:pic="http://schemas.openxmlformats.org/drawingml/2006/picture">
+            <wp:extent cx="1767840" cy="908304"/>
+            <wp:docPr id="26" name="Picture 26"/>
+            <wp:cNvGraphicFramePr>
+              <a:graphicFrameLocks noChangeAspect="1"/>
+            </wp:cNvGraphicFramePr>
+            <a:graphic>
+              <a:graphicData uri="http://schemas.openxmlformats.org/drawingml/2006/picture">
+                <pic:pic>
+                  <pic:nvPicPr>
+                    <pic:cNvPr id="0" name="report-btn.png"/>
+                    <pic:cNvPicPr/>
+                  </pic:nvPicPr>
+                  <pic:blipFill>
+                    <a:blip r:embed="rId36"/>
+                    <a:stretch>
+                      <a:fillRect/>
+                    </a:stretch>
+                  </pic:blipFill>
+                  <pic:spPr>
+                    <a:xfrm>
+                      <a:off x="0" y="0"/>
+                      <a:ext cx="1767840" cy="908304"/>
+                    </a:xfrm>
+                    <a:prstGeom prst="rect"/>
+                  </pic:spPr>
+                </pic:pic>
+              </a:graphicData>
+            </a:graphic>
+          </wp:inline>
+        </w:drawing>
+      </w:r>
+    </w:p>
+    <w:p>
+      <w:pPr>
+        <w:keepNext w:val="0"/>
+        <w:spacing w:line="240" w:lineRule="auto" w:before="40" w:after="200"/>
+        <w:ind w:firstLine="0"/>
+        <w:jc w:val="center"/>
+      </w:pPr>
+      <w:r>
+        <w:rPr>
+          <w:rFonts w:ascii="Times New Roman" w:hAnsi="Times New Roman" w:cs="Times New Roman" w:eastAsia="Times New Roman"/>
+          <w:b w:val="0"/>
+          <w:i/>
+          <w:color w:val="000000"/>
+          <w:sz w:val="24"/>
+        </w:rPr>
+        <w:t>Рисунок 11.1 — Кнопка отчёта</w:t>
+      </w:r>
+    </w:p>
+    <w:p>
+      <w:pPr>
+        <w:spacing w:after="0" w:line="360" w:lineRule="auto"/>
+        <w:ind w:hanging="454" w:left="1134"/>
+        <w:jc w:val="both"/>
+      </w:pPr>
+      <w:r>
+        <w:rPr>
+          <w:rFonts w:ascii="Times New Roman" w:hAnsi="Times New Roman" w:cs="Times New Roman" w:eastAsia="Times New Roman"/>
+          <w:b w:val="0"/>
+          <w:i w:val="0"/>
+          <w:color w:val="000000"/>
+          <w:sz w:val="28"/>
+        </w:rPr>
+        <w:t>1.</w:t>
+        <w:tab/>
+      </w:r>
+      <w:r>
+        <w:rPr>
+          <w:rFonts w:ascii="Times New Roman" w:hAnsi="Times New Roman" w:cs="Times New Roman" w:eastAsia="Times New Roman"/>
+          <w:b w:val="0"/>
+          <w:i w:val="0"/>
+          <w:color w:val="000000"/>
+          <w:sz w:val="28"/>
+        </w:rPr>
+        <w:t xml:space="preserve">Нажмите кнопку </w:t>
+      </w:r>
+      <w:r>
+        <w:rPr>
+          <w:rFonts w:ascii="Times New Roman" w:hAnsi="Times New Roman" w:cs="Times New Roman" w:eastAsia="Times New Roman"/>
+          <w:b/>
+          <w:i w:val="0"/>
+          <w:color w:val="000000"/>
+          <w:sz w:val="28"/>
+        </w:rPr>
+        <w:t>«Отчёт»</w:t>
+      </w:r>
+      <w:r>
+        <w:rPr>
+          <w:rFonts w:ascii="Times New Roman" w:hAnsi="Times New Roman" w:cs="Times New Roman" w:eastAsia="Times New Roman"/>
+          <w:b w:val="0"/>
+          <w:i w:val="0"/>
+          <w:color w:val="000000"/>
+          <w:sz w:val="28"/>
+        </w:rPr>
+        <w:t xml:space="preserve"> над таблицей. </w:t>
+      </w:r>
+      <w:r>
+        <w:rPr>
+          <w:rFonts w:ascii="Times New Roman" w:hAnsi="Times New Roman" w:cs="Times New Roman" w:eastAsia="Times New Roman"/>
+          <w:b/>
+          <w:i w:val="0"/>
+          <w:color w:val="000000"/>
+          <w:sz w:val="28"/>
+        </w:rPr>
+        <w:t>Откроется окно «Отчёт по проездам» на посту машин или «Отчёт по проходам» на посту людей.</w:t>
+      </w:r>
+    </w:p>
+    <w:p>
+      <w:pPr>
+        <w:keepNext/>
+        <w:spacing w:before="120" w:after="40"/>
+        <w:ind w:firstLine="0"/>
+        <w:jc w:val="center"/>
+      </w:pPr>
+      <w:r>
+        <w:drawing>
+          <wp:inline xmlns:a="http://schemas.openxmlformats.org/drawingml/2006/main" xmlns:pic="http://schemas.openxmlformats.org/drawingml/2006/picture">
+            <wp:extent cx="4901184" cy="3852671"/>
+            <wp:docPr id="27" name="Picture 27"/>
+            <wp:cNvGraphicFramePr>
+              <a:graphicFrameLocks noChangeAspect="1"/>
+            </wp:cNvGraphicFramePr>
+            <a:graphic>
+              <a:graphicData uri="http://schemas.openxmlformats.org/drawingml/2006/picture">
+                <pic:pic>
+                  <pic:nvPicPr>
+                    <pic:cNvPr id="0" name="report.png"/>
+                    <pic:cNvPicPr/>
+                  </pic:nvPicPr>
+                  <pic:blipFill>
+                    <a:blip r:embed="rId37"/>
+                    <a:stretch>
+                      <a:fillRect/>
+                    </a:stretch>
+                  </pic:blipFill>
+                  <pic:spPr>
+                    <a:xfrm>
+                      <a:off x="0" y="0"/>
+                      <a:ext cx="4901184" cy="3852671"/>
+                    </a:xfrm>
+                    <a:prstGeom prst="rect"/>
+                  </pic:spPr>
+                </pic:pic>
+              </a:graphicData>
+            </a:graphic>
+          </wp:inline>
+        </w:drawing>
+      </w:r>
+    </w:p>
+    <w:p>
+      <w:pPr>
+        <w:keepNext w:val="0"/>
+        <w:spacing w:line="240" w:lineRule="auto" w:before="40" w:after="200"/>
+        <w:ind w:firstLine="0"/>
+        <w:jc w:val="center"/>
+      </w:pPr>
+      <w:r>
+        <w:rPr>
+          <w:rFonts w:ascii="Times New Roman" w:hAnsi="Times New Roman" w:cs="Times New Roman" w:eastAsia="Times New Roman"/>
+          <w:b w:val="0"/>
+          <w:i/>
+          <w:color w:val="000000"/>
+          <w:sz w:val="24"/>
+        </w:rPr>
+        <w:t>Рисунок 11.2 — Окно отчёта за сутки</w:t>
+      </w:r>
+    </w:p>
+    <w:p>
+      <w:pPr>
+        <w:spacing w:after="0" w:line="360" w:lineRule="auto"/>
+        <w:ind w:hanging="454" w:left="1134"/>
+        <w:jc w:val="both"/>
+      </w:pPr>
+      <w:r>
+        <w:rPr>
+          <w:rFonts w:ascii="Times New Roman" w:hAnsi="Times New Roman" w:cs="Times New Roman" w:eastAsia="Times New Roman"/>
+          <w:b w:val="0"/>
+          <w:i w:val="0"/>
+          <w:color w:val="000000"/>
+          <w:sz w:val="28"/>
+        </w:rPr>
+        <w:t>2.</w:t>
+        <w:tab/>
+      </w:r>
+      <w:r>
+        <w:rPr>
+          <w:rFonts w:ascii="Times New Roman" w:hAnsi="Times New Roman" w:cs="Times New Roman" w:eastAsia="Times New Roman"/>
+          <w:b w:val="0"/>
+          <w:i w:val="0"/>
+          <w:color w:val="000000"/>
+          <w:sz w:val="28"/>
+        </w:rPr>
+        <w:t xml:space="preserve">Посмотрите верхнюю часть </w:t>
+      </w:r>
+      <w:r>
+        <w:rPr>
+          <w:rFonts w:ascii="Times New Roman" w:hAnsi="Times New Roman" w:cs="Times New Roman" w:eastAsia="Times New Roman"/>
+          <w:b/>
+          <w:i w:val="0"/>
+          <w:color w:val="000000"/>
+          <w:sz w:val="28"/>
+        </w:rPr>
+        <w:t>«Сегодня»</w:t>
+      </w:r>
+      <w:r>
+        <w:rPr>
+          <w:rFonts w:ascii="Times New Roman" w:hAnsi="Times New Roman" w:cs="Times New Roman" w:eastAsia="Times New Roman"/>
+          <w:b w:val="0"/>
+          <w:i w:val="0"/>
+          <w:color w:val="000000"/>
+          <w:sz w:val="28"/>
+        </w:rPr>
+        <w:t xml:space="preserve">: </w:t>
+      </w:r>
+      <w:r>
+        <w:rPr>
+          <w:rFonts w:ascii="Times New Roman" w:hAnsi="Times New Roman" w:cs="Times New Roman" w:eastAsia="Times New Roman"/>
+          <w:b/>
+          <w:i w:val="0"/>
+          <w:color w:val="000000"/>
+          <w:sz w:val="28"/>
+        </w:rPr>
+        <w:t>«Заехало»</w:t>
+      </w:r>
+      <w:r>
+        <w:rPr>
+          <w:rFonts w:ascii="Times New Roman" w:hAnsi="Times New Roman" w:cs="Times New Roman" w:eastAsia="Times New Roman"/>
+          <w:b w:val="0"/>
+          <w:i w:val="0"/>
+          <w:color w:val="000000"/>
+          <w:sz w:val="28"/>
+        </w:rPr>
+        <w:t xml:space="preserve"> и </w:t>
+      </w:r>
+      <w:r>
+        <w:rPr>
+          <w:rFonts w:ascii="Times New Roman" w:hAnsi="Times New Roman" w:cs="Times New Roman" w:eastAsia="Times New Roman"/>
+          <w:b/>
+          <w:i w:val="0"/>
+          <w:color w:val="000000"/>
+          <w:sz w:val="28"/>
+        </w:rPr>
+        <w:t>«Выехало»</w:t>
+      </w:r>
+      <w:r>
+        <w:rPr>
+          <w:rFonts w:ascii="Times New Roman" w:hAnsi="Times New Roman" w:cs="Times New Roman" w:eastAsia="Times New Roman"/>
+          <w:b w:val="0"/>
+          <w:i w:val="0"/>
+          <w:color w:val="000000"/>
+          <w:sz w:val="28"/>
+        </w:rPr>
+        <w:t xml:space="preserve"> по машинам либо </w:t>
+      </w:r>
+      <w:r>
+        <w:rPr>
+          <w:rFonts w:ascii="Times New Roman" w:hAnsi="Times New Roman" w:cs="Times New Roman" w:eastAsia="Times New Roman"/>
+          <w:b/>
+          <w:i w:val="0"/>
+          <w:color w:val="000000"/>
+          <w:sz w:val="28"/>
+        </w:rPr>
+        <w:t>«Зашло»</w:t>
+      </w:r>
+      <w:r>
+        <w:rPr>
+          <w:rFonts w:ascii="Times New Roman" w:hAnsi="Times New Roman" w:cs="Times New Roman" w:eastAsia="Times New Roman"/>
+          <w:b w:val="0"/>
+          <w:i w:val="0"/>
+          <w:color w:val="000000"/>
+          <w:sz w:val="28"/>
+        </w:rPr>
+        <w:t xml:space="preserve"> и </w:t>
+      </w:r>
+      <w:r>
+        <w:rPr>
+          <w:rFonts w:ascii="Times New Roman" w:hAnsi="Times New Roman" w:cs="Times New Roman" w:eastAsia="Times New Roman"/>
+          <w:b/>
+          <w:i w:val="0"/>
+          <w:color w:val="000000"/>
+          <w:sz w:val="28"/>
+        </w:rPr>
+        <w:t>«Вышло»</w:t>
+      </w:r>
+      <w:r>
+        <w:rPr>
+          <w:rFonts w:ascii="Times New Roman" w:hAnsi="Times New Roman" w:cs="Times New Roman" w:eastAsia="Times New Roman"/>
+          <w:b w:val="0"/>
+          <w:i w:val="0"/>
+          <w:color w:val="000000"/>
+          <w:sz w:val="28"/>
+        </w:rPr>
+        <w:t xml:space="preserve"> по людям, за текущие отчётные сутки и по всем, кто отмечал на этом посту.</w:t>
+      </w:r>
+    </w:p>
+    <w:p>
+      <w:pPr>
+        <w:spacing w:after="0" w:line="360" w:lineRule="auto"/>
+        <w:ind w:hanging="454" w:left="1134"/>
+        <w:jc w:val="both"/>
+      </w:pPr>
+      <w:r>
+        <w:rPr>
+          <w:rFonts w:ascii="Times New Roman" w:hAnsi="Times New Roman" w:cs="Times New Roman" w:eastAsia="Times New Roman"/>
+          <w:b w:val="0"/>
+          <w:i w:val="0"/>
+          <w:color w:val="000000"/>
+          <w:sz w:val="28"/>
+        </w:rPr>
+        <w:t>3.</w:t>
+        <w:tab/>
+      </w:r>
+      <w:r>
+        <w:rPr>
+          <w:rFonts w:ascii="Times New Roman" w:hAnsi="Times New Roman" w:cs="Times New Roman" w:eastAsia="Times New Roman"/>
+          <w:b w:val="0"/>
+          <w:i w:val="0"/>
+          <w:color w:val="000000"/>
+          <w:sz w:val="28"/>
+        </w:rPr>
+        <w:t xml:space="preserve">Посмотрите </w:t>
+      </w:r>
+      <w:r>
+        <w:rPr>
+          <w:rFonts w:ascii="Times New Roman" w:hAnsi="Times New Roman" w:cs="Times New Roman" w:eastAsia="Times New Roman"/>
+          <w:b/>
+          <w:i w:val="0"/>
+          <w:color w:val="000000"/>
+          <w:sz w:val="28"/>
+        </w:rPr>
+        <w:t>«Кто сколько отметил»</w:t>
+      </w:r>
+      <w:r>
+        <w:rPr>
+          <w:rFonts w:ascii="Times New Roman" w:hAnsi="Times New Roman" w:cs="Times New Roman" w:eastAsia="Times New Roman"/>
+          <w:b w:val="0"/>
+          <w:i w:val="0"/>
+          <w:color w:val="000000"/>
+          <w:sz w:val="28"/>
+        </w:rPr>
+        <w:t xml:space="preserve">, если за сутки отмечал не один работник. </w:t>
+      </w:r>
+      <w:r>
+        <w:rPr>
+          <w:rFonts w:ascii="Times New Roman" w:hAnsi="Times New Roman" w:cs="Times New Roman" w:eastAsia="Times New Roman"/>
+          <w:b/>
+          <w:i w:val="0"/>
+          <w:color w:val="000000"/>
+          <w:sz w:val="28"/>
+        </w:rPr>
+        <w:t>Будут числа по каждому.</w:t>
+      </w:r>
+    </w:p>
+    <w:p>
+      <w:pPr>
+        <w:spacing w:after="0" w:line="360" w:lineRule="auto"/>
+        <w:ind w:hanging="454" w:left="1134"/>
+        <w:jc w:val="both"/>
+      </w:pPr>
+      <w:r>
+        <w:rPr>
+          <w:rFonts w:ascii="Times New Roman" w:hAnsi="Times New Roman" w:cs="Times New Roman" w:eastAsia="Times New Roman"/>
+          <w:b w:val="0"/>
+          <w:i w:val="0"/>
+          <w:color w:val="000000"/>
+          <w:sz w:val="28"/>
+        </w:rPr>
+        <w:t>4.</w:t>
+        <w:tab/>
+      </w:r>
+      <w:r>
+        <w:rPr>
+          <w:rFonts w:ascii="Times New Roman" w:hAnsi="Times New Roman" w:cs="Times New Roman" w:eastAsia="Times New Roman"/>
+          <w:b w:val="0"/>
+          <w:i w:val="0"/>
+          <w:color w:val="000000"/>
+          <w:sz w:val="28"/>
+        </w:rPr>
+        <w:t xml:space="preserve">Нажмите </w:t>
+      </w:r>
+      <w:r>
+        <w:rPr>
+          <w:rFonts w:ascii="Times New Roman" w:hAnsi="Times New Roman" w:cs="Times New Roman" w:eastAsia="Times New Roman"/>
+          <w:b/>
+          <w:i w:val="0"/>
+          <w:color w:val="000000"/>
+          <w:sz w:val="28"/>
+        </w:rPr>
+        <w:t>«Показать прошлые дни»</w:t>
+      </w:r>
+      <w:r>
+        <w:rPr>
+          <w:rFonts w:ascii="Times New Roman" w:hAnsi="Times New Roman" w:cs="Times New Roman" w:eastAsia="Times New Roman"/>
+          <w:b w:val="0"/>
+          <w:i w:val="0"/>
+          <w:color w:val="000000"/>
+          <w:sz w:val="28"/>
+        </w:rPr>
+        <w:t xml:space="preserve">, если нужен отчёт за прошедшие сутки. </w:t>
+      </w:r>
+      <w:r>
+        <w:rPr>
+          <w:rFonts w:ascii="Times New Roman" w:hAnsi="Times New Roman" w:cs="Times New Roman" w:eastAsia="Times New Roman"/>
+          <w:b/>
+          <w:i w:val="0"/>
+          <w:color w:val="000000"/>
+          <w:sz w:val="28"/>
+        </w:rPr>
+        <w:t>Раскроется список прошлых дней с отбором «Период:».</w:t>
+      </w:r>
+    </w:p>
+    <w:p>
+      <w:r>
+        <w:rPr>
+          <w:rFonts w:ascii="Times New Roman" w:hAnsi="Times New Roman" w:cs="Times New Roman" w:eastAsia="Times New Roman"/>
+          <w:b w:val="0"/>
+          <w:i w:val="0"/>
+          <w:color w:val="000000"/>
+          <w:sz w:val="28"/>
+        </w:rPr>
+        <w:t xml:space="preserve">Написано, что за текущие отчётные сутки отметок пока нет - сутки только начались. Отчёт за вчера смотрите кнопкой </w:t>
+      </w:r>
+      <w:r>
+        <w:rPr>
+          <w:rFonts w:ascii="Times New Roman" w:hAnsi="Times New Roman" w:cs="Times New Roman" w:eastAsia="Times New Roman"/>
+          <w:b/>
+          <w:i w:val="0"/>
+          <w:color w:val="000000"/>
+          <w:sz w:val="28"/>
+        </w:rPr>
+        <w:t>«Показать прошлые дни»</w:t>
+      </w:r>
+      <w:r>
+        <w:rPr>
+          <w:rFonts w:ascii="Times New Roman" w:hAnsi="Times New Roman" w:cs="Times New Roman" w:eastAsia="Times New Roman"/>
+          <w:b w:val="0"/>
+          <w:i w:val="0"/>
+          <w:color w:val="000000"/>
+          <w:sz w:val="28"/>
+        </w:rPr>
+        <w:t>.</w:t>
+      </w:r>
+    </w:p>
+    <w:p>
+      <w:pPr>
+        <w:pStyle w:val="Heading1"/>
+        <w:ind w:firstLine="0"/>
+      </w:pPr>
+      <w:r>
+        <w:rPr>
+          <w:rFonts w:ascii="Times New Roman" w:hAnsi="Times New Roman" w:cs="Times New Roman" w:eastAsia="Times New Roman"/>
+          <w:b/>
+          <w:i w:val="0"/>
+          <w:color w:val="000000"/>
+          <w:sz w:val="32"/>
+        </w:rPr>
+        <w:t>12. Верхняя строка экрана</w:t>
+      </w:r>
+    </w:p>
+    <w:p>
+      <w:r>
+        <w:rPr>
+          <w:rFonts w:ascii="Times New Roman" w:hAnsi="Times New Roman" w:cs="Times New Roman" w:eastAsia="Times New Roman"/>
+          <w:b w:val="0"/>
+          <w:i w:val="0"/>
+          <w:color w:val="000000"/>
+          <w:sz w:val="28"/>
+        </w:rPr>
+        <w:t>Верхняя строка одинакова во всех разделах. В ней приветствие, текущие дата и время, объявление бюро пропусков и кнопки.</w:t>
+      </w:r>
+    </w:p>
+    <w:p>
+      <w:r>
+        <w:rPr>
+          <w:rFonts w:ascii="Times New Roman" w:hAnsi="Times New Roman" w:cs="Times New Roman" w:eastAsia="Times New Roman"/>
+          <w:b/>
+          <w:i w:val="0"/>
+          <w:color w:val="000000"/>
+          <w:sz w:val="28"/>
+        </w:rPr>
+        <w:t>Уведомления.</w:t>
+      </w:r>
+      <w:r>
+        <w:rPr>
+          <w:rFonts w:ascii="Times New Roman" w:hAnsi="Times New Roman" w:cs="Times New Roman" w:eastAsia="Times New Roman"/>
+          <w:b w:val="0"/>
+          <w:i w:val="0"/>
+          <w:color w:val="000000"/>
+          <w:sz w:val="28"/>
+        </w:rPr>
+        <w:t xml:space="preserve"> Колокольчик показывает число непрочитанных. Нажмите его - откроется список: заявку согласовали, начали обсуждение, срок пропуска подходит к концу. Свежие идут сверху, непрочитанные выделены, вкладки </w:t>
+      </w:r>
+      <w:r>
+        <w:rPr>
+          <w:rFonts w:ascii="Times New Roman" w:hAnsi="Times New Roman" w:cs="Times New Roman" w:eastAsia="Times New Roman"/>
+          <w:b/>
+          <w:i w:val="0"/>
+          <w:color w:val="000000"/>
+          <w:sz w:val="28"/>
+        </w:rPr>
+        <w:t>«Все»</w:t>
+      </w:r>
+      <w:r>
+        <w:rPr>
+          <w:rFonts w:ascii="Times New Roman" w:hAnsi="Times New Roman" w:cs="Times New Roman" w:eastAsia="Times New Roman"/>
+          <w:b w:val="0"/>
+          <w:i w:val="0"/>
+          <w:color w:val="000000"/>
+          <w:sz w:val="28"/>
+        </w:rPr>
+        <w:t xml:space="preserve"> и </w:t>
+      </w:r>
+      <w:r>
+        <w:rPr>
+          <w:rFonts w:ascii="Times New Roman" w:hAnsi="Times New Roman" w:cs="Times New Roman" w:eastAsia="Times New Roman"/>
+          <w:b/>
+          <w:i w:val="0"/>
+          <w:color w:val="000000"/>
+          <w:sz w:val="28"/>
+        </w:rPr>
+        <w:t>«Непрочитанные»</w:t>
+      </w:r>
+      <w:r>
+        <w:rPr>
+          <w:rFonts w:ascii="Times New Roman" w:hAnsi="Times New Roman" w:cs="Times New Roman" w:eastAsia="Times New Roman"/>
+          <w:b w:val="0"/>
+          <w:i w:val="0"/>
+          <w:color w:val="000000"/>
+          <w:sz w:val="28"/>
+        </w:rPr>
+        <w:t xml:space="preserve"> отбирают нужное.</w:t>
+      </w:r>
+    </w:p>
+    <w:p>
+      <w:pPr>
+        <w:keepNext/>
+        <w:spacing w:before="120" w:after="40"/>
+        <w:ind w:firstLine="0"/>
+        <w:jc w:val="center"/>
+      </w:pPr>
+      <w:r>
+        <w:drawing>
+          <wp:inline xmlns:a="http://schemas.openxmlformats.org/drawingml/2006/main" xmlns:pic="http://schemas.openxmlformats.org/drawingml/2006/picture">
+            <wp:extent cx="2584704" cy="2993136"/>
+            <wp:docPr id="28" name="Picture 28"/>
+            <wp:cNvGraphicFramePr>
+              <a:graphicFrameLocks noChangeAspect="1"/>
+            </wp:cNvGraphicFramePr>
+            <a:graphic>
+              <a:graphicData uri="http://schemas.openxmlformats.org/drawingml/2006/picture">
+                <pic:pic>
+                  <pic:nvPicPr>
+                    <pic:cNvPr id="0" name="notifications.png"/>
+                    <pic:cNvPicPr/>
+                  </pic:nvPicPr>
+                  <pic:blipFill>
+                    <a:blip r:embed="rId38"/>
+                    <a:stretch>
+                      <a:fillRect/>
+                    </a:stretch>
+                  </pic:blipFill>
+                  <pic:spPr>
+                    <a:xfrm>
+                      <a:off x="0" y="0"/>
+                      <a:ext cx="2584704" cy="2993136"/>
+                    </a:xfrm>
+                    <a:prstGeom prst="rect"/>
+                  </pic:spPr>
+                </pic:pic>
+              </a:graphicData>
+            </a:graphic>
+          </wp:inline>
+        </w:drawing>
+      </w:r>
+    </w:p>
+    <w:p>
+      <w:pPr>
+        <w:keepNext w:val="0"/>
+        <w:spacing w:line="240" w:lineRule="auto" w:before="40" w:after="200"/>
+        <w:ind w:firstLine="0"/>
+        <w:jc w:val="center"/>
+      </w:pPr>
+      <w:r>
+        <w:rPr>
+          <w:rFonts w:ascii="Times New Roman" w:hAnsi="Times New Roman" w:cs="Times New Roman" w:eastAsia="Times New Roman"/>
+          <w:b w:val="0"/>
+          <w:i/>
+          <w:color w:val="000000"/>
+          <w:sz w:val="24"/>
+        </w:rPr>
+        <w:t>Рисунок 12.1 — Список уведомлений</w:t>
+      </w:r>
+    </w:p>
+    <w:p>
+      <w:r>
+        <w:rPr>
+          <w:rFonts w:ascii="Times New Roman" w:hAnsi="Times New Roman" w:cs="Times New Roman" w:eastAsia="Times New Roman"/>
+          <w:b/>
+          <w:i w:val="0"/>
+          <w:color w:val="000000"/>
+          <w:sz w:val="28"/>
+        </w:rPr>
+        <w:t>Поиск по системе.</w:t>
+      </w:r>
+      <w:r>
+        <w:rPr>
+          <w:rFonts w:ascii="Times New Roman" w:hAnsi="Times New Roman" w:cs="Times New Roman" w:eastAsia="Times New Roman"/>
+          <w:b w:val="0"/>
+          <w:i w:val="0"/>
+          <w:color w:val="000000"/>
+          <w:sz w:val="28"/>
+        </w:rPr>
+        <w:t xml:space="preserve"> Кнопка поиска открывает поиск сразу по всей системе, см. подраздел 8.2. С клавиатуры - Ctrl+K.</w:t>
+      </w:r>
+    </w:p>
+    <w:p>
+      <w:r>
+        <w:rPr>
+          <w:rFonts w:ascii="Times New Roman" w:hAnsi="Times New Roman" w:cs="Times New Roman" w:eastAsia="Times New Roman"/>
+          <w:b/>
+          <w:i w:val="0"/>
+          <w:color w:val="000000"/>
+          <w:sz w:val="28"/>
+        </w:rPr>
+        <w:t>Сообщить о проблеме.</w:t>
+      </w:r>
+      <w:r>
+        <w:rPr>
+          <w:rFonts w:ascii="Times New Roman" w:hAnsi="Times New Roman" w:cs="Times New Roman" w:eastAsia="Times New Roman"/>
+          <w:b w:val="0"/>
+          <w:i w:val="0"/>
+          <w:color w:val="000000"/>
+          <w:sz w:val="28"/>
+        </w:rPr>
+        <w:t xml:space="preserve"> Кнопка открывает окно для сообщения в бюро пропусков: заметили ошибку в системе или есть предложение - напишите прямо отсюда. Кнопка есть не у всех, её открывает бюро пропусков.</w:t>
+      </w:r>
+    </w:p>
+    <w:p>
+      <w:r>
+        <w:rPr>
+          <w:rFonts w:ascii="Times New Roman" w:hAnsi="Times New Roman" w:cs="Times New Roman" w:eastAsia="Times New Roman"/>
+          <w:b/>
+          <w:i w:val="0"/>
+          <w:color w:val="000000"/>
+          <w:sz w:val="28"/>
+        </w:rPr>
+        <w:t>Обучение.</w:t>
+      </w:r>
+      <w:r>
+        <w:rPr>
+          <w:rFonts w:ascii="Times New Roman" w:hAnsi="Times New Roman" w:cs="Times New Roman" w:eastAsia="Times New Roman"/>
+          <w:b w:val="0"/>
+          <w:i w:val="0"/>
+          <w:color w:val="000000"/>
+          <w:sz w:val="28"/>
+        </w:rPr>
+        <w:t xml:space="preserve"> На странице </w:t>
+      </w:r>
+      <w:r>
+        <w:rPr>
+          <w:rFonts w:ascii="Times New Roman" w:hAnsi="Times New Roman" w:cs="Times New Roman" w:eastAsia="Times New Roman"/>
+          <w:b/>
+          <w:i w:val="0"/>
+          <w:color w:val="000000"/>
+          <w:sz w:val="28"/>
+        </w:rPr>
+        <w:t>«Обзор и новости»</w:t>
+      </w:r>
+      <w:r>
+        <w:rPr>
+          <w:rFonts w:ascii="Times New Roman" w:hAnsi="Times New Roman" w:cs="Times New Roman" w:eastAsia="Times New Roman"/>
+          <w:b w:val="0"/>
+          <w:i w:val="0"/>
+          <w:color w:val="000000"/>
+          <w:sz w:val="28"/>
+        </w:rPr>
+        <w:t xml:space="preserve"> есть кнопка </w:t>
+      </w:r>
+      <w:r>
+        <w:rPr>
+          <w:rFonts w:ascii="Times New Roman" w:hAnsi="Times New Roman" w:cs="Times New Roman" w:eastAsia="Times New Roman"/>
+          <w:b/>
+          <w:i w:val="0"/>
+          <w:color w:val="000000"/>
+          <w:sz w:val="28"/>
+        </w:rPr>
+        <w:t>«Обучение»</w:t>
+      </w:r>
+      <w:r>
+        <w:rPr>
+          <w:rFonts w:ascii="Times New Roman" w:hAnsi="Times New Roman" w:cs="Times New Roman" w:eastAsia="Times New Roman"/>
+          <w:b w:val="0"/>
+          <w:i w:val="0"/>
+          <w:color w:val="000000"/>
+          <w:sz w:val="28"/>
+        </w:rPr>
+        <w:t>: она проводит по системе и показывает, где что находится. Пройти можно сколько угодно раз, выйти - клавишей Esc.</w:t>
+      </w:r>
+    </w:p>
+    <w:p>
+      <w:pPr>
+        <w:pStyle w:val="Heading1"/>
+        <w:ind w:firstLine="0"/>
+      </w:pPr>
+      <w:r>
+        <w:rPr>
+          <w:rFonts w:ascii="Times New Roman" w:hAnsi="Times New Roman" w:cs="Times New Roman" w:eastAsia="Times New Roman"/>
+          <w:b/>
+          <w:i w:val="0"/>
+          <w:color w:val="000000"/>
+          <w:sz w:val="32"/>
+        </w:rPr>
+        <w:t>13. Конец смены</w:t>
+      </w:r>
+    </w:p>
+    <w:p>
+      <w:pPr>
+        <w:keepNext/>
+        <w:spacing w:before="120" w:after="40"/>
+        <w:ind w:firstLine="0"/>
+        <w:jc w:val="center"/>
+      </w:pPr>
+      <w:r>
+        <w:drawing>
+          <wp:inline xmlns:a="http://schemas.openxmlformats.org/drawingml/2006/main" xmlns:pic="http://schemas.openxmlformats.org/drawingml/2006/picture">
+            <wp:extent cx="1853184" cy="676656"/>
+            <wp:docPr id="29" name="Picture 29"/>
+            <wp:cNvGraphicFramePr>
+              <a:graphicFrameLocks noChangeAspect="1"/>
+            </wp:cNvGraphicFramePr>
+            <a:graphic>
+              <a:graphicData uri="http://schemas.openxmlformats.org/drawingml/2006/picture">
+                <pic:pic>
+                  <pic:nvPicPr>
+                    <pic:cNvPr id="0" name="logout.png"/>
+                    <pic:cNvPicPr/>
+                  </pic:nvPicPr>
+                  <pic:blipFill>
+                    <a:blip r:embed="rId39"/>
+                    <a:stretch>
+                      <a:fillRect/>
+                    </a:stretch>
+                  </pic:blipFill>
+                  <pic:spPr>
+                    <a:xfrm>
+                      <a:off x="0" y="0"/>
+                      <a:ext cx="1853184" cy="676656"/>
+                    </a:xfrm>
+                    <a:prstGeom prst="rect"/>
+                  </pic:spPr>
+                </pic:pic>
+              </a:graphicData>
+            </a:graphic>
+          </wp:inline>
+        </w:drawing>
+      </w:r>
+    </w:p>
+    <w:p>
+      <w:pPr>
+        <w:keepNext w:val="0"/>
+        <w:spacing w:line="240" w:lineRule="auto" w:before="40" w:after="200"/>
+        <w:ind w:firstLine="0"/>
+        <w:jc w:val="center"/>
+      </w:pPr>
+      <w:r>
+        <w:rPr>
+          <w:rFonts w:ascii="Times New Roman" w:hAnsi="Times New Roman" w:cs="Times New Roman" w:eastAsia="Times New Roman"/>
+          <w:b w:val="0"/>
+          <w:i/>
+          <w:color w:val="000000"/>
+          <w:sz w:val="24"/>
+        </w:rPr>
+        <w:t>Рисунок 13.1 — Кнопка выхода из системы</w:t>
       </w:r>
     </w:p>
     <w:p>
@@ -9315,7 +9182,7 @@
           <w:color w:val="000000"/>
           <w:sz w:val="32"/>
         </w:rPr>
-        <w:t>15. Если что-то пошло не так</w:t>
+        <w:t>14. Если что-то пошло не так</w:t>
       </w:r>
     </w:p>
     <w:p>
@@ -9333,7 +9200,7 @@
           <w:color w:val="000000"/>
           <w:sz w:val="24"/>
         </w:rPr>
-        <w:t>Таблица 15.1 — Что делать в частых случаях</w:t>
+        <w:t>Таблица 14.1 — Что делать в частых случаях</w:t>
       </w:r>
     </w:p>
     <w:tbl>
@@ -9346,9 +9213,9 @@
         <w:tblLayout w:type="fixed"/>
       </w:tblPr>
       <w:tblGrid>
-        <w:gridCol w:w="2206"/>
-        <w:gridCol w:w="3363"/>
-        <w:gridCol w:w="3786"/>
+        <w:gridCol w:w="2286"/>
+        <w:gridCol w:w="3489"/>
+        <w:gridCol w:w="3581"/>
       </w:tblGrid>
       <w:tr>
         <w:trPr>
@@ -9357,7 +9224,7 @@
         </w:trPr>
         <w:tc>
           <w:tcPr>
-            <w:tcW w:type="dxa" w:w="2206"/>
+            <w:tcW w:type="dxa" w:w="2285"/>
             <w:shd w:val="clear" w:fill="E8E8E8"/>
           </w:tcPr>
           <w:p>
@@ -9381,7 +9248,7 @@
         </w:tc>
         <w:tc>
           <w:tcPr>
-            <w:tcW w:type="dxa" w:w="3363"/>
+            <w:tcW w:type="dxa" w:w="3488"/>
             <w:shd w:val="clear" w:fill="E8E8E8"/>
           </w:tcPr>
           <w:p>
@@ -9405,7 +9272,7 @@
         </w:tc>
         <w:tc>
           <w:tcPr>
-            <w:tcW w:type="dxa" w:w="3786"/>
+            <w:tcW w:type="dxa" w:w="3581"/>
             <w:shd w:val="clear" w:fill="E8E8E8"/>
           </w:tcPr>
           <w:p>
@@ -9434,7 +9301,7 @@
         </w:trPr>
         <w:tc>
           <w:tcPr>
-            <w:tcW w:type="dxa" w:w="2206"/>
+            <w:tcW w:type="dxa" w:w="2285"/>
           </w:tcPr>
           <w:p>
             <w:pPr>
@@ -9456,7 +9323,7 @@
         </w:tc>
         <w:tc>
           <w:tcPr>
-            <w:tcW w:type="dxa" w:w="3363"/>
+            <w:tcW w:type="dxa" w:w="3488"/>
           </w:tcPr>
           <w:p>
             <w:pPr>
@@ -9478,7 +9345,7 @@
         </w:tc>
         <w:tc>
           <w:tcPr>
-            <w:tcW w:type="dxa" w:w="3786"/>
+            <w:tcW w:type="dxa" w:w="3581"/>
           </w:tcPr>
           <w:p>
             <w:pPr>
@@ -9505,7 +9372,7 @@
         </w:trPr>
         <w:tc>
           <w:tcPr>
-            <w:tcW w:type="dxa" w:w="2206"/>
+            <w:tcW w:type="dxa" w:w="2285"/>
           </w:tcPr>
           <w:p>
             <w:pPr>
@@ -9527,7 +9394,7 @@
         </w:tc>
         <w:tc>
           <w:tcPr>
-            <w:tcW w:type="dxa" w:w="3363"/>
+            <w:tcW w:type="dxa" w:w="3488"/>
           </w:tcPr>
           <w:p>
             <w:pPr>
@@ -9549,7 +9416,7 @@
         </w:tc>
         <w:tc>
           <w:tcPr>
-            <w:tcW w:type="dxa" w:w="3786"/>
+            <w:tcW w:type="dxa" w:w="3581"/>
           </w:tcPr>
           <w:p>
             <w:pPr>
@@ -9576,7 +9443,7 @@
         </w:trPr>
         <w:tc>
           <w:tcPr>
-            <w:tcW w:type="dxa" w:w="2206"/>
+            <w:tcW w:type="dxa" w:w="2285"/>
           </w:tcPr>
           <w:p>
             <w:pPr>
@@ -9598,7 +9465,7 @@
         </w:tc>
         <w:tc>
           <w:tcPr>
-            <w:tcW w:type="dxa" w:w="3363"/>
+            <w:tcW w:type="dxa" w:w="3488"/>
           </w:tcPr>
           <w:p>
             <w:pPr>
@@ -9620,7 +9487,7 @@
         </w:tc>
         <w:tc>
           <w:tcPr>
-            <w:tcW w:type="dxa" w:w="3786"/>
+            <w:tcW w:type="dxa" w:w="3581"/>
           </w:tcPr>
           <w:p>
             <w:pPr>
@@ -9647,7 +9514,7 @@
         </w:trPr>
         <w:tc>
           <w:tcPr>
-            <w:tcW w:type="dxa" w:w="2206"/>
+            <w:tcW w:type="dxa" w:w="2285"/>
           </w:tcPr>
           <w:p>
             <w:pPr>
@@ -9669,7 +9536,7 @@
         </w:tc>
         <w:tc>
           <w:tcPr>
-            <w:tcW w:type="dxa" w:w="3363"/>
+            <w:tcW w:type="dxa" w:w="3488"/>
           </w:tcPr>
           <w:p>
             <w:pPr>
@@ -9685,13 +9552,13 @@
                 <w:color w:val="000000"/>
                 <w:sz w:val="24"/>
               </w:rPr>
-              <w:t>На эту таблицу не выдано право отметки</w:t>
+              <w:t>На этот пост не выдано право отметки</w:t>
             </w:r>
           </w:p>
         </w:tc>
         <w:tc>
           <w:tcPr>
-            <w:tcW w:type="dxa" w:w="3786"/>
+            <w:tcW w:type="dxa" w:w="3581"/>
           </w:tcPr>
           <w:p>
             <w:pPr>
@@ -9707,7 +9574,7 @@
                 <w:color w:val="000000"/>
                 <w:sz w:val="24"/>
               </w:rPr>
-              <w:t>Позвонить в бюро пропусков; кнопка видна всем, а само действие проверяет сервер</w:t>
+              <w:t>Позвонить в бюро пропусков</w:t>
             </w:r>
           </w:p>
         </w:tc>
@@ -9718,7 +9585,7 @@
         </w:trPr>
         <w:tc>
           <w:tcPr>
-            <w:tcW w:type="dxa" w:w="2206"/>
+            <w:tcW w:type="dxa" w:w="2285"/>
           </w:tcPr>
           <w:p>
             <w:pPr>
@@ -9740,7 +9607,7 @@
         </w:tc>
         <w:tc>
           <w:tcPr>
-            <w:tcW w:type="dxa" w:w="3363"/>
+            <w:tcW w:type="dxa" w:w="3488"/>
           </w:tcPr>
           <w:p>
             <w:pPr>
@@ -9762,7 +9629,7 @@
         </w:tc>
         <w:tc>
           <w:tcPr>
-            <w:tcW w:type="dxa" w:w="3786"/>
+            <w:tcW w:type="dxa" w:w="3581"/>
           </w:tcPr>
           <w:p>
             <w:pPr>
@@ -9778,7 +9645,7 @@
                 <w:color w:val="000000"/>
                 <w:sz w:val="24"/>
               </w:rPr>
-              <w:t>Сообщить в бюро пропусков, исправляет администратор</w:t>
+              <w:t>Сообщить в бюро пропусков</w:t>
             </w:r>
           </w:p>
         </w:tc>
@@ -9789,7 +9656,7 @@
         </w:trPr>
         <w:tc>
           <w:tcPr>
-            <w:tcW w:type="dxa" w:w="2206"/>
+            <w:tcW w:type="dxa" w:w="2285"/>
           </w:tcPr>
           <w:p>
             <w:pPr>
@@ -9811,7 +9678,7 @@
         </w:tc>
         <w:tc>
           <w:tcPr>
-            <w:tcW w:type="dxa" w:w="3363"/>
+            <w:tcW w:type="dxa" w:w="3488"/>
           </w:tcPr>
           <w:p>
             <w:pPr>
@@ -9833,7 +9700,7 @@
         </w:tc>
         <w:tc>
           <w:tcPr>
-            <w:tcW w:type="dxa" w:w="3786"/>
+            <w:tcW w:type="dxa" w:w="3581"/>
           </w:tcPr>
           <w:p>
             <w:pPr>
@@ -9860,78 +9727,7 @@
         </w:trPr>
         <w:tc>
           <w:tcPr>
-            <w:tcW w:type="dxa" w:w="2206"/>
-          </w:tcPr>
-          <w:p>
-            <w:pPr>
-              <w:spacing w:line="240" w:lineRule="auto" w:after="0"/>
-              <w:ind w:firstLine="0"/>
-              <w:jc w:val="left"/>
-            </w:pPr>
-            <w:r>
-              <w:rPr>
-                <w:rFonts w:ascii="Times New Roman" w:hAnsi="Times New Roman" w:cs="Times New Roman" w:eastAsia="Times New Roman"/>
-                <w:b w:val="0"/>
-                <w:i w:val="0"/>
-                <w:color w:val="000000"/>
-                <w:sz w:val="24"/>
-              </w:rPr>
-              <w:t>В карточке красная пометка о чёрном списке</w:t>
-            </w:r>
-          </w:p>
-        </w:tc>
-        <w:tc>
-          <w:tcPr>
-            <w:tcW w:type="dxa" w:w="3363"/>
-          </w:tcPr>
-          <w:p>
-            <w:pPr>
-              <w:spacing w:line="240" w:lineRule="auto" w:after="0"/>
-              <w:ind w:firstLine="0"/>
-              <w:jc w:val="left"/>
-            </w:pPr>
-            <w:r>
-              <w:rPr>
-                <w:rFonts w:ascii="Times New Roman" w:hAnsi="Times New Roman" w:cs="Times New Roman" w:eastAsia="Times New Roman"/>
-                <w:b w:val="0"/>
-                <w:i w:val="0"/>
-                <w:color w:val="000000"/>
-                <w:sz w:val="24"/>
-              </w:rPr>
-              <w:t>Доступ этому человеку или транспорту запрещён</w:t>
-            </w:r>
-          </w:p>
-        </w:tc>
-        <w:tc>
-          <w:tcPr>
-            <w:tcW w:type="dxa" w:w="3786"/>
-          </w:tcPr>
-          <w:p>
-            <w:pPr>
-              <w:spacing w:line="240" w:lineRule="auto" w:after="0"/>
-              <w:ind w:firstLine="0"/>
-              <w:jc w:val="left"/>
-            </w:pPr>
-            <w:r>
-              <w:rPr>
-                <w:rFonts w:ascii="Times New Roman" w:hAnsi="Times New Roman" w:cs="Times New Roman" w:eastAsia="Times New Roman"/>
-                <w:b w:val="0"/>
-                <w:i w:val="0"/>
-                <w:color w:val="000000"/>
-                <w:sz w:val="24"/>
-              </w:rPr>
-              <w:t>Не пропускать, действовать по правилам предприятия, сообщить в бюро пропусков</w:t>
-            </w:r>
-          </w:p>
-        </w:tc>
-      </w:tr>
-      <w:tr>
-        <w:trPr>
-          <w:cantSplit w:val="true"/>
-        </w:trPr>
-        <w:tc>
-          <w:tcPr>
-            <w:tcW w:type="dxa" w:w="2206"/>
+            <w:tcW w:type="dxa" w:w="2285"/>
           </w:tcPr>
           <w:p>
             <w:pPr>
@@ -9953,7 +9749,7 @@
         </w:tc>
         <w:tc>
           <w:tcPr>
-            <w:tcW w:type="dxa" w:w="3363"/>
+            <w:tcW w:type="dxa" w:w="3488"/>
           </w:tcPr>
           <w:p>
             <w:pPr>
@@ -9969,13 +9765,13 @@
                 <w:color w:val="000000"/>
                 <w:sz w:val="24"/>
               </w:rPr>
-              <w:t>Потеряна связь с сервером; на экране остались последние полученные данные</w:t>
+              <w:t>Потеряна связь; на экране остались последние полученные данные</w:t>
             </w:r>
           </w:p>
         </w:tc>
         <w:tc>
           <w:tcPr>
-            <w:tcW w:type="dxa" w:w="3786"/>
+            <w:tcW w:type="dxa" w:w="3581"/>
           </w:tcPr>
           <w:p>
             <w:pPr>
@@ -10002,7 +9798,7 @@
         </w:trPr>
         <w:tc>
           <w:tcPr>
-            <w:tcW w:type="dxa" w:w="2206"/>
+            <w:tcW w:type="dxa" w:w="2285"/>
           </w:tcPr>
           <w:p>
             <w:pPr>
@@ -10024,7 +9820,7 @@
         </w:tc>
         <w:tc>
           <w:tcPr>
-            <w:tcW w:type="dxa" w:w="3363"/>
+            <w:tcW w:type="dxa" w:w="3488"/>
           </w:tcPr>
           <w:p>
             <w:pPr>
@@ -10040,13 +9836,13 @@
                 <w:color w:val="000000"/>
                 <w:sz w:val="24"/>
               </w:rPr>
-              <w:t>Сработало ограничение на частоту обращений</w:t>
+              <w:t>Система защищается от слишком частых нажатий</w:t>
             </w:r>
           </w:p>
         </w:tc>
         <w:tc>
           <w:tcPr>
-            <w:tcW w:type="dxa" w:w="3786"/>
+            <w:tcW w:type="dxa" w:w="3581"/>
           </w:tcPr>
           <w:p>
             <w:pPr>
@@ -10073,7 +9869,7 @@
         </w:trPr>
         <w:tc>
           <w:tcPr>
-            <w:tcW w:type="dxa" w:w="2206"/>
+            <w:tcW w:type="dxa" w:w="2285"/>
           </w:tcPr>
           <w:p>
             <w:pPr>
@@ -10095,7 +9891,7 @@
         </w:tc>
         <w:tc>
           <w:tcPr>
-            <w:tcW w:type="dxa" w:w="3363"/>
+            <w:tcW w:type="dxa" w:w="3488"/>
           </w:tcPr>
           <w:p>
             <w:pPr>
@@ -10117,7 +9913,7 @@
         </w:tc>
         <w:tc>
           <w:tcPr>
-            <w:tcW w:type="dxa" w:w="3786"/>
+            <w:tcW w:type="dxa" w:w="3581"/>
           </w:tcPr>
           <w:p>
             <w:pPr>
@@ -10244,102 +10040,6 @@
       </w:r>
     </w:p>
     <w:p>
-      <w:pPr>
-        <w:pStyle w:val="Heading1"/>
-        <w:ind w:firstLine="0"/>
-      </w:pPr>
-      <w:r>
-        <w:rPr>
-          <w:rFonts w:ascii="Times New Roman" w:hAnsi="Times New Roman" w:cs="Times New Roman" w:eastAsia="Times New Roman"/>
-          <w:b/>
-          <w:i w:val="0"/>
-          <w:color w:val="000000"/>
-          <w:sz w:val="32"/>
-        </w:rPr>
-        <w:t>16. Чего система не делает за вас</w:t>
-      </w:r>
-    </w:p>
-    <w:p>
-      <w:r>
-        <w:rPr>
-          <w:rFonts w:ascii="Times New Roman" w:hAnsi="Times New Roman" w:cs="Times New Roman" w:eastAsia="Times New Roman"/>
-          <w:b w:val="0"/>
-          <w:i w:val="0"/>
-          <w:color w:val="000000"/>
-          <w:sz w:val="28"/>
-        </w:rPr>
-        <w:t>Система показывает, кому доступ согласован, до какого срока и в какие часы. Решение принимает работник поста по правилам предприятия.</w:t>
-      </w:r>
-    </w:p>
-    <w:p>
-      <w:r>
-        <w:rPr>
-          <w:rFonts w:ascii="Times New Roman" w:hAnsi="Times New Roman" w:cs="Times New Roman" w:eastAsia="Times New Roman"/>
-          <w:b w:val="0"/>
-          <w:i w:val="0"/>
-          <w:color w:val="000000"/>
-          <w:sz w:val="28"/>
-        </w:rPr>
-        <w:t>Система не сверяет документы. Сверяет их работник поста.</w:t>
-      </w:r>
-    </w:p>
-    <w:p>
-      <w:r>
-        <w:rPr>
-          <w:rFonts w:ascii="Times New Roman" w:hAnsi="Times New Roman" w:cs="Times New Roman" w:eastAsia="Times New Roman"/>
-          <w:b w:val="0"/>
-          <w:i w:val="0"/>
-          <w:color w:val="000000"/>
-          <w:sz w:val="28"/>
-        </w:rPr>
-        <w:t>Система не решает, пропускать или нет. Она не остановит отметку въезда даже тому, кто в чёрном списке.</w:t>
-      </w:r>
-    </w:p>
-    <w:p>
-      <w:r>
-        <w:rPr>
-          <w:rFonts w:ascii="Times New Roman" w:hAnsi="Times New Roman" w:cs="Times New Roman" w:eastAsia="Times New Roman"/>
-          <w:b w:val="0"/>
-          <w:i w:val="0"/>
-          <w:color w:val="000000"/>
-          <w:sz w:val="28"/>
-        </w:rPr>
-        <w:t xml:space="preserve">Система не подсвечивает, что срок пропуска кончается. Смотрите колонку </w:t>
-      </w:r>
-      <w:r>
-        <w:rPr>
-          <w:rFonts w:ascii="Times New Roman" w:hAnsi="Times New Roman" w:cs="Times New Roman" w:eastAsia="Times New Roman"/>
-          <w:b/>
-          <w:i w:val="0"/>
-          <w:color w:val="000000"/>
-          <w:sz w:val="28"/>
-        </w:rPr>
-        <w:t>«Действует до»</w:t>
-      </w:r>
-      <w:r>
-        <w:rPr>
-          <w:rFonts w:ascii="Times New Roman" w:hAnsi="Times New Roman" w:cs="Times New Roman" w:eastAsia="Times New Roman"/>
-          <w:b w:val="0"/>
-          <w:i w:val="0"/>
-          <w:color w:val="000000"/>
-          <w:sz w:val="28"/>
-        </w:rPr>
-        <w:t>.</w:t>
-      </w:r>
-    </w:p>
-    <w:p>
-      <w:r>
-        <w:rPr>
-          <w:rFonts w:ascii="Times New Roman" w:hAnsi="Times New Roman" w:cs="Times New Roman" w:eastAsia="Times New Roman"/>
-          <w:b w:val="0"/>
-          <w:i w:val="0"/>
-          <w:color w:val="000000"/>
-          <w:sz w:val="28"/>
-        </w:rPr>
-        <w:t>Система не отменяет ошибочную отметку. Отметили не ту строку - звоните в бюро пропусков.</w:t>
-      </w:r>
-    </w:p>
-    <w:p>
       <w:r>
         <w:br w:type="page"/>
       </w:r>
@@ -10402,8 +10102,8 @@
       <w:tblGrid>
         <w:gridCol w:w="1134"/>
         <w:gridCol w:w="1701"/>
-        <w:gridCol w:w="4171"/>
-        <w:gridCol w:w="2349"/>
+        <w:gridCol w:w="5670"/>
+        <w:gridCol w:w="850"/>
       </w:tblGrid>
       <w:tr>
         <w:trPr>
@@ -10460,7 +10160,7 @@
         </w:tc>
         <w:tc>
           <w:tcPr>
-            <w:tcW w:type="dxa" w:w="4171"/>
+            <w:tcW w:type="dxa" w:w="5669"/>
             <w:shd w:val="clear" w:fill="E8E8E8"/>
           </w:tcPr>
           <w:p>
@@ -10484,7 +10184,7 @@
         </w:tc>
         <w:tc>
           <w:tcPr>
-            <w:tcW w:type="dxa" w:w="2349"/>
+            <w:tcW w:type="dxa" w:w="850"/>
             <w:shd w:val="clear" w:fill="E8E8E8"/>
           </w:tcPr>
           <w:p>
@@ -10559,7 +10259,7 @@
         </w:tc>
         <w:tc>
           <w:tcPr>
-            <w:tcW w:type="dxa" w:w="4171"/>
+            <w:tcW w:type="dxa" w:w="5669"/>
           </w:tcPr>
           <w:p>
             <w:pPr>
@@ -10582,7 +10282,94 @@
         </w:tc>
         <w:tc>
           <w:tcPr>
-            <w:tcW w:type="dxa" w:w="2349"/>
+            <w:tcW w:type="dxa" w:w="850"/>
+          </w:tcPr>
+          <w:p>
+            <w:pPr>
+              <w:keepNext/>
+              <w:spacing w:line="240" w:lineRule="auto" w:after="0"/>
+              <w:ind w:firstLine="0"/>
+              <w:jc w:val="left"/>
+            </w:pPr>
+          </w:p>
+        </w:tc>
+      </w:tr>
+      <w:tr>
+        <w:trPr>
+          <w:cantSplit w:val="true"/>
+        </w:trPr>
+        <w:tc>
+          <w:tcPr>
+            <w:tcW w:type="dxa" w:w="1134"/>
+          </w:tcPr>
+          <w:p>
+            <w:pPr>
+              <w:keepNext/>
+              <w:spacing w:line="240" w:lineRule="auto" w:after="0"/>
+              <w:ind w:firstLine="0"/>
+              <w:jc w:val="left"/>
+            </w:pPr>
+            <w:r>
+              <w:rPr>
+                <w:rFonts w:ascii="Times New Roman" w:hAnsi="Times New Roman" w:cs="Times New Roman" w:eastAsia="Times New Roman"/>
+                <w:b w:val="0"/>
+                <w:i w:val="0"/>
+                <w:color w:val="000000"/>
+                <w:sz w:val="24"/>
+              </w:rPr>
+              <w:t>1.1</w:t>
+            </w:r>
+          </w:p>
+        </w:tc>
+        <w:tc>
+          <w:tcPr>
+            <w:tcW w:type="dxa" w:w="1701"/>
+          </w:tcPr>
+          <w:p>
+            <w:pPr>
+              <w:keepNext/>
+              <w:spacing w:line="240" w:lineRule="auto" w:after="0"/>
+              <w:ind w:firstLine="0"/>
+              <w:jc w:val="left"/>
+            </w:pPr>
+            <w:r>
+              <w:rPr>
+                <w:rFonts w:ascii="Times New Roman" w:hAnsi="Times New Roman" w:cs="Times New Roman" w:eastAsia="Times New Roman"/>
+                <w:b w:val="0"/>
+                <w:i w:val="0"/>
+                <w:color w:val="000000"/>
+                <w:sz w:val="24"/>
+              </w:rPr>
+              <w:t>31.08.2026</w:t>
+            </w:r>
+          </w:p>
+        </w:tc>
+        <w:tc>
+          <w:tcPr>
+            <w:tcW w:type="dxa" w:w="5669"/>
+          </w:tcPr>
+          <w:p>
+            <w:pPr>
+              <w:keepNext/>
+              <w:spacing w:line="240" w:lineRule="auto" w:after="0"/>
+              <w:ind w:firstLine="0"/>
+              <w:jc w:val="left"/>
+            </w:pPr>
+            <w:r>
+              <w:rPr>
+                <w:rFonts w:ascii="Times New Roman" w:hAnsi="Times New Roman" w:cs="Times New Roman" w:eastAsia="Times New Roman"/>
+                <w:b w:val="0"/>
+                <w:i w:val="0"/>
+                <w:color w:val="000000"/>
+                <w:sz w:val="24"/>
+              </w:rPr>
+              <w:t>Разобрана по замечаниям владельца: убраны выгрузка таблицы, паспортные данные, чёрный список и удаление строки - этого у работника поста нет. Снимок добавлен почти к каждому шагу, посты названы так, как их называют на проходной</w:t>
+            </w:r>
+          </w:p>
+        </w:tc>
+        <w:tc>
+          <w:tcPr>
+            <w:tcW w:type="dxa" w:w="850"/>
           </w:tcPr>
           <w:p>
             <w:pPr>
@@ -10627,7 +10414,7 @@
         </w:tc>
         <w:tc>
           <w:tcPr>
-            <w:tcW w:type="dxa" w:w="4171"/>
+            <w:tcW w:type="dxa" w:w="5669"/>
           </w:tcPr>
           <w:p>
             <w:pPr>
@@ -10640,7 +10427,7 @@
         </w:tc>
         <w:tc>
           <w:tcPr>
-            <w:tcW w:type="dxa" w:w="2349"/>
+            <w:tcW w:type="dxa" w:w="850"/>
           </w:tcPr>
           <w:p>
             <w:pPr>
@@ -10685,7 +10472,7 @@
         </w:tc>
         <w:tc>
           <w:tcPr>
-            <w:tcW w:type="dxa" w:w="4171"/>
+            <w:tcW w:type="dxa" w:w="5669"/>
           </w:tcPr>
           <w:p>
             <w:pPr>
@@ -10698,7 +10485,7 @@
         </w:tc>
         <w:tc>
           <w:tcPr>
-            <w:tcW w:type="dxa" w:w="2349"/>
+            <w:tcW w:type="dxa" w:w="850"/>
           </w:tcPr>
           <w:p>
             <w:pPr>
@@ -10743,7 +10530,7 @@
         </w:tc>
         <w:tc>
           <w:tcPr>
-            <w:tcW w:type="dxa" w:w="4171"/>
+            <w:tcW w:type="dxa" w:w="5669"/>
           </w:tcPr>
           <w:p>
             <w:pPr>
@@ -10756,7 +10543,7 @@
         </w:tc>
         <w:tc>
           <w:tcPr>
-            <w:tcW w:type="dxa" w:w="2349"/>
+            <w:tcW w:type="dxa" w:w="850"/>
           </w:tcPr>
           <w:p>
             <w:pPr>
@@ -10801,7 +10588,7 @@
         </w:tc>
         <w:tc>
           <w:tcPr>
-            <w:tcW w:type="dxa" w:w="4171"/>
+            <w:tcW w:type="dxa" w:w="5669"/>
           </w:tcPr>
           <w:p>
             <w:pPr>
@@ -10814,7 +10601,7 @@
         </w:tc>
         <w:tc>
           <w:tcPr>
-            <w:tcW w:type="dxa" w:w="2349"/>
+            <w:tcW w:type="dxa" w:w="850"/>
           </w:tcPr>
           <w:p>
             <w:pPr>
@@ -10859,7 +10646,7 @@
         </w:tc>
         <w:tc>
           <w:tcPr>
-            <w:tcW w:type="dxa" w:w="4171"/>
+            <w:tcW w:type="dxa" w:w="5669"/>
           </w:tcPr>
           <w:p>
             <w:pPr>
@@ -10872,7 +10659,7 @@
         </w:tc>
         <w:tc>
           <w:tcPr>
-            <w:tcW w:type="dxa" w:w="2349"/>
+            <w:tcW w:type="dxa" w:w="850"/>
           </w:tcPr>
           <w:p>
             <w:pPr>
@@ -10915,7 +10702,7 @@
         </w:tc>
         <w:tc>
           <w:tcPr>
-            <w:tcW w:type="dxa" w:w="4171"/>
+            <w:tcW w:type="dxa" w:w="5669"/>
           </w:tcPr>
           <w:p>
             <w:pPr>
@@ -10927,7 +10714,7 @@
         </w:tc>
         <w:tc>
           <w:tcPr>
-            <w:tcW w:type="dxa" w:w="2349"/>
+            <w:tcW w:type="dxa" w:w="850"/>
           </w:tcPr>
           <w:p>
             <w:pPr>

--- a/Документация/Инструкция охранника/Инструкция охранника.docx
+++ b/Документация/Инструкция охранника/Инструкция охранника.docx
@@ -157,7 +157,7 @@
           <w:color w:val="000000"/>
           <w:sz w:val="26"/>
         </w:rPr>
-        <w:t>Версия документа: 1.1</w:t>
+        <w:t>Версия документа: 1.0</w:t>
       </w:r>
     </w:p>
     <w:p>
@@ -10102,8 +10102,8 @@
       <w:tblGrid>
         <w:gridCol w:w="1134"/>
         <w:gridCol w:w="1701"/>
-        <w:gridCol w:w="5670"/>
-        <w:gridCol w:w="850"/>
+        <w:gridCol w:w="4860"/>
+        <w:gridCol w:w="1661"/>
       </w:tblGrid>
       <w:tr>
         <w:trPr>
@@ -10160,7 +10160,7 @@
         </w:tc>
         <w:tc>
           <w:tcPr>
-            <w:tcW w:type="dxa" w:w="5669"/>
+            <w:tcW w:type="dxa" w:w="4859"/>
             <w:shd w:val="clear" w:fill="E8E8E8"/>
           </w:tcPr>
           <w:p>
@@ -10184,7 +10184,7 @@
         </w:tc>
         <w:tc>
           <w:tcPr>
-            <w:tcW w:type="dxa" w:w="850"/>
+            <w:tcW w:type="dxa" w:w="1661"/>
             <w:shd w:val="clear" w:fill="E8E8E8"/>
           </w:tcPr>
           <w:p>
@@ -10259,7 +10259,7 @@
         </w:tc>
         <w:tc>
           <w:tcPr>
-            <w:tcW w:type="dxa" w:w="5669"/>
+            <w:tcW w:type="dxa" w:w="4859"/>
           </w:tcPr>
           <w:p>
             <w:pPr>
@@ -10276,100 +10276,13 @@
                 <w:color w:val="000000"/>
                 <w:sz w:val="24"/>
               </w:rPr>
-              <w:t>Первая редакция: порядок действий работника поста по шагам</w:t>
+              <w:t>Первая редакция: порядок действий работника поста по шагам, со снимком экрана почти к каждому шагу</w:t>
             </w:r>
           </w:p>
         </w:tc>
         <w:tc>
           <w:tcPr>
-            <w:tcW w:type="dxa" w:w="850"/>
-          </w:tcPr>
-          <w:p>
-            <w:pPr>
-              <w:keepNext/>
-              <w:spacing w:line="240" w:lineRule="auto" w:after="0"/>
-              <w:ind w:firstLine="0"/>
-              <w:jc w:val="left"/>
-            </w:pPr>
-          </w:p>
-        </w:tc>
-      </w:tr>
-      <w:tr>
-        <w:trPr>
-          <w:cantSplit w:val="true"/>
-        </w:trPr>
-        <w:tc>
-          <w:tcPr>
-            <w:tcW w:type="dxa" w:w="1134"/>
-          </w:tcPr>
-          <w:p>
-            <w:pPr>
-              <w:keepNext/>
-              <w:spacing w:line="240" w:lineRule="auto" w:after="0"/>
-              <w:ind w:firstLine="0"/>
-              <w:jc w:val="left"/>
-            </w:pPr>
-            <w:r>
-              <w:rPr>
-                <w:rFonts w:ascii="Times New Roman" w:hAnsi="Times New Roman" w:cs="Times New Roman" w:eastAsia="Times New Roman"/>
-                <w:b w:val="0"/>
-                <w:i w:val="0"/>
-                <w:color w:val="000000"/>
-                <w:sz w:val="24"/>
-              </w:rPr>
-              <w:t>1.1</w:t>
-            </w:r>
-          </w:p>
-        </w:tc>
-        <w:tc>
-          <w:tcPr>
-            <w:tcW w:type="dxa" w:w="1701"/>
-          </w:tcPr>
-          <w:p>
-            <w:pPr>
-              <w:keepNext/>
-              <w:spacing w:line="240" w:lineRule="auto" w:after="0"/>
-              <w:ind w:firstLine="0"/>
-              <w:jc w:val="left"/>
-            </w:pPr>
-            <w:r>
-              <w:rPr>
-                <w:rFonts w:ascii="Times New Roman" w:hAnsi="Times New Roman" w:cs="Times New Roman" w:eastAsia="Times New Roman"/>
-                <w:b w:val="0"/>
-                <w:i w:val="0"/>
-                <w:color w:val="000000"/>
-                <w:sz w:val="24"/>
-              </w:rPr>
-              <w:t>31.08.2026</w:t>
-            </w:r>
-          </w:p>
-        </w:tc>
-        <w:tc>
-          <w:tcPr>
-            <w:tcW w:type="dxa" w:w="5669"/>
-          </w:tcPr>
-          <w:p>
-            <w:pPr>
-              <w:keepNext/>
-              <w:spacing w:line="240" w:lineRule="auto" w:after="0"/>
-              <w:ind w:firstLine="0"/>
-              <w:jc w:val="left"/>
-            </w:pPr>
-            <w:r>
-              <w:rPr>
-                <w:rFonts w:ascii="Times New Roman" w:hAnsi="Times New Roman" w:cs="Times New Roman" w:eastAsia="Times New Roman"/>
-                <w:b w:val="0"/>
-                <w:i w:val="0"/>
-                <w:color w:val="000000"/>
-                <w:sz w:val="24"/>
-              </w:rPr>
-              <w:t>Разобрана по замечаниям владельца: убраны выгрузка таблицы, паспортные данные, чёрный список и удаление строки - этого у работника поста нет. Снимок добавлен почти к каждому шагу, посты названы так, как их называют на проходной</w:t>
-            </w:r>
-          </w:p>
-        </w:tc>
-        <w:tc>
-          <w:tcPr>
-            <w:tcW w:type="dxa" w:w="850"/>
+            <w:tcW w:type="dxa" w:w="1661"/>
           </w:tcPr>
           <w:p>
             <w:pPr>
@@ -10414,7 +10327,7 @@
         </w:tc>
         <w:tc>
           <w:tcPr>
-            <w:tcW w:type="dxa" w:w="5669"/>
+            <w:tcW w:type="dxa" w:w="4859"/>
           </w:tcPr>
           <w:p>
             <w:pPr>
@@ -10427,7 +10340,7 @@
         </w:tc>
         <w:tc>
           <w:tcPr>
-            <w:tcW w:type="dxa" w:w="850"/>
+            <w:tcW w:type="dxa" w:w="1661"/>
           </w:tcPr>
           <w:p>
             <w:pPr>
@@ -10472,7 +10385,7 @@
         </w:tc>
         <w:tc>
           <w:tcPr>
-            <w:tcW w:type="dxa" w:w="5669"/>
+            <w:tcW w:type="dxa" w:w="4859"/>
           </w:tcPr>
           <w:p>
             <w:pPr>
@@ -10485,7 +10398,7 @@
         </w:tc>
         <w:tc>
           <w:tcPr>
-            <w:tcW w:type="dxa" w:w="850"/>
+            <w:tcW w:type="dxa" w:w="1661"/>
           </w:tcPr>
           <w:p>
             <w:pPr>
@@ -10530,7 +10443,7 @@
         </w:tc>
         <w:tc>
           <w:tcPr>
-            <w:tcW w:type="dxa" w:w="5669"/>
+            <w:tcW w:type="dxa" w:w="4859"/>
           </w:tcPr>
           <w:p>
             <w:pPr>
@@ -10543,7 +10456,7 @@
         </w:tc>
         <w:tc>
           <w:tcPr>
-            <w:tcW w:type="dxa" w:w="850"/>
+            <w:tcW w:type="dxa" w:w="1661"/>
           </w:tcPr>
           <w:p>
             <w:pPr>
@@ -10588,7 +10501,7 @@
         </w:tc>
         <w:tc>
           <w:tcPr>
-            <w:tcW w:type="dxa" w:w="5669"/>
+            <w:tcW w:type="dxa" w:w="4859"/>
           </w:tcPr>
           <w:p>
             <w:pPr>
@@ -10601,7 +10514,7 @@
         </w:tc>
         <w:tc>
           <w:tcPr>
-            <w:tcW w:type="dxa" w:w="850"/>
+            <w:tcW w:type="dxa" w:w="1661"/>
           </w:tcPr>
           <w:p>
             <w:pPr>
@@ -10646,7 +10559,7 @@
         </w:tc>
         <w:tc>
           <w:tcPr>
-            <w:tcW w:type="dxa" w:w="5669"/>
+            <w:tcW w:type="dxa" w:w="4859"/>
           </w:tcPr>
           <w:p>
             <w:pPr>
@@ -10659,7 +10572,7 @@
         </w:tc>
         <w:tc>
           <w:tcPr>
-            <w:tcW w:type="dxa" w:w="850"/>
+            <w:tcW w:type="dxa" w:w="1661"/>
           </w:tcPr>
           <w:p>
             <w:pPr>
@@ -10702,7 +10615,7 @@
         </w:tc>
         <w:tc>
           <w:tcPr>
-            <w:tcW w:type="dxa" w:w="5669"/>
+            <w:tcW w:type="dxa" w:w="4859"/>
           </w:tcPr>
           <w:p>
             <w:pPr>
@@ -10714,7 +10627,7 @@
         </w:tc>
         <w:tc>
           <w:tcPr>
-            <w:tcW w:type="dxa" w:w="850"/>
+            <w:tcW w:type="dxa" w:w="1661"/>
           </w:tcPr>
           <w:p>
             <w:pPr>

--- a/Документация/Инструкция охранника/Инструкция охранника.docx
+++ b/Документация/Инструкция охранника/Инструкция охранника.docx
@@ -560,7 +560,7 @@
           <w:sz w:val="26"/>
         </w:rPr>
         <w:tab/>
-        <w:t>8</w:t>
+        <w:t>7</w:t>
       </w:r>
     </w:p>
     <w:p>
@@ -591,7 +591,7 @@
           <w:sz w:val="26"/>
         </w:rPr>
         <w:tab/>
-        <w:t>8</w:t>
+        <w:t>7</w:t>
       </w:r>
     </w:p>
     <w:p>
@@ -746,7 +746,7 @@
           <w:sz w:val="26"/>
         </w:rPr>
         <w:tab/>
-        <w:t>15</w:t>
+        <w:t>16</w:t>
       </w:r>
     </w:p>
     <w:p>
@@ -777,7 +777,7 @@
           <w:sz w:val="26"/>
         </w:rPr>
         <w:tab/>
-        <w:t>16</w:t>
+        <w:t>17</w:t>
       </w:r>
     </w:p>
     <w:p>
@@ -870,7 +870,7 @@
           <w:sz w:val="26"/>
         </w:rPr>
         <w:tab/>
-        <w:t>18</w:t>
+        <w:t>19</w:t>
       </w:r>
     </w:p>
     <w:p>
@@ -901,7 +901,7 @@
           <w:sz w:val="26"/>
         </w:rPr>
         <w:tab/>
-        <w:t>19</w:t>
+        <w:t>20</w:t>
       </w:r>
     </w:p>
     <w:p>
@@ -932,7 +932,7 @@
           <w:sz w:val="26"/>
         </w:rPr>
         <w:tab/>
-        <w:t>20</w:t>
+        <w:t>21</w:t>
       </w:r>
     </w:p>
     <w:p>
@@ -963,7 +963,7 @@
           <w:sz w:val="26"/>
         </w:rPr>
         <w:tab/>
-        <w:t>21</w:t>
+        <w:t>22</w:t>
       </w:r>
     </w:p>
     <w:p>
@@ -994,7 +994,7 @@
           <w:sz w:val="26"/>
         </w:rPr>
         <w:tab/>
-        <w:t>21</w:t>
+        <w:t>23</w:t>
       </w:r>
     </w:p>
     <w:p>
@@ -1025,7 +1025,7 @@
           <w:sz w:val="26"/>
         </w:rPr>
         <w:tab/>
-        <w:t>23</w:t>
+        <w:t>25</w:t>
       </w:r>
     </w:p>
     <w:p>
@@ -1056,7 +1056,7 @@
           <w:sz w:val="26"/>
         </w:rPr>
         <w:tab/>
-        <w:t>24</w:t>
+        <w:t>26</w:t>
       </w:r>
     </w:p>
     <w:p>
@@ -1087,7 +1087,7 @@
           <w:sz w:val="26"/>
         </w:rPr>
         <w:tab/>
-        <w:t>25</w:t>
+        <w:t>27</w:t>
       </w:r>
     </w:p>
     <w:p>
@@ -1732,7 +1732,7 @@
                 <w:color w:val="000000"/>
                 <w:sz w:val="24"/>
               </w:rPr>
-              <w:t>Уведомления, поиск, сообщить о проблеме</w:t>
+              <w:t>Уведомления, поиск, обучение</w:t>
             </w:r>
           </w:p>
         </w:tc>
@@ -1934,7 +1934,7 @@
           <w:color w:val="000000"/>
           <w:sz w:val="28"/>
         </w:rPr>
-        <w:t>На рисунках обведено то, о чём идёт речь в тексте рядом. Сведения, требующие внимания, выделены:</w:t>
+        <w:t>Рисунок идёт сразу после шага, к которому относится, и назван в тексте шага. Обведено на нём то, о чём в шаге речь. Сведения, требующие внимания, выделены:</w:t>
       </w:r>
     </w:p>
     <w:tbl>
@@ -2121,6 +2121,158 @@
     </w:p>
     <w:p>
       <w:pPr>
+        <w:spacing w:after="0" w:line="360" w:lineRule="auto"/>
+        <w:ind w:hanging="454" w:left="1134"/>
+        <w:jc w:val="both"/>
+      </w:pPr>
+      <w:r>
+        <w:rPr>
+          <w:rFonts w:ascii="Times New Roman" w:hAnsi="Times New Roman" w:cs="Times New Roman" w:eastAsia="Times New Roman"/>
+          <w:b w:val="0"/>
+          <w:i w:val="0"/>
+          <w:color w:val="000000"/>
+          <w:sz w:val="28"/>
+        </w:rPr>
+        <w:t>1.</w:t>
+        <w:tab/>
+      </w:r>
+      <w:r>
+        <w:rPr>
+          <w:rFonts w:ascii="Times New Roman" w:hAnsi="Times New Roman" w:cs="Times New Roman" w:eastAsia="Times New Roman"/>
+          <w:b w:val="0"/>
+          <w:i w:val="0"/>
+          <w:color w:val="000000"/>
+          <w:sz w:val="28"/>
+        </w:rPr>
+        <w:t xml:space="preserve">Откройте адрес системы в браузере. </w:t>
+      </w:r>
+      <w:r>
+        <w:rPr>
+          <w:rFonts w:ascii="Times New Roman" w:hAnsi="Times New Roman" w:cs="Times New Roman" w:eastAsia="Times New Roman"/>
+          <w:b/>
+          <w:i w:val="0"/>
+          <w:color w:val="000000"/>
+          <w:sz w:val="28"/>
+        </w:rPr>
+        <w:t>Откроется страница входа, рисунок 2.1.</w:t>
+      </w:r>
+    </w:p>
+    <w:p>
+      <w:pPr>
+        <w:spacing w:after="0" w:line="360" w:lineRule="auto"/>
+        <w:ind w:hanging="454" w:left="1134"/>
+        <w:jc w:val="both"/>
+      </w:pPr>
+      <w:r>
+        <w:rPr>
+          <w:rFonts w:ascii="Times New Roman" w:hAnsi="Times New Roman" w:cs="Times New Roman" w:eastAsia="Times New Roman"/>
+          <w:b w:val="0"/>
+          <w:i w:val="0"/>
+          <w:color w:val="000000"/>
+          <w:sz w:val="28"/>
+        </w:rPr>
+        <w:t>2.</w:t>
+        <w:tab/>
+      </w:r>
+      <w:r>
+        <w:rPr>
+          <w:rFonts w:ascii="Times New Roman" w:hAnsi="Times New Roman" w:cs="Times New Roman" w:eastAsia="Times New Roman"/>
+          <w:b w:val="0"/>
+          <w:i w:val="0"/>
+          <w:color w:val="000000"/>
+          <w:sz w:val="28"/>
+        </w:rPr>
+        <w:t>Введите логин в верхнее поле (1).</w:t>
+      </w:r>
+    </w:p>
+    <w:p>
+      <w:pPr>
+        <w:spacing w:after="0" w:line="360" w:lineRule="auto"/>
+        <w:ind w:hanging="454" w:left="1134"/>
+        <w:jc w:val="both"/>
+      </w:pPr>
+      <w:r>
+        <w:rPr>
+          <w:rFonts w:ascii="Times New Roman" w:hAnsi="Times New Roman" w:cs="Times New Roman" w:eastAsia="Times New Roman"/>
+          <w:b w:val="0"/>
+          <w:i w:val="0"/>
+          <w:color w:val="000000"/>
+          <w:sz w:val="28"/>
+        </w:rPr>
+        <w:t>3.</w:t>
+        <w:tab/>
+      </w:r>
+      <w:r>
+        <w:rPr>
+          <w:rFonts w:ascii="Times New Roman" w:hAnsi="Times New Roman" w:cs="Times New Roman" w:eastAsia="Times New Roman"/>
+          <w:b w:val="0"/>
+          <w:i w:val="0"/>
+          <w:color w:val="000000"/>
+          <w:sz w:val="28"/>
+        </w:rPr>
+        <w:t>Введите пароль в нижнее поле (2).</w:t>
+      </w:r>
+    </w:p>
+    <w:p>
+      <w:pPr>
+        <w:spacing w:after="0" w:line="360" w:lineRule="auto"/>
+        <w:ind w:hanging="454" w:left="1134"/>
+        <w:jc w:val="both"/>
+      </w:pPr>
+      <w:r>
+        <w:rPr>
+          <w:rFonts w:ascii="Times New Roman" w:hAnsi="Times New Roman" w:cs="Times New Roman" w:eastAsia="Times New Roman"/>
+          <w:b w:val="0"/>
+          <w:i w:val="0"/>
+          <w:color w:val="000000"/>
+          <w:sz w:val="28"/>
+        </w:rPr>
+        <w:t>4.</w:t>
+        <w:tab/>
+      </w:r>
+      <w:r>
+        <w:rPr>
+          <w:rFonts w:ascii="Times New Roman" w:hAnsi="Times New Roman" w:cs="Times New Roman" w:eastAsia="Times New Roman"/>
+          <w:b w:val="0"/>
+          <w:i w:val="0"/>
+          <w:color w:val="000000"/>
+          <w:sz w:val="28"/>
+        </w:rPr>
+        <w:t xml:space="preserve">Нажмите </w:t>
+      </w:r>
+      <w:r>
+        <w:rPr>
+          <w:rFonts w:ascii="Times New Roman" w:hAnsi="Times New Roman" w:cs="Times New Roman" w:eastAsia="Times New Roman"/>
+          <w:b/>
+          <w:i w:val="0"/>
+          <w:color w:val="000000"/>
+          <w:sz w:val="28"/>
+        </w:rPr>
+        <w:t>«Войти»</w:t>
+      </w:r>
+      <w:r>
+        <w:rPr>
+          <w:rFonts w:ascii="Times New Roman" w:hAnsi="Times New Roman" w:cs="Times New Roman" w:eastAsia="Times New Roman"/>
+          <w:b w:val="0"/>
+          <w:i w:val="0"/>
+          <w:color w:val="000000"/>
+          <w:sz w:val="28"/>
+        </w:rPr>
+        <w:t xml:space="preserve">. </w:t>
+      </w:r>
+      <w:r>
+        <w:rPr>
+          <w:rFonts w:ascii="Times New Roman" w:hAnsi="Times New Roman" w:cs="Times New Roman" w:eastAsia="Times New Roman"/>
+          <w:b/>
+          <w:i w:val="0"/>
+          <w:color w:val="000000"/>
+          <w:sz w:val="28"/>
+        </w:rPr>
+        <w:t>Откроется рабочий экран.</w:t>
+      </w:r>
+    </w:p>
+    <w:p>
+      <w:pPr>
         <w:keepNext/>
         <w:spacing w:before="120" w:after="40"/>
         <w:ind w:firstLine="0"/>
@@ -2129,7 +2281,7 @@
       <w:r>
         <w:drawing>
           <wp:inline xmlns:a="http://schemas.openxmlformats.org/drawingml/2006/main" xmlns:pic="http://schemas.openxmlformats.org/drawingml/2006/picture">
-            <wp:extent cx="3992880" cy="2755392"/>
+            <wp:extent cx="4011168" cy="2767584"/>
             <wp:docPr id="1" name="Picture 1"/>
             <wp:cNvGraphicFramePr>
               <a:graphicFrameLocks noChangeAspect="1"/>
@@ -2150,7 +2302,7 @@
                   <pic:spPr>
                     <a:xfrm>
                       <a:off x="0" y="0"/>
-                      <a:ext cx="3992880" cy="2755392"/>
+                      <a:ext cx="4011168" cy="2767584"/>
                     </a:xfrm>
                     <a:prstGeom prst="rect"/>
                   </pic:spPr>
@@ -2180,6 +2332,66 @@
       </w:r>
     </w:p>
     <w:p>
+      <w:r>
+        <w:rPr>
+          <w:rFonts w:ascii="Times New Roman" w:hAnsi="Times New Roman" w:cs="Times New Roman" w:eastAsia="Times New Roman"/>
+          <w:b w:val="0"/>
+          <w:i w:val="0"/>
+          <w:color w:val="000000"/>
+          <w:sz w:val="28"/>
+        </w:rPr>
+        <w:t xml:space="preserve">Пароль не подошёл - нажмите </w:t>
+      </w:r>
+      <w:r>
+        <w:rPr>
+          <w:rFonts w:ascii="Times New Roman" w:hAnsi="Times New Roman" w:cs="Times New Roman" w:eastAsia="Times New Roman"/>
+          <w:b/>
+          <w:i w:val="0"/>
+          <w:color w:val="000000"/>
+          <w:sz w:val="28"/>
+        </w:rPr>
+        <w:t>«Забыли пароль?»</w:t>
+      </w:r>
+      <w:r>
+        <w:rPr>
+          <w:rFonts w:ascii="Times New Roman" w:hAnsi="Times New Roman" w:cs="Times New Roman" w:eastAsia="Times New Roman"/>
+          <w:b w:val="0"/>
+          <w:i w:val="0"/>
+          <w:color w:val="000000"/>
+          <w:sz w:val="28"/>
+        </w:rPr>
+        <w:t>. Откроется окно с электронной почтой и телефоном бюро пропусков. Новый пароль назначит администратор, самостоятельно пароль не восстанавливается.</w:t>
+      </w:r>
+    </w:p>
+    <w:p>
+      <w:pPr>
+        <w:pStyle w:val="Heading2"/>
+        <w:ind w:firstLine="0"/>
+      </w:pPr>
+      <w:r>
+        <w:rPr>
+          <w:rFonts w:ascii="Times New Roman" w:hAnsi="Times New Roman" w:cs="Times New Roman" w:eastAsia="Times New Roman"/>
+          <w:b/>
+          <w:i w:val="0"/>
+          <w:color w:val="000000"/>
+          <w:sz w:val="28"/>
+        </w:rPr>
+        <w:t>2.2. Подтвердить согласие на обработку персональных данных</w:t>
+      </w:r>
+    </w:p>
+    <w:p>
+      <w:r>
+        <w:rPr>
+          <w:rFonts w:ascii="Times New Roman" w:hAnsi="Times New Roman" w:cs="Times New Roman" w:eastAsia="Times New Roman"/>
+          <w:b w:val="0"/>
+          <w:i w:val="0"/>
+          <w:color w:val="000000"/>
+          <w:sz w:val="28"/>
+        </w:rPr>
+        <w:t>При самом первом входе система один раз показывает текст согласия, рисунок 2.2. Пока согласие не подтверждено, работать нельзя. Второй раз она об этом не спросит.</w:t>
+      </w:r>
+    </w:p>
+    <w:p>
       <w:pPr>
         <w:spacing w:after="0" w:line="360" w:lineRule="auto"/>
         <w:ind w:hanging="454" w:left="1134"/>
@@ -2204,7 +2416,17 @@
           <w:color w:val="000000"/>
           <w:sz w:val="28"/>
         </w:rPr>
-        <w:t>Откройте адрес системы в браузере.</w:t>
+        <w:t xml:space="preserve">Прокрутите текст до конца. </w:t>
+      </w:r>
+      <w:r>
+        <w:rPr>
+          <w:rFonts w:ascii="Times New Roman" w:hAnsi="Times New Roman" w:cs="Times New Roman" w:eastAsia="Times New Roman"/>
+          <w:b/>
+          <w:i w:val="0"/>
+          <w:color w:val="000000"/>
+          <w:sz w:val="28"/>
+        </w:rPr>
+        <w:t>Отметка согласия станет доступной.</w:t>
       </w:r>
     </w:p>
     <w:p>
@@ -2232,7 +2454,27 @@
           <w:color w:val="000000"/>
           <w:sz w:val="28"/>
         </w:rPr>
-        <w:t>Введите логин (1).</w:t>
+        <w:t xml:space="preserve">Поставьте отметку </w:t>
+      </w:r>
+      <w:r>
+        <w:rPr>
+          <w:rFonts w:ascii="Times New Roman" w:hAnsi="Times New Roman" w:cs="Times New Roman" w:eastAsia="Times New Roman"/>
+          <w:b/>
+          <w:i w:val="0"/>
+          <w:color w:val="000000"/>
+          <w:sz w:val="28"/>
+        </w:rPr>
+        <w:t>«Я прочитал документ и даю согласие на обработку персональных данных»</w:t>
+      </w:r>
+      <w:r>
+        <w:rPr>
+          <w:rFonts w:ascii="Times New Roman" w:hAnsi="Times New Roman" w:cs="Times New Roman" w:eastAsia="Times New Roman"/>
+          <w:b w:val="0"/>
+          <w:i w:val="0"/>
+          <w:color w:val="000000"/>
+          <w:sz w:val="28"/>
+        </w:rPr>
+        <w:t>.</w:t>
       </w:r>
     </w:p>
     <w:p>
@@ -2260,34 +2502,6 @@
           <w:color w:val="000000"/>
           <w:sz w:val="28"/>
         </w:rPr>
-        <w:t>Введите пароль (2).</w:t>
-      </w:r>
-    </w:p>
-    <w:p>
-      <w:pPr>
-        <w:spacing w:after="0" w:line="360" w:lineRule="auto"/>
-        <w:ind w:hanging="454" w:left="1134"/>
-        <w:jc w:val="both"/>
-      </w:pPr>
-      <w:r>
-        <w:rPr>
-          <w:rFonts w:ascii="Times New Roman" w:hAnsi="Times New Roman" w:cs="Times New Roman" w:eastAsia="Times New Roman"/>
-          <w:b w:val="0"/>
-          <w:i w:val="0"/>
-          <w:color w:val="000000"/>
-          <w:sz w:val="28"/>
-        </w:rPr>
-        <w:t>4.</w:t>
-        <w:tab/>
-      </w:r>
-      <w:r>
-        <w:rPr>
-          <w:rFonts w:ascii="Times New Roman" w:hAnsi="Times New Roman" w:cs="Times New Roman" w:eastAsia="Times New Roman"/>
-          <w:b w:val="0"/>
-          <w:i w:val="0"/>
-          <w:color w:val="000000"/>
-          <w:sz w:val="28"/>
-        </w:rPr>
         <w:t xml:space="preserve">Нажмите </w:t>
       </w:r>
       <w:r>
@@ -2298,17 +2512,17 @@
           <w:color w:val="000000"/>
           <w:sz w:val="28"/>
         </w:rPr>
-        <w:t>«Войти»</w:t>
-      </w:r>
-      <w:r>
-        <w:rPr>
-          <w:rFonts w:ascii="Times New Roman" w:hAnsi="Times New Roman" w:cs="Times New Roman" w:eastAsia="Times New Roman"/>
-          <w:b w:val="0"/>
-          <w:i w:val="0"/>
-          <w:color w:val="000000"/>
-          <w:sz w:val="28"/>
-        </w:rPr>
-        <w:t xml:space="preserve">. </w:t>
+        <w:t>«Подтверждаю согласие»</w:t>
+      </w:r>
+      <w:r>
+        <w:rPr>
+          <w:rFonts w:ascii="Times New Roman" w:hAnsi="Times New Roman" w:cs="Times New Roman" w:eastAsia="Times New Roman"/>
+          <w:b w:val="0"/>
+          <w:i w:val="0"/>
+          <w:color w:val="000000"/>
+          <w:sz w:val="28"/>
+        </w:rPr>
+        <w:t xml:space="preserve"> (1). </w:t>
       </w:r>
       <w:r>
         <w:rPr>
@@ -2318,67 +2532,7 @@
           <w:color w:val="000000"/>
           <w:sz w:val="28"/>
         </w:rPr>
-        <w:t>Откроется рабочий экран.</w:t>
-      </w:r>
-    </w:p>
-    <w:p>
-      <w:r>
-        <w:rPr>
-          <w:rFonts w:ascii="Times New Roman" w:hAnsi="Times New Roman" w:cs="Times New Roman" w:eastAsia="Times New Roman"/>
-          <w:b w:val="0"/>
-          <w:i w:val="0"/>
-          <w:color w:val="000000"/>
-          <w:sz w:val="28"/>
-        </w:rPr>
-        <w:t xml:space="preserve">Пароль не подошёл - нажмите </w:t>
-      </w:r>
-      <w:r>
-        <w:rPr>
-          <w:rFonts w:ascii="Times New Roman" w:hAnsi="Times New Roman" w:cs="Times New Roman" w:eastAsia="Times New Roman"/>
-          <w:b/>
-          <w:i w:val="0"/>
-          <w:color w:val="000000"/>
-          <w:sz w:val="28"/>
-        </w:rPr>
-        <w:t>«Забыли пароль?»</w:t>
-      </w:r>
-      <w:r>
-        <w:rPr>
-          <w:rFonts w:ascii="Times New Roman" w:hAnsi="Times New Roman" w:cs="Times New Roman" w:eastAsia="Times New Roman"/>
-          <w:b w:val="0"/>
-          <w:i w:val="0"/>
-          <w:color w:val="000000"/>
-          <w:sz w:val="28"/>
-        </w:rPr>
-        <w:t>. Откроется окно с электронной почтой и телефоном бюро пропусков. Новый пароль назначит администратор, самостоятельно пароль не восстанавливается.</w:t>
-      </w:r>
-    </w:p>
-    <w:p>
-      <w:pPr>
-        <w:pStyle w:val="Heading2"/>
-        <w:ind w:firstLine="0"/>
-      </w:pPr>
-      <w:r>
-        <w:rPr>
-          <w:rFonts w:ascii="Times New Roman" w:hAnsi="Times New Roman" w:cs="Times New Roman" w:eastAsia="Times New Roman"/>
-          <w:b/>
-          <w:i w:val="0"/>
-          <w:color w:val="000000"/>
-          <w:sz w:val="28"/>
-        </w:rPr>
-        <w:t>2.2. Подтвердить согласие на обработку персональных данных</w:t>
-      </w:r>
-    </w:p>
-    <w:p>
-      <w:r>
-        <w:rPr>
-          <w:rFonts w:ascii="Times New Roman" w:hAnsi="Times New Roman" w:cs="Times New Roman" w:eastAsia="Times New Roman"/>
-          <w:b w:val="0"/>
-          <w:i w:val="0"/>
-          <w:color w:val="000000"/>
-          <w:sz w:val="28"/>
-        </w:rPr>
-        <w:t>При самом первом входе система один раз показывает текст согласия. Пока согласие не подтверждено, работать нельзя. Второй раз она об этом не спросит.</w:t>
+        <w:t>Окно закроется, откроется рабочий экран.</w:t>
       </w:r>
     </w:p>
     <w:p>
@@ -2439,150 +2593,6 @@
           <w:sz w:val="24"/>
         </w:rPr>
         <w:t>Рисунок 2.2 — Окно согласия на обработку персональных данных</w:t>
-      </w:r>
-    </w:p>
-    <w:p>
-      <w:pPr>
-        <w:spacing w:after="0" w:line="360" w:lineRule="auto"/>
-        <w:ind w:hanging="454" w:left="1134"/>
-        <w:jc w:val="both"/>
-      </w:pPr>
-      <w:r>
-        <w:rPr>
-          <w:rFonts w:ascii="Times New Roman" w:hAnsi="Times New Roman" w:cs="Times New Roman" w:eastAsia="Times New Roman"/>
-          <w:b w:val="0"/>
-          <w:i w:val="0"/>
-          <w:color w:val="000000"/>
-          <w:sz w:val="28"/>
-        </w:rPr>
-        <w:t>1.</w:t>
-        <w:tab/>
-      </w:r>
-      <w:r>
-        <w:rPr>
-          <w:rFonts w:ascii="Times New Roman" w:hAnsi="Times New Roman" w:cs="Times New Roman" w:eastAsia="Times New Roman"/>
-          <w:b w:val="0"/>
-          <w:i w:val="0"/>
-          <w:color w:val="000000"/>
-          <w:sz w:val="28"/>
-        </w:rPr>
-        <w:t xml:space="preserve">Прокрутите текст до конца. </w:t>
-      </w:r>
-      <w:r>
-        <w:rPr>
-          <w:rFonts w:ascii="Times New Roman" w:hAnsi="Times New Roman" w:cs="Times New Roman" w:eastAsia="Times New Roman"/>
-          <w:b/>
-          <w:i w:val="0"/>
-          <w:color w:val="000000"/>
-          <w:sz w:val="28"/>
-        </w:rPr>
-        <w:t>Отметка согласия станет доступной.</w:t>
-      </w:r>
-    </w:p>
-    <w:p>
-      <w:pPr>
-        <w:spacing w:after="0" w:line="360" w:lineRule="auto"/>
-        <w:ind w:hanging="454" w:left="1134"/>
-        <w:jc w:val="both"/>
-      </w:pPr>
-      <w:r>
-        <w:rPr>
-          <w:rFonts w:ascii="Times New Roman" w:hAnsi="Times New Roman" w:cs="Times New Roman" w:eastAsia="Times New Roman"/>
-          <w:b w:val="0"/>
-          <w:i w:val="0"/>
-          <w:color w:val="000000"/>
-          <w:sz w:val="28"/>
-        </w:rPr>
-        <w:t>2.</w:t>
-        <w:tab/>
-      </w:r>
-      <w:r>
-        <w:rPr>
-          <w:rFonts w:ascii="Times New Roman" w:hAnsi="Times New Roman" w:cs="Times New Roman" w:eastAsia="Times New Roman"/>
-          <w:b w:val="0"/>
-          <w:i w:val="0"/>
-          <w:color w:val="000000"/>
-          <w:sz w:val="28"/>
-        </w:rPr>
-        <w:t xml:space="preserve">Поставьте отметку </w:t>
-      </w:r>
-      <w:r>
-        <w:rPr>
-          <w:rFonts w:ascii="Times New Roman" w:hAnsi="Times New Roman" w:cs="Times New Roman" w:eastAsia="Times New Roman"/>
-          <w:b/>
-          <w:i w:val="0"/>
-          <w:color w:val="000000"/>
-          <w:sz w:val="28"/>
-        </w:rPr>
-        <w:t>«Я прочитал документ и даю согласие на обработку персональных данных»</w:t>
-      </w:r>
-      <w:r>
-        <w:rPr>
-          <w:rFonts w:ascii="Times New Roman" w:hAnsi="Times New Roman" w:cs="Times New Roman" w:eastAsia="Times New Roman"/>
-          <w:b w:val="0"/>
-          <w:i w:val="0"/>
-          <w:color w:val="000000"/>
-          <w:sz w:val="28"/>
-        </w:rPr>
-        <w:t>.</w:t>
-      </w:r>
-    </w:p>
-    <w:p>
-      <w:pPr>
-        <w:spacing w:after="0" w:line="360" w:lineRule="auto"/>
-        <w:ind w:hanging="454" w:left="1134"/>
-        <w:jc w:val="both"/>
-      </w:pPr>
-      <w:r>
-        <w:rPr>
-          <w:rFonts w:ascii="Times New Roman" w:hAnsi="Times New Roman" w:cs="Times New Roman" w:eastAsia="Times New Roman"/>
-          <w:b w:val="0"/>
-          <w:i w:val="0"/>
-          <w:color w:val="000000"/>
-          <w:sz w:val="28"/>
-        </w:rPr>
-        <w:t>3.</w:t>
-        <w:tab/>
-      </w:r>
-      <w:r>
-        <w:rPr>
-          <w:rFonts w:ascii="Times New Roman" w:hAnsi="Times New Roman" w:cs="Times New Roman" w:eastAsia="Times New Roman"/>
-          <w:b w:val="0"/>
-          <w:i w:val="0"/>
-          <w:color w:val="000000"/>
-          <w:sz w:val="28"/>
-        </w:rPr>
-        <w:t xml:space="preserve">Нажмите </w:t>
-      </w:r>
-      <w:r>
-        <w:rPr>
-          <w:rFonts w:ascii="Times New Roman" w:hAnsi="Times New Roman" w:cs="Times New Roman" w:eastAsia="Times New Roman"/>
-          <w:b/>
-          <w:i w:val="0"/>
-          <w:color w:val="000000"/>
-          <w:sz w:val="28"/>
-        </w:rPr>
-        <w:t>«Подтверждаю согласие»</w:t>
-      </w:r>
-      <w:r>
-        <w:rPr>
-          <w:rFonts w:ascii="Times New Roman" w:hAnsi="Times New Roman" w:cs="Times New Roman" w:eastAsia="Times New Roman"/>
-          <w:b w:val="0"/>
-          <w:i w:val="0"/>
-          <w:color w:val="000000"/>
-          <w:sz w:val="28"/>
-        </w:rPr>
-        <w:t xml:space="preserve"> (1). </w:t>
-      </w:r>
-      <w:r>
-        <w:rPr>
-          <w:rFonts w:ascii="Times New Roman" w:hAnsi="Times New Roman" w:cs="Times New Roman" w:eastAsia="Times New Roman"/>
-          <w:b/>
-          <w:i w:val="0"/>
-          <w:color w:val="000000"/>
-          <w:sz w:val="28"/>
-        </w:rPr>
-        <w:t>Окно закроется, откроется рабочий экран.</w:t>
       </w:r>
     </w:p>
     <w:tbl>
@@ -3037,6 +3047,64 @@
     </w:p>
     <w:p>
       <w:pPr>
+        <w:spacing w:after="0" w:line="360" w:lineRule="auto"/>
+        <w:ind w:hanging="454" w:left="1134"/>
+        <w:jc w:val="both"/>
+      </w:pPr>
+      <w:r>
+        <w:rPr>
+          <w:rFonts w:ascii="Times New Roman" w:hAnsi="Times New Roman" w:cs="Times New Roman" w:eastAsia="Times New Roman"/>
+          <w:b w:val="0"/>
+          <w:i w:val="0"/>
+          <w:color w:val="000000"/>
+          <w:sz w:val="28"/>
+        </w:rPr>
+        <w:t>1.</w:t>
+        <w:tab/>
+      </w:r>
+      <w:r>
+        <w:rPr>
+          <w:rFonts w:ascii="Times New Roman" w:hAnsi="Times New Roman" w:cs="Times New Roman" w:eastAsia="Times New Roman"/>
+          <w:b w:val="0"/>
+          <w:i w:val="0"/>
+          <w:color w:val="000000"/>
+          <w:sz w:val="28"/>
+        </w:rPr>
+        <w:t xml:space="preserve">Нажмите в боковом меню слева пункт </w:t>
+      </w:r>
+      <w:r>
+        <w:rPr>
+          <w:rFonts w:ascii="Times New Roman" w:hAnsi="Times New Roman" w:cs="Times New Roman" w:eastAsia="Times New Roman"/>
+          <w:b/>
+          <w:i w:val="0"/>
+          <w:color w:val="000000"/>
+          <w:sz w:val="28"/>
+        </w:rPr>
+        <w:t>«Таблицы»</w:t>
+      </w:r>
+      <w:r>
+        <w:rPr>
+          <w:rFonts w:ascii="Times New Roman" w:hAnsi="Times New Roman" w:cs="Times New Roman" w:eastAsia="Times New Roman"/>
+          <w:b w:val="0"/>
+          <w:i w:val="0"/>
+          <w:color w:val="000000"/>
+          <w:sz w:val="28"/>
+        </w:rPr>
+        <w:t xml:space="preserve">. </w:t>
+      </w:r>
+      <w:r>
+        <w:rPr>
+          <w:rFonts w:ascii="Times New Roman" w:hAnsi="Times New Roman" w:cs="Times New Roman" w:eastAsia="Times New Roman"/>
+          <w:b/>
+          <w:i w:val="0"/>
+          <w:color w:val="000000"/>
+          <w:sz w:val="28"/>
+        </w:rPr>
+        <w:t>Раскроется список постов, рисунок 3.1: группа «АВТОМОБИЛИ» и группа «ЛЮДИ» (1).</w:t>
+      </w:r>
+    </w:p>
+    <w:p>
+      <w:pPr>
         <w:keepNext/>
         <w:spacing w:before="120" w:after="40"/>
         <w:ind w:firstLine="0"/>
@@ -3109,64 +3177,6 @@
           <w:color w:val="000000"/>
           <w:sz w:val="28"/>
         </w:rPr>
-        <w:t>1.</w:t>
-        <w:tab/>
-      </w:r>
-      <w:r>
-        <w:rPr>
-          <w:rFonts w:ascii="Times New Roman" w:hAnsi="Times New Roman" w:cs="Times New Roman" w:eastAsia="Times New Roman"/>
-          <w:b w:val="0"/>
-          <w:i w:val="0"/>
-          <w:color w:val="000000"/>
-          <w:sz w:val="28"/>
-        </w:rPr>
-        <w:t xml:space="preserve">Нажмите в боковом меню слева пункт </w:t>
-      </w:r>
-      <w:r>
-        <w:rPr>
-          <w:rFonts w:ascii="Times New Roman" w:hAnsi="Times New Roman" w:cs="Times New Roman" w:eastAsia="Times New Roman"/>
-          <w:b/>
-          <w:i w:val="0"/>
-          <w:color w:val="000000"/>
-          <w:sz w:val="28"/>
-        </w:rPr>
-        <w:t>«Таблицы»</w:t>
-      </w:r>
-      <w:r>
-        <w:rPr>
-          <w:rFonts w:ascii="Times New Roman" w:hAnsi="Times New Roman" w:cs="Times New Roman" w:eastAsia="Times New Roman"/>
-          <w:b w:val="0"/>
-          <w:i w:val="0"/>
-          <w:color w:val="000000"/>
-          <w:sz w:val="28"/>
-        </w:rPr>
-        <w:t xml:space="preserve">. </w:t>
-      </w:r>
-      <w:r>
-        <w:rPr>
-          <w:rFonts w:ascii="Times New Roman" w:hAnsi="Times New Roman" w:cs="Times New Roman" w:eastAsia="Times New Roman"/>
-          <w:b/>
-          <w:i w:val="0"/>
-          <w:color w:val="000000"/>
-          <w:sz w:val="28"/>
-        </w:rPr>
-        <w:t>Раскроется список постов (1): группа «АВТОМОБИЛИ» и группа «ЛЮДИ».</w:t>
-      </w:r>
-    </w:p>
-    <w:p>
-      <w:pPr>
-        <w:spacing w:after="0" w:line="360" w:lineRule="auto"/>
-        <w:ind w:hanging="454" w:left="1134"/>
-        <w:jc w:val="both"/>
-      </w:pPr>
-      <w:r>
-        <w:rPr>
-          <w:rFonts w:ascii="Times New Roman" w:hAnsi="Times New Roman" w:cs="Times New Roman" w:eastAsia="Times New Roman"/>
-          <w:b w:val="0"/>
-          <w:i w:val="0"/>
-          <w:color w:val="000000"/>
-          <w:sz w:val="28"/>
-        </w:rPr>
         <w:t>2.</w:t>
         <w:tab/>
       </w:r>
@@ -3188,7 +3198,7 @@
           <w:color w:val="000000"/>
           <w:sz w:val="28"/>
         </w:rPr>
-        <w:t>Откроется список тех, кого пропускают через ваш пост.</w:t>
+        <w:t>Откроется список тех, кого пропускают через ваш пост, рисунок 3.2.</w:t>
       </w:r>
     </w:p>
     <w:p>
@@ -3712,7 +3722,7 @@
           <w:color w:val="000000"/>
           <w:sz w:val="28"/>
         </w:rPr>
-        <w:t>Над таблицей стоит счёт. Это те, кому отмечен въезд и ещё не отмечен выезд.</w:t>
+        <w:t>Над таблицей стоит счёт, рисунок 3.3. Это те, кому отмечен въезд и ещё не отмечен выезд.</w:t>
       </w:r>
     </w:p>
     <w:p>
@@ -3784,7 +3794,7 @@
           <w:color w:val="000000"/>
           <w:sz w:val="28"/>
         </w:rPr>
-        <w:t xml:space="preserve">Если буквы в таблице мелкие, включите увеличенный режим (1). Переключатель </w:t>
+        <w:t xml:space="preserve">Если буквы в таблице мелкие, включите увеличенный режим (1 на рисунке 3.4). Переключатель </w:t>
       </w:r>
       <w:r>
         <w:rPr>
@@ -3896,7 +3906,7 @@
           <w:color w:val="000000"/>
           <w:sz w:val="28"/>
         </w:rPr>
-        <w:t xml:space="preserve"> нужна редко: когда кажется, что список показывает старое.</w:t>
+        <w:t xml:space="preserve"> (рисунок 3.5) нужна редко: когда кажется, что список показывает старое.</w:t>
       </w:r>
     </w:p>
     <w:p>
@@ -4058,6 +4068,64 @@
     </w:p>
     <w:p>
       <w:pPr>
+        <w:spacing w:after="0" w:line="360" w:lineRule="auto"/>
+        <w:ind w:hanging="454" w:left="1134"/>
+        <w:jc w:val="both"/>
+      </w:pPr>
+      <w:r>
+        <w:rPr>
+          <w:rFonts w:ascii="Times New Roman" w:hAnsi="Times New Roman" w:cs="Times New Roman" w:eastAsia="Times New Roman"/>
+          <w:b w:val="0"/>
+          <w:i w:val="0"/>
+          <w:color w:val="000000"/>
+          <w:sz w:val="28"/>
+        </w:rPr>
+        <w:t>1.</w:t>
+        <w:tab/>
+      </w:r>
+      <w:r>
+        <w:rPr>
+          <w:rFonts w:ascii="Times New Roman" w:hAnsi="Times New Roman" w:cs="Times New Roman" w:eastAsia="Times New Roman"/>
+          <w:b w:val="0"/>
+          <w:i w:val="0"/>
+          <w:color w:val="000000"/>
+          <w:sz w:val="28"/>
+        </w:rPr>
+        <w:t xml:space="preserve">Нажмите кнопку </w:t>
+      </w:r>
+      <w:r>
+        <w:rPr>
+          <w:rFonts w:ascii="Times New Roman" w:hAnsi="Times New Roman" w:cs="Times New Roman" w:eastAsia="Times New Roman"/>
+          <w:b/>
+          <w:i w:val="0"/>
+          <w:color w:val="000000"/>
+          <w:sz w:val="28"/>
+        </w:rPr>
+        <w:t>«Инструкция»</w:t>
+      </w:r>
+      <w:r>
+        <w:rPr>
+          <w:rFonts w:ascii="Times New Roman" w:hAnsi="Times New Roman" w:cs="Times New Roman" w:eastAsia="Times New Roman"/>
+          <w:b w:val="0"/>
+          <w:i w:val="0"/>
+          <w:color w:val="000000"/>
+          <w:sz w:val="28"/>
+        </w:rPr>
+        <w:t xml:space="preserve"> рядом с названием поста, рисунок 3.6. </w:t>
+      </w:r>
+      <w:r>
+        <w:rPr>
+          <w:rFonts w:ascii="Times New Roman" w:hAnsi="Times New Roman" w:cs="Times New Roman" w:eastAsia="Times New Roman"/>
+          <w:b/>
+          <w:i w:val="0"/>
+          <w:color w:val="000000"/>
+          <w:sz w:val="28"/>
+        </w:rPr>
+        <w:t>Откроется окно с текстом, рисунок 3.7.</w:t>
+      </w:r>
+    </w:p>
+    <w:p>
+      <w:pPr>
         <w:keepNext/>
         <w:spacing w:before="120" w:after="40"/>
         <w:ind w:firstLine="0"/>
@@ -4130,64 +4198,6 @@
           <w:color w:val="000000"/>
           <w:sz w:val="28"/>
         </w:rPr>
-        <w:t>1.</w:t>
-        <w:tab/>
-      </w:r>
-      <w:r>
-        <w:rPr>
-          <w:rFonts w:ascii="Times New Roman" w:hAnsi="Times New Roman" w:cs="Times New Roman" w:eastAsia="Times New Roman"/>
-          <w:b w:val="0"/>
-          <w:i w:val="0"/>
-          <w:color w:val="000000"/>
-          <w:sz w:val="28"/>
-        </w:rPr>
-        <w:t xml:space="preserve">Нажмите кнопку </w:t>
-      </w:r>
-      <w:r>
-        <w:rPr>
-          <w:rFonts w:ascii="Times New Roman" w:hAnsi="Times New Roman" w:cs="Times New Roman" w:eastAsia="Times New Roman"/>
-          <w:b/>
-          <w:i w:val="0"/>
-          <w:color w:val="000000"/>
-          <w:sz w:val="28"/>
-        </w:rPr>
-        <w:t>«Инструкция»</w:t>
-      </w:r>
-      <w:r>
-        <w:rPr>
-          <w:rFonts w:ascii="Times New Roman" w:hAnsi="Times New Roman" w:cs="Times New Roman" w:eastAsia="Times New Roman"/>
-          <w:b w:val="0"/>
-          <w:i w:val="0"/>
-          <w:color w:val="000000"/>
-          <w:sz w:val="28"/>
-        </w:rPr>
-        <w:t xml:space="preserve"> рядом с названием поста. </w:t>
-      </w:r>
-      <w:r>
-        <w:rPr>
-          <w:rFonts w:ascii="Times New Roman" w:hAnsi="Times New Roman" w:cs="Times New Roman" w:eastAsia="Times New Roman"/>
-          <w:b/>
-          <w:i w:val="0"/>
-          <w:color w:val="000000"/>
-          <w:sz w:val="28"/>
-        </w:rPr>
-        <w:t>Откроется окно с текстом.</w:t>
-      </w:r>
-    </w:p>
-    <w:p>
-      <w:pPr>
-        <w:spacing w:after="0" w:line="360" w:lineRule="auto"/>
-        <w:ind w:hanging="454" w:left="1134"/>
-        <w:jc w:val="both"/>
-      </w:pPr>
-      <w:r>
-        <w:rPr>
-          <w:rFonts w:ascii="Times New Roman" w:hAnsi="Times New Roman" w:cs="Times New Roman" w:eastAsia="Times New Roman"/>
-          <w:b w:val="0"/>
-          <w:i w:val="0"/>
-          <w:color w:val="000000"/>
-          <w:sz w:val="28"/>
-        </w:rPr>
         <w:t>2.</w:t>
         <w:tab/>
       </w:r>
@@ -4324,6 +4334,64 @@
     </w:p>
     <w:p>
       <w:pPr>
+        <w:spacing w:after="0" w:line="360" w:lineRule="auto"/>
+        <w:ind w:hanging="454" w:left="1134"/>
+        <w:jc w:val="both"/>
+      </w:pPr>
+      <w:r>
+        <w:rPr>
+          <w:rFonts w:ascii="Times New Roman" w:hAnsi="Times New Roman" w:cs="Times New Roman" w:eastAsia="Times New Roman"/>
+          <w:b w:val="0"/>
+          <w:i w:val="0"/>
+          <w:color w:val="000000"/>
+          <w:sz w:val="28"/>
+        </w:rPr>
+        <w:t>1.</w:t>
+        <w:tab/>
+      </w:r>
+      <w:r>
+        <w:rPr>
+          <w:rFonts w:ascii="Times New Roman" w:hAnsi="Times New Roman" w:cs="Times New Roman" w:eastAsia="Times New Roman"/>
+          <w:b w:val="0"/>
+          <w:i w:val="0"/>
+          <w:color w:val="000000"/>
+          <w:sz w:val="28"/>
+        </w:rPr>
+        <w:t xml:space="preserve">Нажмите в боковом меню пункт </w:t>
+      </w:r>
+      <w:r>
+        <w:rPr>
+          <w:rFonts w:ascii="Times New Roman" w:hAnsi="Times New Roman" w:cs="Times New Roman" w:eastAsia="Times New Roman"/>
+          <w:b/>
+          <w:i w:val="0"/>
+          <w:color w:val="000000"/>
+          <w:sz w:val="28"/>
+        </w:rPr>
+        <w:t>«Доступные мне»</w:t>
+      </w:r>
+      <w:r>
+        <w:rPr>
+          <w:rFonts w:ascii="Times New Roman" w:hAnsi="Times New Roman" w:cs="Times New Roman" w:eastAsia="Times New Roman"/>
+          <w:b w:val="0"/>
+          <w:i w:val="0"/>
+          <w:color w:val="000000"/>
+          <w:sz w:val="28"/>
+        </w:rPr>
+        <w:t xml:space="preserve">, рисунок 3.8. </w:t>
+      </w:r>
+      <w:r>
+        <w:rPr>
+          <w:rFonts w:ascii="Times New Roman" w:hAnsi="Times New Roman" w:cs="Times New Roman" w:eastAsia="Times New Roman"/>
+          <w:b/>
+          <w:i w:val="0"/>
+          <w:color w:val="000000"/>
+          <w:sz w:val="28"/>
+        </w:rPr>
+        <w:t>Откроется список карточек, рисунок 3.9.</w:t>
+      </w:r>
+    </w:p>
+    <w:p>
+      <w:pPr>
         <w:keepNext/>
         <w:spacing w:before="120" w:after="40"/>
         <w:ind w:firstLine="0"/>
@@ -4384,64 +4452,6 @@
     </w:p>
     <w:p>
       <w:pPr>
-        <w:spacing w:after="0" w:line="360" w:lineRule="auto"/>
-        <w:ind w:hanging="454" w:left="1134"/>
-        <w:jc w:val="both"/>
-      </w:pPr>
-      <w:r>
-        <w:rPr>
-          <w:rFonts w:ascii="Times New Roman" w:hAnsi="Times New Roman" w:cs="Times New Roman" w:eastAsia="Times New Roman"/>
-          <w:b w:val="0"/>
-          <w:i w:val="0"/>
-          <w:color w:val="000000"/>
-          <w:sz w:val="28"/>
-        </w:rPr>
-        <w:t>1.</w:t>
-        <w:tab/>
-      </w:r>
-      <w:r>
-        <w:rPr>
-          <w:rFonts w:ascii="Times New Roman" w:hAnsi="Times New Roman" w:cs="Times New Roman" w:eastAsia="Times New Roman"/>
-          <w:b w:val="0"/>
-          <w:i w:val="0"/>
-          <w:color w:val="000000"/>
-          <w:sz w:val="28"/>
-        </w:rPr>
-        <w:t xml:space="preserve">Нажмите в боковом меню пункт </w:t>
-      </w:r>
-      <w:r>
-        <w:rPr>
-          <w:rFonts w:ascii="Times New Roman" w:hAnsi="Times New Roman" w:cs="Times New Roman" w:eastAsia="Times New Roman"/>
-          <w:b/>
-          <w:i w:val="0"/>
-          <w:color w:val="000000"/>
-          <w:sz w:val="28"/>
-        </w:rPr>
-        <w:t>«Доступные мне»</w:t>
-      </w:r>
-      <w:r>
-        <w:rPr>
-          <w:rFonts w:ascii="Times New Roman" w:hAnsi="Times New Roman" w:cs="Times New Roman" w:eastAsia="Times New Roman"/>
-          <w:b w:val="0"/>
-          <w:i w:val="0"/>
-          <w:color w:val="000000"/>
-          <w:sz w:val="28"/>
-        </w:rPr>
-        <w:t xml:space="preserve">. </w:t>
-      </w:r>
-      <w:r>
-        <w:rPr>
-          <w:rFonts w:ascii="Times New Roman" w:hAnsi="Times New Roman" w:cs="Times New Roman" w:eastAsia="Times New Roman"/>
-          <w:b/>
-          <w:i w:val="0"/>
-          <w:color w:val="000000"/>
-          <w:sz w:val="28"/>
-        </w:rPr>
-        <w:t>Откроется список карточек.</w:t>
-      </w:r>
-    </w:p>
-    <w:p>
-      <w:pPr>
         <w:keepNext/>
         <w:spacing w:before="120" w:after="40"/>
         <w:ind w:firstLine="0"/>
@@ -4450,7 +4460,7 @@
       <w:r>
         <w:drawing>
           <wp:inline xmlns:a="http://schemas.openxmlformats.org/drawingml/2006/main" xmlns:pic="http://schemas.openxmlformats.org/drawingml/2006/picture">
-            <wp:extent cx="5940000" cy="2982134"/>
+            <wp:extent cx="5940000" cy="3722359"/>
             <wp:docPr id="11" name="Picture 11"/>
             <wp:cNvGraphicFramePr>
               <a:graphicFrameLocks noChangeAspect="1"/>
@@ -4471,7 +4481,7 @@
                   <pic:spPr>
                     <a:xfrm>
                       <a:off x="0" y="0"/>
-                      <a:ext cx="5940000" cy="2982134"/>
+                      <a:ext cx="5940000" cy="3722359"/>
                     </a:xfrm>
                     <a:prstGeom prst="rect"/>
                   </pic:spPr>
@@ -4525,7 +4535,7 @@
           <w:color w:val="000000"/>
           <w:sz w:val="28"/>
         </w:rPr>
-        <w:t>Посмотрите карточки: вид (</w:t>
+        <w:t>Найдите нужную карточку. На ней написано: вид (</w:t>
       </w:r>
       <w:r>
         <w:rPr>
@@ -4585,45 +4595,7 @@
           <w:color w:val="000000"/>
           <w:sz w:val="28"/>
         </w:rPr>
-        <w:t>), организация, номер заявки, кто подал, срок действия и места.</w:t>
-      </w:r>
-    </w:p>
-    <w:p>
-      <w:pPr>
-        <w:spacing w:after="0" w:line="360" w:lineRule="auto"/>
-        <w:ind w:hanging="454" w:left="1134"/>
-        <w:jc w:val="both"/>
-      </w:pPr>
-      <w:r>
-        <w:rPr>
-          <w:rFonts w:ascii="Times New Roman" w:hAnsi="Times New Roman" w:cs="Times New Roman" w:eastAsia="Times New Roman"/>
-          <w:b w:val="0"/>
-          <w:i w:val="0"/>
-          <w:color w:val="000000"/>
-          <w:sz w:val="28"/>
-        </w:rPr>
-        <w:t>3.</w:t>
-        <w:tab/>
-      </w:r>
-      <w:r>
-        <w:rPr>
-          <w:rFonts w:ascii="Times New Roman" w:hAnsi="Times New Roman" w:cs="Times New Roman" w:eastAsia="Times New Roman"/>
-          <w:b w:val="0"/>
-          <w:i w:val="0"/>
-          <w:color w:val="000000"/>
-          <w:sz w:val="28"/>
-        </w:rPr>
-        <w:t xml:space="preserve">Нажмите на карточку. </w:t>
-      </w:r>
-      <w:r>
-        <w:rPr>
-          <w:rFonts w:ascii="Times New Roman" w:hAnsi="Times New Roman" w:cs="Times New Roman" w:eastAsia="Times New Roman"/>
-          <w:b/>
-          <w:i w:val="0"/>
-          <w:color w:val="000000"/>
-          <w:sz w:val="28"/>
-        </w:rPr>
-        <w:t>Справа откроются сведения о заявке и её состав: номера и марки машин либо фамилии и должности людей.</w:t>
+        <w:t>), организация, название вложения, номер заявки, кто её подал, срок действия и места, рисунок 3.10.</w:t>
       </w:r>
     </w:p>
     <w:p>
@@ -4636,8 +4608,106 @@
       <w:r>
         <w:drawing>
           <wp:inline xmlns:a="http://schemas.openxmlformats.org/drawingml/2006/main" xmlns:pic="http://schemas.openxmlformats.org/drawingml/2006/picture">
-            <wp:extent cx="5940000" cy="4004494"/>
+            <wp:extent cx="5940000" cy="1098202"/>
             <wp:docPr id="12" name="Picture 12"/>
+            <wp:cNvGraphicFramePr>
+              <a:graphicFrameLocks noChangeAspect="1"/>
+            </wp:cNvGraphicFramePr>
+            <a:graphic>
+              <a:graphicData uri="http://schemas.openxmlformats.org/drawingml/2006/picture">
+                <pic:pic>
+                  <pic:nvPicPr>
+                    <pic:cNvPr id="0" name="aa-card.png"/>
+                    <pic:cNvPicPr/>
+                  </pic:nvPicPr>
+                  <pic:blipFill>
+                    <a:blip r:embed="rId22"/>
+                    <a:stretch>
+                      <a:fillRect/>
+                    </a:stretch>
+                  </pic:blipFill>
+                  <pic:spPr>
+                    <a:xfrm>
+                      <a:off x="0" y="0"/>
+                      <a:ext cx="5940000" cy="1098202"/>
+                    </a:xfrm>
+                    <a:prstGeom prst="rect"/>
+                  </pic:spPr>
+                </pic:pic>
+              </a:graphicData>
+            </a:graphic>
+          </wp:inline>
+        </w:drawing>
+      </w:r>
+    </w:p>
+    <w:p>
+      <w:pPr>
+        <w:keepNext w:val="0"/>
+        <w:spacing w:line="240" w:lineRule="auto" w:before="40" w:after="200"/>
+        <w:ind w:firstLine="0"/>
+        <w:jc w:val="center"/>
+      </w:pPr>
+      <w:r>
+        <w:rPr>
+          <w:rFonts w:ascii="Times New Roman" w:hAnsi="Times New Roman" w:cs="Times New Roman" w:eastAsia="Times New Roman"/>
+          <w:b w:val="0"/>
+          <w:i/>
+          <w:color w:val="000000"/>
+          <w:sz w:val="24"/>
+        </w:rPr>
+        <w:t>Рисунок 3.10 — Карточка заявки в списке</w:t>
+      </w:r>
+    </w:p>
+    <w:p>
+      <w:pPr>
+        <w:spacing w:after="0" w:line="360" w:lineRule="auto"/>
+        <w:ind w:hanging="454" w:left="1134"/>
+        <w:jc w:val="both"/>
+      </w:pPr>
+      <w:r>
+        <w:rPr>
+          <w:rFonts w:ascii="Times New Roman" w:hAnsi="Times New Roman" w:cs="Times New Roman" w:eastAsia="Times New Roman"/>
+          <w:b w:val="0"/>
+          <w:i w:val="0"/>
+          <w:color w:val="000000"/>
+          <w:sz w:val="28"/>
+        </w:rPr>
+        <w:t>3.</w:t>
+        <w:tab/>
+      </w:r>
+      <w:r>
+        <w:rPr>
+          <w:rFonts w:ascii="Times New Roman" w:hAnsi="Times New Roman" w:cs="Times New Roman" w:eastAsia="Times New Roman"/>
+          <w:b w:val="0"/>
+          <w:i w:val="0"/>
+          <w:color w:val="000000"/>
+          <w:sz w:val="28"/>
+        </w:rPr>
+        <w:t xml:space="preserve">Нажмите на карточку. </w:t>
+      </w:r>
+      <w:r>
+        <w:rPr>
+          <w:rFonts w:ascii="Times New Roman" w:hAnsi="Times New Roman" w:cs="Times New Roman" w:eastAsia="Times New Roman"/>
+          <w:b/>
+          <w:i w:val="0"/>
+          <w:color w:val="000000"/>
+          <w:sz w:val="28"/>
+        </w:rPr>
+        <w:t>Справа откроются сведения о заявке, рисунок 3.11: номер, организация, компания, кто отправил и когда.</w:t>
+      </w:r>
+    </w:p>
+    <w:p>
+      <w:pPr>
+        <w:keepNext/>
+        <w:spacing w:before="120" w:after="40"/>
+        <w:ind w:firstLine="0"/>
+        <w:jc w:val="center"/>
+      </w:pPr>
+      <w:r>
+        <w:drawing>
+          <wp:inline xmlns:a="http://schemas.openxmlformats.org/drawingml/2006/main" xmlns:pic="http://schemas.openxmlformats.org/drawingml/2006/picture">
+            <wp:extent cx="5041392" cy="4236720"/>
+            <wp:docPr id="13" name="Picture 13"/>
             <wp:cNvGraphicFramePr>
               <a:graphicFrameLocks noChangeAspect="1"/>
             </wp:cNvGraphicFramePr>
@@ -4649,7 +4719,7 @@
                     <pic:cNvPicPr/>
                   </pic:nvPicPr>
                   <pic:blipFill>
-                    <a:blip r:embed="rId22"/>
+                    <a:blip r:embed="rId23"/>
                     <a:stretch>
                       <a:fillRect/>
                     </a:stretch>
@@ -4657,7 +4727,7 @@
                   <pic:spPr>
                     <a:xfrm>
                       <a:off x="0" y="0"/>
-                      <a:ext cx="5940000" cy="4004494"/>
+                      <a:ext cx="5041392" cy="4236720"/>
                     </a:xfrm>
                     <a:prstGeom prst="rect"/>
                   </pic:spPr>
@@ -4683,19 +4753,35 @@
           <w:color w:val="000000"/>
           <w:sz w:val="24"/>
         </w:rPr>
-        <w:t>Рисунок 3.10 — Сведения о заявке справа</w:t>
+        <w:t>Рисунок 3.11 — Сведения о заявке справа</w:t>
       </w:r>
     </w:p>
     <w:p>
-      <w:r>
-        <w:rPr>
-          <w:rFonts w:ascii="Times New Roman" w:hAnsi="Times New Roman" w:cs="Times New Roman" w:eastAsia="Times New Roman"/>
-          <w:b w:val="0"/>
-          <w:i w:val="0"/>
-          <w:color w:val="000000"/>
-          <w:sz w:val="28"/>
-        </w:rPr>
-        <w:t xml:space="preserve">Отбор над списком: поиск, </w:t>
+      <w:pPr>
+        <w:spacing w:after="0" w:line="360" w:lineRule="auto"/>
+        <w:ind w:hanging="454" w:left="1134"/>
+        <w:jc w:val="both"/>
+      </w:pPr>
+      <w:r>
+        <w:rPr>
+          <w:rFonts w:ascii="Times New Roman" w:hAnsi="Times New Roman" w:cs="Times New Roman" w:eastAsia="Times New Roman"/>
+          <w:b w:val="0"/>
+          <w:i w:val="0"/>
+          <w:color w:val="000000"/>
+          <w:sz w:val="28"/>
+        </w:rPr>
+        <w:t>4.</w:t>
+        <w:tab/>
+      </w:r>
+      <w:r>
+        <w:rPr>
+          <w:rFonts w:ascii="Times New Roman" w:hAnsi="Times New Roman" w:cs="Times New Roman" w:eastAsia="Times New Roman"/>
+          <w:b w:val="0"/>
+          <w:i w:val="0"/>
+          <w:color w:val="000000"/>
+          <w:sz w:val="28"/>
+        </w:rPr>
+        <w:t xml:space="preserve">Посмотрите состав заявки ниже, рисунок 3.12. </w:t>
       </w:r>
       <w:r>
         <w:rPr>
@@ -4705,117 +4791,7 @@
           <w:color w:val="000000"/>
           <w:sz w:val="28"/>
         </w:rPr>
-        <w:t>«Все типы»</w:t>
-      </w:r>
-      <w:r>
-        <w:rPr>
-          <w:rFonts w:ascii="Times New Roman" w:hAnsi="Times New Roman" w:cs="Times New Roman" w:eastAsia="Times New Roman"/>
-          <w:b w:val="0"/>
-          <w:i w:val="0"/>
-          <w:color w:val="000000"/>
-          <w:sz w:val="28"/>
-        </w:rPr>
-        <w:t xml:space="preserve">, </w:t>
-      </w:r>
-      <w:r>
-        <w:rPr>
-          <w:rFonts w:ascii="Times New Roman" w:hAnsi="Times New Roman" w:cs="Times New Roman" w:eastAsia="Times New Roman"/>
-          <w:b/>
-          <w:i w:val="0"/>
-          <w:color w:val="000000"/>
-          <w:sz w:val="28"/>
-        </w:rPr>
-        <w:t>«Все организации»</w:t>
-      </w:r>
-      <w:r>
-        <w:rPr>
-          <w:rFonts w:ascii="Times New Roman" w:hAnsi="Times New Roman" w:cs="Times New Roman" w:eastAsia="Times New Roman"/>
-          <w:b w:val="0"/>
-          <w:i w:val="0"/>
-          <w:color w:val="000000"/>
-          <w:sz w:val="28"/>
-        </w:rPr>
-        <w:t xml:space="preserve">, </w:t>
-      </w:r>
-      <w:r>
-        <w:rPr>
-          <w:rFonts w:ascii="Times New Roman" w:hAnsi="Times New Roman" w:cs="Times New Roman" w:eastAsia="Times New Roman"/>
-          <w:b/>
-          <w:i w:val="0"/>
-          <w:color w:val="000000"/>
-          <w:sz w:val="28"/>
-        </w:rPr>
-        <w:t>«Все компании»</w:t>
-      </w:r>
-      <w:r>
-        <w:rPr>
-          <w:rFonts w:ascii="Times New Roman" w:hAnsi="Times New Roman" w:cs="Times New Roman" w:eastAsia="Times New Roman"/>
-          <w:b w:val="0"/>
-          <w:i w:val="0"/>
-          <w:color w:val="000000"/>
-          <w:sz w:val="28"/>
-        </w:rPr>
-        <w:t xml:space="preserve">. Переключатель </w:t>
-      </w:r>
-      <w:r>
-        <w:rPr>
-          <w:rFonts w:ascii="Times New Roman" w:hAnsi="Times New Roman" w:cs="Times New Roman" w:eastAsia="Times New Roman"/>
-          <w:b/>
-          <w:i w:val="0"/>
-          <w:color w:val="000000"/>
-          <w:sz w:val="28"/>
-        </w:rPr>
-        <w:t>«Завершённые»</w:t>
-      </w:r>
-      <w:r>
-        <w:rPr>
-          <w:rFonts w:ascii="Times New Roman" w:hAnsi="Times New Roman" w:cs="Times New Roman" w:eastAsia="Times New Roman"/>
-          <w:b w:val="0"/>
-          <w:i w:val="0"/>
-          <w:color w:val="000000"/>
-          <w:sz w:val="28"/>
-        </w:rPr>
-        <w:t xml:space="preserve"> оставляет в списке только отработанные заявки. Переключатель </w:t>
-      </w:r>
-      <w:r>
-        <w:rPr>
-          <w:rFonts w:ascii="Times New Roman" w:hAnsi="Times New Roman" w:cs="Times New Roman" w:eastAsia="Times New Roman"/>
-          <w:b/>
-          <w:i w:val="0"/>
-          <w:color w:val="000000"/>
-          <w:sz w:val="28"/>
-        </w:rPr>
-        <w:t>«Ночь»</w:t>
-      </w:r>
-      <w:r>
-        <w:rPr>
-          <w:rFonts w:ascii="Times New Roman" w:hAnsi="Times New Roman" w:cs="Times New Roman" w:eastAsia="Times New Roman"/>
-          <w:b w:val="0"/>
-          <w:i w:val="0"/>
-          <w:color w:val="000000"/>
-          <w:sz w:val="28"/>
-        </w:rPr>
-        <w:t xml:space="preserve"> оставляет те, у которых въезд попадает на ночь. Кнопка </w:t>
-      </w:r>
-      <w:r>
-        <w:rPr>
-          <w:rFonts w:ascii="Times New Roman" w:hAnsi="Times New Roman" w:cs="Times New Roman" w:eastAsia="Times New Roman"/>
-          <w:b/>
-          <w:i w:val="0"/>
-          <w:color w:val="000000"/>
-          <w:sz w:val="28"/>
-        </w:rPr>
-        <w:t>«Сбросить»</w:t>
-      </w:r>
-      <w:r>
-        <w:rPr>
-          <w:rFonts w:ascii="Times New Roman" w:hAnsi="Times New Roman" w:cs="Times New Roman" w:eastAsia="Times New Roman"/>
-          <w:b w:val="0"/>
-          <w:i w:val="0"/>
-          <w:color w:val="000000"/>
-          <w:sz w:val="28"/>
-        </w:rPr>
-        <w:t xml:space="preserve"> (1) снимает весь отбор.</w:t>
+        <w:t>Там перечислено, кого и что пропускать: номера и марки машин либо фамилии и должности людей.</w:t>
       </w:r>
     </w:p>
     <w:p>
@@ -4828,8 +4804,200 @@
       <w:r>
         <w:drawing>
           <wp:inline xmlns:a="http://schemas.openxmlformats.org/drawingml/2006/main" xmlns:pic="http://schemas.openxmlformats.org/drawingml/2006/picture">
-            <wp:extent cx="5940000" cy="543033"/>
-            <wp:docPr id="13" name="Picture 13"/>
+            <wp:extent cx="4681728" cy="1408176"/>
+            <wp:docPr id="14" name="Picture 14"/>
+            <wp:cNvGraphicFramePr>
+              <a:graphicFrameLocks noChangeAspect="1"/>
+            </wp:cNvGraphicFramePr>
+            <a:graphic>
+              <a:graphicData uri="http://schemas.openxmlformats.org/drawingml/2006/picture">
+                <pic:pic>
+                  <pic:nvPicPr>
+                    <pic:cNvPr id="0" name="aa-elements.png"/>
+                    <pic:cNvPicPr/>
+                  </pic:nvPicPr>
+                  <pic:blipFill>
+                    <a:blip r:embed="rId24"/>
+                    <a:stretch>
+                      <a:fillRect/>
+                    </a:stretch>
+                  </pic:blipFill>
+                  <pic:spPr>
+                    <a:xfrm>
+                      <a:off x="0" y="0"/>
+                      <a:ext cx="4681728" cy="1408176"/>
+                    </a:xfrm>
+                    <a:prstGeom prst="rect"/>
+                  </pic:spPr>
+                </pic:pic>
+              </a:graphicData>
+            </a:graphic>
+          </wp:inline>
+        </w:drawing>
+      </w:r>
+    </w:p>
+    <w:p>
+      <w:pPr>
+        <w:keepNext w:val="0"/>
+        <w:spacing w:line="240" w:lineRule="auto" w:before="40" w:after="200"/>
+        <w:ind w:firstLine="0"/>
+        <w:jc w:val="center"/>
+      </w:pPr>
+      <w:r>
+        <w:rPr>
+          <w:rFonts w:ascii="Times New Roman" w:hAnsi="Times New Roman" w:cs="Times New Roman" w:eastAsia="Times New Roman"/>
+          <w:b w:val="0"/>
+          <w:i/>
+          <w:color w:val="000000"/>
+          <w:sz w:val="24"/>
+        </w:rPr>
+        <w:t>Рисунок 3.12 — Состав заявки</w:t>
+      </w:r>
+    </w:p>
+    <w:p>
+      <w:r>
+        <w:rPr>
+          <w:rFonts w:ascii="Times New Roman" w:hAnsi="Times New Roman" w:cs="Times New Roman" w:eastAsia="Times New Roman"/>
+          <w:b w:val="0"/>
+          <w:i w:val="0"/>
+          <w:color w:val="000000"/>
+          <w:sz w:val="28"/>
+        </w:rPr>
+        <w:t xml:space="preserve">Отбор над списком, рисунок 3.13: поиск, </w:t>
+      </w:r>
+      <w:r>
+        <w:rPr>
+          <w:rFonts w:ascii="Times New Roman" w:hAnsi="Times New Roman" w:cs="Times New Roman" w:eastAsia="Times New Roman"/>
+          <w:b/>
+          <w:i w:val="0"/>
+          <w:color w:val="000000"/>
+          <w:sz w:val="28"/>
+        </w:rPr>
+        <w:t>«Все типы»</w:t>
+      </w:r>
+      <w:r>
+        <w:rPr>
+          <w:rFonts w:ascii="Times New Roman" w:hAnsi="Times New Roman" w:cs="Times New Roman" w:eastAsia="Times New Roman"/>
+          <w:b w:val="0"/>
+          <w:i w:val="0"/>
+          <w:color w:val="000000"/>
+          <w:sz w:val="28"/>
+        </w:rPr>
+        <w:t xml:space="preserve">, </w:t>
+      </w:r>
+      <w:r>
+        <w:rPr>
+          <w:rFonts w:ascii="Times New Roman" w:hAnsi="Times New Roman" w:cs="Times New Roman" w:eastAsia="Times New Roman"/>
+          <w:b/>
+          <w:i w:val="0"/>
+          <w:color w:val="000000"/>
+          <w:sz w:val="28"/>
+        </w:rPr>
+        <w:t>«Все организации»</w:t>
+      </w:r>
+      <w:r>
+        <w:rPr>
+          <w:rFonts w:ascii="Times New Roman" w:hAnsi="Times New Roman" w:cs="Times New Roman" w:eastAsia="Times New Roman"/>
+          <w:b w:val="0"/>
+          <w:i w:val="0"/>
+          <w:color w:val="000000"/>
+          <w:sz w:val="28"/>
+        </w:rPr>
+        <w:t xml:space="preserve">, </w:t>
+      </w:r>
+      <w:r>
+        <w:rPr>
+          <w:rFonts w:ascii="Times New Roman" w:hAnsi="Times New Roman" w:cs="Times New Roman" w:eastAsia="Times New Roman"/>
+          <w:b/>
+          <w:i w:val="0"/>
+          <w:color w:val="000000"/>
+          <w:sz w:val="28"/>
+        </w:rPr>
+        <w:t>«Все компании»</w:t>
+      </w:r>
+      <w:r>
+        <w:rPr>
+          <w:rFonts w:ascii="Times New Roman" w:hAnsi="Times New Roman" w:cs="Times New Roman" w:eastAsia="Times New Roman"/>
+          <w:b w:val="0"/>
+          <w:i w:val="0"/>
+          <w:color w:val="000000"/>
+          <w:sz w:val="28"/>
+        </w:rPr>
+        <w:t xml:space="preserve">. Переключатель </w:t>
+      </w:r>
+      <w:r>
+        <w:rPr>
+          <w:rFonts w:ascii="Times New Roman" w:hAnsi="Times New Roman" w:cs="Times New Roman" w:eastAsia="Times New Roman"/>
+          <w:b/>
+          <w:i w:val="0"/>
+          <w:color w:val="000000"/>
+          <w:sz w:val="28"/>
+        </w:rPr>
+        <w:t>«Завершённые»</w:t>
+      </w:r>
+      <w:r>
+        <w:rPr>
+          <w:rFonts w:ascii="Times New Roman" w:hAnsi="Times New Roman" w:cs="Times New Roman" w:eastAsia="Times New Roman"/>
+          <w:b w:val="0"/>
+          <w:i w:val="0"/>
+          <w:color w:val="000000"/>
+          <w:sz w:val="28"/>
+        </w:rPr>
+        <w:t xml:space="preserve"> оставляет в списке только отработанные заявки. Переключатель </w:t>
+      </w:r>
+      <w:r>
+        <w:rPr>
+          <w:rFonts w:ascii="Times New Roman" w:hAnsi="Times New Roman" w:cs="Times New Roman" w:eastAsia="Times New Roman"/>
+          <w:b/>
+          <w:i w:val="0"/>
+          <w:color w:val="000000"/>
+          <w:sz w:val="28"/>
+        </w:rPr>
+        <w:t>«Ночь»</w:t>
+      </w:r>
+      <w:r>
+        <w:rPr>
+          <w:rFonts w:ascii="Times New Roman" w:hAnsi="Times New Roman" w:cs="Times New Roman" w:eastAsia="Times New Roman"/>
+          <w:b w:val="0"/>
+          <w:i w:val="0"/>
+          <w:color w:val="000000"/>
+          <w:sz w:val="28"/>
+        </w:rPr>
+        <w:t xml:space="preserve"> оставляет те, у которых въезд попадает на ночь. Кнопка </w:t>
+      </w:r>
+      <w:r>
+        <w:rPr>
+          <w:rFonts w:ascii="Times New Roman" w:hAnsi="Times New Roman" w:cs="Times New Roman" w:eastAsia="Times New Roman"/>
+          <w:b/>
+          <w:i w:val="0"/>
+          <w:color w:val="000000"/>
+          <w:sz w:val="28"/>
+        </w:rPr>
+        <w:t>«Сбросить»</w:t>
+      </w:r>
+      <w:r>
+        <w:rPr>
+          <w:rFonts w:ascii="Times New Roman" w:hAnsi="Times New Roman" w:cs="Times New Roman" w:eastAsia="Times New Roman"/>
+          <w:b w:val="0"/>
+          <w:i w:val="0"/>
+          <w:color w:val="000000"/>
+          <w:sz w:val="28"/>
+        </w:rPr>
+        <w:t xml:space="preserve"> (1) снимает весь отбор.</w:t>
+      </w:r>
+    </w:p>
+    <w:p>
+      <w:pPr>
+        <w:keepNext/>
+        <w:spacing w:before="120" w:after="40"/>
+        <w:ind w:firstLine="0"/>
+        <w:jc w:val="center"/>
+      </w:pPr>
+      <w:r>
+        <w:drawing>
+          <wp:inline xmlns:a="http://schemas.openxmlformats.org/drawingml/2006/main" xmlns:pic="http://schemas.openxmlformats.org/drawingml/2006/picture">
+            <wp:extent cx="5940000" cy="676516"/>
+            <wp:docPr id="15" name="Picture 15"/>
             <wp:cNvGraphicFramePr>
               <a:graphicFrameLocks noChangeAspect="1"/>
             </wp:cNvGraphicFramePr>
@@ -4841,7 +5009,7 @@
                     <pic:cNvPicPr/>
                   </pic:nvPicPr>
                   <pic:blipFill>
-                    <a:blip r:embed="rId23"/>
+                    <a:blip r:embed="rId25"/>
                     <a:stretch>
                       <a:fillRect/>
                     </a:stretch>
@@ -4849,7 +5017,7 @@
                   <pic:spPr>
                     <a:xfrm>
                       <a:off x="0" y="0"/>
-                      <a:ext cx="5940000" cy="543033"/>
+                      <a:ext cx="5940000" cy="676516"/>
                     </a:xfrm>
                     <a:prstGeom prst="rect"/>
                   </pic:spPr>
@@ -4875,7 +5043,7 @@
           <w:color w:val="000000"/>
           <w:sz w:val="24"/>
         </w:rPr>
-        <w:t>Рисунок 3.11 — Поиск и отбор в разделе «Доступные мне»</w:t>
+        <w:t>Рисунок 3.13 — Поиск и отбор в разделе «Доступные мне»</w:t>
       </w:r>
     </w:p>
     <w:tbl>
@@ -4977,6 +5145,112 @@
     </w:p>
     <w:p>
       <w:pPr>
+        <w:spacing w:after="0" w:line="360" w:lineRule="auto"/>
+        <w:ind w:hanging="454" w:left="1134"/>
+        <w:jc w:val="both"/>
+      </w:pPr>
+      <w:r>
+        <w:rPr>
+          <w:rFonts w:ascii="Times New Roman" w:hAnsi="Times New Roman" w:cs="Times New Roman" w:eastAsia="Times New Roman"/>
+          <w:b w:val="0"/>
+          <w:i w:val="0"/>
+          <w:color w:val="000000"/>
+          <w:sz w:val="28"/>
+        </w:rPr>
+        <w:t>1.</w:t>
+        <w:tab/>
+      </w:r>
+      <w:r>
+        <w:rPr>
+          <w:rFonts w:ascii="Times New Roman" w:hAnsi="Times New Roman" w:cs="Times New Roman" w:eastAsia="Times New Roman"/>
+          <w:b w:val="0"/>
+          <w:i w:val="0"/>
+          <w:color w:val="000000"/>
+          <w:sz w:val="28"/>
+        </w:rPr>
+        <w:t xml:space="preserve">Откройте таблицу своего поста, если она ещё не открыта: боковое меню, пункт </w:t>
+      </w:r>
+      <w:r>
+        <w:rPr>
+          <w:rFonts w:ascii="Times New Roman" w:hAnsi="Times New Roman" w:cs="Times New Roman" w:eastAsia="Times New Roman"/>
+          <w:b/>
+          <w:i w:val="0"/>
+          <w:color w:val="000000"/>
+          <w:sz w:val="28"/>
+        </w:rPr>
+        <w:t>«Таблицы»</w:t>
+      </w:r>
+      <w:r>
+        <w:rPr>
+          <w:rFonts w:ascii="Times New Roman" w:hAnsi="Times New Roman" w:cs="Times New Roman" w:eastAsia="Times New Roman"/>
+          <w:b w:val="0"/>
+          <w:i w:val="0"/>
+          <w:color w:val="000000"/>
+          <w:sz w:val="28"/>
+        </w:rPr>
+        <w:t>, ваш пост. Подробно - подраздел 3.1.</w:t>
+      </w:r>
+    </w:p>
+    <w:p>
+      <w:pPr>
+        <w:spacing w:after="0" w:line="360" w:lineRule="auto"/>
+        <w:ind w:hanging="454" w:left="1134"/>
+        <w:jc w:val="both"/>
+      </w:pPr>
+      <w:r>
+        <w:rPr>
+          <w:rFonts w:ascii="Times New Roman" w:hAnsi="Times New Roman" w:cs="Times New Roman" w:eastAsia="Times New Roman"/>
+          <w:b w:val="0"/>
+          <w:i w:val="0"/>
+          <w:color w:val="000000"/>
+          <w:sz w:val="28"/>
+        </w:rPr>
+        <w:t>2.</w:t>
+        <w:tab/>
+      </w:r>
+      <w:r>
+        <w:rPr>
+          <w:rFonts w:ascii="Times New Roman" w:hAnsi="Times New Roman" w:cs="Times New Roman" w:eastAsia="Times New Roman"/>
+          <w:b w:val="0"/>
+          <w:i w:val="0"/>
+          <w:color w:val="000000"/>
+          <w:sz w:val="28"/>
+        </w:rPr>
+        <w:t xml:space="preserve">Наберите номер машины в поле </w:t>
+      </w:r>
+      <w:r>
+        <w:rPr>
+          <w:rFonts w:ascii="Times New Roman" w:hAnsi="Times New Roman" w:cs="Times New Roman" w:eastAsia="Times New Roman"/>
+          <w:b/>
+          <w:i w:val="0"/>
+          <w:color w:val="000000"/>
+          <w:sz w:val="28"/>
+        </w:rPr>
+        <w:t>«Поиск..»</w:t>
+      </w:r>
+      <w:r>
+        <w:rPr>
+          <w:rFonts w:ascii="Times New Roman" w:hAnsi="Times New Roman" w:cs="Times New Roman" w:eastAsia="Times New Roman"/>
+          <w:b w:val="0"/>
+          <w:i w:val="0"/>
+          <w:color w:val="000000"/>
+          <w:sz w:val="28"/>
+        </w:rPr>
+        <w:t xml:space="preserve"> над таблицей, рисунок 4.1. </w:t>
+      </w:r>
+      <w:r>
+        <w:rPr>
+          <w:rFonts w:ascii="Times New Roman" w:hAnsi="Times New Roman" w:cs="Times New Roman" w:eastAsia="Times New Roman"/>
+          <w:b/>
+          <w:i w:val="0"/>
+          <w:color w:val="000000"/>
+          <w:sz w:val="28"/>
+        </w:rPr>
+        <w:t>В таблице останутся подходящие строки.</w:t>
+      </w:r>
+    </w:p>
+    <w:p>
+      <w:pPr>
         <w:keepNext/>
         <w:spacing w:before="120" w:after="40"/>
         <w:ind w:firstLine="0"/>
@@ -4986,7 +5260,7 @@
         <w:drawing>
           <wp:inline xmlns:a="http://schemas.openxmlformats.org/drawingml/2006/main" xmlns:pic="http://schemas.openxmlformats.org/drawingml/2006/picture">
             <wp:extent cx="2194560" cy="883920"/>
-            <wp:docPr id="14" name="Picture 14"/>
+            <wp:docPr id="16" name="Picture 16"/>
             <wp:cNvGraphicFramePr>
               <a:graphicFrameLocks noChangeAspect="1"/>
             </wp:cNvGraphicFramePr>
@@ -4998,7 +5272,7 @@
                     <pic:cNvPicPr/>
                   </pic:nvPicPr>
                   <pic:blipFill>
-                    <a:blip r:embed="rId24"/>
+                    <a:blip r:embed="rId26"/>
                     <a:stretch>
                       <a:fillRect/>
                     </a:stretch>
@@ -5049,7 +5323,7 @@
           <w:color w:val="000000"/>
           <w:sz w:val="28"/>
         </w:rPr>
-        <w:t>1.</w:t>
+        <w:t>3.</w:t>
         <w:tab/>
       </w:r>
       <w:r>
@@ -5060,37 +5334,7 @@
           <w:color w:val="000000"/>
           <w:sz w:val="28"/>
         </w:rPr>
-        <w:t xml:space="preserve">Наберите номер машины в поле </w:t>
-      </w:r>
-      <w:r>
-        <w:rPr>
-          <w:rFonts w:ascii="Times New Roman" w:hAnsi="Times New Roman" w:cs="Times New Roman" w:eastAsia="Times New Roman"/>
-          <w:b/>
-          <w:i w:val="0"/>
-          <w:color w:val="000000"/>
-          <w:sz w:val="28"/>
-        </w:rPr>
-        <w:t>«Поиск..»</w:t>
-      </w:r>
-      <w:r>
-        <w:rPr>
-          <w:rFonts w:ascii="Times New Roman" w:hAnsi="Times New Roman" w:cs="Times New Roman" w:eastAsia="Times New Roman"/>
-          <w:b w:val="0"/>
-          <w:i w:val="0"/>
-          <w:color w:val="000000"/>
-          <w:sz w:val="28"/>
-        </w:rPr>
-        <w:t xml:space="preserve"> над таблицей. </w:t>
-      </w:r>
-      <w:r>
-        <w:rPr>
-          <w:rFonts w:ascii="Times New Roman" w:hAnsi="Times New Roman" w:cs="Times New Roman" w:eastAsia="Times New Roman"/>
-          <w:b/>
-          <w:i w:val="0"/>
-          <w:color w:val="000000"/>
-          <w:sz w:val="28"/>
-        </w:rPr>
-        <w:t>В таблице останутся подходящие строки.</w:t>
+        <w:t>Сверьте номер и марку на экране с самой машиной.</w:t>
       </w:r>
     </w:p>
     <w:p>
@@ -5107,7 +5351,7 @@
           <w:color w:val="000000"/>
           <w:sz w:val="28"/>
         </w:rPr>
-        <w:t>2.</w:t>
+        <w:t>4.</w:t>
         <w:tab/>
       </w:r>
       <w:r>
@@ -5118,7 +5362,37 @@
           <w:color w:val="000000"/>
           <w:sz w:val="28"/>
         </w:rPr>
-        <w:t>Сверьте номер и марку на экране с самой машиной.</w:t>
+        <w:t xml:space="preserve">Посмотрите колонку </w:t>
+      </w:r>
+      <w:r>
+        <w:rPr>
+          <w:rFonts w:ascii="Times New Roman" w:hAnsi="Times New Roman" w:cs="Times New Roman" w:eastAsia="Times New Roman"/>
+          <w:b/>
+          <w:i w:val="0"/>
+          <w:color w:val="000000"/>
+          <w:sz w:val="28"/>
+        </w:rPr>
+        <w:t>«Действует до»</w:t>
+      </w:r>
+      <w:r>
+        <w:rPr>
+          <w:rFonts w:ascii="Times New Roman" w:hAnsi="Times New Roman" w:cs="Times New Roman" w:eastAsia="Times New Roman"/>
+          <w:b w:val="0"/>
+          <w:i w:val="0"/>
+          <w:color w:val="000000"/>
+          <w:sz w:val="28"/>
+        </w:rPr>
+        <w:t xml:space="preserve"> и колонку времени. </w:t>
+      </w:r>
+      <w:r>
+        <w:rPr>
+          <w:rFonts w:ascii="Times New Roman" w:hAnsi="Times New Roman" w:cs="Times New Roman" w:eastAsia="Times New Roman"/>
+          <w:b/>
+          <w:i w:val="0"/>
+          <w:color w:val="000000"/>
+          <w:sz w:val="28"/>
+        </w:rPr>
+        <w:t>Срок пропуска должен идти, а время - подходить.</w:t>
       </w:r>
     </w:p>
     <w:p>
@@ -5135,7 +5409,7 @@
           <w:color w:val="000000"/>
           <w:sz w:val="28"/>
         </w:rPr>
-        <w:t>3.</w:t>
+        <w:t>5.</w:t>
         <w:tab/>
       </w:r>
       <w:r>
@@ -5146,7 +5420,7 @@
           <w:color w:val="000000"/>
           <w:sz w:val="28"/>
         </w:rPr>
-        <w:t xml:space="preserve">Посмотрите колонку </w:t>
+        <w:t xml:space="preserve">Нажмите в строке кнопку </w:t>
       </w:r>
       <w:r>
         <w:rPr>
@@ -5156,27 +5430,17 @@
           <w:color w:val="000000"/>
           <w:sz w:val="28"/>
         </w:rPr>
-        <w:t>«Действует до»</w:t>
-      </w:r>
-      <w:r>
-        <w:rPr>
-          <w:rFonts w:ascii="Times New Roman" w:hAnsi="Times New Roman" w:cs="Times New Roman" w:eastAsia="Times New Roman"/>
-          <w:b w:val="0"/>
-          <w:i w:val="0"/>
-          <w:color w:val="000000"/>
-          <w:sz w:val="28"/>
-        </w:rPr>
-        <w:t xml:space="preserve"> и колонку времени. </w:t>
-      </w:r>
-      <w:r>
-        <w:rPr>
-          <w:rFonts w:ascii="Times New Roman" w:hAnsi="Times New Roman" w:cs="Times New Roman" w:eastAsia="Times New Roman"/>
-          <w:b/>
-          <w:i w:val="0"/>
-          <w:color w:val="000000"/>
-          <w:sz w:val="28"/>
-        </w:rPr>
-        <w:t>Срок пропуска должен идти, а время - подходить.</w:t>
+        <w:t>«Въезд»</w:t>
+      </w:r>
+      <w:r>
+        <w:rPr>
+          <w:rFonts w:ascii="Times New Roman" w:hAnsi="Times New Roman" w:cs="Times New Roman" w:eastAsia="Times New Roman"/>
+          <w:b w:val="0"/>
+          <w:i w:val="0"/>
+          <w:color w:val="000000"/>
+          <w:sz w:val="28"/>
+        </w:rPr>
+        <w:t xml:space="preserve"> (1 на рисунке 4.2).</w:t>
       </w:r>
     </w:p>
     <w:p>
@@ -5190,7 +5454,7 @@
         <w:drawing>
           <wp:inline xmlns:a="http://schemas.openxmlformats.org/drawingml/2006/main" xmlns:pic="http://schemas.openxmlformats.org/drawingml/2006/picture">
             <wp:extent cx="5940000" cy="1271123"/>
-            <wp:docPr id="15" name="Picture 15"/>
+            <wp:docPr id="17" name="Picture 17"/>
             <wp:cNvGraphicFramePr>
               <a:graphicFrameLocks noChangeAspect="1"/>
             </wp:cNvGraphicFramePr>
@@ -5202,7 +5466,7 @@
                     <pic:cNvPicPr/>
                   </pic:nvPicPr>
                   <pic:blipFill>
-                    <a:blip r:embed="rId25"/>
+                    <a:blip r:embed="rId27"/>
                     <a:stretch>
                       <a:fillRect/>
                     </a:stretch>
@@ -5253,7 +5517,7 @@
           <w:color w:val="000000"/>
           <w:sz w:val="28"/>
         </w:rPr>
-        <w:t>4.</w:t>
+        <w:t>6.</w:t>
         <w:tab/>
       </w:r>
       <w:r>
@@ -5264,7 +5528,7 @@
           <w:color w:val="000000"/>
           <w:sz w:val="28"/>
         </w:rPr>
-        <w:t xml:space="preserve">Нажмите в строке кнопку </w:t>
+        <w:t xml:space="preserve">Убедитесь, что отметка прошла. </w:t>
       </w:r>
       <w:r>
         <w:rPr>
@@ -5274,27 +5538,7 @@
           <w:color w:val="000000"/>
           <w:sz w:val="28"/>
         </w:rPr>
-        <w:t>«Въезд»</w:t>
-      </w:r>
-      <w:r>
-        <w:rPr>
-          <w:rFonts w:ascii="Times New Roman" w:hAnsi="Times New Roman" w:cs="Times New Roman" w:eastAsia="Times New Roman"/>
-          <w:b w:val="0"/>
-          <w:i w:val="0"/>
-          <w:color w:val="000000"/>
-          <w:sz w:val="28"/>
-        </w:rPr>
-        <w:t xml:space="preserve"> (1). </w:t>
-      </w:r>
-      <w:r>
-        <w:rPr>
-          <w:rFonts w:ascii="Times New Roman" w:hAnsi="Times New Roman" w:cs="Times New Roman" w:eastAsia="Times New Roman"/>
-          <w:b/>
-          <w:i w:val="0"/>
-          <w:color w:val="000000"/>
-          <w:sz w:val="28"/>
-        </w:rPr>
-        <w:t>Кнопка станет зелёной. Система напишет, что машина с таким номером отмечена о прибытии. Счёт «Машин на территории» увеличится на единицу.</w:t>
+        <w:t>Кнопка стала зелёной, рисунок 4.3. Система написала, что машина с таким номером отмечена о прибытии. Счёт «Машин на территории» увеличился на единицу.</w:t>
       </w:r>
     </w:p>
     <w:p>
@@ -5308,7 +5552,7 @@
         <w:drawing>
           <wp:inline xmlns:a="http://schemas.openxmlformats.org/drawingml/2006/main" xmlns:pic="http://schemas.openxmlformats.org/drawingml/2006/picture">
             <wp:extent cx="5940000" cy="1046629"/>
-            <wp:docPr id="16" name="Picture 16"/>
+            <wp:docPr id="18" name="Picture 18"/>
             <wp:cNvGraphicFramePr>
               <a:graphicFrameLocks noChangeAspect="1"/>
             </wp:cNvGraphicFramePr>
@@ -5320,7 +5564,7 @@
                     <pic:cNvPicPr/>
                   </pic:nvPicPr>
                   <pic:blipFill>
-                    <a:blip r:embed="rId26"/>
+                    <a:blip r:embed="rId28"/>
                     <a:stretch>
                       <a:fillRect/>
                     </a:stretch>
@@ -5371,7 +5615,7 @@
           <w:color w:val="000000"/>
           <w:sz w:val="28"/>
         </w:rPr>
-        <w:t>5.</w:t>
+        <w:t>7.</w:t>
         <w:tab/>
       </w:r>
       <w:r>
@@ -5519,27 +5763,7 @@
           <w:color w:val="000000"/>
           <w:sz w:val="28"/>
         </w:rPr>
-        <w:t xml:space="preserve">Найдите строку этой машины через поле </w:t>
-      </w:r>
-      <w:r>
-        <w:rPr>
-          <w:rFonts w:ascii="Times New Roman" w:hAnsi="Times New Roman" w:cs="Times New Roman" w:eastAsia="Times New Roman"/>
-          <w:b/>
-          <w:i w:val="0"/>
-          <w:color w:val="000000"/>
-          <w:sz w:val="28"/>
-        </w:rPr>
-        <w:t>«Поиск..»</w:t>
-      </w:r>
-      <w:r>
-        <w:rPr>
-          <w:rFonts w:ascii="Times New Roman" w:hAnsi="Times New Roman" w:cs="Times New Roman" w:eastAsia="Times New Roman"/>
-          <w:b w:val="0"/>
-          <w:i w:val="0"/>
-          <w:color w:val="000000"/>
-          <w:sz w:val="28"/>
-        </w:rPr>
-        <w:t>.</w:t>
+        <w:t>Откройте таблицу своего поста, если она ещё не открыта (подраздел 3.1).</w:t>
       </w:r>
     </w:p>
     <w:p>
@@ -5567,6 +5791,54 @@
           <w:color w:val="000000"/>
           <w:sz w:val="28"/>
         </w:rPr>
+        <w:t xml:space="preserve">Найдите строку этой машины через поле </w:t>
+      </w:r>
+      <w:r>
+        <w:rPr>
+          <w:rFonts w:ascii="Times New Roman" w:hAnsi="Times New Roman" w:cs="Times New Roman" w:eastAsia="Times New Roman"/>
+          <w:b/>
+          <w:i w:val="0"/>
+          <w:color w:val="000000"/>
+          <w:sz w:val="28"/>
+        </w:rPr>
+        <w:t>«Поиск..»</w:t>
+      </w:r>
+      <w:r>
+        <w:rPr>
+          <w:rFonts w:ascii="Times New Roman" w:hAnsi="Times New Roman" w:cs="Times New Roman" w:eastAsia="Times New Roman"/>
+          <w:b w:val="0"/>
+          <w:i w:val="0"/>
+          <w:color w:val="000000"/>
+          <w:sz w:val="28"/>
+        </w:rPr>
+        <w:t>.</w:t>
+      </w:r>
+    </w:p>
+    <w:p>
+      <w:pPr>
+        <w:spacing w:after="0" w:line="360" w:lineRule="auto"/>
+        <w:ind w:hanging="454" w:left="1134"/>
+        <w:jc w:val="both"/>
+      </w:pPr>
+      <w:r>
+        <w:rPr>
+          <w:rFonts w:ascii="Times New Roman" w:hAnsi="Times New Roman" w:cs="Times New Roman" w:eastAsia="Times New Roman"/>
+          <w:b w:val="0"/>
+          <w:i w:val="0"/>
+          <w:color w:val="000000"/>
+          <w:sz w:val="28"/>
+        </w:rPr>
+        <w:t>3.</w:t>
+        <w:tab/>
+      </w:r>
+      <w:r>
+        <w:rPr>
+          <w:rFonts w:ascii="Times New Roman" w:hAnsi="Times New Roman" w:cs="Times New Roman" w:eastAsia="Times New Roman"/>
+          <w:b w:val="0"/>
+          <w:i w:val="0"/>
+          <w:color w:val="000000"/>
+          <w:sz w:val="28"/>
+        </w:rPr>
         <w:t xml:space="preserve">Нажмите кнопку </w:t>
       </w:r>
       <w:r>
@@ -5587,7 +5859,35 @@
           <w:color w:val="000000"/>
           <w:sz w:val="28"/>
         </w:rPr>
-        <w:t xml:space="preserve">. </w:t>
+        <w:t>.</w:t>
+      </w:r>
+    </w:p>
+    <w:p>
+      <w:pPr>
+        <w:spacing w:after="0" w:line="360" w:lineRule="auto"/>
+        <w:ind w:hanging="454" w:left="1134"/>
+        <w:jc w:val="both"/>
+      </w:pPr>
+      <w:r>
+        <w:rPr>
+          <w:rFonts w:ascii="Times New Roman" w:hAnsi="Times New Roman" w:cs="Times New Roman" w:eastAsia="Times New Roman"/>
+          <w:b w:val="0"/>
+          <w:i w:val="0"/>
+          <w:color w:val="000000"/>
+          <w:sz w:val="28"/>
+        </w:rPr>
+        <w:t>4.</w:t>
+        <w:tab/>
+      </w:r>
+      <w:r>
+        <w:rPr>
+          <w:rFonts w:ascii="Times New Roman" w:hAnsi="Times New Roman" w:cs="Times New Roman" w:eastAsia="Times New Roman"/>
+          <w:b w:val="0"/>
+          <w:i w:val="0"/>
+          <w:color w:val="000000"/>
+          <w:sz w:val="28"/>
+        </w:rPr>
+        <w:t xml:space="preserve">Убедитесь, что отметка прошла. </w:t>
       </w:r>
       <w:r>
         <w:rPr>
@@ -5597,7 +5897,7 @@
           <w:color w:val="000000"/>
           <w:sz w:val="28"/>
         </w:rPr>
-        <w:t>Кнопка станет красной. Система напишет, что машина уехала. Счёт «Машин на территории» уменьшится на единицу.</w:t>
+        <w:t>Кнопка стала красной, рисунок 5.1. Система написала, что машина уехала. Счёт «Машин на территории» уменьшился на единицу.</w:t>
       </w:r>
     </w:p>
     <w:p>
@@ -5611,7 +5911,7 @@
         <w:drawing>
           <wp:inline xmlns:a="http://schemas.openxmlformats.org/drawingml/2006/main" xmlns:pic="http://schemas.openxmlformats.org/drawingml/2006/picture">
             <wp:extent cx="5803392" cy="1188720"/>
-            <wp:docPr id="17" name="Picture 17"/>
+            <wp:docPr id="19" name="Picture 19"/>
             <wp:cNvGraphicFramePr>
               <a:graphicFrameLocks noChangeAspect="1"/>
             </wp:cNvGraphicFramePr>
@@ -5623,7 +5923,7 @@
                     <pic:cNvPicPr/>
                   </pic:nvPicPr>
                   <pic:blipFill>
-                    <a:blip r:embed="rId27"/>
+                    <a:blip r:embed="rId29"/>
                     <a:stretch>
                       <a:fillRect/>
                     </a:stretch>
@@ -5674,7 +5974,7 @@
           <w:color w:val="000000"/>
           <w:sz w:val="28"/>
         </w:rPr>
-        <w:t>3.</w:t>
+        <w:t>5.</w:t>
         <w:tab/>
       </w:r>
       <w:r>
@@ -5851,6 +6151,266 @@
     </w:p>
     <w:p>
       <w:pPr>
+        <w:spacing w:after="0" w:line="360" w:lineRule="auto"/>
+        <w:ind w:hanging="454" w:left="1134"/>
+        <w:jc w:val="both"/>
+      </w:pPr>
+      <w:r>
+        <w:rPr>
+          <w:rFonts w:ascii="Times New Roman" w:hAnsi="Times New Roman" w:cs="Times New Roman" w:eastAsia="Times New Roman"/>
+          <w:b w:val="0"/>
+          <w:i w:val="0"/>
+          <w:color w:val="000000"/>
+          <w:sz w:val="28"/>
+        </w:rPr>
+        <w:t>1.</w:t>
+        <w:tab/>
+      </w:r>
+      <w:r>
+        <w:rPr>
+          <w:rFonts w:ascii="Times New Roman" w:hAnsi="Times New Roman" w:cs="Times New Roman" w:eastAsia="Times New Roman"/>
+          <w:b w:val="0"/>
+          <w:i w:val="0"/>
+          <w:color w:val="000000"/>
+          <w:sz w:val="28"/>
+        </w:rPr>
+        <w:t xml:space="preserve">Откройте таблицу своего поста: боковое меню, пункт </w:t>
+      </w:r>
+      <w:r>
+        <w:rPr>
+          <w:rFonts w:ascii="Times New Roman" w:hAnsi="Times New Roman" w:cs="Times New Roman" w:eastAsia="Times New Roman"/>
+          <w:b/>
+          <w:i w:val="0"/>
+          <w:color w:val="000000"/>
+          <w:sz w:val="28"/>
+        </w:rPr>
+        <w:t>«Таблицы»</w:t>
+      </w:r>
+      <w:r>
+        <w:rPr>
+          <w:rFonts w:ascii="Times New Roman" w:hAnsi="Times New Roman" w:cs="Times New Roman" w:eastAsia="Times New Roman"/>
+          <w:b w:val="0"/>
+          <w:i w:val="0"/>
+          <w:color w:val="000000"/>
+          <w:sz w:val="28"/>
+        </w:rPr>
+        <w:t xml:space="preserve">, ваш пост в группе </w:t>
+      </w:r>
+      <w:r>
+        <w:rPr>
+          <w:rFonts w:ascii="Times New Roman" w:hAnsi="Times New Roman" w:cs="Times New Roman" w:eastAsia="Times New Roman"/>
+          <w:b/>
+          <w:i w:val="0"/>
+          <w:color w:val="000000"/>
+          <w:sz w:val="28"/>
+        </w:rPr>
+        <w:t>«ЛЮДИ»</w:t>
+      </w:r>
+      <w:r>
+        <w:rPr>
+          <w:rFonts w:ascii="Times New Roman" w:hAnsi="Times New Roman" w:cs="Times New Roman" w:eastAsia="Times New Roman"/>
+          <w:b w:val="0"/>
+          <w:i w:val="0"/>
+          <w:color w:val="000000"/>
+          <w:sz w:val="28"/>
+        </w:rPr>
+        <w:t>. Подробно - подраздел 3.1.</w:t>
+      </w:r>
+    </w:p>
+    <w:p>
+      <w:pPr>
+        <w:spacing w:after="0" w:line="360" w:lineRule="auto"/>
+        <w:ind w:hanging="454" w:left="1134"/>
+        <w:jc w:val="both"/>
+      </w:pPr>
+      <w:r>
+        <w:rPr>
+          <w:rFonts w:ascii="Times New Roman" w:hAnsi="Times New Roman" w:cs="Times New Roman" w:eastAsia="Times New Roman"/>
+          <w:b w:val="0"/>
+          <w:i w:val="0"/>
+          <w:color w:val="000000"/>
+          <w:sz w:val="28"/>
+        </w:rPr>
+        <w:t>2.</w:t>
+        <w:tab/>
+      </w:r>
+      <w:r>
+        <w:rPr>
+          <w:rFonts w:ascii="Times New Roman" w:hAnsi="Times New Roman" w:cs="Times New Roman" w:eastAsia="Times New Roman"/>
+          <w:b w:val="0"/>
+          <w:i w:val="0"/>
+          <w:color w:val="000000"/>
+          <w:sz w:val="28"/>
+        </w:rPr>
+        <w:t xml:space="preserve">Наберите фамилию в поле </w:t>
+      </w:r>
+      <w:r>
+        <w:rPr>
+          <w:rFonts w:ascii="Times New Roman" w:hAnsi="Times New Roman" w:cs="Times New Roman" w:eastAsia="Times New Roman"/>
+          <w:b/>
+          <w:i w:val="0"/>
+          <w:color w:val="000000"/>
+          <w:sz w:val="28"/>
+        </w:rPr>
+        <w:t>«Поиск..»</w:t>
+      </w:r>
+      <w:r>
+        <w:rPr>
+          <w:rFonts w:ascii="Times New Roman" w:hAnsi="Times New Roman" w:cs="Times New Roman" w:eastAsia="Times New Roman"/>
+          <w:b w:val="0"/>
+          <w:i w:val="0"/>
+          <w:color w:val="000000"/>
+          <w:sz w:val="28"/>
+        </w:rPr>
+        <w:t xml:space="preserve">. </w:t>
+      </w:r>
+      <w:r>
+        <w:rPr>
+          <w:rFonts w:ascii="Times New Roman" w:hAnsi="Times New Roman" w:cs="Times New Roman" w:eastAsia="Times New Roman"/>
+          <w:b/>
+          <w:i w:val="0"/>
+          <w:color w:val="000000"/>
+          <w:sz w:val="28"/>
+        </w:rPr>
+        <w:t>В таблице останутся подходящие строки.</w:t>
+      </w:r>
+    </w:p>
+    <w:p>
+      <w:pPr>
+        <w:spacing w:after="0" w:line="360" w:lineRule="auto"/>
+        <w:ind w:hanging="454" w:left="1134"/>
+        <w:jc w:val="both"/>
+      </w:pPr>
+      <w:r>
+        <w:rPr>
+          <w:rFonts w:ascii="Times New Roman" w:hAnsi="Times New Roman" w:cs="Times New Roman" w:eastAsia="Times New Roman"/>
+          <w:b w:val="0"/>
+          <w:i w:val="0"/>
+          <w:color w:val="000000"/>
+          <w:sz w:val="28"/>
+        </w:rPr>
+        <w:t>3.</w:t>
+        <w:tab/>
+      </w:r>
+      <w:r>
+        <w:rPr>
+          <w:rFonts w:ascii="Times New Roman" w:hAnsi="Times New Roman" w:cs="Times New Roman" w:eastAsia="Times New Roman"/>
+          <w:b w:val="0"/>
+          <w:i w:val="0"/>
+          <w:color w:val="000000"/>
+          <w:sz w:val="28"/>
+        </w:rPr>
+        <w:t>Сверьте фамилию, имя и отчество с документом.</w:t>
+      </w:r>
+    </w:p>
+    <w:p>
+      <w:pPr>
+        <w:spacing w:after="0" w:line="360" w:lineRule="auto"/>
+        <w:ind w:hanging="454" w:left="1134"/>
+        <w:jc w:val="both"/>
+      </w:pPr>
+      <w:r>
+        <w:rPr>
+          <w:rFonts w:ascii="Times New Roman" w:hAnsi="Times New Roman" w:cs="Times New Roman" w:eastAsia="Times New Roman"/>
+          <w:b w:val="0"/>
+          <w:i w:val="0"/>
+          <w:color w:val="000000"/>
+          <w:sz w:val="28"/>
+        </w:rPr>
+        <w:t>4.</w:t>
+        <w:tab/>
+      </w:r>
+      <w:r>
+        <w:rPr>
+          <w:rFonts w:ascii="Times New Roman" w:hAnsi="Times New Roman" w:cs="Times New Roman" w:eastAsia="Times New Roman"/>
+          <w:b w:val="0"/>
+          <w:i w:val="0"/>
+          <w:color w:val="000000"/>
+          <w:sz w:val="28"/>
+        </w:rPr>
+        <w:t xml:space="preserve">Посмотрите колонку </w:t>
+      </w:r>
+      <w:r>
+        <w:rPr>
+          <w:rFonts w:ascii="Times New Roman" w:hAnsi="Times New Roman" w:cs="Times New Roman" w:eastAsia="Times New Roman"/>
+          <w:b/>
+          <w:i w:val="0"/>
+          <w:color w:val="000000"/>
+          <w:sz w:val="28"/>
+        </w:rPr>
+        <w:t>«Действует до»</w:t>
+      </w:r>
+      <w:r>
+        <w:rPr>
+          <w:rFonts w:ascii="Times New Roman" w:hAnsi="Times New Roman" w:cs="Times New Roman" w:eastAsia="Times New Roman"/>
+          <w:b w:val="0"/>
+          <w:i w:val="0"/>
+          <w:color w:val="000000"/>
+          <w:sz w:val="28"/>
+        </w:rPr>
+        <w:t>.</w:t>
+      </w:r>
+    </w:p>
+    <w:p>
+      <w:pPr>
+        <w:spacing w:after="0" w:line="360" w:lineRule="auto"/>
+        <w:ind w:hanging="454" w:left="1134"/>
+        <w:jc w:val="both"/>
+      </w:pPr>
+      <w:r>
+        <w:rPr>
+          <w:rFonts w:ascii="Times New Roman" w:hAnsi="Times New Roman" w:cs="Times New Roman" w:eastAsia="Times New Roman"/>
+          <w:b w:val="0"/>
+          <w:i w:val="0"/>
+          <w:color w:val="000000"/>
+          <w:sz w:val="28"/>
+        </w:rPr>
+        <w:t>5.</w:t>
+        <w:tab/>
+      </w:r>
+      <w:r>
+        <w:rPr>
+          <w:rFonts w:ascii="Times New Roman" w:hAnsi="Times New Roman" w:cs="Times New Roman" w:eastAsia="Times New Roman"/>
+          <w:b w:val="0"/>
+          <w:i w:val="0"/>
+          <w:color w:val="000000"/>
+          <w:sz w:val="28"/>
+        </w:rPr>
+        <w:t xml:space="preserve">Нажмите </w:t>
+      </w:r>
+      <w:r>
+        <w:rPr>
+          <w:rFonts w:ascii="Times New Roman" w:hAnsi="Times New Roman" w:cs="Times New Roman" w:eastAsia="Times New Roman"/>
+          <w:b/>
+          <w:i w:val="0"/>
+          <w:color w:val="000000"/>
+          <w:sz w:val="28"/>
+        </w:rPr>
+        <w:t>«Вход»</w:t>
+      </w:r>
+      <w:r>
+        <w:rPr>
+          <w:rFonts w:ascii="Times New Roman" w:hAnsi="Times New Roman" w:cs="Times New Roman" w:eastAsia="Times New Roman"/>
+          <w:b w:val="0"/>
+          <w:i w:val="0"/>
+          <w:color w:val="000000"/>
+          <w:sz w:val="28"/>
+        </w:rPr>
+        <w:t xml:space="preserve"> (1 на рисунке 6.1). </w:t>
+      </w:r>
+      <w:r>
+        <w:rPr>
+          <w:rFonts w:ascii="Times New Roman" w:hAnsi="Times New Roman" w:cs="Times New Roman" w:eastAsia="Times New Roman"/>
+          <w:b/>
+          <w:i w:val="0"/>
+          <w:color w:val="000000"/>
+          <w:sz w:val="28"/>
+        </w:rPr>
+        <w:t>Кнопка станет зелёной. Счёт «Людей зашло» увеличится на единицу.</w:t>
+      </w:r>
+    </w:p>
+    <w:p>
+      <w:pPr>
         <w:keepNext/>
         <w:spacing w:before="120" w:after="40"/>
         <w:ind w:firstLine="0"/>
@@ -5860,7 +6420,7 @@
         <w:drawing>
           <wp:inline xmlns:a="http://schemas.openxmlformats.org/drawingml/2006/main" xmlns:pic="http://schemas.openxmlformats.org/drawingml/2006/picture">
             <wp:extent cx="5940000" cy="1271123"/>
-            <wp:docPr id="18" name="Picture 18"/>
+            <wp:docPr id="20" name="Picture 20"/>
             <wp:cNvGraphicFramePr>
               <a:graphicFrameLocks noChangeAspect="1"/>
             </wp:cNvGraphicFramePr>
@@ -5872,7 +6432,7 @@
                     <pic:cNvPicPr/>
                   </pic:nvPicPr>
                   <pic:blipFill>
-                    <a:blip r:embed="rId28"/>
+                    <a:blip r:embed="rId30"/>
                     <a:stretch>
                       <a:fillRect/>
                     </a:stretch>
@@ -5906,7 +6466,7 @@
           <w:color w:val="000000"/>
           <w:sz w:val="24"/>
         </w:rPr>
-        <w:t>Рисунок 6.1 — Строка в таблице людей</w:t>
+        <w:t>Рисунок 6.1 — Кнопки входа и выхода в таблице людей</w:t>
       </w:r>
     </w:p>
     <w:p>
@@ -5923,7 +6483,7 @@
           <w:color w:val="000000"/>
           <w:sz w:val="28"/>
         </w:rPr>
-        <w:t>1.</w:t>
+        <w:t>6.</w:t>
         <w:tab/>
       </w:r>
       <w:r>
@@ -5934,7 +6494,7 @@
           <w:color w:val="000000"/>
           <w:sz w:val="28"/>
         </w:rPr>
-        <w:t xml:space="preserve">Наберите фамилию в поле </w:t>
+        <w:t xml:space="preserve">Когда человек уходит, найдите его строку и нажмите </w:t>
       </w:r>
       <w:r>
         <w:rPr>
@@ -5944,198 +6504,6 @@
           <w:color w:val="000000"/>
           <w:sz w:val="28"/>
         </w:rPr>
-        <w:t>«Поиск..»</w:t>
-      </w:r>
-      <w:r>
-        <w:rPr>
-          <w:rFonts w:ascii="Times New Roman" w:hAnsi="Times New Roman" w:cs="Times New Roman" w:eastAsia="Times New Roman"/>
-          <w:b w:val="0"/>
-          <w:i w:val="0"/>
-          <w:color w:val="000000"/>
-          <w:sz w:val="28"/>
-        </w:rPr>
-        <w:t xml:space="preserve">. </w:t>
-      </w:r>
-      <w:r>
-        <w:rPr>
-          <w:rFonts w:ascii="Times New Roman" w:hAnsi="Times New Roman" w:cs="Times New Roman" w:eastAsia="Times New Roman"/>
-          <w:b/>
-          <w:i w:val="0"/>
-          <w:color w:val="000000"/>
-          <w:sz w:val="28"/>
-        </w:rPr>
-        <w:t>В таблице останутся подходящие строки.</w:t>
-      </w:r>
-    </w:p>
-    <w:p>
-      <w:pPr>
-        <w:spacing w:after="0" w:line="360" w:lineRule="auto"/>
-        <w:ind w:hanging="454" w:left="1134"/>
-        <w:jc w:val="both"/>
-      </w:pPr>
-      <w:r>
-        <w:rPr>
-          <w:rFonts w:ascii="Times New Roman" w:hAnsi="Times New Roman" w:cs="Times New Roman" w:eastAsia="Times New Roman"/>
-          <w:b w:val="0"/>
-          <w:i w:val="0"/>
-          <w:color w:val="000000"/>
-          <w:sz w:val="28"/>
-        </w:rPr>
-        <w:t>2.</w:t>
-        <w:tab/>
-      </w:r>
-      <w:r>
-        <w:rPr>
-          <w:rFonts w:ascii="Times New Roman" w:hAnsi="Times New Roman" w:cs="Times New Roman" w:eastAsia="Times New Roman"/>
-          <w:b w:val="0"/>
-          <w:i w:val="0"/>
-          <w:color w:val="000000"/>
-          <w:sz w:val="28"/>
-        </w:rPr>
-        <w:t>Сверьте фамилию, имя и отчество с документом.</w:t>
-      </w:r>
-    </w:p>
-    <w:p>
-      <w:pPr>
-        <w:spacing w:after="0" w:line="360" w:lineRule="auto"/>
-        <w:ind w:hanging="454" w:left="1134"/>
-        <w:jc w:val="both"/>
-      </w:pPr>
-      <w:r>
-        <w:rPr>
-          <w:rFonts w:ascii="Times New Roman" w:hAnsi="Times New Roman" w:cs="Times New Roman" w:eastAsia="Times New Roman"/>
-          <w:b w:val="0"/>
-          <w:i w:val="0"/>
-          <w:color w:val="000000"/>
-          <w:sz w:val="28"/>
-        </w:rPr>
-        <w:t>3.</w:t>
-        <w:tab/>
-      </w:r>
-      <w:r>
-        <w:rPr>
-          <w:rFonts w:ascii="Times New Roman" w:hAnsi="Times New Roman" w:cs="Times New Roman" w:eastAsia="Times New Roman"/>
-          <w:b w:val="0"/>
-          <w:i w:val="0"/>
-          <w:color w:val="000000"/>
-          <w:sz w:val="28"/>
-        </w:rPr>
-        <w:t xml:space="preserve">Посмотрите колонку </w:t>
-      </w:r>
-      <w:r>
-        <w:rPr>
-          <w:rFonts w:ascii="Times New Roman" w:hAnsi="Times New Roman" w:cs="Times New Roman" w:eastAsia="Times New Roman"/>
-          <w:b/>
-          <w:i w:val="0"/>
-          <w:color w:val="000000"/>
-          <w:sz w:val="28"/>
-        </w:rPr>
-        <w:t>«Действует до»</w:t>
-      </w:r>
-      <w:r>
-        <w:rPr>
-          <w:rFonts w:ascii="Times New Roman" w:hAnsi="Times New Roman" w:cs="Times New Roman" w:eastAsia="Times New Roman"/>
-          <w:b w:val="0"/>
-          <w:i w:val="0"/>
-          <w:color w:val="000000"/>
-          <w:sz w:val="28"/>
-        </w:rPr>
-        <w:t>.</w:t>
-      </w:r>
-    </w:p>
-    <w:p>
-      <w:pPr>
-        <w:spacing w:after="0" w:line="360" w:lineRule="auto"/>
-        <w:ind w:hanging="454" w:left="1134"/>
-        <w:jc w:val="both"/>
-      </w:pPr>
-      <w:r>
-        <w:rPr>
-          <w:rFonts w:ascii="Times New Roman" w:hAnsi="Times New Roman" w:cs="Times New Roman" w:eastAsia="Times New Roman"/>
-          <w:b w:val="0"/>
-          <w:i w:val="0"/>
-          <w:color w:val="000000"/>
-          <w:sz w:val="28"/>
-        </w:rPr>
-        <w:t>4.</w:t>
-        <w:tab/>
-      </w:r>
-      <w:r>
-        <w:rPr>
-          <w:rFonts w:ascii="Times New Roman" w:hAnsi="Times New Roman" w:cs="Times New Roman" w:eastAsia="Times New Roman"/>
-          <w:b w:val="0"/>
-          <w:i w:val="0"/>
-          <w:color w:val="000000"/>
-          <w:sz w:val="28"/>
-        </w:rPr>
-        <w:t xml:space="preserve">Нажмите </w:t>
-      </w:r>
-      <w:r>
-        <w:rPr>
-          <w:rFonts w:ascii="Times New Roman" w:hAnsi="Times New Roman" w:cs="Times New Roman" w:eastAsia="Times New Roman"/>
-          <w:b/>
-          <w:i w:val="0"/>
-          <w:color w:val="000000"/>
-          <w:sz w:val="28"/>
-        </w:rPr>
-        <w:t>«Вход»</w:t>
-      </w:r>
-      <w:r>
-        <w:rPr>
-          <w:rFonts w:ascii="Times New Roman" w:hAnsi="Times New Roman" w:cs="Times New Roman" w:eastAsia="Times New Roman"/>
-          <w:b w:val="0"/>
-          <w:i w:val="0"/>
-          <w:color w:val="000000"/>
-          <w:sz w:val="28"/>
-        </w:rPr>
-        <w:t xml:space="preserve"> (1). </w:t>
-      </w:r>
-      <w:r>
-        <w:rPr>
-          <w:rFonts w:ascii="Times New Roman" w:hAnsi="Times New Roman" w:cs="Times New Roman" w:eastAsia="Times New Roman"/>
-          <w:b/>
-          <w:i w:val="0"/>
-          <w:color w:val="000000"/>
-          <w:sz w:val="28"/>
-        </w:rPr>
-        <w:t>Кнопка станет зелёной. Счёт «Людей зашло» увеличится на единицу.</w:t>
-      </w:r>
-    </w:p>
-    <w:p>
-      <w:pPr>
-        <w:spacing w:after="0" w:line="360" w:lineRule="auto"/>
-        <w:ind w:hanging="454" w:left="1134"/>
-        <w:jc w:val="both"/>
-      </w:pPr>
-      <w:r>
-        <w:rPr>
-          <w:rFonts w:ascii="Times New Roman" w:hAnsi="Times New Roman" w:cs="Times New Roman" w:eastAsia="Times New Roman"/>
-          <w:b w:val="0"/>
-          <w:i w:val="0"/>
-          <w:color w:val="000000"/>
-          <w:sz w:val="28"/>
-        </w:rPr>
-        <w:t>5.</w:t>
-        <w:tab/>
-      </w:r>
-      <w:r>
-        <w:rPr>
-          <w:rFonts w:ascii="Times New Roman" w:hAnsi="Times New Roman" w:cs="Times New Roman" w:eastAsia="Times New Roman"/>
-          <w:b w:val="0"/>
-          <w:i w:val="0"/>
-          <w:color w:val="000000"/>
-          <w:sz w:val="28"/>
-        </w:rPr>
-        <w:t xml:space="preserve">Когда человек уходит, найдите его строку и нажмите </w:t>
-      </w:r>
-      <w:r>
-        <w:rPr>
-          <w:rFonts w:ascii="Times New Roman" w:hAnsi="Times New Roman" w:cs="Times New Roman" w:eastAsia="Times New Roman"/>
-          <w:b/>
-          <w:i w:val="0"/>
-          <w:color w:val="000000"/>
-          <w:sz w:val="28"/>
-        </w:rPr>
         <w:t>«Выход»</w:t>
       </w:r>
       <w:r>
@@ -6146,7 +6514,7 @@
           <w:color w:val="000000"/>
           <w:sz w:val="28"/>
         </w:rPr>
-        <w:t xml:space="preserve"> - кнопку рядом. </w:t>
+        <w:t xml:space="preserve"> - соседнюю кнопку. </w:t>
       </w:r>
       <w:r>
         <w:rPr>
@@ -6298,6 +6666,112 @@
     </w:p>
     <w:p>
       <w:pPr>
+        <w:spacing w:after="0" w:line="360" w:lineRule="auto"/>
+        <w:ind w:hanging="454" w:left="1134"/>
+        <w:jc w:val="both"/>
+      </w:pPr>
+      <w:r>
+        <w:rPr>
+          <w:rFonts w:ascii="Times New Roman" w:hAnsi="Times New Roman" w:cs="Times New Roman" w:eastAsia="Times New Roman"/>
+          <w:b w:val="0"/>
+          <w:i w:val="0"/>
+          <w:color w:val="000000"/>
+          <w:sz w:val="28"/>
+        </w:rPr>
+        <w:t>1.</w:t>
+        <w:tab/>
+      </w:r>
+      <w:r>
+        <w:rPr>
+          <w:rFonts w:ascii="Times New Roman" w:hAnsi="Times New Roman" w:cs="Times New Roman" w:eastAsia="Times New Roman"/>
+          <w:b w:val="0"/>
+          <w:i w:val="0"/>
+          <w:color w:val="000000"/>
+          <w:sz w:val="28"/>
+        </w:rPr>
+        <w:t xml:space="preserve">Найдите в списке </w:t>
+      </w:r>
+      <w:r>
+        <w:rPr>
+          <w:rFonts w:ascii="Times New Roman" w:hAnsi="Times New Roman" w:cs="Times New Roman" w:eastAsia="Times New Roman"/>
+          <w:b/>
+          <w:i w:val="0"/>
+          <w:color w:val="000000"/>
+          <w:sz w:val="28"/>
+        </w:rPr>
+        <w:t>«Автомобили по факту»</w:t>
+      </w:r>
+      <w:r>
+        <w:rPr>
+          <w:rFonts w:ascii="Times New Roman" w:hAnsi="Times New Roman" w:cs="Times New Roman" w:eastAsia="Times New Roman"/>
+          <w:b w:val="0"/>
+          <w:i w:val="0"/>
+          <w:color w:val="000000"/>
+          <w:sz w:val="28"/>
+        </w:rPr>
+        <w:t xml:space="preserve"> нужную строку: по организации, номеру заявки или месту разгрузки, рисунок 7.1.</w:t>
+      </w:r>
+    </w:p>
+    <w:p>
+      <w:pPr>
+        <w:spacing w:after="0" w:line="360" w:lineRule="auto"/>
+        <w:ind w:hanging="454" w:left="1134"/>
+        <w:jc w:val="both"/>
+      </w:pPr>
+      <w:r>
+        <w:rPr>
+          <w:rFonts w:ascii="Times New Roman" w:hAnsi="Times New Roman" w:cs="Times New Roman" w:eastAsia="Times New Roman"/>
+          <w:b w:val="0"/>
+          <w:i w:val="0"/>
+          <w:color w:val="000000"/>
+          <w:sz w:val="28"/>
+        </w:rPr>
+        <w:t>2.</w:t>
+        <w:tab/>
+      </w:r>
+      <w:r>
+        <w:rPr>
+          <w:rFonts w:ascii="Times New Roman" w:hAnsi="Times New Roman" w:cs="Times New Roman" w:eastAsia="Times New Roman"/>
+          <w:b w:val="0"/>
+          <w:i w:val="0"/>
+          <w:color w:val="000000"/>
+          <w:sz w:val="28"/>
+        </w:rPr>
+        <w:t xml:space="preserve">Нажмите в строке кнопку </w:t>
+      </w:r>
+      <w:r>
+        <w:rPr>
+          <w:rFonts w:ascii="Times New Roman" w:hAnsi="Times New Roman" w:cs="Times New Roman" w:eastAsia="Times New Roman"/>
+          <w:b/>
+          <w:i w:val="0"/>
+          <w:color w:val="000000"/>
+          <w:sz w:val="28"/>
+        </w:rPr>
+        <w:t>«Въезд»</w:t>
+      </w:r>
+      <w:r>
+        <w:rPr>
+          <w:rFonts w:ascii="Times New Roman" w:hAnsi="Times New Roman" w:cs="Times New Roman" w:eastAsia="Times New Roman"/>
+          <w:b w:val="0"/>
+          <w:i w:val="0"/>
+          <w:color w:val="000000"/>
+          <w:sz w:val="28"/>
+        </w:rPr>
+        <w:t xml:space="preserve"> (1). </w:t>
+      </w:r>
+      <w:r>
+        <w:rPr>
+          <w:rFonts w:ascii="Times New Roman" w:hAnsi="Times New Roman" w:cs="Times New Roman" w:eastAsia="Times New Roman"/>
+          <w:b/>
+          <w:i w:val="0"/>
+          <w:color w:val="000000"/>
+          <w:sz w:val="28"/>
+        </w:rPr>
+        <w:t>Откроется окно «Пропуск по факту», рисунок 7.2.</w:t>
+      </w:r>
+    </w:p>
+    <w:p>
+      <w:pPr>
         <w:keepNext/>
         <w:spacing w:before="120" w:after="40"/>
         <w:ind w:firstLine="0"/>
@@ -6307,7 +6781,7 @@
         <w:drawing>
           <wp:inline xmlns:a="http://schemas.openxmlformats.org/drawingml/2006/main" xmlns:pic="http://schemas.openxmlformats.org/drawingml/2006/picture">
             <wp:extent cx="5940000" cy="1337865"/>
-            <wp:docPr id="19" name="Picture 19"/>
+            <wp:docPr id="21" name="Picture 21"/>
             <wp:cNvGraphicFramePr>
               <a:graphicFrameLocks noChangeAspect="1"/>
             </wp:cNvGraphicFramePr>
@@ -6319,7 +6793,7 @@
                     <pic:cNvPicPr/>
                   </pic:nvPicPr>
                   <pic:blipFill>
-                    <a:blip r:embed="rId29"/>
+                    <a:blip r:embed="rId31"/>
                     <a:stretch>
                       <a:fillRect/>
                     </a:stretch>
@@ -6370,7 +6844,7 @@
           <w:color w:val="000000"/>
           <w:sz w:val="28"/>
         </w:rPr>
-        <w:t>1.</w:t>
+        <w:t>3.</w:t>
         <w:tab/>
       </w:r>
       <w:r>
@@ -6381,7 +6855,7 @@
           <w:color w:val="000000"/>
           <w:sz w:val="28"/>
         </w:rPr>
-        <w:t xml:space="preserve">Найдите в списке </w:t>
+        <w:t xml:space="preserve">Выберите </w:t>
       </w:r>
       <w:r>
         <w:rPr>
@@ -6391,17 +6865,17 @@
           <w:color w:val="000000"/>
           <w:sz w:val="28"/>
         </w:rPr>
-        <w:t>«Автомобили по факту»</w:t>
-      </w:r>
-      <w:r>
-        <w:rPr>
-          <w:rFonts w:ascii="Times New Roman" w:hAnsi="Times New Roman" w:cs="Times New Roman" w:eastAsia="Times New Roman"/>
-          <w:b w:val="0"/>
-          <w:i w:val="0"/>
-          <w:color w:val="000000"/>
-          <w:sz w:val="28"/>
-        </w:rPr>
-        <w:t xml:space="preserve"> нужную строку: по организации, номеру заявки или месту разгрузки.</w:t>
+        <w:t>«Формат номера»</w:t>
+      </w:r>
+      <w:r>
+        <w:rPr>
+          <w:rFonts w:ascii="Times New Roman" w:hAnsi="Times New Roman" w:cs="Times New Roman" w:eastAsia="Times New Roman"/>
+          <w:b w:val="0"/>
+          <w:i w:val="0"/>
+          <w:color w:val="000000"/>
+          <w:sz w:val="28"/>
+        </w:rPr>
+        <w:t xml:space="preserve"> по самой машине: обычный российский номер, номер прицепа, иностранный и так далее.</w:t>
       </w:r>
     </w:p>
     <w:p>
@@ -6418,7 +6892,7 @@
           <w:color w:val="000000"/>
           <w:sz w:val="28"/>
         </w:rPr>
-        <w:t>2.</w:t>
+        <w:t>4.</w:t>
         <w:tab/>
       </w:r>
       <w:r>
@@ -6429,7 +6903,7 @@
           <w:color w:val="000000"/>
           <w:sz w:val="28"/>
         </w:rPr>
-        <w:t xml:space="preserve">Нажмите в строке кнопку </w:t>
+        <w:t xml:space="preserve">Введите </w:t>
       </w:r>
       <w:r>
         <w:rPr>
@@ -6439,17 +6913,45 @@
           <w:color w:val="000000"/>
           <w:sz w:val="28"/>
         </w:rPr>
-        <w:t>«Въезд»</w:t>
-      </w:r>
-      <w:r>
-        <w:rPr>
-          <w:rFonts w:ascii="Times New Roman" w:hAnsi="Times New Roman" w:cs="Times New Roman" w:eastAsia="Times New Roman"/>
-          <w:b w:val="0"/>
-          <w:i w:val="0"/>
-          <w:color w:val="000000"/>
-          <w:sz w:val="28"/>
-        </w:rPr>
-        <w:t xml:space="preserve"> (1). </w:t>
+        <w:t>«Номер Т/С»</w:t>
+      </w:r>
+      <w:r>
+        <w:rPr>
+          <w:rFonts w:ascii="Times New Roman" w:hAnsi="Times New Roman" w:cs="Times New Roman" w:eastAsia="Times New Roman"/>
+          <w:b w:val="0"/>
+          <w:i w:val="0"/>
+          <w:color w:val="000000"/>
+          <w:sz w:val="28"/>
+        </w:rPr>
+        <w:t xml:space="preserve"> с машины.</w:t>
+      </w:r>
+    </w:p>
+    <w:p>
+      <w:pPr>
+        <w:spacing w:after="0" w:line="360" w:lineRule="auto"/>
+        <w:ind w:hanging="454" w:left="1134"/>
+        <w:jc w:val="both"/>
+      </w:pPr>
+      <w:r>
+        <w:rPr>
+          <w:rFonts w:ascii="Times New Roman" w:hAnsi="Times New Roman" w:cs="Times New Roman" w:eastAsia="Times New Roman"/>
+          <w:b w:val="0"/>
+          <w:i w:val="0"/>
+          <w:color w:val="000000"/>
+          <w:sz w:val="28"/>
+        </w:rPr>
+        <w:t>5.</w:t>
+        <w:tab/>
+      </w:r>
+      <w:r>
+        <w:rPr>
+          <w:rFonts w:ascii="Times New Roman" w:hAnsi="Times New Roman" w:cs="Times New Roman" w:eastAsia="Times New Roman"/>
+          <w:b w:val="0"/>
+          <w:i w:val="0"/>
+          <w:color w:val="000000"/>
+          <w:sz w:val="28"/>
+        </w:rPr>
+        <w:t xml:space="preserve">Заполните </w:t>
       </w:r>
       <w:r>
         <w:rPr>
@@ -6459,7 +6961,75 @@
           <w:color w:val="000000"/>
           <w:sz w:val="28"/>
         </w:rPr>
-        <w:t>Откроется окно «Пропуск по факту».</w:t>
+        <w:t>«Марка Т/С»</w:t>
+      </w:r>
+      <w:r>
+        <w:rPr>
+          <w:rFonts w:ascii="Times New Roman" w:hAnsi="Times New Roman" w:cs="Times New Roman" w:eastAsia="Times New Roman"/>
+          <w:b w:val="0"/>
+          <w:i w:val="0"/>
+          <w:color w:val="000000"/>
+          <w:sz w:val="28"/>
+        </w:rPr>
+        <w:t>, если марка известна. Поле можно оставить пустым.</w:t>
+      </w:r>
+    </w:p>
+    <w:p>
+      <w:pPr>
+        <w:spacing w:after="0" w:line="360" w:lineRule="auto"/>
+        <w:ind w:hanging="454" w:left="1134"/>
+        <w:jc w:val="both"/>
+      </w:pPr>
+      <w:r>
+        <w:rPr>
+          <w:rFonts w:ascii="Times New Roman" w:hAnsi="Times New Roman" w:cs="Times New Roman" w:eastAsia="Times New Roman"/>
+          <w:b w:val="0"/>
+          <w:i w:val="0"/>
+          <w:color w:val="000000"/>
+          <w:sz w:val="28"/>
+        </w:rPr>
+        <w:t>6.</w:t>
+        <w:tab/>
+      </w:r>
+      <w:r>
+        <w:rPr>
+          <w:rFonts w:ascii="Times New Roman" w:hAnsi="Times New Roman" w:cs="Times New Roman" w:eastAsia="Times New Roman"/>
+          <w:b w:val="0"/>
+          <w:i w:val="0"/>
+          <w:color w:val="000000"/>
+          <w:sz w:val="28"/>
+        </w:rPr>
+        <w:t xml:space="preserve">Нажмите </w:t>
+      </w:r>
+      <w:r>
+        <w:rPr>
+          <w:rFonts w:ascii="Times New Roman" w:hAnsi="Times New Roman" w:cs="Times New Roman" w:eastAsia="Times New Roman"/>
+          <w:b/>
+          <w:i w:val="0"/>
+          <w:color w:val="000000"/>
+          <w:sz w:val="28"/>
+        </w:rPr>
+        <w:t>«Пропустить»</w:t>
+      </w:r>
+      <w:r>
+        <w:rPr>
+          <w:rFonts w:ascii="Times New Roman" w:hAnsi="Times New Roman" w:cs="Times New Roman" w:eastAsia="Times New Roman"/>
+          <w:b w:val="0"/>
+          <w:i w:val="0"/>
+          <w:color w:val="000000"/>
+          <w:sz w:val="28"/>
+        </w:rPr>
+        <w:t xml:space="preserve"> (1 на рисунке 7.2). </w:t>
+      </w:r>
+      <w:r>
+        <w:rPr>
+          <w:rFonts w:ascii="Times New Roman" w:hAnsi="Times New Roman" w:cs="Times New Roman" w:eastAsia="Times New Roman"/>
+          <w:b/>
+          <w:i w:val="0"/>
+          <w:color w:val="000000"/>
+          <w:sz w:val="28"/>
+        </w:rPr>
+        <w:t>Окно закроется, въезд будет отмечен, введённый номер сохранится в карточке записи.</w:t>
       </w:r>
     </w:p>
     <w:p>
@@ -6473,7 +7043,7 @@
         <w:drawing>
           <wp:inline xmlns:a="http://schemas.openxmlformats.org/drawingml/2006/main" xmlns:pic="http://schemas.openxmlformats.org/drawingml/2006/picture">
             <wp:extent cx="3194304" cy="3182112"/>
-            <wp:docPr id="20" name="Picture 20"/>
+            <wp:docPr id="22" name="Picture 22"/>
             <wp:cNvGraphicFramePr>
               <a:graphicFrameLocks noChangeAspect="1"/>
             </wp:cNvGraphicFramePr>
@@ -6485,7 +7055,7 @@
                     <pic:cNvPicPr/>
                   </pic:nvPicPr>
                   <pic:blipFill>
-                    <a:blip r:embed="rId30"/>
+                    <a:blip r:embed="rId32"/>
                     <a:stretch>
                       <a:fillRect/>
                     </a:stretch>
@@ -6520,208 +7090,6 @@
           <w:sz w:val="24"/>
         </w:rPr>
         <w:t>Рисунок 7.2 — Окно «Пропуск по факту»</w:t>
-      </w:r>
-    </w:p>
-    <w:p>
-      <w:pPr>
-        <w:spacing w:after="0" w:line="360" w:lineRule="auto"/>
-        <w:ind w:hanging="454" w:left="1134"/>
-        <w:jc w:val="both"/>
-      </w:pPr>
-      <w:r>
-        <w:rPr>
-          <w:rFonts w:ascii="Times New Roman" w:hAnsi="Times New Roman" w:cs="Times New Roman" w:eastAsia="Times New Roman"/>
-          <w:b w:val="0"/>
-          <w:i w:val="0"/>
-          <w:color w:val="000000"/>
-          <w:sz w:val="28"/>
-        </w:rPr>
-        <w:t>3.</w:t>
-        <w:tab/>
-      </w:r>
-      <w:r>
-        <w:rPr>
-          <w:rFonts w:ascii="Times New Roman" w:hAnsi="Times New Roman" w:cs="Times New Roman" w:eastAsia="Times New Roman"/>
-          <w:b w:val="0"/>
-          <w:i w:val="0"/>
-          <w:color w:val="000000"/>
-          <w:sz w:val="28"/>
-        </w:rPr>
-        <w:t xml:space="preserve">Выберите </w:t>
-      </w:r>
-      <w:r>
-        <w:rPr>
-          <w:rFonts w:ascii="Times New Roman" w:hAnsi="Times New Roman" w:cs="Times New Roman" w:eastAsia="Times New Roman"/>
-          <w:b/>
-          <w:i w:val="0"/>
-          <w:color w:val="000000"/>
-          <w:sz w:val="28"/>
-        </w:rPr>
-        <w:t>«Формат номера»</w:t>
-      </w:r>
-      <w:r>
-        <w:rPr>
-          <w:rFonts w:ascii="Times New Roman" w:hAnsi="Times New Roman" w:cs="Times New Roman" w:eastAsia="Times New Roman"/>
-          <w:b w:val="0"/>
-          <w:i w:val="0"/>
-          <w:color w:val="000000"/>
-          <w:sz w:val="28"/>
-        </w:rPr>
-        <w:t xml:space="preserve"> по самой машине: обычный российский номер, номер прицепа, иностранный и так далее.</w:t>
-      </w:r>
-    </w:p>
-    <w:p>
-      <w:pPr>
-        <w:spacing w:after="0" w:line="360" w:lineRule="auto"/>
-        <w:ind w:hanging="454" w:left="1134"/>
-        <w:jc w:val="both"/>
-      </w:pPr>
-      <w:r>
-        <w:rPr>
-          <w:rFonts w:ascii="Times New Roman" w:hAnsi="Times New Roman" w:cs="Times New Roman" w:eastAsia="Times New Roman"/>
-          <w:b w:val="0"/>
-          <w:i w:val="0"/>
-          <w:color w:val="000000"/>
-          <w:sz w:val="28"/>
-        </w:rPr>
-        <w:t>4.</w:t>
-        <w:tab/>
-      </w:r>
-      <w:r>
-        <w:rPr>
-          <w:rFonts w:ascii="Times New Roman" w:hAnsi="Times New Roman" w:cs="Times New Roman" w:eastAsia="Times New Roman"/>
-          <w:b w:val="0"/>
-          <w:i w:val="0"/>
-          <w:color w:val="000000"/>
-          <w:sz w:val="28"/>
-        </w:rPr>
-        <w:t xml:space="preserve">Введите </w:t>
-      </w:r>
-      <w:r>
-        <w:rPr>
-          <w:rFonts w:ascii="Times New Roman" w:hAnsi="Times New Roman" w:cs="Times New Roman" w:eastAsia="Times New Roman"/>
-          <w:b/>
-          <w:i w:val="0"/>
-          <w:color w:val="000000"/>
-          <w:sz w:val="28"/>
-        </w:rPr>
-        <w:t>«Номер Т/С»</w:t>
-      </w:r>
-      <w:r>
-        <w:rPr>
-          <w:rFonts w:ascii="Times New Roman" w:hAnsi="Times New Roman" w:cs="Times New Roman" w:eastAsia="Times New Roman"/>
-          <w:b w:val="0"/>
-          <w:i w:val="0"/>
-          <w:color w:val="000000"/>
-          <w:sz w:val="28"/>
-        </w:rPr>
-        <w:t xml:space="preserve"> с машины.</w:t>
-      </w:r>
-    </w:p>
-    <w:p>
-      <w:pPr>
-        <w:spacing w:after="0" w:line="360" w:lineRule="auto"/>
-        <w:ind w:hanging="454" w:left="1134"/>
-        <w:jc w:val="both"/>
-      </w:pPr>
-      <w:r>
-        <w:rPr>
-          <w:rFonts w:ascii="Times New Roman" w:hAnsi="Times New Roman" w:cs="Times New Roman" w:eastAsia="Times New Roman"/>
-          <w:b w:val="0"/>
-          <w:i w:val="0"/>
-          <w:color w:val="000000"/>
-          <w:sz w:val="28"/>
-        </w:rPr>
-        <w:t>5.</w:t>
-        <w:tab/>
-      </w:r>
-      <w:r>
-        <w:rPr>
-          <w:rFonts w:ascii="Times New Roman" w:hAnsi="Times New Roman" w:cs="Times New Roman" w:eastAsia="Times New Roman"/>
-          <w:b w:val="0"/>
-          <w:i w:val="0"/>
-          <w:color w:val="000000"/>
-          <w:sz w:val="28"/>
-        </w:rPr>
-        <w:t xml:space="preserve">Заполните </w:t>
-      </w:r>
-      <w:r>
-        <w:rPr>
-          <w:rFonts w:ascii="Times New Roman" w:hAnsi="Times New Roman" w:cs="Times New Roman" w:eastAsia="Times New Roman"/>
-          <w:b/>
-          <w:i w:val="0"/>
-          <w:color w:val="000000"/>
-          <w:sz w:val="28"/>
-        </w:rPr>
-        <w:t>«Марка Т/С»</w:t>
-      </w:r>
-      <w:r>
-        <w:rPr>
-          <w:rFonts w:ascii="Times New Roman" w:hAnsi="Times New Roman" w:cs="Times New Roman" w:eastAsia="Times New Roman"/>
-          <w:b w:val="0"/>
-          <w:i w:val="0"/>
-          <w:color w:val="000000"/>
-          <w:sz w:val="28"/>
-        </w:rPr>
-        <w:t>, если марка известна. Поле можно оставить пустым.</w:t>
-      </w:r>
-    </w:p>
-    <w:p>
-      <w:pPr>
-        <w:spacing w:after="0" w:line="360" w:lineRule="auto"/>
-        <w:ind w:hanging="454" w:left="1134"/>
-        <w:jc w:val="both"/>
-      </w:pPr>
-      <w:r>
-        <w:rPr>
-          <w:rFonts w:ascii="Times New Roman" w:hAnsi="Times New Roman" w:cs="Times New Roman" w:eastAsia="Times New Roman"/>
-          <w:b w:val="0"/>
-          <w:i w:val="0"/>
-          <w:color w:val="000000"/>
-          <w:sz w:val="28"/>
-        </w:rPr>
-        <w:t>6.</w:t>
-        <w:tab/>
-      </w:r>
-      <w:r>
-        <w:rPr>
-          <w:rFonts w:ascii="Times New Roman" w:hAnsi="Times New Roman" w:cs="Times New Roman" w:eastAsia="Times New Roman"/>
-          <w:b w:val="0"/>
-          <w:i w:val="0"/>
-          <w:color w:val="000000"/>
-          <w:sz w:val="28"/>
-        </w:rPr>
-        <w:t xml:space="preserve">Нажмите </w:t>
-      </w:r>
-      <w:r>
-        <w:rPr>
-          <w:rFonts w:ascii="Times New Roman" w:hAnsi="Times New Roman" w:cs="Times New Roman" w:eastAsia="Times New Roman"/>
-          <w:b/>
-          <w:i w:val="0"/>
-          <w:color w:val="000000"/>
-          <w:sz w:val="28"/>
-        </w:rPr>
-        <w:t>«Пропустить»</w:t>
-      </w:r>
-      <w:r>
-        <w:rPr>
-          <w:rFonts w:ascii="Times New Roman" w:hAnsi="Times New Roman" w:cs="Times New Roman" w:eastAsia="Times New Roman"/>
-          <w:b w:val="0"/>
-          <w:i w:val="0"/>
-          <w:color w:val="000000"/>
-          <w:sz w:val="28"/>
-        </w:rPr>
-        <w:t xml:space="preserve"> (1). </w:t>
-      </w:r>
-      <w:r>
-        <w:rPr>
-          <w:rFonts w:ascii="Times New Roman" w:hAnsi="Times New Roman" w:cs="Times New Roman" w:eastAsia="Times New Roman"/>
-          <w:b/>
-          <w:i w:val="0"/>
-          <w:color w:val="000000"/>
-          <w:sz w:val="28"/>
-        </w:rPr>
-        <w:t>Окно закроется, въезд будет отмечен, введённый номер сохранится в карточке записи.</w:t>
       </w:r>
     </w:p>
     <w:p>
@@ -6895,6 +7263,152 @@
     </w:p>
     <w:p>
       <w:pPr>
+        <w:spacing w:after="0" w:line="360" w:lineRule="auto"/>
+        <w:ind w:hanging="454" w:left="1134"/>
+        <w:jc w:val="both"/>
+      </w:pPr>
+      <w:r>
+        <w:rPr>
+          <w:rFonts w:ascii="Times New Roman" w:hAnsi="Times New Roman" w:cs="Times New Roman" w:eastAsia="Times New Roman"/>
+          <w:b w:val="0"/>
+          <w:i w:val="0"/>
+          <w:color w:val="000000"/>
+          <w:sz w:val="28"/>
+        </w:rPr>
+        <w:t>1.</w:t>
+        <w:tab/>
+      </w:r>
+      <w:r>
+        <w:rPr>
+          <w:rFonts w:ascii="Times New Roman" w:hAnsi="Times New Roman" w:cs="Times New Roman" w:eastAsia="Times New Roman"/>
+          <w:b w:val="0"/>
+          <w:i w:val="0"/>
+          <w:color w:val="000000"/>
+          <w:sz w:val="28"/>
+        </w:rPr>
+        <w:t xml:space="preserve">Очистите поле </w:t>
+      </w:r>
+      <w:r>
+        <w:rPr>
+          <w:rFonts w:ascii="Times New Roman" w:hAnsi="Times New Roman" w:cs="Times New Roman" w:eastAsia="Times New Roman"/>
+          <w:b/>
+          <w:i w:val="0"/>
+          <w:color w:val="000000"/>
+          <w:sz w:val="28"/>
+        </w:rPr>
+        <w:t>«Поиск..»</w:t>
+      </w:r>
+      <w:r>
+        <w:rPr>
+          <w:rFonts w:ascii="Times New Roman" w:hAnsi="Times New Roman" w:cs="Times New Roman" w:eastAsia="Times New Roman"/>
+          <w:b w:val="0"/>
+          <w:i w:val="0"/>
+          <w:color w:val="000000"/>
+          <w:sz w:val="28"/>
+        </w:rPr>
+        <w:t xml:space="preserve">. </w:t>
+      </w:r>
+      <w:r>
+        <w:rPr>
+          <w:rFonts w:ascii="Times New Roman" w:hAnsi="Times New Roman" w:cs="Times New Roman" w:eastAsia="Times New Roman"/>
+          <w:b/>
+          <w:i w:val="0"/>
+          <w:color w:val="000000"/>
+          <w:sz w:val="28"/>
+        </w:rPr>
+        <w:t>В таблице снова покажутся все строки.</w:t>
+      </w:r>
+    </w:p>
+    <w:p>
+      <w:pPr>
+        <w:spacing w:after="0" w:line="360" w:lineRule="auto"/>
+        <w:ind w:hanging="454" w:left="1134"/>
+        <w:jc w:val="both"/>
+      </w:pPr>
+      <w:r>
+        <w:rPr>
+          <w:rFonts w:ascii="Times New Roman" w:hAnsi="Times New Roman" w:cs="Times New Roman" w:eastAsia="Times New Roman"/>
+          <w:b w:val="0"/>
+          <w:i w:val="0"/>
+          <w:color w:val="000000"/>
+          <w:sz w:val="28"/>
+        </w:rPr>
+        <w:t>2.</w:t>
+        <w:tab/>
+      </w:r>
+      <w:r>
+        <w:rPr>
+          <w:rFonts w:ascii="Times New Roman" w:hAnsi="Times New Roman" w:cs="Times New Roman" w:eastAsia="Times New Roman"/>
+          <w:b w:val="0"/>
+          <w:i w:val="0"/>
+          <w:color w:val="000000"/>
+          <w:sz w:val="28"/>
+        </w:rPr>
+        <w:t xml:space="preserve">Посмотрите на списки </w:t>
+      </w:r>
+      <w:r>
+        <w:rPr>
+          <w:rFonts w:ascii="Times New Roman" w:hAnsi="Times New Roman" w:cs="Times New Roman" w:eastAsia="Times New Roman"/>
+          <w:b/>
+          <w:i w:val="0"/>
+          <w:color w:val="000000"/>
+          <w:sz w:val="28"/>
+        </w:rPr>
+        <w:t>«Все организации»</w:t>
+      </w:r>
+      <w:r>
+        <w:rPr>
+          <w:rFonts w:ascii="Times New Roman" w:hAnsi="Times New Roman" w:cs="Times New Roman" w:eastAsia="Times New Roman"/>
+          <w:b w:val="0"/>
+          <w:i w:val="0"/>
+          <w:color w:val="000000"/>
+          <w:sz w:val="28"/>
+        </w:rPr>
+        <w:t xml:space="preserve"> (1 на рисунке 8.1), </w:t>
+      </w:r>
+      <w:r>
+        <w:rPr>
+          <w:rFonts w:ascii="Times New Roman" w:hAnsi="Times New Roman" w:cs="Times New Roman" w:eastAsia="Times New Roman"/>
+          <w:b/>
+          <w:i w:val="0"/>
+          <w:color w:val="000000"/>
+          <w:sz w:val="28"/>
+        </w:rPr>
+        <w:t>«Все компании»</w:t>
+      </w:r>
+      <w:r>
+        <w:rPr>
+          <w:rFonts w:ascii="Times New Roman" w:hAnsi="Times New Roman" w:cs="Times New Roman" w:eastAsia="Times New Roman"/>
+          <w:b w:val="0"/>
+          <w:i w:val="0"/>
+          <w:color w:val="000000"/>
+          <w:sz w:val="28"/>
+        </w:rPr>
+        <w:t xml:space="preserve"> и </w:t>
+      </w:r>
+      <w:r>
+        <w:rPr>
+          <w:rFonts w:ascii="Times New Roman" w:hAnsi="Times New Roman" w:cs="Times New Roman" w:eastAsia="Times New Roman"/>
+          <w:b/>
+          <w:i w:val="0"/>
+          <w:color w:val="000000"/>
+          <w:sz w:val="28"/>
+        </w:rPr>
+        <w:t>«Все места разгрузки»</w:t>
+      </w:r>
+      <w:r>
+        <w:rPr>
+          <w:rFonts w:ascii="Times New Roman" w:hAnsi="Times New Roman" w:cs="Times New Roman" w:eastAsia="Times New Roman"/>
+          <w:b w:val="0"/>
+          <w:i w:val="0"/>
+          <w:color w:val="000000"/>
+          <w:sz w:val="28"/>
+        </w:rPr>
+        <w:t>. Стоит отбор - снимите его.</w:t>
+      </w:r>
+    </w:p>
+    <w:p>
+      <w:pPr>
         <w:keepNext/>
         <w:spacing w:before="120" w:after="40"/>
         <w:ind w:firstLine="0"/>
@@ -6904,7 +7418,7 @@
         <w:drawing>
           <wp:inline xmlns:a="http://schemas.openxmlformats.org/drawingml/2006/main" xmlns:pic="http://schemas.openxmlformats.org/drawingml/2006/picture">
             <wp:extent cx="3816096" cy="969264"/>
-            <wp:docPr id="21" name="Picture 21"/>
+            <wp:docPr id="23" name="Picture 23"/>
             <wp:cNvGraphicFramePr>
               <a:graphicFrameLocks noChangeAspect="1"/>
             </wp:cNvGraphicFramePr>
@@ -6916,7 +7430,7 @@
                     <pic:cNvPicPr/>
                   </pic:nvPicPr>
                   <pic:blipFill>
-                    <a:blip r:embed="rId31"/>
+                    <a:blip r:embed="rId33"/>
                     <a:stretch>
                       <a:fillRect/>
                     </a:stretch>
@@ -6951,152 +7465,6 @@
           <w:sz w:val="24"/>
         </w:rPr>
         <w:t>Рисунок 8.1 — Поиск и отбор в таблице поста</w:t>
-      </w:r>
-    </w:p>
-    <w:p>
-      <w:pPr>
-        <w:spacing w:after="0" w:line="360" w:lineRule="auto"/>
-        <w:ind w:hanging="454" w:left="1134"/>
-        <w:jc w:val="both"/>
-      </w:pPr>
-      <w:r>
-        <w:rPr>
-          <w:rFonts w:ascii="Times New Roman" w:hAnsi="Times New Roman" w:cs="Times New Roman" w:eastAsia="Times New Roman"/>
-          <w:b w:val="0"/>
-          <w:i w:val="0"/>
-          <w:color w:val="000000"/>
-          <w:sz w:val="28"/>
-        </w:rPr>
-        <w:t>1.</w:t>
-        <w:tab/>
-      </w:r>
-      <w:r>
-        <w:rPr>
-          <w:rFonts w:ascii="Times New Roman" w:hAnsi="Times New Roman" w:cs="Times New Roman" w:eastAsia="Times New Roman"/>
-          <w:b w:val="0"/>
-          <w:i w:val="0"/>
-          <w:color w:val="000000"/>
-          <w:sz w:val="28"/>
-        </w:rPr>
-        <w:t xml:space="preserve">Очистите поле </w:t>
-      </w:r>
-      <w:r>
-        <w:rPr>
-          <w:rFonts w:ascii="Times New Roman" w:hAnsi="Times New Roman" w:cs="Times New Roman" w:eastAsia="Times New Roman"/>
-          <w:b/>
-          <w:i w:val="0"/>
-          <w:color w:val="000000"/>
-          <w:sz w:val="28"/>
-        </w:rPr>
-        <w:t>«Поиск..»</w:t>
-      </w:r>
-      <w:r>
-        <w:rPr>
-          <w:rFonts w:ascii="Times New Roman" w:hAnsi="Times New Roman" w:cs="Times New Roman" w:eastAsia="Times New Roman"/>
-          <w:b w:val="0"/>
-          <w:i w:val="0"/>
-          <w:color w:val="000000"/>
-          <w:sz w:val="28"/>
-        </w:rPr>
-        <w:t xml:space="preserve">. </w:t>
-      </w:r>
-      <w:r>
-        <w:rPr>
-          <w:rFonts w:ascii="Times New Roman" w:hAnsi="Times New Roman" w:cs="Times New Roman" w:eastAsia="Times New Roman"/>
-          <w:b/>
-          <w:i w:val="0"/>
-          <w:color w:val="000000"/>
-          <w:sz w:val="28"/>
-        </w:rPr>
-        <w:t>В таблице снова покажутся все строки.</w:t>
-      </w:r>
-    </w:p>
-    <w:p>
-      <w:pPr>
-        <w:spacing w:after="0" w:line="360" w:lineRule="auto"/>
-        <w:ind w:hanging="454" w:left="1134"/>
-        <w:jc w:val="both"/>
-      </w:pPr>
-      <w:r>
-        <w:rPr>
-          <w:rFonts w:ascii="Times New Roman" w:hAnsi="Times New Roman" w:cs="Times New Roman" w:eastAsia="Times New Roman"/>
-          <w:b w:val="0"/>
-          <w:i w:val="0"/>
-          <w:color w:val="000000"/>
-          <w:sz w:val="28"/>
-        </w:rPr>
-        <w:t>2.</w:t>
-        <w:tab/>
-      </w:r>
-      <w:r>
-        <w:rPr>
-          <w:rFonts w:ascii="Times New Roman" w:hAnsi="Times New Roman" w:cs="Times New Roman" w:eastAsia="Times New Roman"/>
-          <w:b w:val="0"/>
-          <w:i w:val="0"/>
-          <w:color w:val="000000"/>
-          <w:sz w:val="28"/>
-        </w:rPr>
-        <w:t xml:space="preserve">Посмотрите на списки </w:t>
-      </w:r>
-      <w:r>
-        <w:rPr>
-          <w:rFonts w:ascii="Times New Roman" w:hAnsi="Times New Roman" w:cs="Times New Roman" w:eastAsia="Times New Roman"/>
-          <w:b/>
-          <w:i w:val="0"/>
-          <w:color w:val="000000"/>
-          <w:sz w:val="28"/>
-        </w:rPr>
-        <w:t>«Все организации»</w:t>
-      </w:r>
-      <w:r>
-        <w:rPr>
-          <w:rFonts w:ascii="Times New Roman" w:hAnsi="Times New Roman" w:cs="Times New Roman" w:eastAsia="Times New Roman"/>
-          <w:b w:val="0"/>
-          <w:i w:val="0"/>
-          <w:color w:val="000000"/>
-          <w:sz w:val="28"/>
-        </w:rPr>
-        <w:t xml:space="preserve"> (1), </w:t>
-      </w:r>
-      <w:r>
-        <w:rPr>
-          <w:rFonts w:ascii="Times New Roman" w:hAnsi="Times New Roman" w:cs="Times New Roman" w:eastAsia="Times New Roman"/>
-          <w:b/>
-          <w:i w:val="0"/>
-          <w:color w:val="000000"/>
-          <w:sz w:val="28"/>
-        </w:rPr>
-        <w:t>«Все компании»</w:t>
-      </w:r>
-      <w:r>
-        <w:rPr>
-          <w:rFonts w:ascii="Times New Roman" w:hAnsi="Times New Roman" w:cs="Times New Roman" w:eastAsia="Times New Roman"/>
-          <w:b w:val="0"/>
-          <w:i w:val="0"/>
-          <w:color w:val="000000"/>
-          <w:sz w:val="28"/>
-        </w:rPr>
-        <w:t xml:space="preserve"> и </w:t>
-      </w:r>
-      <w:r>
-        <w:rPr>
-          <w:rFonts w:ascii="Times New Roman" w:hAnsi="Times New Roman" w:cs="Times New Roman" w:eastAsia="Times New Roman"/>
-          <w:b/>
-          <w:i w:val="0"/>
-          <w:color w:val="000000"/>
-          <w:sz w:val="28"/>
-        </w:rPr>
-        <w:t>«Все места разгрузки»</w:t>
-      </w:r>
-      <w:r>
-        <w:rPr>
-          <w:rFonts w:ascii="Times New Roman" w:hAnsi="Times New Roman" w:cs="Times New Roman" w:eastAsia="Times New Roman"/>
-          <w:b w:val="0"/>
-          <w:i w:val="0"/>
-          <w:color w:val="000000"/>
-          <w:sz w:val="28"/>
-        </w:rPr>
-        <w:t>. Стоит отбор - снимите его.</w:t>
       </w:r>
     </w:p>
     <w:p>
@@ -7254,6 +7622,44 @@
     </w:p>
     <w:p>
       <w:pPr>
+        <w:spacing w:after="0" w:line="360" w:lineRule="auto"/>
+        <w:ind w:hanging="454" w:left="1134"/>
+        <w:jc w:val="both"/>
+      </w:pPr>
+      <w:r>
+        <w:rPr>
+          <w:rFonts w:ascii="Times New Roman" w:hAnsi="Times New Roman" w:cs="Times New Roman" w:eastAsia="Times New Roman"/>
+          <w:b w:val="0"/>
+          <w:i w:val="0"/>
+          <w:color w:val="000000"/>
+          <w:sz w:val="28"/>
+        </w:rPr>
+        <w:t>1.</w:t>
+        <w:tab/>
+      </w:r>
+      <w:r>
+        <w:rPr>
+          <w:rFonts w:ascii="Times New Roman" w:hAnsi="Times New Roman" w:cs="Times New Roman" w:eastAsia="Times New Roman"/>
+          <w:b w:val="0"/>
+          <w:i w:val="0"/>
+          <w:color w:val="000000"/>
+          <w:sz w:val="28"/>
+        </w:rPr>
+        <w:t xml:space="preserve">Нажмите кнопку поиска (2 на рисунке 8.2) в верхней строке экрана. С клавиатуры - Ctrl+K. </w:t>
+      </w:r>
+      <w:r>
+        <w:rPr>
+          <w:rFonts w:ascii="Times New Roman" w:hAnsi="Times New Roman" w:cs="Times New Roman" w:eastAsia="Times New Roman"/>
+          <w:b/>
+          <w:i w:val="0"/>
+          <w:color w:val="000000"/>
+          <w:sz w:val="28"/>
+        </w:rPr>
+        <w:t>Справа откроется панель поиска, рисунок 8.3.</w:t>
+      </w:r>
+    </w:p>
+    <w:p>
+      <w:pPr>
         <w:keepNext/>
         <w:spacing w:before="120" w:after="40"/>
         <w:ind w:firstLine="0"/>
@@ -7263,7 +7669,7 @@
         <w:drawing>
           <wp:inline xmlns:a="http://schemas.openxmlformats.org/drawingml/2006/main" xmlns:pic="http://schemas.openxmlformats.org/drawingml/2006/picture">
             <wp:extent cx="5352288" cy="1054608"/>
-            <wp:docPr id="22" name="Picture 22"/>
+            <wp:docPr id="24" name="Picture 24"/>
             <wp:cNvGraphicFramePr>
               <a:graphicFrameLocks noChangeAspect="1"/>
             </wp:cNvGraphicFramePr>
@@ -7275,7 +7681,7 @@
                     <pic:cNvPicPr/>
                   </pic:nvPicPr>
                   <pic:blipFill>
-                    <a:blip r:embed="rId32"/>
+                    <a:blip r:embed="rId34"/>
                     <a:stretch>
                       <a:fillRect/>
                     </a:stretch>
@@ -7309,7 +7715,7 @@
           <w:color w:val="000000"/>
           <w:sz w:val="24"/>
         </w:rPr>
-        <w:t>Рисунок 8.2 — Кнопка поиска в верхней строке</w:t>
+        <w:t>Рисунок 8.2 — Кнопки верхней строки</w:t>
       </w:r>
     </w:p>
     <w:p>
@@ -7326,7 +7732,7 @@
           <w:color w:val="000000"/>
           <w:sz w:val="28"/>
         </w:rPr>
-        <w:t>1.</w:t>
+        <w:t>2.</w:t>
         <w:tab/>
       </w:r>
       <w:r>
@@ -7337,7 +7743,7 @@
           <w:color w:val="000000"/>
           <w:sz w:val="28"/>
         </w:rPr>
-        <w:t xml:space="preserve">Нажмите кнопку поиска (2) в верхней строке экрана. С клавиатуры - Ctrl+K. </w:t>
+        <w:t xml:space="preserve">Наберите номер машины, марку или фамилию. </w:t>
       </w:r>
       <w:r>
         <w:rPr>
@@ -7347,7 +7753,7 @@
           <w:color w:val="000000"/>
           <w:sz w:val="28"/>
         </w:rPr>
-        <w:t>Справа откроется панель поиска.</w:t>
+        <w:t>Система покажет найденные машины, людей и заявки.</w:t>
       </w:r>
     </w:p>
     <w:p>
@@ -7361,7 +7767,7 @@
         <w:drawing>
           <wp:inline xmlns:a="http://schemas.openxmlformats.org/drawingml/2006/main" xmlns:pic="http://schemas.openxmlformats.org/drawingml/2006/picture">
             <wp:extent cx="5145024" cy="5205984"/>
-            <wp:docPr id="23" name="Picture 23"/>
+            <wp:docPr id="25" name="Picture 25"/>
             <wp:cNvGraphicFramePr>
               <a:graphicFrameLocks noChangeAspect="1"/>
             </wp:cNvGraphicFramePr>
@@ -7373,7 +7779,7 @@
                     <pic:cNvPicPr/>
                   </pic:nvPicPr>
                   <pic:blipFill>
-                    <a:blip r:embed="rId33"/>
+                    <a:blip r:embed="rId35"/>
                     <a:stretch>
                       <a:fillRect/>
                     </a:stretch>
@@ -7424,7 +7830,7 @@
           <w:color w:val="000000"/>
           <w:sz w:val="28"/>
         </w:rPr>
-        <w:t>2.</w:t>
+        <w:t>3.</w:t>
         <w:tab/>
       </w:r>
       <w:r>
@@ -7435,8 +7841,14 @@
           <w:color w:val="000000"/>
           <w:sz w:val="28"/>
         </w:rPr>
-        <w:t xml:space="preserve">Наберите номер машины, марку или фамилию. </w:t>
-      </w:r>
+        <w:t>Откройте найденное и посмотрите, на какой пост и на какой срок выдан пропуск.</w:t>
+      </w:r>
+    </w:p>
+    <w:p>
+      <w:pPr>
+        <w:pStyle w:val="Heading2"/>
+        <w:ind w:firstLine="0"/>
+      </w:pPr>
       <w:r>
         <w:rPr>
           <w:rFonts w:ascii="Times New Roman" w:hAnsi="Times New Roman" w:cs="Times New Roman" w:eastAsia="Times New Roman"/>
@@ -7445,7 +7857,79 @@
           <w:color w:val="000000"/>
           <w:sz w:val="28"/>
         </w:rPr>
-        <w:t>Система покажет найденные машины, людей и заявки.</w:t>
+        <w:t>8.3. Проверьте по разделу «Доступные мне»</w:t>
+      </w:r>
+    </w:p>
+    <w:p>
+      <w:r>
+        <w:rPr>
+          <w:rFonts w:ascii="Times New Roman" w:hAnsi="Times New Roman" w:cs="Times New Roman" w:eastAsia="Times New Roman"/>
+          <w:b w:val="0"/>
+          <w:i w:val="0"/>
+          <w:color w:val="000000"/>
+          <w:sz w:val="28"/>
+        </w:rPr>
+        <w:t xml:space="preserve">Откройте раздел </w:t>
+      </w:r>
+      <w:r>
+        <w:rPr>
+          <w:rFonts w:ascii="Times New Roman" w:hAnsi="Times New Roman" w:cs="Times New Roman" w:eastAsia="Times New Roman"/>
+          <w:b/>
+          <w:i w:val="0"/>
+          <w:color w:val="000000"/>
+          <w:sz w:val="28"/>
+        </w:rPr>
+        <w:t>«Доступные мне»</w:t>
+      </w:r>
+      <w:r>
+        <w:rPr>
+          <w:rFonts w:ascii="Times New Roman" w:hAnsi="Times New Roman" w:cs="Times New Roman" w:eastAsia="Times New Roman"/>
+          <w:b w:val="0"/>
+          <w:i w:val="0"/>
+          <w:color w:val="000000"/>
+          <w:sz w:val="28"/>
+        </w:rPr>
+        <w:t xml:space="preserve"> (см. подраздел 3.3) и поищите заявку по организации или фамилии.</w:t>
+      </w:r>
+    </w:p>
+    <w:p>
+      <w:r>
+        <w:rPr>
+          <w:rFonts w:ascii="Times New Roman" w:hAnsi="Times New Roman" w:cs="Times New Roman" w:eastAsia="Times New Roman"/>
+          <w:b w:val="0"/>
+          <w:i w:val="0"/>
+          <w:color w:val="000000"/>
+          <w:sz w:val="28"/>
+        </w:rPr>
+        <w:t>Заявка нашлась, а строки в таблице нет - запись относится к другому посту либо срок пропуска кончился. Заявки нет и здесь - пропуск не согласован. В обоих случаях звоните в бюро пропусков и не пропускайте до ответа.</w:t>
+      </w:r>
+    </w:p>
+    <w:p>
+      <w:pPr>
+        <w:pStyle w:val="Heading1"/>
+        <w:ind w:firstLine="0"/>
+      </w:pPr>
+      <w:r>
+        <w:rPr>
+          <w:rFonts w:ascii="Times New Roman" w:hAnsi="Times New Roman" w:cs="Times New Roman" w:eastAsia="Times New Roman"/>
+          <w:b/>
+          <w:i w:val="0"/>
+          <w:color w:val="000000"/>
+          <w:sz w:val="32"/>
+        </w:rPr>
+        <w:t>9. Посмотреть карточку записи</w:t>
+      </w:r>
+    </w:p>
+    <w:p>
+      <w:r>
+        <w:rPr>
+          <w:rFonts w:ascii="Times New Roman" w:hAnsi="Times New Roman" w:cs="Times New Roman" w:eastAsia="Times New Roman"/>
+          <w:b w:val="0"/>
+          <w:i w:val="0"/>
+          <w:color w:val="000000"/>
+          <w:sz w:val="28"/>
+        </w:rPr>
+        <w:t>Карточка - это всё, что система знает о машине или о человеке из списка.</w:t>
       </w:r>
     </w:p>
     <w:p>
@@ -7462,122 +7946,6 @@
           <w:color w:val="000000"/>
           <w:sz w:val="28"/>
         </w:rPr>
-        <w:t>3.</w:t>
-        <w:tab/>
-      </w:r>
-      <w:r>
-        <w:rPr>
-          <w:rFonts w:ascii="Times New Roman" w:hAnsi="Times New Roman" w:cs="Times New Roman" w:eastAsia="Times New Roman"/>
-          <w:b w:val="0"/>
-          <w:i w:val="0"/>
-          <w:color w:val="000000"/>
-          <w:sz w:val="28"/>
-        </w:rPr>
-        <w:t>Откройте найденное и посмотрите, на какой пост и на какой срок выдан пропуск.</w:t>
-      </w:r>
-    </w:p>
-    <w:p>
-      <w:pPr>
-        <w:pStyle w:val="Heading2"/>
-        <w:ind w:firstLine="0"/>
-      </w:pPr>
-      <w:r>
-        <w:rPr>
-          <w:rFonts w:ascii="Times New Roman" w:hAnsi="Times New Roman" w:cs="Times New Roman" w:eastAsia="Times New Roman"/>
-          <w:b/>
-          <w:i w:val="0"/>
-          <w:color w:val="000000"/>
-          <w:sz w:val="28"/>
-        </w:rPr>
-        <w:t>8.3. Проверьте по разделу «Доступные мне»</w:t>
-      </w:r>
-    </w:p>
-    <w:p>
-      <w:r>
-        <w:rPr>
-          <w:rFonts w:ascii="Times New Roman" w:hAnsi="Times New Roman" w:cs="Times New Roman" w:eastAsia="Times New Roman"/>
-          <w:b w:val="0"/>
-          <w:i w:val="0"/>
-          <w:color w:val="000000"/>
-          <w:sz w:val="28"/>
-        </w:rPr>
-        <w:t xml:space="preserve">Откройте раздел </w:t>
-      </w:r>
-      <w:r>
-        <w:rPr>
-          <w:rFonts w:ascii="Times New Roman" w:hAnsi="Times New Roman" w:cs="Times New Roman" w:eastAsia="Times New Roman"/>
-          <w:b/>
-          <w:i w:val="0"/>
-          <w:color w:val="000000"/>
-          <w:sz w:val="28"/>
-        </w:rPr>
-        <w:t>«Доступные мне»</w:t>
-      </w:r>
-      <w:r>
-        <w:rPr>
-          <w:rFonts w:ascii="Times New Roman" w:hAnsi="Times New Roman" w:cs="Times New Roman" w:eastAsia="Times New Roman"/>
-          <w:b w:val="0"/>
-          <w:i w:val="0"/>
-          <w:color w:val="000000"/>
-          <w:sz w:val="28"/>
-        </w:rPr>
-        <w:t xml:space="preserve"> (см. подраздел 3.3) и поищите заявку по организации или фамилии.</w:t>
-      </w:r>
-    </w:p>
-    <w:p>
-      <w:r>
-        <w:rPr>
-          <w:rFonts w:ascii="Times New Roman" w:hAnsi="Times New Roman" w:cs="Times New Roman" w:eastAsia="Times New Roman"/>
-          <w:b w:val="0"/>
-          <w:i w:val="0"/>
-          <w:color w:val="000000"/>
-          <w:sz w:val="28"/>
-        </w:rPr>
-        <w:t>Заявка нашлась, а строки в таблице нет - запись относится к другому посту либо срок пропуска кончился. Заявки нет и здесь - пропуск не согласован. В обоих случаях звоните в бюро пропусков и не пропускайте до ответа.</w:t>
-      </w:r>
-    </w:p>
-    <w:p>
-      <w:pPr>
-        <w:pStyle w:val="Heading1"/>
-        <w:ind w:firstLine="0"/>
-      </w:pPr>
-      <w:r>
-        <w:rPr>
-          <w:rFonts w:ascii="Times New Roman" w:hAnsi="Times New Roman" w:cs="Times New Roman" w:eastAsia="Times New Roman"/>
-          <w:b/>
-          <w:i w:val="0"/>
-          <w:color w:val="000000"/>
-          <w:sz w:val="32"/>
-        </w:rPr>
-        <w:t>9. Посмотреть карточку записи</w:t>
-      </w:r>
-    </w:p>
-    <w:p>
-      <w:r>
-        <w:rPr>
-          <w:rFonts w:ascii="Times New Roman" w:hAnsi="Times New Roman" w:cs="Times New Roman" w:eastAsia="Times New Roman"/>
-          <w:b w:val="0"/>
-          <w:i w:val="0"/>
-          <w:color w:val="000000"/>
-          <w:sz w:val="28"/>
-        </w:rPr>
-        <w:t>Карточка - это всё, что система знает о машине или о человеке из списка.</w:t>
-      </w:r>
-    </w:p>
-    <w:p>
-      <w:pPr>
-        <w:spacing w:after="0" w:line="360" w:lineRule="auto"/>
-        <w:ind w:hanging="454" w:left="1134"/>
-        <w:jc w:val="both"/>
-      </w:pPr>
-      <w:r>
-        <w:rPr>
-          <w:rFonts w:ascii="Times New Roman" w:hAnsi="Times New Roman" w:cs="Times New Roman" w:eastAsia="Times New Roman"/>
-          <w:b w:val="0"/>
-          <w:i w:val="0"/>
-          <w:color w:val="000000"/>
-          <w:sz w:val="28"/>
-        </w:rPr>
         <w:t>1.</w:t>
         <w:tab/>
       </w:r>
@@ -7599,7 +7967,7 @@
           <w:color w:val="000000"/>
           <w:sz w:val="28"/>
         </w:rPr>
-        <w:t>Поверх экрана откроется карточка.</w:t>
+        <w:t>Поверх экрана откроется карточка, рисунок 9.1.</w:t>
       </w:r>
     </w:p>
     <w:p>
@@ -7612,8 +7980,8 @@
       <w:r>
         <w:drawing>
           <wp:inline xmlns:a="http://schemas.openxmlformats.org/drawingml/2006/main" xmlns:pic="http://schemas.openxmlformats.org/drawingml/2006/picture">
-            <wp:extent cx="3499104" cy="2883408"/>
-            <wp:docPr id="24" name="Picture 24"/>
+            <wp:extent cx="3864864" cy="4742688"/>
+            <wp:docPr id="26" name="Picture 26"/>
             <wp:cNvGraphicFramePr>
               <a:graphicFrameLocks noChangeAspect="1"/>
             </wp:cNvGraphicFramePr>
@@ -7625,7 +7993,7 @@
                     <pic:cNvPicPr/>
                   </pic:nvPicPr>
                   <pic:blipFill>
-                    <a:blip r:embed="rId34"/>
+                    <a:blip r:embed="rId36"/>
                     <a:stretch>
                       <a:fillRect/>
                     </a:stretch>
@@ -7633,7 +8001,7 @@
                   <pic:spPr>
                     <a:xfrm>
                       <a:off x="0" y="0"/>
-                      <a:ext cx="3499104" cy="2883408"/>
+                      <a:ext cx="3864864" cy="4742688"/>
                     </a:xfrm>
                     <a:prstGeom prst="rect"/>
                   </pic:spPr>
@@ -7707,7 +8075,27 @@
           <w:color w:val="000000"/>
           <w:sz w:val="28"/>
         </w:rPr>
-        <w:t xml:space="preserve">, время пребывания, места разгрузки и </w:t>
+        <w:t xml:space="preserve">, время пребывания, места разгрузки, посты в разделе </w:t>
+      </w:r>
+      <w:r>
+        <w:rPr>
+          <w:rFonts w:ascii="Times New Roman" w:hAnsi="Times New Roman" w:cs="Times New Roman" w:eastAsia="Times New Roman"/>
+          <w:b/>
+          <w:i w:val="0"/>
+          <w:color w:val="000000"/>
+          <w:sz w:val="28"/>
+        </w:rPr>
+        <w:t>«Проезд»</w:t>
+      </w:r>
+      <w:r>
+        <w:rPr>
+          <w:rFonts w:ascii="Times New Roman" w:hAnsi="Times New Roman" w:cs="Times New Roman" w:eastAsia="Times New Roman"/>
+          <w:b w:val="0"/>
+          <w:i w:val="0"/>
+          <w:color w:val="000000"/>
+          <w:sz w:val="28"/>
+        </w:rPr>
+        <w:t xml:space="preserve"> и </w:t>
       </w:r>
       <w:r>
         <w:rPr>
@@ -7914,7 +8302,7 @@
                 <w:color w:val="000000"/>
                 <w:sz w:val="26"/>
               </w:rPr>
-              <w:t xml:space="preserve"> карточка не открывается - они отмечают проход.</w:t>
+              <w:t xml:space="preserve"> карточка не открывается - они отмечают проход. Если содержимое карточки не помещается на экран, прокрутите её колесом мыши.</w:t>
             </w:r>
           </w:p>
         </w:tc>
@@ -8008,7 +8396,17 @@
           <w:color w:val="000000"/>
           <w:sz w:val="28"/>
         </w:rPr>
-        <w:t>.</w:t>
+        <w:t xml:space="preserve"> и нажмите на карточку нужной заявки (подраздел 3.3). </w:t>
+      </w:r>
+      <w:r>
+        <w:rPr>
+          <w:rFonts w:ascii="Times New Roman" w:hAnsi="Times New Roman" w:cs="Times New Roman" w:eastAsia="Times New Roman"/>
+          <w:b/>
+          <w:i w:val="0"/>
+          <w:color w:val="000000"/>
+          <w:sz w:val="28"/>
+        </w:rPr>
+        <w:t>Справа откроются её сведения.</w:t>
       </w:r>
     </w:p>
     <w:p>
@@ -8036,7 +8434,7 @@
           <w:color w:val="000000"/>
           <w:sz w:val="28"/>
         </w:rPr>
-        <w:t xml:space="preserve">Нажмите на карточку нужной заявки. </w:t>
+        <w:t xml:space="preserve">Нажмите </w:t>
       </w:r>
       <w:r>
         <w:rPr>
@@ -8046,44 +8444,6 @@
           <w:color w:val="000000"/>
           <w:sz w:val="28"/>
         </w:rPr>
-        <w:t>Справа откроются её сведения.</w:t>
-      </w:r>
-    </w:p>
-    <w:p>
-      <w:pPr>
-        <w:spacing w:after="0" w:line="360" w:lineRule="auto"/>
-        <w:ind w:hanging="454" w:left="1134"/>
-        <w:jc w:val="both"/>
-      </w:pPr>
-      <w:r>
-        <w:rPr>
-          <w:rFonts w:ascii="Times New Roman" w:hAnsi="Times New Roman" w:cs="Times New Roman" w:eastAsia="Times New Roman"/>
-          <w:b w:val="0"/>
-          <w:i w:val="0"/>
-          <w:color w:val="000000"/>
-          <w:sz w:val="28"/>
-        </w:rPr>
-        <w:t>3.</w:t>
-        <w:tab/>
-      </w:r>
-      <w:r>
-        <w:rPr>
-          <w:rFonts w:ascii="Times New Roman" w:hAnsi="Times New Roman" w:cs="Times New Roman" w:eastAsia="Times New Roman"/>
-          <w:b w:val="0"/>
-          <w:i w:val="0"/>
-          <w:color w:val="000000"/>
-          <w:sz w:val="28"/>
-        </w:rPr>
-        <w:t xml:space="preserve">Нажмите </w:t>
-      </w:r>
-      <w:r>
-        <w:rPr>
-          <w:rFonts w:ascii="Times New Roman" w:hAnsi="Times New Roman" w:cs="Times New Roman" w:eastAsia="Times New Roman"/>
-          <w:b/>
-          <w:i w:val="0"/>
-          <w:color w:val="000000"/>
-          <w:sz w:val="28"/>
-        </w:rPr>
         <w:t>«Посмотреть файл»</w:t>
       </w:r>
       <w:r>
@@ -8094,17 +8454,7 @@
           <w:color w:val="000000"/>
           <w:sz w:val="28"/>
         </w:rPr>
-        <w:t xml:space="preserve"> - кнопка отмечена цифрой 1 на рисунке из подраздела 3.3. </w:t>
-      </w:r>
-      <w:r>
-        <w:rPr>
-          <w:rFonts w:ascii="Times New Roman" w:hAnsi="Times New Roman" w:cs="Times New Roman" w:eastAsia="Times New Roman"/>
-          <w:b/>
-          <w:i w:val="0"/>
-          <w:color w:val="000000"/>
-          <w:sz w:val="28"/>
-        </w:rPr>
-        <w:t>Бланк откроется прямо в системе, скачивать его не нужно.</w:t>
+        <w:t xml:space="preserve"> (1 на рисунке 10.1).</w:t>
       </w:r>
     </w:p>
     <w:p>
@@ -8117,8 +8467,106 @@
       <w:r>
         <w:drawing>
           <wp:inline xmlns:a="http://schemas.openxmlformats.org/drawingml/2006/main" xmlns:pic="http://schemas.openxmlformats.org/drawingml/2006/picture">
-            <wp:extent cx="5632704" cy="2749296"/>
-            <wp:docPr id="25" name="Picture 25"/>
+            <wp:extent cx="2907792" cy="1085088"/>
+            <wp:docPr id="27" name="Picture 27"/>
+            <wp:cNvGraphicFramePr>
+              <a:graphicFrameLocks noChangeAspect="1"/>
+            </wp:cNvGraphicFramePr>
+            <a:graphic>
+              <a:graphicData uri="http://schemas.openxmlformats.org/drawingml/2006/picture">
+                <pic:pic>
+                  <pic:nvPicPr>
+                    <pic:cNvPr id="0" name="aa-blank-btn.png"/>
+                    <pic:cNvPicPr/>
+                  </pic:nvPicPr>
+                  <pic:blipFill>
+                    <a:blip r:embed="rId37"/>
+                    <a:stretch>
+                      <a:fillRect/>
+                    </a:stretch>
+                  </pic:blipFill>
+                  <pic:spPr>
+                    <a:xfrm>
+                      <a:off x="0" y="0"/>
+                      <a:ext cx="2907792" cy="1085088"/>
+                    </a:xfrm>
+                    <a:prstGeom prst="rect"/>
+                  </pic:spPr>
+                </pic:pic>
+              </a:graphicData>
+            </a:graphic>
+          </wp:inline>
+        </w:drawing>
+      </w:r>
+    </w:p>
+    <w:p>
+      <w:pPr>
+        <w:keepNext w:val="0"/>
+        <w:spacing w:line="240" w:lineRule="auto" w:before="40" w:after="200"/>
+        <w:ind w:firstLine="0"/>
+        <w:jc w:val="center"/>
+      </w:pPr>
+      <w:r>
+        <w:rPr>
+          <w:rFonts w:ascii="Times New Roman" w:hAnsi="Times New Roman" w:cs="Times New Roman" w:eastAsia="Times New Roman"/>
+          <w:b w:val="0"/>
+          <w:i/>
+          <w:color w:val="000000"/>
+          <w:sz w:val="24"/>
+        </w:rPr>
+        <w:t>Рисунок 10.1 — Кнопка просмотра бланка</w:t>
+      </w:r>
+    </w:p>
+    <w:p>
+      <w:pPr>
+        <w:spacing w:after="0" w:line="360" w:lineRule="auto"/>
+        <w:ind w:hanging="454" w:left="1134"/>
+        <w:jc w:val="both"/>
+      </w:pPr>
+      <w:r>
+        <w:rPr>
+          <w:rFonts w:ascii="Times New Roman" w:hAnsi="Times New Roman" w:cs="Times New Roman" w:eastAsia="Times New Roman"/>
+          <w:b w:val="0"/>
+          <w:i w:val="0"/>
+          <w:color w:val="000000"/>
+          <w:sz w:val="28"/>
+        </w:rPr>
+        <w:t>3.</w:t>
+        <w:tab/>
+      </w:r>
+      <w:r>
+        <w:rPr>
+          <w:rFonts w:ascii="Times New Roman" w:hAnsi="Times New Roman" w:cs="Times New Roman" w:eastAsia="Times New Roman"/>
+          <w:b w:val="0"/>
+          <w:i w:val="0"/>
+          <w:color w:val="000000"/>
+          <w:sz w:val="28"/>
+        </w:rPr>
+        <w:t xml:space="preserve">Прочитайте бланк, рисунок 10.2. </w:t>
+      </w:r>
+      <w:r>
+        <w:rPr>
+          <w:rFonts w:ascii="Times New Roman" w:hAnsi="Times New Roman" w:cs="Times New Roman" w:eastAsia="Times New Roman"/>
+          <w:b/>
+          <w:i w:val="0"/>
+          <w:color w:val="000000"/>
+          <w:sz w:val="28"/>
+        </w:rPr>
+        <w:t>Он открывается прямо в системе, скачивать его не нужно.</w:t>
+      </w:r>
+    </w:p>
+    <w:p>
+      <w:pPr>
+        <w:keepNext/>
+        <w:spacing w:before="120" w:after="40"/>
+        <w:ind w:firstLine="0"/>
+        <w:jc w:val="center"/>
+      </w:pPr>
+      <w:r>
+        <w:drawing>
+          <wp:inline xmlns:a="http://schemas.openxmlformats.org/drawingml/2006/main" xmlns:pic="http://schemas.openxmlformats.org/drawingml/2006/picture">
+            <wp:extent cx="5571744" cy="5010912"/>
+            <wp:docPr id="28" name="Picture 28"/>
             <wp:cNvGraphicFramePr>
               <a:graphicFrameLocks noChangeAspect="1"/>
             </wp:cNvGraphicFramePr>
@@ -8130,7 +8578,7 @@
                     <pic:cNvPicPr/>
                   </pic:nvPicPr>
                   <pic:blipFill>
-                    <a:blip r:embed="rId35"/>
+                    <a:blip r:embed="rId38"/>
                     <a:stretch>
                       <a:fillRect/>
                     </a:stretch>
@@ -8138,7 +8586,7 @@
                   <pic:spPr>
                     <a:xfrm>
                       <a:off x="0" y="0"/>
-                      <a:ext cx="5632704" cy="2749296"/>
+                      <a:ext cx="5571744" cy="5010912"/>
                     </a:xfrm>
                     <a:prstGeom prst="rect"/>
                   </pic:spPr>
@@ -8164,7 +8612,7 @@
           <w:color w:val="000000"/>
           <w:sz w:val="24"/>
         </w:rPr>
-        <w:t>Рисунок 10.1 — Бланк заявки</w:t>
+        <w:t>Рисунок 10.2 — Бланк заявки</w:t>
       </w:r>
     </w:p>
     <w:p>
@@ -8221,6 +8669,92 @@
           <w:sz w:val="28"/>
         </w:rPr>
         <w:t>Отчётные сутки идут с 21:30 вчерашнего дня до 21:30 сегодняшнего. Рабочей смены в системе нет, отчёт считается сутками.</w:t>
+      </w:r>
+    </w:p>
+    <w:p>
+      <w:pPr>
+        <w:spacing w:after="0" w:line="360" w:lineRule="auto"/>
+        <w:ind w:hanging="454" w:left="1134"/>
+        <w:jc w:val="both"/>
+      </w:pPr>
+      <w:r>
+        <w:rPr>
+          <w:rFonts w:ascii="Times New Roman" w:hAnsi="Times New Roman" w:cs="Times New Roman" w:eastAsia="Times New Roman"/>
+          <w:b w:val="0"/>
+          <w:i w:val="0"/>
+          <w:color w:val="000000"/>
+          <w:sz w:val="28"/>
+        </w:rPr>
+        <w:t>1.</w:t>
+        <w:tab/>
+      </w:r>
+      <w:r>
+        <w:rPr>
+          <w:rFonts w:ascii="Times New Roman" w:hAnsi="Times New Roman" w:cs="Times New Roman" w:eastAsia="Times New Roman"/>
+          <w:b w:val="0"/>
+          <w:i w:val="0"/>
+          <w:color w:val="000000"/>
+          <w:sz w:val="28"/>
+        </w:rPr>
+        <w:t>Откройте таблицу своего поста (подраздел 3.1).</w:t>
+      </w:r>
+    </w:p>
+    <w:p>
+      <w:pPr>
+        <w:spacing w:after="0" w:line="360" w:lineRule="auto"/>
+        <w:ind w:hanging="454" w:left="1134"/>
+        <w:jc w:val="both"/>
+      </w:pPr>
+      <w:r>
+        <w:rPr>
+          <w:rFonts w:ascii="Times New Roman" w:hAnsi="Times New Roman" w:cs="Times New Roman" w:eastAsia="Times New Roman"/>
+          <w:b w:val="0"/>
+          <w:i w:val="0"/>
+          <w:color w:val="000000"/>
+          <w:sz w:val="28"/>
+        </w:rPr>
+        <w:t>2.</w:t>
+        <w:tab/>
+      </w:r>
+      <w:r>
+        <w:rPr>
+          <w:rFonts w:ascii="Times New Roman" w:hAnsi="Times New Roman" w:cs="Times New Roman" w:eastAsia="Times New Roman"/>
+          <w:b w:val="0"/>
+          <w:i w:val="0"/>
+          <w:color w:val="000000"/>
+          <w:sz w:val="28"/>
+        </w:rPr>
+        <w:t xml:space="preserve">Нажмите кнопку </w:t>
+      </w:r>
+      <w:r>
+        <w:rPr>
+          <w:rFonts w:ascii="Times New Roman" w:hAnsi="Times New Roman" w:cs="Times New Roman" w:eastAsia="Times New Roman"/>
+          <w:b/>
+          <w:i w:val="0"/>
+          <w:color w:val="000000"/>
+          <w:sz w:val="28"/>
+        </w:rPr>
+        <w:t>«Отчёт»</w:t>
+      </w:r>
+      <w:r>
+        <w:rPr>
+          <w:rFonts w:ascii="Times New Roman" w:hAnsi="Times New Roman" w:cs="Times New Roman" w:eastAsia="Times New Roman"/>
+          <w:b w:val="0"/>
+          <w:i w:val="0"/>
+          <w:color w:val="000000"/>
+          <w:sz w:val="28"/>
+        </w:rPr>
+        <w:t xml:space="preserve"> над таблицей справа, рядом с полями отбора (1 на рисунке 11.1). </w:t>
+      </w:r>
+      <w:r>
+        <w:rPr>
+          <w:rFonts w:ascii="Times New Roman" w:hAnsi="Times New Roman" w:cs="Times New Roman" w:eastAsia="Times New Roman"/>
+          <w:b/>
+          <w:i w:val="0"/>
+          <w:color w:val="000000"/>
+          <w:sz w:val="28"/>
+        </w:rPr>
+        <w:t>Откроется окно «Отчёт по проездам» на посту машин или «Отчёт по проходам» на посту людей, рисунок 11.2.</w:t>
       </w:r>
     </w:p>
     <w:p>
@@ -8233,8 +8767,8 @@
       <w:r>
         <w:drawing>
           <wp:inline xmlns:a="http://schemas.openxmlformats.org/drawingml/2006/main" xmlns:pic="http://schemas.openxmlformats.org/drawingml/2006/picture">
-            <wp:extent cx="1767840" cy="908304"/>
-            <wp:docPr id="26" name="Picture 26"/>
+            <wp:extent cx="4389120" cy="1274064"/>
+            <wp:docPr id="29" name="Picture 29"/>
             <wp:cNvGraphicFramePr>
               <a:graphicFrameLocks noChangeAspect="1"/>
             </wp:cNvGraphicFramePr>
@@ -8246,7 +8780,7 @@
                     <pic:cNvPicPr/>
                   </pic:nvPicPr>
                   <pic:blipFill>
-                    <a:blip r:embed="rId36"/>
+                    <a:blip r:embed="rId39"/>
                     <a:stretch>
                       <a:fillRect/>
                     </a:stretch>
@@ -8254,7 +8788,7 @@
                   <pic:spPr>
                     <a:xfrm>
                       <a:off x="0" y="0"/>
-                      <a:ext cx="1767840" cy="908304"/>
+                      <a:ext cx="4389120" cy="1274064"/>
                     </a:xfrm>
                     <a:prstGeom prst="rect"/>
                   </pic:spPr>
@@ -8280,7 +8814,7 @@
           <w:color w:val="000000"/>
           <w:sz w:val="24"/>
         </w:rPr>
-        <w:t>Рисунок 11.1 — Кнопка отчёта</w:t>
+        <w:t>Рисунок 11.1 — Кнопка отчёта над таблицей</w:t>
       </w:r>
     </w:p>
     <w:p>
@@ -8297,7 +8831,7 @@
           <w:color w:val="000000"/>
           <w:sz w:val="28"/>
         </w:rPr>
-        <w:t>1.</w:t>
+        <w:t>3.</w:t>
         <w:tab/>
       </w:r>
       <w:r>
@@ -8308,7 +8842,7 @@
           <w:color w:val="000000"/>
           <w:sz w:val="28"/>
         </w:rPr>
-        <w:t xml:space="preserve">Нажмите кнопку </w:t>
+        <w:t xml:space="preserve">Посмотрите верхнюю часть </w:t>
       </w:r>
       <w:r>
         <w:rPr>
@@ -8318,17 +8852,17 @@
           <w:color w:val="000000"/>
           <w:sz w:val="28"/>
         </w:rPr>
-        <w:t>«Отчёт»</w:t>
-      </w:r>
-      <w:r>
-        <w:rPr>
-          <w:rFonts w:ascii="Times New Roman" w:hAnsi="Times New Roman" w:cs="Times New Roman" w:eastAsia="Times New Roman"/>
-          <w:b w:val="0"/>
-          <w:i w:val="0"/>
-          <w:color w:val="000000"/>
-          <w:sz w:val="28"/>
-        </w:rPr>
-        <w:t xml:space="preserve"> над таблицей. </w:t>
+        <w:t>«Сегодня»</w:t>
+      </w:r>
+      <w:r>
+        <w:rPr>
+          <w:rFonts w:ascii="Times New Roman" w:hAnsi="Times New Roman" w:cs="Times New Roman" w:eastAsia="Times New Roman"/>
+          <w:b w:val="0"/>
+          <w:i w:val="0"/>
+          <w:color w:val="000000"/>
+          <w:sz w:val="28"/>
+        </w:rPr>
+        <w:t xml:space="preserve">: </w:t>
       </w:r>
       <w:r>
         <w:rPr>
@@ -8338,7 +8872,77 @@
           <w:color w:val="000000"/>
           <w:sz w:val="28"/>
         </w:rPr>
-        <w:t>Откроется окно «Отчёт по проездам» на посту машин или «Отчёт по проходам» на посту людей.</w:t>
+        <w:t>«Заехало»</w:t>
+      </w:r>
+      <w:r>
+        <w:rPr>
+          <w:rFonts w:ascii="Times New Roman" w:hAnsi="Times New Roman" w:cs="Times New Roman" w:eastAsia="Times New Roman"/>
+          <w:b w:val="0"/>
+          <w:i w:val="0"/>
+          <w:color w:val="000000"/>
+          <w:sz w:val="28"/>
+        </w:rPr>
+        <w:t xml:space="preserve"> и </w:t>
+      </w:r>
+      <w:r>
+        <w:rPr>
+          <w:rFonts w:ascii="Times New Roman" w:hAnsi="Times New Roman" w:cs="Times New Roman" w:eastAsia="Times New Roman"/>
+          <w:b/>
+          <w:i w:val="0"/>
+          <w:color w:val="000000"/>
+          <w:sz w:val="28"/>
+        </w:rPr>
+        <w:t>«Выехало»</w:t>
+      </w:r>
+      <w:r>
+        <w:rPr>
+          <w:rFonts w:ascii="Times New Roman" w:hAnsi="Times New Roman" w:cs="Times New Roman" w:eastAsia="Times New Roman"/>
+          <w:b w:val="0"/>
+          <w:i w:val="0"/>
+          <w:color w:val="000000"/>
+          <w:sz w:val="28"/>
+        </w:rPr>
+        <w:t xml:space="preserve"> по машинам либо </w:t>
+      </w:r>
+      <w:r>
+        <w:rPr>
+          <w:rFonts w:ascii="Times New Roman" w:hAnsi="Times New Roman" w:cs="Times New Roman" w:eastAsia="Times New Roman"/>
+          <w:b/>
+          <w:i w:val="0"/>
+          <w:color w:val="000000"/>
+          <w:sz w:val="28"/>
+        </w:rPr>
+        <w:t>«Зашло»</w:t>
+      </w:r>
+      <w:r>
+        <w:rPr>
+          <w:rFonts w:ascii="Times New Roman" w:hAnsi="Times New Roman" w:cs="Times New Roman" w:eastAsia="Times New Roman"/>
+          <w:b w:val="0"/>
+          <w:i w:val="0"/>
+          <w:color w:val="000000"/>
+          <w:sz w:val="28"/>
+        </w:rPr>
+        <w:t xml:space="preserve"> и </w:t>
+      </w:r>
+      <w:r>
+        <w:rPr>
+          <w:rFonts w:ascii="Times New Roman" w:hAnsi="Times New Roman" w:cs="Times New Roman" w:eastAsia="Times New Roman"/>
+          <w:b/>
+          <w:i w:val="0"/>
+          <w:color w:val="000000"/>
+          <w:sz w:val="28"/>
+        </w:rPr>
+        <w:t>«Вышло»</w:t>
+      </w:r>
+      <w:r>
+        <w:rPr>
+          <w:rFonts w:ascii="Times New Roman" w:hAnsi="Times New Roman" w:cs="Times New Roman" w:eastAsia="Times New Roman"/>
+          <w:b w:val="0"/>
+          <w:i w:val="0"/>
+          <w:color w:val="000000"/>
+          <w:sz w:val="28"/>
+        </w:rPr>
+        <w:t xml:space="preserve"> по людям, за текущие отчётные сутки и по всем, кто отмечал на этом посту.</w:t>
       </w:r>
     </w:p>
     <w:p>
@@ -8351,8 +8955,8 @@
       <w:r>
         <w:drawing>
           <wp:inline xmlns:a="http://schemas.openxmlformats.org/drawingml/2006/main" xmlns:pic="http://schemas.openxmlformats.org/drawingml/2006/picture">
-            <wp:extent cx="4901184" cy="3852671"/>
-            <wp:docPr id="27" name="Picture 27"/>
+            <wp:extent cx="4901184" cy="3182112"/>
+            <wp:docPr id="30" name="Picture 30"/>
             <wp:cNvGraphicFramePr>
               <a:graphicFrameLocks noChangeAspect="1"/>
             </wp:cNvGraphicFramePr>
@@ -8364,7 +8968,7 @@
                     <pic:cNvPicPr/>
                   </pic:nvPicPr>
                   <pic:blipFill>
-                    <a:blip r:embed="rId37"/>
+                    <a:blip r:embed="rId40"/>
                     <a:stretch>
                       <a:fillRect/>
                     </a:stretch>
@@ -8372,7 +8976,7 @@
                   <pic:spPr>
                     <a:xfrm>
                       <a:off x="0" y="0"/>
-                      <a:ext cx="4901184" cy="3852671"/>
+                      <a:ext cx="4901184" cy="3182112"/>
                     </a:xfrm>
                     <a:prstGeom prst="rect"/>
                   </pic:spPr>
@@ -8415,7 +9019,7 @@
           <w:color w:val="000000"/>
           <w:sz w:val="28"/>
         </w:rPr>
-        <w:t>2.</w:t>
+        <w:t>4.</w:t>
         <w:tab/>
       </w:r>
       <w:r>
@@ -8426,7 +9030,7 @@
           <w:color w:val="000000"/>
           <w:sz w:val="28"/>
         </w:rPr>
-        <w:t xml:space="preserve">Посмотрите верхнюю часть </w:t>
+        <w:t xml:space="preserve">Посмотрите </w:t>
       </w:r>
       <w:r>
         <w:rPr>
@@ -8436,17 +9040,17 @@
           <w:color w:val="000000"/>
           <w:sz w:val="28"/>
         </w:rPr>
-        <w:t>«Сегодня»</w:t>
-      </w:r>
-      <w:r>
-        <w:rPr>
-          <w:rFonts w:ascii="Times New Roman" w:hAnsi="Times New Roman" w:cs="Times New Roman" w:eastAsia="Times New Roman"/>
-          <w:b w:val="0"/>
-          <w:i w:val="0"/>
-          <w:color w:val="000000"/>
-          <w:sz w:val="28"/>
-        </w:rPr>
-        <w:t xml:space="preserve">: </w:t>
+        <w:t>«Кто сколько отметил»</w:t>
+      </w:r>
+      <w:r>
+        <w:rPr>
+          <w:rFonts w:ascii="Times New Roman" w:hAnsi="Times New Roman" w:cs="Times New Roman" w:eastAsia="Times New Roman"/>
+          <w:b w:val="0"/>
+          <w:i w:val="0"/>
+          <w:color w:val="000000"/>
+          <w:sz w:val="28"/>
+        </w:rPr>
+        <w:t xml:space="preserve">, если за сутки отмечал не один работник. </w:t>
       </w:r>
       <w:r>
         <w:rPr>
@@ -8456,77 +9060,7 @@
           <w:color w:val="000000"/>
           <w:sz w:val="28"/>
         </w:rPr>
-        <w:t>«Заехало»</w:t>
-      </w:r>
-      <w:r>
-        <w:rPr>
-          <w:rFonts w:ascii="Times New Roman" w:hAnsi="Times New Roman" w:cs="Times New Roman" w:eastAsia="Times New Roman"/>
-          <w:b w:val="0"/>
-          <w:i w:val="0"/>
-          <w:color w:val="000000"/>
-          <w:sz w:val="28"/>
-        </w:rPr>
-        <w:t xml:space="preserve"> и </w:t>
-      </w:r>
-      <w:r>
-        <w:rPr>
-          <w:rFonts w:ascii="Times New Roman" w:hAnsi="Times New Roman" w:cs="Times New Roman" w:eastAsia="Times New Roman"/>
-          <w:b/>
-          <w:i w:val="0"/>
-          <w:color w:val="000000"/>
-          <w:sz w:val="28"/>
-        </w:rPr>
-        <w:t>«Выехало»</w:t>
-      </w:r>
-      <w:r>
-        <w:rPr>
-          <w:rFonts w:ascii="Times New Roman" w:hAnsi="Times New Roman" w:cs="Times New Roman" w:eastAsia="Times New Roman"/>
-          <w:b w:val="0"/>
-          <w:i w:val="0"/>
-          <w:color w:val="000000"/>
-          <w:sz w:val="28"/>
-        </w:rPr>
-        <w:t xml:space="preserve"> по машинам либо </w:t>
-      </w:r>
-      <w:r>
-        <w:rPr>
-          <w:rFonts w:ascii="Times New Roman" w:hAnsi="Times New Roman" w:cs="Times New Roman" w:eastAsia="Times New Roman"/>
-          <w:b/>
-          <w:i w:val="0"/>
-          <w:color w:val="000000"/>
-          <w:sz w:val="28"/>
-        </w:rPr>
-        <w:t>«Зашло»</w:t>
-      </w:r>
-      <w:r>
-        <w:rPr>
-          <w:rFonts w:ascii="Times New Roman" w:hAnsi="Times New Roman" w:cs="Times New Roman" w:eastAsia="Times New Roman"/>
-          <w:b w:val="0"/>
-          <w:i w:val="0"/>
-          <w:color w:val="000000"/>
-          <w:sz w:val="28"/>
-        </w:rPr>
-        <w:t xml:space="preserve"> и </w:t>
-      </w:r>
-      <w:r>
-        <w:rPr>
-          <w:rFonts w:ascii="Times New Roman" w:hAnsi="Times New Roman" w:cs="Times New Roman" w:eastAsia="Times New Roman"/>
-          <w:b/>
-          <w:i w:val="0"/>
-          <w:color w:val="000000"/>
-          <w:sz w:val="28"/>
-        </w:rPr>
-        <w:t>«Вышло»</w:t>
-      </w:r>
-      <w:r>
-        <w:rPr>
-          <w:rFonts w:ascii="Times New Roman" w:hAnsi="Times New Roman" w:cs="Times New Roman" w:eastAsia="Times New Roman"/>
-          <w:b w:val="0"/>
-          <w:i w:val="0"/>
-          <w:color w:val="000000"/>
-          <w:sz w:val="28"/>
-        </w:rPr>
-        <w:t xml:space="preserve"> по людям, за текущие отчётные сутки и по всем, кто отмечал на этом посту.</w:t>
+        <w:t>Будут числа по каждому.</w:t>
       </w:r>
     </w:p>
     <w:p>
@@ -8543,7 +9077,7 @@
           <w:color w:val="000000"/>
           <w:sz w:val="28"/>
         </w:rPr>
-        <w:t>3.</w:t>
+        <w:t>5.</w:t>
         <w:tab/>
       </w:r>
       <w:r>
@@ -8554,7 +9088,7 @@
           <w:color w:val="000000"/>
           <w:sz w:val="28"/>
         </w:rPr>
-        <w:t xml:space="preserve">Посмотрите </w:t>
+        <w:t xml:space="preserve">Нажмите </w:t>
       </w:r>
       <w:r>
         <w:rPr>
@@ -8564,17 +9098,17 @@
           <w:color w:val="000000"/>
           <w:sz w:val="28"/>
         </w:rPr>
-        <w:t>«Кто сколько отметил»</w:t>
-      </w:r>
-      <w:r>
-        <w:rPr>
-          <w:rFonts w:ascii="Times New Roman" w:hAnsi="Times New Roman" w:cs="Times New Roman" w:eastAsia="Times New Roman"/>
-          <w:b w:val="0"/>
-          <w:i w:val="0"/>
-          <w:color w:val="000000"/>
-          <w:sz w:val="28"/>
-        </w:rPr>
-        <w:t xml:space="preserve">, если за сутки отмечал не один работник. </w:t>
+        <w:t>«Показать прошлые дни»</w:t>
+      </w:r>
+      <w:r>
+        <w:rPr>
+          <w:rFonts w:ascii="Times New Roman" w:hAnsi="Times New Roman" w:cs="Times New Roman" w:eastAsia="Times New Roman"/>
+          <w:b w:val="0"/>
+          <w:i w:val="0"/>
+          <w:color w:val="000000"/>
+          <w:sz w:val="28"/>
+        </w:rPr>
+        <w:t xml:space="preserve">, если нужен отчёт за прошедшие сутки. </w:t>
       </w:r>
       <w:r>
         <w:rPr>
@@ -8584,35 +9118,19 @@
           <w:color w:val="000000"/>
           <w:sz w:val="28"/>
         </w:rPr>
-        <w:t>Будут числа по каждому.</w:t>
+        <w:t>Раскроется список прошлых дней с отбором «Период:».</w:t>
       </w:r>
     </w:p>
     <w:p>
-      <w:pPr>
-        <w:spacing w:after="0" w:line="360" w:lineRule="auto"/>
-        <w:ind w:hanging="454" w:left="1134"/>
-        <w:jc w:val="both"/>
-      </w:pPr>
-      <w:r>
-        <w:rPr>
-          <w:rFonts w:ascii="Times New Roman" w:hAnsi="Times New Roman" w:cs="Times New Roman" w:eastAsia="Times New Roman"/>
-          <w:b w:val="0"/>
-          <w:i w:val="0"/>
-          <w:color w:val="000000"/>
-          <w:sz w:val="28"/>
-        </w:rPr>
-        <w:t>4.</w:t>
-        <w:tab/>
-      </w:r>
-      <w:r>
-        <w:rPr>
-          <w:rFonts w:ascii="Times New Roman" w:hAnsi="Times New Roman" w:cs="Times New Roman" w:eastAsia="Times New Roman"/>
-          <w:b w:val="0"/>
-          <w:i w:val="0"/>
-          <w:color w:val="000000"/>
-          <w:sz w:val="28"/>
-        </w:rPr>
-        <w:t xml:space="preserve">Нажмите </w:t>
+      <w:r>
+        <w:rPr>
+          <w:rFonts w:ascii="Times New Roman" w:hAnsi="Times New Roman" w:cs="Times New Roman" w:eastAsia="Times New Roman"/>
+          <w:b w:val="0"/>
+          <w:i w:val="0"/>
+          <w:color w:val="000000"/>
+          <w:sz w:val="28"/>
+        </w:rPr>
+        <w:t xml:space="preserve">Написано, что за текущие отчётные сутки отметок пока нет - сутки только начались. Отчёт за вчера смотрите кнопкой </w:t>
       </w:r>
       <w:r>
         <w:rPr>
@@ -8632,83 +9150,41 @@
           <w:color w:val="000000"/>
           <w:sz w:val="28"/>
         </w:rPr>
-        <w:t xml:space="preserve">, если нужен отчёт за прошедшие сутки. </w:t>
-      </w:r>
-      <w:r>
-        <w:rPr>
-          <w:rFonts w:ascii="Times New Roman" w:hAnsi="Times New Roman" w:cs="Times New Roman" w:eastAsia="Times New Roman"/>
-          <w:b/>
-          <w:i w:val="0"/>
-          <w:color w:val="000000"/>
-          <w:sz w:val="28"/>
-        </w:rPr>
-        <w:t>Раскроется список прошлых дней с отбором «Период:».</w:t>
+        <w:t>.</w:t>
       </w:r>
     </w:p>
     <w:p>
-      <w:r>
-        <w:rPr>
-          <w:rFonts w:ascii="Times New Roman" w:hAnsi="Times New Roman" w:cs="Times New Roman" w:eastAsia="Times New Roman"/>
-          <w:b w:val="0"/>
-          <w:i w:val="0"/>
-          <w:color w:val="000000"/>
-          <w:sz w:val="28"/>
-        </w:rPr>
-        <w:t xml:space="preserve">Написано, что за текущие отчётные сутки отметок пока нет - сутки только начались. Отчёт за вчера смотрите кнопкой </w:t>
-      </w:r>
+      <w:pPr>
+        <w:pStyle w:val="Heading1"/>
+        <w:ind w:firstLine="0"/>
+      </w:pPr>
       <w:r>
         <w:rPr>
           <w:rFonts w:ascii="Times New Roman" w:hAnsi="Times New Roman" w:cs="Times New Roman" w:eastAsia="Times New Roman"/>
           <w:b/>
           <w:i w:val="0"/>
           <w:color w:val="000000"/>
-          <w:sz w:val="28"/>
-        </w:rPr>
-        <w:t>«Показать прошлые дни»</w:t>
-      </w:r>
-      <w:r>
-        <w:rPr>
-          <w:rFonts w:ascii="Times New Roman" w:hAnsi="Times New Roman" w:cs="Times New Roman" w:eastAsia="Times New Roman"/>
-          <w:b w:val="0"/>
-          <w:i w:val="0"/>
-          <w:color w:val="000000"/>
-          <w:sz w:val="28"/>
-        </w:rPr>
-        <w:t>.</w:t>
+          <w:sz w:val="32"/>
+        </w:rPr>
+        <w:t>12. Верхняя строка экрана</w:t>
       </w:r>
     </w:p>
     <w:p>
-      <w:pPr>
-        <w:pStyle w:val="Heading1"/>
-        <w:ind w:firstLine="0"/>
-      </w:pPr>
-      <w:r>
-        <w:rPr>
-          <w:rFonts w:ascii="Times New Roman" w:hAnsi="Times New Roman" w:cs="Times New Roman" w:eastAsia="Times New Roman"/>
-          <w:b/>
-          <w:i w:val="0"/>
-          <w:color w:val="000000"/>
-          <w:sz w:val="32"/>
-        </w:rPr>
-        <w:t>12. Верхняя строка экрана</w:t>
+      <w:r>
+        <w:rPr>
+          <w:rFonts w:ascii="Times New Roman" w:hAnsi="Times New Roman" w:cs="Times New Roman" w:eastAsia="Times New Roman"/>
+          <w:b w:val="0"/>
+          <w:i w:val="0"/>
+          <w:color w:val="000000"/>
+          <w:sz w:val="28"/>
+        </w:rPr>
+        <w:t>Верхняя строка одинакова во всех разделах. В ней приветствие, текущие дата и время, объявление бюро пропусков и кнопки, см. рисунок 8.2.</w:t>
       </w:r>
     </w:p>
     <w:p>
       <w:r>
         <w:rPr>
           <w:rFonts w:ascii="Times New Roman" w:hAnsi="Times New Roman" w:cs="Times New Roman" w:eastAsia="Times New Roman"/>
-          <w:b w:val="0"/>
-          <w:i w:val="0"/>
-          <w:color w:val="000000"/>
-          <w:sz w:val="28"/>
-        </w:rPr>
-        <w:t>Верхняя строка одинакова во всех разделах. В ней приветствие, текущие дата и время, объявление бюро пропусков и кнопки.</w:t>
-      </w:r>
-    </w:p>
-    <w:p>
-      <w:r>
-        <w:rPr>
-          <w:rFonts w:ascii="Times New Roman" w:hAnsi="Times New Roman" w:cs="Times New Roman" w:eastAsia="Times New Roman"/>
           <w:b/>
           <w:i w:val="0"/>
           <w:color w:val="000000"/>
@@ -8724,7 +9200,7 @@
           <w:color w:val="000000"/>
           <w:sz w:val="28"/>
         </w:rPr>
-        <w:t xml:space="preserve"> Колокольчик показывает число непрочитанных. Нажмите его - откроется список: заявку согласовали, начали обсуждение, срок пропуска подходит к концу. Свежие идут сверху, непрочитанные выделены, вкладки </w:t>
+        <w:t xml:space="preserve"> Колокольчик показывает число непрочитанных. Нажмите его - откроется список, рисунок 12.1: заявку согласовали, начали обсуждение, срок пропуска подходит к концу. Свежие идут сверху, непрочитанные выделены, вкладки </w:t>
       </w:r>
       <w:r>
         <w:rPr>
@@ -8778,7 +9254,7 @@
         <w:drawing>
           <wp:inline xmlns:a="http://schemas.openxmlformats.org/drawingml/2006/main" xmlns:pic="http://schemas.openxmlformats.org/drawingml/2006/picture">
             <wp:extent cx="2584704" cy="2993136"/>
-            <wp:docPr id="28" name="Picture 28"/>
+            <wp:docPr id="31" name="Picture 31"/>
             <wp:cNvGraphicFramePr>
               <a:graphicFrameLocks noChangeAspect="1"/>
             </wp:cNvGraphicFramePr>
@@ -8790,7 +9266,7 @@
                     <pic:cNvPicPr/>
                   </pic:nvPicPr>
                   <pic:blipFill>
-                    <a:blip r:embed="rId38"/>
+                    <a:blip r:embed="rId41"/>
                     <a:stretch>
                       <a:fillRect/>
                     </a:stretch>
@@ -8858,20 +9334,18 @@
           <w:color w:val="000000"/>
           <w:sz w:val="28"/>
         </w:rPr>
-        <w:t>Сообщить о проблеме.</w:t>
-      </w:r>
-      <w:r>
-        <w:rPr>
-          <w:rFonts w:ascii="Times New Roman" w:hAnsi="Times New Roman" w:cs="Times New Roman" w:eastAsia="Times New Roman"/>
-          <w:b w:val="0"/>
-          <w:i w:val="0"/>
-          <w:color w:val="000000"/>
-          <w:sz w:val="28"/>
-        </w:rPr>
-        <w:t xml:space="preserve"> Кнопка открывает окно для сообщения в бюро пропусков: заметили ошибку в системе или есть предложение - напишите прямо отсюда. Кнопка есть не у всех, её открывает бюро пропусков.</w:t>
-      </w:r>
-    </w:p>
-    <w:p>
+        <w:t>Обучение.</w:t>
+      </w:r>
+      <w:r>
+        <w:rPr>
+          <w:rFonts w:ascii="Times New Roman" w:hAnsi="Times New Roman" w:cs="Times New Roman" w:eastAsia="Times New Roman"/>
+          <w:b w:val="0"/>
+          <w:i w:val="0"/>
+          <w:color w:val="000000"/>
+          <w:sz w:val="28"/>
+        </w:rPr>
+        <w:t xml:space="preserve"> На странице </w:t>
+      </w:r>
       <w:r>
         <w:rPr>
           <w:rFonts w:ascii="Times New Roman" w:hAnsi="Times New Roman" w:cs="Times New Roman" w:eastAsia="Times New Roman"/>
@@ -8880,17 +9354,17 @@
           <w:color w:val="000000"/>
           <w:sz w:val="28"/>
         </w:rPr>
-        <w:t>Обучение.</w:t>
-      </w:r>
-      <w:r>
-        <w:rPr>
-          <w:rFonts w:ascii="Times New Roman" w:hAnsi="Times New Roman" w:cs="Times New Roman" w:eastAsia="Times New Roman"/>
-          <w:b w:val="0"/>
-          <w:i w:val="0"/>
-          <w:color w:val="000000"/>
-          <w:sz w:val="28"/>
-        </w:rPr>
-        <w:t xml:space="preserve"> На странице </w:t>
+        <w:t>«Обзор и новости»</w:t>
+      </w:r>
+      <w:r>
+        <w:rPr>
+          <w:rFonts w:ascii="Times New Roman" w:hAnsi="Times New Roman" w:cs="Times New Roman" w:eastAsia="Times New Roman"/>
+          <w:b w:val="0"/>
+          <w:i w:val="0"/>
+          <w:color w:val="000000"/>
+          <w:sz w:val="28"/>
+        </w:rPr>
+        <w:t xml:space="preserve"> есть кнопка </w:t>
       </w:r>
       <w:r>
         <w:rPr>
@@ -8900,26 +9374,6 @@
           <w:color w:val="000000"/>
           <w:sz w:val="28"/>
         </w:rPr>
-        <w:t>«Обзор и новости»</w:t>
-      </w:r>
-      <w:r>
-        <w:rPr>
-          <w:rFonts w:ascii="Times New Roman" w:hAnsi="Times New Roman" w:cs="Times New Roman" w:eastAsia="Times New Roman"/>
-          <w:b w:val="0"/>
-          <w:i w:val="0"/>
-          <w:color w:val="000000"/>
-          <w:sz w:val="28"/>
-        </w:rPr>
-        <w:t xml:space="preserve"> есть кнопка </w:t>
-      </w:r>
-      <w:r>
-        <w:rPr>
-          <w:rFonts w:ascii="Times New Roman" w:hAnsi="Times New Roman" w:cs="Times New Roman" w:eastAsia="Times New Roman"/>
-          <w:b/>
-          <w:i w:val="0"/>
-          <w:color w:val="000000"/>
-          <w:sz w:val="28"/>
-        </w:rPr>
         <w:t>«Обучение»</w:t>
       </w:r>
       <w:r>
@@ -8930,23 +9384,7 @@
           <w:color w:val="000000"/>
           <w:sz w:val="28"/>
         </w:rPr>
-        <w:t>: она проводит по системе и показывает, где что находится. Пройти можно сколько угодно раз, выйти - клавишей Esc.</w:t>
-      </w:r>
-    </w:p>
-    <w:p>
-      <w:pPr>
-        <w:pStyle w:val="Heading1"/>
-        <w:ind w:firstLine="0"/>
-      </w:pPr>
-      <w:r>
-        <w:rPr>
-          <w:rFonts w:ascii="Times New Roman" w:hAnsi="Times New Roman" w:cs="Times New Roman" w:eastAsia="Times New Roman"/>
-          <w:b/>
-          <w:i w:val="0"/>
-          <w:color w:val="000000"/>
-          <w:sz w:val="32"/>
-        </w:rPr>
-        <w:t>13. Конец смены</w:t>
+        <w:t xml:space="preserve"> (1 на рисунке 12.2): она проводит по системе и показывает, где что находится. Пройти можно сколько угодно раз, выйти - клавишей Esc.</w:t>
       </w:r>
     </w:p>
     <w:p>
@@ -8959,8 +9397,170 @@
       <w:r>
         <w:drawing>
           <wp:inline xmlns:a="http://schemas.openxmlformats.org/drawingml/2006/main" xmlns:pic="http://schemas.openxmlformats.org/drawingml/2006/picture">
+            <wp:extent cx="3944112" cy="1030224"/>
+            <wp:docPr id="32" name="Picture 32"/>
+            <wp:cNvGraphicFramePr>
+              <a:graphicFrameLocks noChangeAspect="1"/>
+            </wp:cNvGraphicFramePr>
+            <a:graphic>
+              <a:graphicData uri="http://schemas.openxmlformats.org/drawingml/2006/picture">
+                <pic:pic>
+                  <pic:nvPicPr>
+                    <pic:cNvPr id="0" name="training-btn.png"/>
+                    <pic:cNvPicPr/>
+                  </pic:nvPicPr>
+                  <pic:blipFill>
+                    <a:blip r:embed="rId42"/>
+                    <a:stretch>
+                      <a:fillRect/>
+                    </a:stretch>
+                  </pic:blipFill>
+                  <pic:spPr>
+                    <a:xfrm>
+                      <a:off x="0" y="0"/>
+                      <a:ext cx="3944112" cy="1030224"/>
+                    </a:xfrm>
+                    <a:prstGeom prst="rect"/>
+                  </pic:spPr>
+                </pic:pic>
+              </a:graphicData>
+            </a:graphic>
+          </wp:inline>
+        </w:drawing>
+      </w:r>
+    </w:p>
+    <w:p>
+      <w:pPr>
+        <w:keepNext w:val="0"/>
+        <w:spacing w:line="240" w:lineRule="auto" w:before="40" w:after="200"/>
+        <w:ind w:firstLine="0"/>
+        <w:jc w:val="center"/>
+      </w:pPr>
+      <w:r>
+        <w:rPr>
+          <w:rFonts w:ascii="Times New Roman" w:hAnsi="Times New Roman" w:cs="Times New Roman" w:eastAsia="Times New Roman"/>
+          <w:b w:val="0"/>
+          <w:i/>
+          <w:color w:val="000000"/>
+          <w:sz w:val="24"/>
+        </w:rPr>
+        <w:t>Рисунок 12.2 — Кнопка обучения</w:t>
+      </w:r>
+    </w:p>
+    <w:p>
+      <w:pPr>
+        <w:pStyle w:val="Heading1"/>
+        <w:ind w:firstLine="0"/>
+      </w:pPr>
+      <w:r>
+        <w:rPr>
+          <w:rFonts w:ascii="Times New Roman" w:hAnsi="Times New Roman" w:cs="Times New Roman" w:eastAsia="Times New Roman"/>
+          <w:b/>
+          <w:i w:val="0"/>
+          <w:color w:val="000000"/>
+          <w:sz w:val="32"/>
+        </w:rPr>
+        <w:t>13. Конец смены</w:t>
+      </w:r>
+    </w:p>
+    <w:p>
+      <w:pPr>
+        <w:spacing w:after="0" w:line="360" w:lineRule="auto"/>
+        <w:ind w:hanging="454" w:left="1134"/>
+        <w:jc w:val="both"/>
+      </w:pPr>
+      <w:r>
+        <w:rPr>
+          <w:rFonts w:ascii="Times New Roman" w:hAnsi="Times New Roman" w:cs="Times New Roman" w:eastAsia="Times New Roman"/>
+          <w:b w:val="0"/>
+          <w:i w:val="0"/>
+          <w:color w:val="000000"/>
+          <w:sz w:val="28"/>
+        </w:rPr>
+        <w:t>1.</w:t>
+        <w:tab/>
+      </w:r>
+      <w:r>
+        <w:rPr>
+          <w:rFonts w:ascii="Times New Roman" w:hAnsi="Times New Roman" w:cs="Times New Roman" w:eastAsia="Times New Roman"/>
+          <w:b w:val="0"/>
+          <w:i w:val="0"/>
+          <w:color w:val="000000"/>
+          <w:sz w:val="28"/>
+        </w:rPr>
+        <w:t>Отметьте выезд и выход по всем, кто уехал и ушёл при вас.</w:t>
+      </w:r>
+    </w:p>
+    <w:p>
+      <w:pPr>
+        <w:spacing w:after="0" w:line="360" w:lineRule="auto"/>
+        <w:ind w:hanging="454" w:left="1134"/>
+        <w:jc w:val="both"/>
+      </w:pPr>
+      <w:r>
+        <w:rPr>
+          <w:rFonts w:ascii="Times New Roman" w:hAnsi="Times New Roman" w:cs="Times New Roman" w:eastAsia="Times New Roman"/>
+          <w:b w:val="0"/>
+          <w:i w:val="0"/>
+          <w:color w:val="000000"/>
+          <w:sz w:val="28"/>
+        </w:rPr>
+        <w:t>2.</w:t>
+        <w:tab/>
+      </w:r>
+      <w:r>
+        <w:rPr>
+          <w:rFonts w:ascii="Times New Roman" w:hAnsi="Times New Roman" w:cs="Times New Roman" w:eastAsia="Times New Roman"/>
+          <w:b w:val="0"/>
+          <w:i w:val="0"/>
+          <w:color w:val="000000"/>
+          <w:sz w:val="28"/>
+        </w:rPr>
+        <w:t xml:space="preserve">Нажмите </w:t>
+      </w:r>
+      <w:r>
+        <w:rPr>
+          <w:rFonts w:ascii="Times New Roman" w:hAnsi="Times New Roman" w:cs="Times New Roman" w:eastAsia="Times New Roman"/>
+          <w:b/>
+          <w:i w:val="0"/>
+          <w:color w:val="000000"/>
+          <w:sz w:val="28"/>
+        </w:rPr>
+        <w:t>«Выйти»</w:t>
+      </w:r>
+      <w:r>
+        <w:rPr>
+          <w:rFonts w:ascii="Times New Roman" w:hAnsi="Times New Roman" w:cs="Times New Roman" w:eastAsia="Times New Roman"/>
+          <w:b w:val="0"/>
+          <w:i w:val="0"/>
+          <w:color w:val="000000"/>
+          <w:sz w:val="28"/>
+        </w:rPr>
+        <w:t xml:space="preserve"> внизу бокового меню, рисунок 13.1. </w:t>
+      </w:r>
+      <w:r>
+        <w:rPr>
+          <w:rFonts w:ascii="Times New Roman" w:hAnsi="Times New Roman" w:cs="Times New Roman" w:eastAsia="Times New Roman"/>
+          <w:b/>
+          <w:i w:val="0"/>
+          <w:color w:val="000000"/>
+          <w:sz w:val="28"/>
+        </w:rPr>
+        <w:t>Система закроет сеанс и покажет страницу входа.</w:t>
+      </w:r>
+    </w:p>
+    <w:p>
+      <w:pPr>
+        <w:keepNext/>
+        <w:spacing w:before="120" w:after="40"/>
+        <w:ind w:firstLine="0"/>
+        <w:jc w:val="center"/>
+      </w:pPr>
+      <w:r>
+        <w:drawing>
+          <wp:inline xmlns:a="http://schemas.openxmlformats.org/drawingml/2006/main" xmlns:pic="http://schemas.openxmlformats.org/drawingml/2006/picture">
             <wp:extent cx="1853184" cy="676656"/>
-            <wp:docPr id="29" name="Picture 29"/>
+            <wp:docPr id="33" name="Picture 33"/>
             <wp:cNvGraphicFramePr>
               <a:graphicFrameLocks noChangeAspect="1"/>
             </wp:cNvGraphicFramePr>
@@ -8972,7 +9572,7 @@
                     <pic:cNvPicPr/>
                   </pic:nvPicPr>
                   <pic:blipFill>
-                    <a:blip r:embed="rId39"/>
+                    <a:blip r:embed="rId43"/>
                     <a:stretch>
                       <a:fillRect/>
                     </a:stretch>
@@ -9007,92 +9607,6 @@
           <w:sz w:val="24"/>
         </w:rPr>
         <w:t>Рисунок 13.1 — Кнопка выхода из системы</w:t>
-      </w:r>
-    </w:p>
-    <w:p>
-      <w:pPr>
-        <w:spacing w:after="0" w:line="360" w:lineRule="auto"/>
-        <w:ind w:hanging="454" w:left="1134"/>
-        <w:jc w:val="both"/>
-      </w:pPr>
-      <w:r>
-        <w:rPr>
-          <w:rFonts w:ascii="Times New Roman" w:hAnsi="Times New Roman" w:cs="Times New Roman" w:eastAsia="Times New Roman"/>
-          <w:b w:val="0"/>
-          <w:i w:val="0"/>
-          <w:color w:val="000000"/>
-          <w:sz w:val="28"/>
-        </w:rPr>
-        <w:t>1.</w:t>
-        <w:tab/>
-      </w:r>
-      <w:r>
-        <w:rPr>
-          <w:rFonts w:ascii="Times New Roman" w:hAnsi="Times New Roman" w:cs="Times New Roman" w:eastAsia="Times New Roman"/>
-          <w:b w:val="0"/>
-          <w:i w:val="0"/>
-          <w:color w:val="000000"/>
-          <w:sz w:val="28"/>
-        </w:rPr>
-        <w:t>Отметьте выезд и выход по всем, кто уехал и ушёл при вас.</w:t>
-      </w:r>
-    </w:p>
-    <w:p>
-      <w:pPr>
-        <w:spacing w:after="0" w:line="360" w:lineRule="auto"/>
-        <w:ind w:hanging="454" w:left="1134"/>
-        <w:jc w:val="both"/>
-      </w:pPr>
-      <w:r>
-        <w:rPr>
-          <w:rFonts w:ascii="Times New Roman" w:hAnsi="Times New Roman" w:cs="Times New Roman" w:eastAsia="Times New Roman"/>
-          <w:b w:val="0"/>
-          <w:i w:val="0"/>
-          <w:color w:val="000000"/>
-          <w:sz w:val="28"/>
-        </w:rPr>
-        <w:t>2.</w:t>
-        <w:tab/>
-      </w:r>
-      <w:r>
-        <w:rPr>
-          <w:rFonts w:ascii="Times New Roman" w:hAnsi="Times New Roman" w:cs="Times New Roman" w:eastAsia="Times New Roman"/>
-          <w:b w:val="0"/>
-          <w:i w:val="0"/>
-          <w:color w:val="000000"/>
-          <w:sz w:val="28"/>
-        </w:rPr>
-        <w:t xml:space="preserve">Нажмите </w:t>
-      </w:r>
-      <w:r>
-        <w:rPr>
-          <w:rFonts w:ascii="Times New Roman" w:hAnsi="Times New Roman" w:cs="Times New Roman" w:eastAsia="Times New Roman"/>
-          <w:b/>
-          <w:i w:val="0"/>
-          <w:color w:val="000000"/>
-          <w:sz w:val="28"/>
-        </w:rPr>
-        <w:t>«Выйти»</w:t>
-      </w:r>
-      <w:r>
-        <w:rPr>
-          <w:rFonts w:ascii="Times New Roman" w:hAnsi="Times New Roman" w:cs="Times New Roman" w:eastAsia="Times New Roman"/>
-          <w:b w:val="0"/>
-          <w:i w:val="0"/>
-          <w:color w:val="000000"/>
-          <w:sz w:val="28"/>
-        </w:rPr>
-        <w:t xml:space="preserve"> внизу бокового меню. </w:t>
-      </w:r>
-      <w:r>
-        <w:rPr>
-          <w:rFonts w:ascii="Times New Roman" w:hAnsi="Times New Roman" w:cs="Times New Roman" w:eastAsia="Times New Roman"/>
-          <w:b/>
-          <w:i w:val="0"/>
-          <w:color w:val="000000"/>
-          <w:sz w:val="28"/>
-        </w:rPr>
-        <w:t>Система закроет сеанс и покажет страницу входа.</w:t>
       </w:r>
     </w:p>
     <w:tbl>

--- a/Документация/Инструкция охранника/Инструкция охранника.docx
+++ b/Документация/Инструкция охранника/Инструкция охранника.docx
@@ -498,7 +498,38 @@
           <w:sz w:val="26"/>
         </w:rPr>
         <w:tab/>
-        <w:t>5</w:t>
+        <w:t>6</w:t>
+      </w:r>
+    </w:p>
+    <w:p>
+      <w:pPr>
+        <w:tabs>
+          <w:tab w:pos="9354" w:val="right" w:leader="dot"/>
+        </w:tabs>
+        <w:spacing w:after="0" w:line="360" w:lineRule="auto"/>
+        <w:ind w:firstLine="0"/>
+        <w:jc w:val="left"/>
+      </w:pPr>
+      <w:r>
+        <w:rPr>
+          <w:rFonts w:ascii="Times New Roman" w:hAnsi="Times New Roman" w:cs="Times New Roman" w:eastAsia="Times New Roman"/>
+          <w:b/>
+          <w:i w:val="0"/>
+          <w:color w:val="000000"/>
+          <w:sz w:val="26"/>
+        </w:rPr>
+        <w:t>3. Начало смены</w:t>
+      </w:r>
+      <w:r>
+        <w:rPr>
+          <w:rFonts w:ascii="Times New Roman" w:hAnsi="Times New Roman" w:cs="Times New Roman" w:eastAsia="Times New Roman"/>
+          <w:b w:val="0"/>
+          <w:i w:val="0"/>
+          <w:color w:val="000000"/>
+          <w:sz w:val="26"/>
+        </w:rPr>
+        <w:tab/>
+        <w:t>7</w:t>
       </w:r>
     </w:p>
     <w:p>
@@ -518,7 +549,7 @@
           <w:color w:val="000000"/>
           <w:sz w:val="26"/>
         </w:rPr>
-        <w:t>2.3. Задать свой пароль</w:t>
+        <w:t>3.1. Открыть таблицу своего поста</w:t>
       </w:r>
       <w:r>
         <w:rPr>
@@ -529,7 +560,69 @@
           <w:sz w:val="26"/>
         </w:rPr>
         <w:tab/>
-        <w:t>6</w:t>
+        <w:t>7</w:t>
+      </w:r>
+    </w:p>
+    <w:p>
+      <w:pPr>
+        <w:tabs>
+          <w:tab w:pos="9354" w:val="right" w:leader="dot"/>
+        </w:tabs>
+        <w:spacing w:after="0" w:line="360" w:lineRule="auto"/>
+        <w:ind w:firstLine="0" w:left="454"/>
+        <w:jc w:val="left"/>
+      </w:pPr>
+      <w:r>
+        <w:rPr>
+          <w:rFonts w:ascii="Times New Roman" w:hAnsi="Times New Roman" w:cs="Times New Roman" w:eastAsia="Times New Roman"/>
+          <w:b w:val="0"/>
+          <w:i w:val="0"/>
+          <w:color w:val="000000"/>
+          <w:sz w:val="26"/>
+        </w:rPr>
+        <w:t>3.2. Прочитать инструкцию поста</w:t>
+      </w:r>
+      <w:r>
+        <w:rPr>
+          <w:rFonts w:ascii="Times New Roman" w:hAnsi="Times New Roman" w:cs="Times New Roman" w:eastAsia="Times New Roman"/>
+          <w:b w:val="0"/>
+          <w:i w:val="0"/>
+          <w:color w:val="000000"/>
+          <w:sz w:val="26"/>
+        </w:rPr>
+        <w:tab/>
+        <w:t>9</w:t>
+      </w:r>
+    </w:p>
+    <w:p>
+      <w:pPr>
+        <w:tabs>
+          <w:tab w:pos="9354" w:val="right" w:leader="dot"/>
+        </w:tabs>
+        <w:spacing w:after="0" w:line="360" w:lineRule="auto"/>
+        <w:ind w:firstLine="0" w:left="454"/>
+        <w:jc w:val="left"/>
+      </w:pPr>
+      <w:r>
+        <w:rPr>
+          <w:rFonts w:ascii="Times New Roman" w:hAnsi="Times New Roman" w:cs="Times New Roman" w:eastAsia="Times New Roman"/>
+          <w:b w:val="0"/>
+          <w:i w:val="0"/>
+          <w:color w:val="000000"/>
+          <w:sz w:val="26"/>
+        </w:rPr>
+        <w:t>3.3. Посмотреть, кого сегодня ждать</w:t>
+      </w:r>
+      <w:r>
+        <w:rPr>
+          <w:rFonts w:ascii="Times New Roman" w:hAnsi="Times New Roman" w:cs="Times New Roman" w:eastAsia="Times New Roman"/>
+          <w:b w:val="0"/>
+          <w:i w:val="0"/>
+          <w:color w:val="000000"/>
+          <w:sz w:val="26"/>
+        </w:rPr>
+        <w:tab/>
+        <w:t>10</w:t>
       </w:r>
     </w:p>
     <w:p>
@@ -549,7 +642,7 @@
           <w:color w:val="000000"/>
           <w:sz w:val="26"/>
         </w:rPr>
-        <w:t>3. Начало смены</w:t>
+        <w:t>4. Машина приехала</w:t>
       </w:r>
       <w:r>
         <w:rPr>
@@ -560,7 +653,131 @@
           <w:sz w:val="26"/>
         </w:rPr>
         <w:tab/>
-        <w:t>7</w:t>
+        <w:t>13</w:t>
+      </w:r>
+    </w:p>
+    <w:p>
+      <w:pPr>
+        <w:tabs>
+          <w:tab w:pos="9354" w:val="right" w:leader="dot"/>
+        </w:tabs>
+        <w:spacing w:after="0" w:line="360" w:lineRule="auto"/>
+        <w:ind w:firstLine="0"/>
+        <w:jc w:val="left"/>
+      </w:pPr>
+      <w:r>
+        <w:rPr>
+          <w:rFonts w:ascii="Times New Roman" w:hAnsi="Times New Roman" w:cs="Times New Roman" w:eastAsia="Times New Roman"/>
+          <w:b/>
+          <w:i w:val="0"/>
+          <w:color w:val="000000"/>
+          <w:sz w:val="26"/>
+        </w:rPr>
+        <w:t>5. Машина уезжает</w:t>
+      </w:r>
+      <w:r>
+        <w:rPr>
+          <w:rFonts w:ascii="Times New Roman" w:hAnsi="Times New Roman" w:cs="Times New Roman" w:eastAsia="Times New Roman"/>
+          <w:b w:val="0"/>
+          <w:i w:val="0"/>
+          <w:color w:val="000000"/>
+          <w:sz w:val="26"/>
+        </w:rPr>
+        <w:tab/>
+        <w:t>14</w:t>
+      </w:r>
+    </w:p>
+    <w:p>
+      <w:pPr>
+        <w:tabs>
+          <w:tab w:pos="9354" w:val="right" w:leader="dot"/>
+        </w:tabs>
+        <w:spacing w:after="0" w:line="360" w:lineRule="auto"/>
+        <w:ind w:firstLine="0"/>
+        <w:jc w:val="left"/>
+      </w:pPr>
+      <w:r>
+        <w:rPr>
+          <w:rFonts w:ascii="Times New Roman" w:hAnsi="Times New Roman" w:cs="Times New Roman" w:eastAsia="Times New Roman"/>
+          <w:b/>
+          <w:i w:val="0"/>
+          <w:color w:val="000000"/>
+          <w:sz w:val="26"/>
+        </w:rPr>
+        <w:t>6. Человек пришёл и ушёл</w:t>
+      </w:r>
+      <w:r>
+        <w:rPr>
+          <w:rFonts w:ascii="Times New Roman" w:hAnsi="Times New Roman" w:cs="Times New Roman" w:eastAsia="Times New Roman"/>
+          <w:b w:val="0"/>
+          <w:i w:val="0"/>
+          <w:color w:val="000000"/>
+          <w:sz w:val="26"/>
+        </w:rPr>
+        <w:tab/>
+        <w:t>15</w:t>
+      </w:r>
+    </w:p>
+    <w:p>
+      <w:pPr>
+        <w:tabs>
+          <w:tab w:pos="9354" w:val="right" w:leader="dot"/>
+        </w:tabs>
+        <w:spacing w:after="0" w:line="360" w:lineRule="auto"/>
+        <w:ind w:firstLine="0"/>
+        <w:jc w:val="left"/>
+      </w:pPr>
+      <w:r>
+        <w:rPr>
+          <w:rFonts w:ascii="Times New Roman" w:hAnsi="Times New Roman" w:cs="Times New Roman" w:eastAsia="Times New Roman"/>
+          <w:b/>
+          <w:i w:val="0"/>
+          <w:color w:val="000000"/>
+          <w:sz w:val="26"/>
+        </w:rPr>
+        <w:t>7. Машина по заявке, а номера в заявке нет</w:t>
+      </w:r>
+      <w:r>
+        <w:rPr>
+          <w:rFonts w:ascii="Times New Roman" w:hAnsi="Times New Roman" w:cs="Times New Roman" w:eastAsia="Times New Roman"/>
+          <w:b w:val="0"/>
+          <w:i w:val="0"/>
+          <w:color w:val="000000"/>
+          <w:sz w:val="26"/>
+        </w:rPr>
+        <w:tab/>
+        <w:t>16</w:t>
+      </w:r>
+    </w:p>
+    <w:p>
+      <w:pPr>
+        <w:tabs>
+          <w:tab w:pos="9354" w:val="right" w:leader="dot"/>
+        </w:tabs>
+        <w:spacing w:after="0" w:line="360" w:lineRule="auto"/>
+        <w:ind w:firstLine="0"/>
+        <w:jc w:val="left"/>
+      </w:pPr>
+      <w:r>
+        <w:rPr>
+          <w:rFonts w:ascii="Times New Roman" w:hAnsi="Times New Roman" w:cs="Times New Roman" w:eastAsia="Times New Roman"/>
+          <w:b/>
+          <w:i w:val="0"/>
+          <w:color w:val="000000"/>
+          <w:sz w:val="26"/>
+        </w:rPr>
+        <w:t>8. Не нашли машину или человека в списке</w:t>
+      </w:r>
+      <w:r>
+        <w:rPr>
+          <w:rFonts w:ascii="Times New Roman" w:hAnsi="Times New Roman" w:cs="Times New Roman" w:eastAsia="Times New Roman"/>
+          <w:b w:val="0"/>
+          <w:i w:val="0"/>
+          <w:color w:val="000000"/>
+          <w:sz w:val="26"/>
+        </w:rPr>
+        <w:tab/>
+        <w:t>17</w:t>
       </w:r>
     </w:p>
     <w:p>
@@ -580,7 +797,7 @@
           <w:color w:val="000000"/>
           <w:sz w:val="26"/>
         </w:rPr>
-        <w:t>3.1. Открыть таблицу своего поста</w:t>
+        <w:t>8.1. Проверьте поиск и отбор в таблице</w:t>
       </w:r>
       <w:r>
         <w:rPr>
@@ -591,7 +808,7 @@
           <w:sz w:val="26"/>
         </w:rPr>
         <w:tab/>
-        <w:t>7</w:t>
+        <w:t>17</w:t>
       </w:r>
     </w:p>
     <w:p>
@@ -611,7 +828,7 @@
           <w:color w:val="000000"/>
           <w:sz w:val="26"/>
         </w:rPr>
-        <w:t>3.2. Прочитать инструкцию поста</w:t>
+        <w:t>8.2. Поищите по всей системе</w:t>
       </w:r>
       <w:r>
         <w:rPr>
@@ -622,7 +839,7 @@
           <w:sz w:val="26"/>
         </w:rPr>
         <w:tab/>
-        <w:t>10</w:t>
+        <w:t>18</w:t>
       </w:r>
     </w:p>
     <w:p>
@@ -642,7 +859,7 @@
           <w:color w:val="000000"/>
           <w:sz w:val="26"/>
         </w:rPr>
-        <w:t>3.3. Посмотреть, кого сегодня ждать</w:t>
+        <w:t>8.3. Проверьте по разделу «Доступные мне»</w:t>
       </w:r>
       <w:r>
         <w:rPr>
@@ -653,7 +870,7 @@
           <w:sz w:val="26"/>
         </w:rPr>
         <w:tab/>
-        <w:t>11</w:t>
+        <w:t>19</w:t>
       </w:r>
     </w:p>
     <w:p>
@@ -673,7 +890,7 @@
           <w:color w:val="000000"/>
           <w:sz w:val="26"/>
         </w:rPr>
-        <w:t>4. Машина приехала</w:t>
+        <w:t>9. Посмотреть карточку записи</w:t>
       </w:r>
       <w:r>
         <w:rPr>
@@ -684,7 +901,7 @@
           <w:sz w:val="26"/>
         </w:rPr>
         <w:tab/>
-        <w:t>14</w:t>
+        <w:t>20</w:t>
       </w:r>
     </w:p>
     <w:p>
@@ -704,7 +921,7 @@
           <w:color w:val="000000"/>
           <w:sz w:val="26"/>
         </w:rPr>
-        <w:t>5. Машина уезжает</w:t>
+        <w:t>10. Посмотреть бланк заявки</w:t>
       </w:r>
       <w:r>
         <w:rPr>
@@ -715,7 +932,7 @@
           <w:sz w:val="26"/>
         </w:rPr>
         <w:tab/>
-        <w:t>15</w:t>
+        <w:t>21</w:t>
       </w:r>
     </w:p>
     <w:p>
@@ -735,7 +952,7 @@
           <w:color w:val="000000"/>
           <w:sz w:val="26"/>
         </w:rPr>
-        <w:t>6. Человек пришёл и ушёл</w:t>
+        <w:t>11. Отчёт за отчётные сутки</w:t>
       </w:r>
       <w:r>
         <w:rPr>
@@ -746,7 +963,7 @@
           <w:sz w:val="26"/>
         </w:rPr>
         <w:tab/>
-        <w:t>16</w:t>
+        <w:t>22</w:t>
       </w:r>
     </w:p>
     <w:p>
@@ -766,7 +983,7 @@
           <w:color w:val="000000"/>
           <w:sz w:val="26"/>
         </w:rPr>
-        <w:t>7. Машина по заявке, а номера в заявке нет</w:t>
+        <w:t>12. Верхняя строка экрана</w:t>
       </w:r>
       <w:r>
         <w:rPr>
@@ -777,7 +994,7 @@
           <w:sz w:val="26"/>
         </w:rPr>
         <w:tab/>
-        <w:t>17</w:t>
+        <w:t>24</w:t>
       </w:r>
     </w:p>
     <w:p>
@@ -797,7 +1014,7 @@
           <w:color w:val="000000"/>
           <w:sz w:val="26"/>
         </w:rPr>
-        <w:t>8. Не нашли машину или человека в списке</w:t>
+        <w:t>13. Конец смены</w:t>
       </w:r>
       <w:r>
         <w:rPr>
@@ -808,100 +1025,7 @@
           <w:sz w:val="26"/>
         </w:rPr>
         <w:tab/>
-        <w:t>18</w:t>
-      </w:r>
-    </w:p>
-    <w:p>
-      <w:pPr>
-        <w:tabs>
-          <w:tab w:pos="9354" w:val="right" w:leader="dot"/>
-        </w:tabs>
-        <w:spacing w:after="0" w:line="360" w:lineRule="auto"/>
-        <w:ind w:firstLine="0" w:left="454"/>
-        <w:jc w:val="left"/>
-      </w:pPr>
-      <w:r>
-        <w:rPr>
-          <w:rFonts w:ascii="Times New Roman" w:hAnsi="Times New Roman" w:cs="Times New Roman" w:eastAsia="Times New Roman"/>
-          <w:b w:val="0"/>
-          <w:i w:val="0"/>
-          <w:color w:val="000000"/>
-          <w:sz w:val="26"/>
-        </w:rPr>
-        <w:t>8.1. Проверьте поиск и отбор в таблице</w:t>
-      </w:r>
-      <w:r>
-        <w:rPr>
-          <w:rFonts w:ascii="Times New Roman" w:hAnsi="Times New Roman" w:cs="Times New Roman" w:eastAsia="Times New Roman"/>
-          <w:b w:val="0"/>
-          <w:i w:val="0"/>
-          <w:color w:val="000000"/>
-          <w:sz w:val="26"/>
-        </w:rPr>
-        <w:tab/>
-        <w:t>18</w:t>
-      </w:r>
-    </w:p>
-    <w:p>
-      <w:pPr>
-        <w:tabs>
-          <w:tab w:pos="9354" w:val="right" w:leader="dot"/>
-        </w:tabs>
-        <w:spacing w:after="0" w:line="360" w:lineRule="auto"/>
-        <w:ind w:firstLine="0" w:left="454"/>
-        <w:jc w:val="left"/>
-      </w:pPr>
-      <w:r>
-        <w:rPr>
-          <w:rFonts w:ascii="Times New Roman" w:hAnsi="Times New Roman" w:cs="Times New Roman" w:eastAsia="Times New Roman"/>
-          <w:b w:val="0"/>
-          <w:i w:val="0"/>
-          <w:color w:val="000000"/>
-          <w:sz w:val="26"/>
-        </w:rPr>
-        <w:t>8.2. Поищите по всей системе</w:t>
-      </w:r>
-      <w:r>
-        <w:rPr>
-          <w:rFonts w:ascii="Times New Roman" w:hAnsi="Times New Roman" w:cs="Times New Roman" w:eastAsia="Times New Roman"/>
-          <w:b w:val="0"/>
-          <w:i w:val="0"/>
-          <w:color w:val="000000"/>
-          <w:sz w:val="26"/>
-        </w:rPr>
-        <w:tab/>
-        <w:t>19</w:t>
-      </w:r>
-    </w:p>
-    <w:p>
-      <w:pPr>
-        <w:tabs>
-          <w:tab w:pos="9354" w:val="right" w:leader="dot"/>
-        </w:tabs>
-        <w:spacing w:after="0" w:line="360" w:lineRule="auto"/>
-        <w:ind w:firstLine="0" w:left="454"/>
-        <w:jc w:val="left"/>
-      </w:pPr>
-      <w:r>
-        <w:rPr>
-          <w:rFonts w:ascii="Times New Roman" w:hAnsi="Times New Roman" w:cs="Times New Roman" w:eastAsia="Times New Roman"/>
-          <w:b w:val="0"/>
-          <w:i w:val="0"/>
-          <w:color w:val="000000"/>
-          <w:sz w:val="26"/>
-        </w:rPr>
-        <w:t>8.3. Проверьте по разделу «Доступные мне»</w:t>
-      </w:r>
-      <w:r>
-        <w:rPr>
-          <w:rFonts w:ascii="Times New Roman" w:hAnsi="Times New Roman" w:cs="Times New Roman" w:eastAsia="Times New Roman"/>
-          <w:b w:val="0"/>
-          <w:i w:val="0"/>
-          <w:color w:val="000000"/>
-          <w:sz w:val="26"/>
-        </w:rPr>
-        <w:tab/>
-        <w:t>20</w:t>
+        <w:t>25</w:t>
       </w:r>
     </w:p>
     <w:p>
@@ -921,131 +1045,7 @@
           <w:color w:val="000000"/>
           <w:sz w:val="26"/>
         </w:rPr>
-        <w:t>9. Посмотреть карточку записи</w:t>
-      </w:r>
-      <w:r>
-        <w:rPr>
-          <w:rFonts w:ascii="Times New Roman" w:hAnsi="Times New Roman" w:cs="Times New Roman" w:eastAsia="Times New Roman"/>
-          <w:b w:val="0"/>
-          <w:i w:val="0"/>
-          <w:color w:val="000000"/>
-          <w:sz w:val="26"/>
-        </w:rPr>
-        <w:tab/>
-        <w:t>21</w:t>
-      </w:r>
-    </w:p>
-    <w:p>
-      <w:pPr>
-        <w:tabs>
-          <w:tab w:pos="9354" w:val="right" w:leader="dot"/>
-        </w:tabs>
-        <w:spacing w:after="0" w:line="360" w:lineRule="auto"/>
-        <w:ind w:firstLine="0"/>
-        <w:jc w:val="left"/>
-      </w:pPr>
-      <w:r>
-        <w:rPr>
-          <w:rFonts w:ascii="Times New Roman" w:hAnsi="Times New Roman" w:cs="Times New Roman" w:eastAsia="Times New Roman"/>
-          <w:b/>
-          <w:i w:val="0"/>
-          <w:color w:val="000000"/>
-          <w:sz w:val="26"/>
-        </w:rPr>
-        <w:t>10. Посмотреть бланк заявки</w:t>
-      </w:r>
-      <w:r>
-        <w:rPr>
-          <w:rFonts w:ascii="Times New Roman" w:hAnsi="Times New Roman" w:cs="Times New Roman" w:eastAsia="Times New Roman"/>
-          <w:b w:val="0"/>
-          <w:i w:val="0"/>
-          <w:color w:val="000000"/>
-          <w:sz w:val="26"/>
-        </w:rPr>
-        <w:tab/>
-        <w:t>22</w:t>
-      </w:r>
-    </w:p>
-    <w:p>
-      <w:pPr>
-        <w:tabs>
-          <w:tab w:pos="9354" w:val="right" w:leader="dot"/>
-        </w:tabs>
-        <w:spacing w:after="0" w:line="360" w:lineRule="auto"/>
-        <w:ind w:firstLine="0"/>
-        <w:jc w:val="left"/>
-      </w:pPr>
-      <w:r>
-        <w:rPr>
-          <w:rFonts w:ascii="Times New Roman" w:hAnsi="Times New Roman" w:cs="Times New Roman" w:eastAsia="Times New Roman"/>
-          <w:b/>
-          <w:i w:val="0"/>
-          <w:color w:val="000000"/>
-          <w:sz w:val="26"/>
-        </w:rPr>
-        <w:t>11. Отчёт за отчётные сутки</w:t>
-      </w:r>
-      <w:r>
-        <w:rPr>
-          <w:rFonts w:ascii="Times New Roman" w:hAnsi="Times New Roman" w:cs="Times New Roman" w:eastAsia="Times New Roman"/>
-          <w:b w:val="0"/>
-          <w:i w:val="0"/>
-          <w:color w:val="000000"/>
-          <w:sz w:val="26"/>
-        </w:rPr>
-        <w:tab/>
-        <w:t>23</w:t>
-      </w:r>
-    </w:p>
-    <w:p>
-      <w:pPr>
-        <w:tabs>
-          <w:tab w:pos="9354" w:val="right" w:leader="dot"/>
-        </w:tabs>
-        <w:spacing w:after="0" w:line="360" w:lineRule="auto"/>
-        <w:ind w:firstLine="0"/>
-        <w:jc w:val="left"/>
-      </w:pPr>
-      <w:r>
-        <w:rPr>
-          <w:rFonts w:ascii="Times New Roman" w:hAnsi="Times New Roman" w:cs="Times New Roman" w:eastAsia="Times New Roman"/>
-          <w:b/>
-          <w:i w:val="0"/>
-          <w:color w:val="000000"/>
-          <w:sz w:val="26"/>
-        </w:rPr>
-        <w:t>12. Верхняя строка экрана</w:t>
-      </w:r>
-      <w:r>
-        <w:rPr>
-          <w:rFonts w:ascii="Times New Roman" w:hAnsi="Times New Roman" w:cs="Times New Roman" w:eastAsia="Times New Roman"/>
-          <w:b w:val="0"/>
-          <w:i w:val="0"/>
-          <w:color w:val="000000"/>
-          <w:sz w:val="26"/>
-        </w:rPr>
-        <w:tab/>
-        <w:t>25</w:t>
-      </w:r>
-    </w:p>
-    <w:p>
-      <w:pPr>
-        <w:tabs>
-          <w:tab w:pos="9354" w:val="right" w:leader="dot"/>
-        </w:tabs>
-        <w:spacing w:after="0" w:line="360" w:lineRule="auto"/>
-        <w:ind w:firstLine="0"/>
-        <w:jc w:val="left"/>
-      </w:pPr>
-      <w:r>
-        <w:rPr>
-          <w:rFonts w:ascii="Times New Roman" w:hAnsi="Times New Roman" w:cs="Times New Roman" w:eastAsia="Times New Roman"/>
-          <w:b/>
-          <w:i w:val="0"/>
-          <w:color w:val="000000"/>
-          <w:sz w:val="26"/>
-        </w:rPr>
-        <w:t>13. Конец смены</w:t>
+        <w:t>14. Если что-то пошло не так</w:t>
       </w:r>
       <w:r>
         <w:rPr>
@@ -1057,37 +1057,6 @@
         </w:rPr>
         <w:tab/>
         <w:t>26</w:t>
-      </w:r>
-    </w:p>
-    <w:p>
-      <w:pPr>
-        <w:tabs>
-          <w:tab w:pos="9354" w:val="right" w:leader="dot"/>
-        </w:tabs>
-        <w:spacing w:after="0" w:line="360" w:lineRule="auto"/>
-        <w:ind w:firstLine="0"/>
-        <w:jc w:val="left"/>
-      </w:pPr>
-      <w:r>
-        <w:rPr>
-          <w:rFonts w:ascii="Times New Roman" w:hAnsi="Times New Roman" w:cs="Times New Roman" w:eastAsia="Times New Roman"/>
-          <w:b/>
-          <w:i w:val="0"/>
-          <w:color w:val="000000"/>
-          <w:sz w:val="26"/>
-        </w:rPr>
-        <w:t>14. Если что-то пошло не так</w:t>
-      </w:r>
-      <w:r>
-        <w:rPr>
-          <w:rFonts w:ascii="Times New Roman" w:hAnsi="Times New Roman" w:cs="Times New Roman" w:eastAsia="Times New Roman"/>
-          <w:b w:val="0"/>
-          <w:i w:val="0"/>
-          <w:color w:val="000000"/>
-          <w:sz w:val="26"/>
-        </w:rPr>
-        <w:tab/>
-        <w:t>27</w:t>
       </w:r>
     </w:p>
     <w:p>
@@ -2360,7 +2329,76 @@
           <w:color w:val="000000"/>
           <w:sz w:val="28"/>
         </w:rPr>
-        <w:t>. Откроется окно с электронной почтой и телефоном бюро пропусков. Новый пароль назначит администратор, самостоятельно пароль не восстанавливается.</w:t>
+        <w:t>. Откроется окно с электронной почтой и телефоном бюро пропусков. Новый пароль назначит администратор.</w:t>
+      </w:r>
+    </w:p>
+    <w:tbl>
+      <w:tblPr>
+        <w:tblW w:type="auto" w:w="0"/>
+        <w:tblLayout w:type="fixed"/>
+        <w:tblLook w:firstColumn="1" w:firstRow="1" w:lastColumn="0" w:lastRow="0" w:noHBand="0" w:noVBand="1" w:val="04A0"/>
+        <w:tblLayout w:type="fixed"/>
+      </w:tblPr>
+      <w:tblGrid>
+        <w:gridCol w:w="9356"/>
+      </w:tblGrid>
+      <w:tr>
+        <w:trPr>
+          <w:cantSplit w:val="true"/>
+        </w:trPr>
+        <w:tc>
+          <w:tcPr>
+            <w:tcW w:type="dxa" w:w="9354"/>
+            <w:shd w:val="clear" w:fill="EAF1F8"/>
+            <w:tcBorders>
+              <w:left w:val="single" w:sz="24" w:color="2C6FA6"/>
+              <w:top w:val="single" w:sz="4" w:color="EAF1F8"/>
+              <w:bottom w:val="single" w:sz="4" w:color="EAF1F8"/>
+              <w:right w:val="single" w:sz="4" w:color="EAF1F8"/>
+            </w:tcBorders>
+          </w:tcPr>
+          <w:p>
+            <w:pPr>
+              <w:spacing w:line="288" w:lineRule="auto" w:after="0"/>
+              <w:ind w:firstLine="0"/>
+            </w:pPr>
+            <w:r>
+              <w:rPr>
+                <w:rFonts w:ascii="Times New Roman" w:hAnsi="Times New Roman" w:cs="Times New Roman" w:eastAsia="Times New Roman"/>
+                <w:b/>
+                <w:i w:val="0"/>
+                <w:color w:val="2C6FA6"/>
+                <w:sz w:val="26"/>
+              </w:rPr>
+              <w:t xml:space="preserve">ПРИМЕЧАНИЕ. </w:t>
+            </w:r>
+            <w:r>
+              <w:rPr>
+                <w:rFonts w:ascii="Times New Roman" w:hAnsi="Times New Roman" w:cs="Times New Roman" w:eastAsia="Times New Roman"/>
+                <w:b w:val="0"/>
+                <w:i w:val="0"/>
+                <w:color w:val="000000"/>
+                <w:sz w:val="26"/>
+              </w:rPr>
+              <w:t>Пароль работника поста ведёт бюро пропусков. Менять его самостоятельно не нужно и нельзя: ни при первом входе, ни потом система об этом не спрашивает, а в личном кабинете такой кнопки нет.</w:t>
+            </w:r>
+          </w:p>
+        </w:tc>
+      </w:tr>
+    </w:tbl>
+    <w:p>
+      <w:pPr>
+        <w:spacing w:after="0" w:line="240" w:lineRule="auto"/>
+        <w:ind w:firstLine="0"/>
+      </w:pPr>
+      <w:r>
+        <w:rPr>
+          <w:rFonts w:ascii="Times New Roman" w:hAnsi="Times New Roman" w:cs="Times New Roman" w:eastAsia="Times New Roman"/>
+          <w:b w:val="0"/>
+          <w:i w:val="0"/>
+          <w:color w:val="000000"/>
+          <w:sz w:val="12"/>
+        </w:rPr>
       </w:r>
     </w:p>
     <w:p>
@@ -2664,335 +2702,6 @@
                 <w:sz w:val="26"/>
               </w:rPr>
               <w:t>. Эта кнопка закрывает сеанс без подтверждения, и работать в системе не получится.</w:t>
-            </w:r>
-          </w:p>
-        </w:tc>
-      </w:tr>
-    </w:tbl>
-    <w:p>
-      <w:pPr>
-        <w:spacing w:after="0" w:line="240" w:lineRule="auto"/>
-        <w:ind w:firstLine="0"/>
-      </w:pPr>
-      <w:r>
-        <w:rPr>
-          <w:rFonts w:ascii="Times New Roman" w:hAnsi="Times New Roman" w:cs="Times New Roman" w:eastAsia="Times New Roman"/>
-          <w:b w:val="0"/>
-          <w:i w:val="0"/>
-          <w:color w:val="000000"/>
-          <w:sz w:val="12"/>
-        </w:rPr>
-      </w:r>
-    </w:p>
-    <w:p>
-      <w:pPr>
-        <w:pStyle w:val="Heading2"/>
-        <w:ind w:firstLine="0"/>
-      </w:pPr>
-      <w:r>
-        <w:rPr>
-          <w:rFonts w:ascii="Times New Roman" w:hAnsi="Times New Roman" w:cs="Times New Roman" w:eastAsia="Times New Roman"/>
-          <w:b/>
-          <w:i w:val="0"/>
-          <w:color w:val="000000"/>
-          <w:sz w:val="28"/>
-        </w:rPr>
-        <w:t>2.3. Задать свой пароль</w:t>
-      </w:r>
-    </w:p>
-    <w:p>
-      <w:r>
-        <w:rPr>
-          <w:rFonts w:ascii="Times New Roman" w:hAnsi="Times New Roman" w:cs="Times New Roman" w:eastAsia="Times New Roman"/>
-          <w:b w:val="0"/>
-          <w:i w:val="0"/>
-          <w:color w:val="000000"/>
-          <w:sz w:val="28"/>
-        </w:rPr>
-        <w:t xml:space="preserve">Пока система устроена так, что после согласия она один раз просит заменить выданный пароль на свой. Поверх экрана открывается окно </w:t>
-      </w:r>
-      <w:r>
-        <w:rPr>
-          <w:rFonts w:ascii="Times New Roman" w:hAnsi="Times New Roman" w:cs="Times New Roman" w:eastAsia="Times New Roman"/>
-          <w:b/>
-          <w:i w:val="0"/>
-          <w:color w:val="000000"/>
-          <w:sz w:val="28"/>
-        </w:rPr>
-        <w:t>«Задайте свой пароль»</w:t>
-      </w:r>
-      <w:r>
-        <w:rPr>
-          <w:rFonts w:ascii="Times New Roman" w:hAnsi="Times New Roman" w:cs="Times New Roman" w:eastAsia="Times New Roman"/>
-          <w:b w:val="0"/>
-          <w:i w:val="0"/>
-          <w:color w:val="000000"/>
-          <w:sz w:val="28"/>
-        </w:rPr>
-        <w:t>, и до смены пароля другие разделы не работают.</w:t>
-      </w:r>
-    </w:p>
-    <w:p>
-      <w:pPr>
-        <w:spacing w:after="0" w:line="360" w:lineRule="auto"/>
-        <w:ind w:hanging="454" w:left="1134"/>
-        <w:jc w:val="both"/>
-      </w:pPr>
-      <w:r>
-        <w:rPr>
-          <w:rFonts w:ascii="Times New Roman" w:hAnsi="Times New Roman" w:cs="Times New Roman" w:eastAsia="Times New Roman"/>
-          <w:b w:val="0"/>
-          <w:i w:val="0"/>
-          <w:color w:val="000000"/>
-          <w:sz w:val="28"/>
-        </w:rPr>
-        <w:t>1.</w:t>
-        <w:tab/>
-      </w:r>
-      <w:r>
-        <w:rPr>
-          <w:rFonts w:ascii="Times New Roman" w:hAnsi="Times New Roman" w:cs="Times New Roman" w:eastAsia="Times New Roman"/>
-          <w:b w:val="0"/>
-          <w:i w:val="0"/>
-          <w:color w:val="000000"/>
-          <w:sz w:val="28"/>
-        </w:rPr>
-        <w:t xml:space="preserve">В поле </w:t>
-      </w:r>
-      <w:r>
-        <w:rPr>
-          <w:rFonts w:ascii="Times New Roman" w:hAnsi="Times New Roman" w:cs="Times New Roman" w:eastAsia="Times New Roman"/>
-          <w:b/>
-          <w:i w:val="0"/>
-          <w:color w:val="000000"/>
-          <w:sz w:val="28"/>
-        </w:rPr>
-        <w:t>«Текущий пароль»</w:t>
-      </w:r>
-      <w:r>
-        <w:rPr>
-          <w:rFonts w:ascii="Times New Roman" w:hAnsi="Times New Roman" w:cs="Times New Roman" w:eastAsia="Times New Roman"/>
-          <w:b w:val="0"/>
-          <w:i w:val="0"/>
-          <w:color w:val="000000"/>
-          <w:sz w:val="28"/>
-        </w:rPr>
-        <w:t xml:space="preserve"> введите пароль, который выдал администратор.</w:t>
-      </w:r>
-    </w:p>
-    <w:p>
-      <w:pPr>
-        <w:spacing w:after="0" w:line="360" w:lineRule="auto"/>
-        <w:ind w:hanging="454" w:left="1134"/>
-        <w:jc w:val="both"/>
-      </w:pPr>
-      <w:r>
-        <w:rPr>
-          <w:rFonts w:ascii="Times New Roman" w:hAnsi="Times New Roman" w:cs="Times New Roman" w:eastAsia="Times New Roman"/>
-          <w:b w:val="0"/>
-          <w:i w:val="0"/>
-          <w:color w:val="000000"/>
-          <w:sz w:val="28"/>
-        </w:rPr>
-        <w:t>2.</w:t>
-        <w:tab/>
-      </w:r>
-      <w:r>
-        <w:rPr>
-          <w:rFonts w:ascii="Times New Roman" w:hAnsi="Times New Roman" w:cs="Times New Roman" w:eastAsia="Times New Roman"/>
-          <w:b w:val="0"/>
-          <w:i w:val="0"/>
-          <w:color w:val="000000"/>
-          <w:sz w:val="28"/>
-        </w:rPr>
-        <w:t xml:space="preserve">В поле </w:t>
-      </w:r>
-      <w:r>
-        <w:rPr>
-          <w:rFonts w:ascii="Times New Roman" w:hAnsi="Times New Roman" w:cs="Times New Roman" w:eastAsia="Times New Roman"/>
-          <w:b/>
-          <w:i w:val="0"/>
-          <w:color w:val="000000"/>
-          <w:sz w:val="28"/>
-        </w:rPr>
-        <w:t>«Новый пароль»</w:t>
-      </w:r>
-      <w:r>
-        <w:rPr>
-          <w:rFonts w:ascii="Times New Roman" w:hAnsi="Times New Roman" w:cs="Times New Roman" w:eastAsia="Times New Roman"/>
-          <w:b w:val="0"/>
-          <w:i w:val="0"/>
-          <w:color w:val="000000"/>
-          <w:sz w:val="28"/>
-        </w:rPr>
-        <w:t xml:space="preserve"> придумайте и введите свой пароль. </w:t>
-      </w:r>
-      <w:r>
-        <w:rPr>
-          <w:rFonts w:ascii="Times New Roman" w:hAnsi="Times New Roman" w:cs="Times New Roman" w:eastAsia="Times New Roman"/>
-          <w:b/>
-          <w:i w:val="0"/>
-          <w:color w:val="000000"/>
-          <w:sz w:val="28"/>
-        </w:rPr>
-        <w:t>Список «Требования к паролю» под полем отмечает выполненные условия галочкой.</w:t>
-      </w:r>
-    </w:p>
-    <w:p>
-      <w:pPr>
-        <w:spacing w:after="0" w:line="360" w:lineRule="auto"/>
-        <w:ind w:hanging="454" w:left="1134"/>
-        <w:jc w:val="both"/>
-      </w:pPr>
-      <w:r>
-        <w:rPr>
-          <w:rFonts w:ascii="Times New Roman" w:hAnsi="Times New Roman" w:cs="Times New Roman" w:eastAsia="Times New Roman"/>
-          <w:b w:val="0"/>
-          <w:i w:val="0"/>
-          <w:color w:val="000000"/>
-          <w:sz w:val="28"/>
-        </w:rPr>
-        <w:t>3.</w:t>
-        <w:tab/>
-      </w:r>
-      <w:r>
-        <w:rPr>
-          <w:rFonts w:ascii="Times New Roman" w:hAnsi="Times New Roman" w:cs="Times New Roman" w:eastAsia="Times New Roman"/>
-          <w:b w:val="0"/>
-          <w:i w:val="0"/>
-          <w:color w:val="000000"/>
-          <w:sz w:val="28"/>
-        </w:rPr>
-        <w:t xml:space="preserve">Повторите его в поле </w:t>
-      </w:r>
-      <w:r>
-        <w:rPr>
-          <w:rFonts w:ascii="Times New Roman" w:hAnsi="Times New Roman" w:cs="Times New Roman" w:eastAsia="Times New Roman"/>
-          <w:b/>
-          <w:i w:val="0"/>
-          <w:color w:val="000000"/>
-          <w:sz w:val="28"/>
-        </w:rPr>
-        <w:t>«Новый пароль ещё раз»</w:t>
-      </w:r>
-      <w:r>
-        <w:rPr>
-          <w:rFonts w:ascii="Times New Roman" w:hAnsi="Times New Roman" w:cs="Times New Roman" w:eastAsia="Times New Roman"/>
-          <w:b w:val="0"/>
-          <w:i w:val="0"/>
-          <w:color w:val="000000"/>
-          <w:sz w:val="28"/>
-        </w:rPr>
-        <w:t>.</w:t>
-      </w:r>
-    </w:p>
-    <w:p>
-      <w:pPr>
-        <w:spacing w:after="0" w:line="360" w:lineRule="auto"/>
-        <w:ind w:hanging="454" w:left="1134"/>
-        <w:jc w:val="both"/>
-      </w:pPr>
-      <w:r>
-        <w:rPr>
-          <w:rFonts w:ascii="Times New Roman" w:hAnsi="Times New Roman" w:cs="Times New Roman" w:eastAsia="Times New Roman"/>
-          <w:b w:val="0"/>
-          <w:i w:val="0"/>
-          <w:color w:val="000000"/>
-          <w:sz w:val="28"/>
-        </w:rPr>
-        <w:t>4.</w:t>
-        <w:tab/>
-      </w:r>
-      <w:r>
-        <w:rPr>
-          <w:rFonts w:ascii="Times New Roman" w:hAnsi="Times New Roman" w:cs="Times New Roman" w:eastAsia="Times New Roman"/>
-          <w:b w:val="0"/>
-          <w:i w:val="0"/>
-          <w:color w:val="000000"/>
-          <w:sz w:val="28"/>
-        </w:rPr>
-        <w:t xml:space="preserve">Нажмите </w:t>
-      </w:r>
-      <w:r>
-        <w:rPr>
-          <w:rFonts w:ascii="Times New Roman" w:hAnsi="Times New Roman" w:cs="Times New Roman" w:eastAsia="Times New Roman"/>
-          <w:b/>
-          <w:i w:val="0"/>
-          <w:color w:val="000000"/>
-          <w:sz w:val="28"/>
-        </w:rPr>
-        <w:t>«Сменить пароль»</w:t>
-      </w:r>
-      <w:r>
-        <w:rPr>
-          <w:rFonts w:ascii="Times New Roman" w:hAnsi="Times New Roman" w:cs="Times New Roman" w:eastAsia="Times New Roman"/>
-          <w:b w:val="0"/>
-          <w:i w:val="0"/>
-          <w:color w:val="000000"/>
-          <w:sz w:val="28"/>
-        </w:rPr>
-        <w:t xml:space="preserve">. </w:t>
-      </w:r>
-      <w:r>
-        <w:rPr>
-          <w:rFonts w:ascii="Times New Roman" w:hAnsi="Times New Roman" w:cs="Times New Roman" w:eastAsia="Times New Roman"/>
-          <w:b/>
-          <w:i w:val="0"/>
-          <w:color w:val="000000"/>
-          <w:sz w:val="28"/>
-        </w:rPr>
-        <w:t>Окно закроется, откроется рабочий экран.</w:t>
-      </w:r>
-    </w:p>
-    <w:tbl>
-      <w:tblPr>
-        <w:tblW w:type="auto" w:w="0"/>
-        <w:tblLayout w:type="fixed"/>
-        <w:tblLook w:firstColumn="1" w:firstRow="1" w:lastColumn="0" w:lastRow="0" w:noHBand="0" w:noVBand="1" w:val="04A0"/>
-        <w:tblLayout w:type="fixed"/>
-      </w:tblPr>
-      <w:tblGrid>
-        <w:gridCol w:w="9356"/>
-      </w:tblGrid>
-      <w:tr>
-        <w:trPr>
-          <w:cantSplit w:val="true"/>
-        </w:trPr>
-        <w:tc>
-          <w:tcPr>
-            <w:tcW w:type="dxa" w:w="9354"/>
-            <w:shd w:val="clear" w:fill="FDF6E3"/>
-            <w:tcBorders>
-              <w:left w:val="single" w:sz="24" w:color="B7791F"/>
-              <w:top w:val="single" w:sz="4" w:color="FDF6E3"/>
-              <w:bottom w:val="single" w:sz="4" w:color="FDF6E3"/>
-              <w:right w:val="single" w:sz="4" w:color="FDF6E3"/>
-            </w:tcBorders>
-          </w:tcPr>
-          <w:p>
-            <w:pPr>
-              <w:spacing w:line="288" w:lineRule="auto" w:after="0"/>
-              <w:ind w:firstLine="0"/>
-            </w:pPr>
-            <w:r>
-              <w:rPr>
-                <w:rFonts w:ascii="Times New Roman" w:hAnsi="Times New Roman" w:cs="Times New Roman" w:eastAsia="Times New Roman"/>
-                <w:b/>
-                <w:i w:val="0"/>
-                <w:color w:val="B7791F"/>
-                <w:sz w:val="26"/>
-              </w:rPr>
-              <w:t xml:space="preserve">ВАЖНО. </w:t>
-            </w:r>
-            <w:r>
-              <w:rPr>
-                <w:rFonts w:ascii="Times New Roman" w:hAnsi="Times New Roman" w:cs="Times New Roman" w:eastAsia="Times New Roman"/>
-                <w:b w:val="0"/>
-                <w:i w:val="0"/>
-                <w:color w:val="000000"/>
-                <w:sz w:val="26"/>
-              </w:rPr>
-              <w:t>Запишите новый пароль и держите запись там, где её не увидят посторонние. Все отметки въезда и выезда система записывает на ту учётную запись, под которой открыт сеанс.</w:t>
             </w:r>
           </w:p>
         </w:tc>

--- a/Документация/Инструкция охранника/Инструкция охранника.docx
+++ b/Документация/Инструкция охранника/Инструкция охранника.docx
@@ -1003,18 +1003,80 @@
           <w:tab w:pos="9354" w:val="right" w:leader="dot"/>
         </w:tabs>
         <w:spacing w:after="0" w:line="360" w:lineRule="auto"/>
-        <w:ind w:firstLine="0"/>
+        <w:ind w:firstLine="0" w:left="454"/>
         <w:jc w:val="left"/>
       </w:pPr>
       <w:r>
         <w:rPr>
           <w:rFonts w:ascii="Times New Roman" w:hAnsi="Times New Roman" w:cs="Times New Roman" w:eastAsia="Times New Roman"/>
-          <w:b/>
+          <w:b w:val="0"/>
           <w:i w:val="0"/>
           <w:color w:val="000000"/>
           <w:sz w:val="26"/>
         </w:rPr>
-        <w:t>13. Конец смены</w:t>
+        <w:t>12.1. Приветствие, дата и время</w:t>
+      </w:r>
+      <w:r>
+        <w:rPr>
+          <w:rFonts w:ascii="Times New Roman" w:hAnsi="Times New Roman" w:cs="Times New Roman" w:eastAsia="Times New Roman"/>
+          <w:b w:val="0"/>
+          <w:i w:val="0"/>
+          <w:color w:val="000000"/>
+          <w:sz w:val="26"/>
+        </w:rPr>
+        <w:tab/>
+        <w:t>24</w:t>
+      </w:r>
+    </w:p>
+    <w:p>
+      <w:pPr>
+        <w:tabs>
+          <w:tab w:pos="9354" w:val="right" w:leader="dot"/>
+        </w:tabs>
+        <w:spacing w:after="0" w:line="360" w:lineRule="auto"/>
+        <w:ind w:firstLine="0" w:left="454"/>
+        <w:jc w:val="left"/>
+      </w:pPr>
+      <w:r>
+        <w:rPr>
+          <w:rFonts w:ascii="Times New Roman" w:hAnsi="Times New Roman" w:cs="Times New Roman" w:eastAsia="Times New Roman"/>
+          <w:b w:val="0"/>
+          <w:i w:val="0"/>
+          <w:color w:val="000000"/>
+          <w:sz w:val="26"/>
+        </w:rPr>
+        <w:t>12.2. Объявление бюро пропусков</w:t>
+      </w:r>
+      <w:r>
+        <w:rPr>
+          <w:rFonts w:ascii="Times New Roman" w:hAnsi="Times New Roman" w:cs="Times New Roman" w:eastAsia="Times New Roman"/>
+          <w:b w:val="0"/>
+          <w:i w:val="0"/>
+          <w:color w:val="000000"/>
+          <w:sz w:val="26"/>
+        </w:rPr>
+        <w:tab/>
+        <w:t>24</w:t>
+      </w:r>
+    </w:p>
+    <w:p>
+      <w:pPr>
+        <w:tabs>
+          <w:tab w:pos="9354" w:val="right" w:leader="dot"/>
+        </w:tabs>
+        <w:spacing w:after="0" w:line="360" w:lineRule="auto"/>
+        <w:ind w:firstLine="0" w:left="454"/>
+        <w:jc w:val="left"/>
+      </w:pPr>
+      <w:r>
+        <w:rPr>
+          <w:rFonts w:ascii="Times New Roman" w:hAnsi="Times New Roman" w:cs="Times New Roman" w:eastAsia="Times New Roman"/>
+          <w:b w:val="0"/>
+          <w:i w:val="0"/>
+          <w:color w:val="000000"/>
+          <w:sz w:val="26"/>
+        </w:rPr>
+        <w:t>12.3. Уведомления</w:t>
       </w:r>
       <w:r>
         <w:rPr>
@@ -1026,6 +1088,99 @@
         </w:rPr>
         <w:tab/>
         <w:t>25</w:t>
+      </w:r>
+    </w:p>
+    <w:p>
+      <w:pPr>
+        <w:tabs>
+          <w:tab w:pos="9354" w:val="right" w:leader="dot"/>
+        </w:tabs>
+        <w:spacing w:after="0" w:line="360" w:lineRule="auto"/>
+        <w:ind w:firstLine="0" w:left="454"/>
+        <w:jc w:val="left"/>
+      </w:pPr>
+      <w:r>
+        <w:rPr>
+          <w:rFonts w:ascii="Times New Roman" w:hAnsi="Times New Roman" w:cs="Times New Roman" w:eastAsia="Times New Roman"/>
+          <w:b w:val="0"/>
+          <w:i w:val="0"/>
+          <w:color w:val="000000"/>
+          <w:sz w:val="26"/>
+        </w:rPr>
+        <w:t>12.4. Поиск по системе</w:t>
+      </w:r>
+      <w:r>
+        <w:rPr>
+          <w:rFonts w:ascii="Times New Roman" w:hAnsi="Times New Roman" w:cs="Times New Roman" w:eastAsia="Times New Roman"/>
+          <w:b w:val="0"/>
+          <w:i w:val="0"/>
+          <w:color w:val="000000"/>
+          <w:sz w:val="26"/>
+        </w:rPr>
+        <w:tab/>
+        <w:t>26</w:t>
+      </w:r>
+    </w:p>
+    <w:p>
+      <w:pPr>
+        <w:tabs>
+          <w:tab w:pos="9354" w:val="right" w:leader="dot"/>
+        </w:tabs>
+        <w:spacing w:after="0" w:line="360" w:lineRule="auto"/>
+        <w:ind w:firstLine="0" w:left="454"/>
+        <w:jc w:val="left"/>
+      </w:pPr>
+      <w:r>
+        <w:rPr>
+          <w:rFonts w:ascii="Times New Roman" w:hAnsi="Times New Roman" w:cs="Times New Roman" w:eastAsia="Times New Roman"/>
+          <w:b w:val="0"/>
+          <w:i w:val="0"/>
+          <w:color w:val="000000"/>
+          <w:sz w:val="26"/>
+        </w:rPr>
+        <w:t>12.5. Подача заявки</w:t>
+      </w:r>
+      <w:r>
+        <w:rPr>
+          <w:rFonts w:ascii="Times New Roman" w:hAnsi="Times New Roman" w:cs="Times New Roman" w:eastAsia="Times New Roman"/>
+          <w:b w:val="0"/>
+          <w:i w:val="0"/>
+          <w:color w:val="000000"/>
+          <w:sz w:val="26"/>
+        </w:rPr>
+        <w:tab/>
+        <w:t>26</w:t>
+      </w:r>
+    </w:p>
+    <w:p>
+      <w:pPr>
+        <w:tabs>
+          <w:tab w:pos="9354" w:val="right" w:leader="dot"/>
+        </w:tabs>
+        <w:spacing w:after="0" w:line="360" w:lineRule="auto"/>
+        <w:ind w:firstLine="0" w:left="454"/>
+        <w:jc w:val="left"/>
+      </w:pPr>
+      <w:r>
+        <w:rPr>
+          <w:rFonts w:ascii="Times New Roman" w:hAnsi="Times New Roman" w:cs="Times New Roman" w:eastAsia="Times New Roman"/>
+          <w:b w:val="0"/>
+          <w:i w:val="0"/>
+          <w:color w:val="000000"/>
+          <w:sz w:val="26"/>
+        </w:rPr>
+        <w:t>12.6. Обучение</w:t>
+      </w:r>
+      <w:r>
+        <w:rPr>
+          <w:rFonts w:ascii="Times New Roman" w:hAnsi="Times New Roman" w:cs="Times New Roman" w:eastAsia="Times New Roman"/>
+          <w:b w:val="0"/>
+          <w:i w:val="0"/>
+          <w:color w:val="000000"/>
+          <w:sz w:val="26"/>
+        </w:rPr>
+        <w:tab/>
+        <w:t>26</w:t>
       </w:r>
     </w:p>
     <w:p>
@@ -1045,7 +1200,7 @@
           <w:color w:val="000000"/>
           <w:sz w:val="26"/>
         </w:rPr>
-        <w:t>14. Если что-то пошло не так</w:t>
+        <w:t>13. Конец смены</w:t>
       </w:r>
       <w:r>
         <w:rPr>
@@ -1057,6 +1212,37 @@
         </w:rPr>
         <w:tab/>
         <w:t>26</w:t>
+      </w:r>
+    </w:p>
+    <w:p>
+      <w:pPr>
+        <w:tabs>
+          <w:tab w:pos="9354" w:val="right" w:leader="dot"/>
+        </w:tabs>
+        <w:spacing w:after="0" w:line="360" w:lineRule="auto"/>
+        <w:ind w:firstLine="0"/>
+        <w:jc w:val="left"/>
+      </w:pPr>
+      <w:r>
+        <w:rPr>
+          <w:rFonts w:ascii="Times New Roman" w:hAnsi="Times New Roman" w:cs="Times New Roman" w:eastAsia="Times New Roman"/>
+          <w:b/>
+          <w:i w:val="0"/>
+          <w:color w:val="000000"/>
+          <w:sz w:val="26"/>
+        </w:rPr>
+        <w:t>14. Если что-то пошло не так</w:t>
+      </w:r>
+      <w:r>
+        <w:rPr>
+          <w:rFonts w:ascii="Times New Roman" w:hAnsi="Times New Roman" w:cs="Times New Roman" w:eastAsia="Times New Roman"/>
+          <w:b w:val="0"/>
+          <w:i w:val="0"/>
+          <w:color w:val="000000"/>
+          <w:sz w:val="26"/>
+        </w:rPr>
+        <w:tab/>
+        <w:t>28</w:t>
       </w:r>
     </w:p>
     <w:p>
@@ -1701,7 +1887,7 @@
                 <w:color w:val="000000"/>
                 <w:sz w:val="24"/>
               </w:rPr>
-              <w:t>Уведомления, поиск, обучение</w:t>
+              <w:t>Верхняя строка: уведомления, поиск, объявления</w:t>
             </w:r>
           </w:p>
         </w:tc>
@@ -2123,7 +2309,7 @@
           <w:color w:val="000000"/>
           <w:sz w:val="28"/>
         </w:rPr>
-        <w:t>Откроется страница входа, рисунок 2.1.</w:t>
+        <w:t>Откроется страница входа, Рисунок 2.1.</w:t>
       </w:r>
     </w:p>
     <w:p>
@@ -2250,7 +2436,7 @@
       <w:r>
         <w:drawing>
           <wp:inline xmlns:a="http://schemas.openxmlformats.org/drawingml/2006/main" xmlns:pic="http://schemas.openxmlformats.org/drawingml/2006/picture">
-            <wp:extent cx="4011168" cy="2767584"/>
+            <wp:extent cx="3992880" cy="2755392"/>
             <wp:docPr id="1" name="Picture 1"/>
             <wp:cNvGraphicFramePr>
               <a:graphicFrameLocks noChangeAspect="1"/>
@@ -2271,7 +2457,7 @@
                   <pic:spPr>
                     <a:xfrm>
                       <a:off x="0" y="0"/>
-                      <a:ext cx="4011168" cy="2767584"/>
+                      <a:ext cx="3992880" cy="2755392"/>
                     </a:xfrm>
                     <a:prstGeom prst="rect"/>
                   </pic:spPr>
@@ -2426,7 +2612,7 @@
           <w:color w:val="000000"/>
           <w:sz w:val="28"/>
         </w:rPr>
-        <w:t>При самом первом входе система один раз показывает текст согласия, рисунок 2.2. Пока согласие не подтверждено, работать нельзя. Второй раз она об этом не спросит.</w:t>
+        <w:t>При самом первом входе система один раз показывает текст согласия, Рисунок 2.2. Пока согласие не подтверждено, работать нельзя. Второй раз она об этом не спросит.</w:t>
       </w:r>
     </w:p>
     <w:p>
@@ -2809,7 +2995,7 @@
           <w:color w:val="000000"/>
           <w:sz w:val="28"/>
         </w:rPr>
-        <w:t>Раскроется список постов, рисунок 3.1: группа «АВТОМОБИЛИ» и группа «ЛЮДИ» (1).</w:t>
+        <w:t>Раскроется список постов, Рисунок 3.1: группа «АВТОМОБИЛИ» и группа «ЛЮДИ» (1).</w:t>
       </w:r>
     </w:p>
     <w:p>
@@ -2907,7 +3093,7 @@
           <w:color w:val="000000"/>
           <w:sz w:val="28"/>
         </w:rPr>
-        <w:t>Откроется список тех, кого пропускают через ваш пост, рисунок 3.2.</w:t>
+        <w:t>Откроется список тех, кого пропускают через ваш пост, Рисунок 3.2.</w:t>
       </w:r>
     </w:p>
     <w:p>
@@ -3431,7 +3617,7 @@
           <w:color w:val="000000"/>
           <w:sz w:val="28"/>
         </w:rPr>
-        <w:t>Над таблицей стоит счёт, рисунок 3.3. Это те, кому отмечен въезд и ещё не отмечен выезд.</w:t>
+        <w:t>Над таблицей стоит счёт, Рисунок 3.3. Это те, кому отмечен въезд и ещё не отмечен выезд.</w:t>
       </w:r>
     </w:p>
     <w:p>
@@ -3503,7 +3689,7 @@
           <w:color w:val="000000"/>
           <w:sz w:val="28"/>
         </w:rPr>
-        <w:t xml:space="preserve">Если буквы в таблице мелкие, включите увеличенный режим (1 на рисунке 3.4). Переключатель </w:t>
+        <w:t xml:space="preserve">Если буквы в таблице мелкие, включите увеличенный режим (1 на Рисунке 3.4). Переключатель </w:t>
       </w:r>
       <w:r>
         <w:rPr>
@@ -3615,7 +3801,7 @@
           <w:color w:val="000000"/>
           <w:sz w:val="28"/>
         </w:rPr>
-        <w:t xml:space="preserve"> (рисунок 3.5) нужна редко: когда кажется, что список показывает старое.</w:t>
+        <w:t xml:space="preserve"> (Рисунок 3.5) нужна редко: когда кажется, что список показывает старое.</w:t>
       </w:r>
     </w:p>
     <w:p>
@@ -3820,7 +4006,7 @@
           <w:color w:val="000000"/>
           <w:sz w:val="28"/>
         </w:rPr>
-        <w:t xml:space="preserve"> рядом с названием поста, рисунок 3.6. </w:t>
+        <w:t xml:space="preserve"> рядом с названием поста, Рисунок 3.6. </w:t>
       </w:r>
       <w:r>
         <w:rPr>
@@ -3830,7 +4016,7 @@
           <w:color w:val="000000"/>
           <w:sz w:val="28"/>
         </w:rPr>
-        <w:t>Откроется окно с текстом, рисунок 3.7.</w:t>
+        <w:t>Откроется окно с текстом, Рисунок 3.7.</w:t>
       </w:r>
     </w:p>
     <w:p>
@@ -4086,7 +4272,7 @@
           <w:color w:val="000000"/>
           <w:sz w:val="28"/>
         </w:rPr>
-        <w:t xml:space="preserve">, рисунок 3.8. </w:t>
+        <w:t xml:space="preserve">, Рисунок 3.8. </w:t>
       </w:r>
       <w:r>
         <w:rPr>
@@ -4096,7 +4282,7 @@
           <w:color w:val="000000"/>
           <w:sz w:val="28"/>
         </w:rPr>
-        <w:t>Откроется список карточек, рисунок 3.9.</w:t>
+        <w:t>Откроется список карточек, Рисунок 3.9.</w:t>
       </w:r>
     </w:p>
     <w:p>
@@ -4304,7 +4490,7 @@
           <w:color w:val="000000"/>
           <w:sz w:val="28"/>
         </w:rPr>
-        <w:t>), организация, название вложения, номер заявки, кто её подал, срок действия и места, рисунок 3.10.</w:t>
+        <w:t>), организация, название вложения, номер заявки, кто её подал, срок действия и места, Рисунок 3.10.</w:t>
       </w:r>
     </w:p>
     <w:p>
@@ -4402,7 +4588,7 @@
           <w:color w:val="000000"/>
           <w:sz w:val="28"/>
         </w:rPr>
-        <w:t>Справа откроются сведения о заявке, рисунок 3.11: номер, организация, компания, кто отправил и когда.</w:t>
+        <w:t>Справа откроются сведения о заявке, Рисунок 3.11: номер, организация, компания, кто отправил и когда.</w:t>
       </w:r>
     </w:p>
     <w:p>
@@ -4490,7 +4676,7 @@
           <w:color w:val="000000"/>
           <w:sz w:val="28"/>
         </w:rPr>
-        <w:t xml:space="preserve">Посмотрите состав заявки ниже, рисунок 3.12. </w:t>
+        <w:t xml:space="preserve">Посмотрите состав заявки ниже, Рисунок 3.12. </w:t>
       </w:r>
       <w:r>
         <w:rPr>
@@ -4572,7 +4758,7 @@
           <w:color w:val="000000"/>
           <w:sz w:val="28"/>
         </w:rPr>
-        <w:t xml:space="preserve">Отбор над списком, рисунок 3.13: поиск, </w:t>
+        <w:t xml:space="preserve">Отбор над списком, Рисунок 3.13: поиск, </w:t>
       </w:r>
       <w:r>
         <w:rPr>
@@ -4945,7 +5131,7 @@
           <w:color w:val="000000"/>
           <w:sz w:val="28"/>
         </w:rPr>
-        <w:t xml:space="preserve"> над таблицей, рисунок 4.1. </w:t>
+        <w:t xml:space="preserve"> над таблицей, Рисунок 4.1. </w:t>
       </w:r>
       <w:r>
         <w:rPr>
@@ -5149,7 +5335,7 @@
           <w:color w:val="000000"/>
           <w:sz w:val="28"/>
         </w:rPr>
-        <w:t xml:space="preserve"> (1 на рисунке 4.2).</w:t>
+        <w:t xml:space="preserve"> (1 на Рисунке 4.2).</w:t>
       </w:r>
     </w:p>
     <w:p>
@@ -5247,7 +5433,7 @@
           <w:color w:val="000000"/>
           <w:sz w:val="28"/>
         </w:rPr>
-        <w:t>Кнопка стала зелёной, рисунок 4.3. Система написала, что машина с таким номером отмечена о прибытии. Счёт «Машин на территории» увеличился на единицу.</w:t>
+        <w:t>Кнопка стала зелёной, Рисунок 4.3. Система написала, что машина с таким номером отмечена о прибытии. Счёт «Машин на территории» увеличился на единицу.</w:t>
       </w:r>
     </w:p>
     <w:p>
@@ -5606,7 +5792,7 @@
           <w:color w:val="000000"/>
           <w:sz w:val="28"/>
         </w:rPr>
-        <w:t>Кнопка стала красной, рисунок 5.1. Система написала, что машина уехала. Счёт «Машин на территории» уменьшился на единицу.</w:t>
+        <w:t>Кнопка стала красной, Рисунок 5.1. Система написала, что машина уехала. Счёт «Машин на территории» уменьшился на единицу.</w:t>
       </w:r>
     </w:p>
     <w:p>
@@ -6105,7 +6291,7 @@
           <w:color w:val="000000"/>
           <w:sz w:val="28"/>
         </w:rPr>
-        <w:t xml:space="preserve"> (1 на рисунке 6.1). </w:t>
+        <w:t xml:space="preserve"> (1 на Рисунке 6.1). </w:t>
       </w:r>
       <w:r>
         <w:rPr>
@@ -6418,7 +6604,7 @@
           <w:color w:val="000000"/>
           <w:sz w:val="28"/>
         </w:rPr>
-        <w:t xml:space="preserve"> нужную строку: по организации, номеру заявки или месту разгрузки, рисунок 7.1.</w:t>
+        <w:t xml:space="preserve"> нужную строку: по организации, номеру заявки или месту разгрузки, Рисунок 7.1.</w:t>
       </w:r>
     </w:p>
     <w:p>
@@ -6476,7 +6662,7 @@
           <w:color w:val="000000"/>
           <w:sz w:val="28"/>
         </w:rPr>
-        <w:t>Откроется окно «Пропуск по факту», рисунок 7.2.</w:t>
+        <w:t>Откроется окно «Пропуск по факту», Рисунок 7.2.</w:t>
       </w:r>
     </w:p>
     <w:p>
@@ -6728,7 +6914,7 @@
           <w:color w:val="000000"/>
           <w:sz w:val="28"/>
         </w:rPr>
-        <w:t xml:space="preserve"> (1 на рисунке 7.2). </w:t>
+        <w:t xml:space="preserve"> (1 на Рисунке 7.2). </w:t>
       </w:r>
       <w:r>
         <w:rPr>
@@ -7073,7 +7259,7 @@
           <w:color w:val="000000"/>
           <w:sz w:val="28"/>
         </w:rPr>
-        <w:t xml:space="preserve"> (1 на рисунке 8.1), </w:t>
+        <w:t xml:space="preserve"> (1 на Рисунке 8.1), </w:t>
       </w:r>
       <w:r>
         <w:rPr>
@@ -7354,7 +7540,7 @@
           <w:color w:val="000000"/>
           <w:sz w:val="28"/>
         </w:rPr>
-        <w:t xml:space="preserve">Нажмите кнопку поиска (2 на рисунке 8.2) в верхней строке экрана. С клавиатуры - Ctrl+K. </w:t>
+        <w:t xml:space="preserve">Нажмите кнопку поиска (2 на Рисунке 8.2) в верхней строке экрана. С клавиатуры - Ctrl+K. </w:t>
       </w:r>
       <w:r>
         <w:rPr>
@@ -7364,7 +7550,7 @@
           <w:color w:val="000000"/>
           <w:sz w:val="28"/>
         </w:rPr>
-        <w:t>Справа откроется панель поиска, рисунок 8.3.</w:t>
+        <w:t>Справа откроется панель поиска, Рисунок 8.3.</w:t>
       </w:r>
     </w:p>
     <w:p>
@@ -7676,7 +7862,7 @@
           <w:color w:val="000000"/>
           <w:sz w:val="28"/>
         </w:rPr>
-        <w:t>Поверх экрана откроется карточка, рисунок 9.1.</w:t>
+        <w:t>Поверх экрана откроется карточка, Рисунок 9.1.</w:t>
       </w:r>
     </w:p>
     <w:p>
@@ -8163,7 +8349,7 @@
           <w:color w:val="000000"/>
           <w:sz w:val="28"/>
         </w:rPr>
-        <w:t xml:space="preserve"> (1 на рисунке 10.1).</w:t>
+        <w:t xml:space="preserve"> (1 на Рисунке 10.1).</w:t>
       </w:r>
     </w:p>
     <w:p>
@@ -8251,7 +8437,7 @@
           <w:color w:val="000000"/>
           <w:sz w:val="28"/>
         </w:rPr>
-        <w:t xml:space="preserve">Прочитайте бланк, рисунок 10.2. </w:t>
+        <w:t xml:space="preserve">Прочитайте бланк, Рисунок 10.2. </w:t>
       </w:r>
       <w:r>
         <w:rPr>
@@ -8453,7 +8639,7 @@
           <w:color w:val="000000"/>
           <w:sz w:val="28"/>
         </w:rPr>
-        <w:t xml:space="preserve"> над таблицей справа, рядом с полями отбора (1 на рисунке 11.1). </w:t>
+        <w:t xml:space="preserve"> над таблицей справа, рядом с полями отбора (1 на Рисунке 11.1). </w:t>
       </w:r>
       <w:r>
         <w:rPr>
@@ -8463,7 +8649,7 @@
           <w:color w:val="000000"/>
           <w:sz w:val="28"/>
         </w:rPr>
-        <w:t>Откроется окно «Отчёт по проездам» на посту машин или «Отчёт по проходам» на посту людей, рисунок 11.2.</w:t>
+        <w:t>Откроется окно «Отчёт по проездам» на посту машин или «Отчёт по проходам» на посту людей, Рисунок 11.2.</w:t>
       </w:r>
     </w:p>
     <w:p>
@@ -8887,69 +9073,7 @@
           <w:color w:val="000000"/>
           <w:sz w:val="28"/>
         </w:rPr>
-        <w:t>Верхняя строка одинакова во всех разделах. В ней приветствие, текущие дата и время, объявление бюро пропусков и кнопки, см. рисунок 8.2.</w:t>
-      </w:r>
-    </w:p>
-    <w:p>
-      <w:r>
-        <w:rPr>
-          <w:rFonts w:ascii="Times New Roman" w:hAnsi="Times New Roman" w:cs="Times New Roman" w:eastAsia="Times New Roman"/>
-          <w:b/>
-          <w:i w:val="0"/>
-          <w:color w:val="000000"/>
-          <w:sz w:val="28"/>
-        </w:rPr>
-        <w:t>Уведомления.</w:t>
-      </w:r>
-      <w:r>
-        <w:rPr>
-          <w:rFonts w:ascii="Times New Roman" w:hAnsi="Times New Roman" w:cs="Times New Roman" w:eastAsia="Times New Roman"/>
-          <w:b w:val="0"/>
-          <w:i w:val="0"/>
-          <w:color w:val="000000"/>
-          <w:sz w:val="28"/>
-        </w:rPr>
-        <w:t xml:space="preserve"> Колокольчик показывает число непрочитанных. Нажмите его - откроется список, рисунок 12.1: заявку согласовали, начали обсуждение, срок пропуска подходит к концу. Свежие идут сверху, непрочитанные выделены, вкладки </w:t>
-      </w:r>
-      <w:r>
-        <w:rPr>
-          <w:rFonts w:ascii="Times New Roman" w:hAnsi="Times New Roman" w:cs="Times New Roman" w:eastAsia="Times New Roman"/>
-          <w:b/>
-          <w:i w:val="0"/>
-          <w:color w:val="000000"/>
-          <w:sz w:val="28"/>
-        </w:rPr>
-        <w:t>«Все»</w:t>
-      </w:r>
-      <w:r>
-        <w:rPr>
-          <w:rFonts w:ascii="Times New Roman" w:hAnsi="Times New Roman" w:cs="Times New Roman" w:eastAsia="Times New Roman"/>
-          <w:b w:val="0"/>
-          <w:i w:val="0"/>
-          <w:color w:val="000000"/>
-          <w:sz w:val="28"/>
-        </w:rPr>
-        <w:t xml:space="preserve"> и </w:t>
-      </w:r>
-      <w:r>
-        <w:rPr>
-          <w:rFonts w:ascii="Times New Roman" w:hAnsi="Times New Roman" w:cs="Times New Roman" w:eastAsia="Times New Roman"/>
-          <w:b/>
-          <w:i w:val="0"/>
-          <w:color w:val="000000"/>
-          <w:sz w:val="28"/>
-        </w:rPr>
-        <w:t>«Непрочитанные»</w:t>
-      </w:r>
-      <w:r>
-        <w:rPr>
-          <w:rFonts w:ascii="Times New Roman" w:hAnsi="Times New Roman" w:cs="Times New Roman" w:eastAsia="Times New Roman"/>
-          <w:b w:val="0"/>
-          <w:i w:val="0"/>
-          <w:color w:val="000000"/>
-          <w:sz w:val="28"/>
-        </w:rPr>
-        <w:t xml:space="preserve"> отбирают нужное.</w:t>
+        <w:t>Верхняя строка одинакова во всех разделах системы: с какого бы экрана вы ни работали, она на месте. В ней приветствие, дата и время, объявление бюро пропусков и кнопки, см. Рисунок 12.1.</w:t>
       </w:r>
     </w:p>
     <w:p>
@@ -8962,8 +9086,543 @@
       <w:r>
         <w:drawing>
           <wp:inline xmlns:a="http://schemas.openxmlformats.org/drawingml/2006/main" xmlns:pic="http://schemas.openxmlformats.org/drawingml/2006/picture">
+            <wp:extent cx="5940000" cy="373146"/>
+            <wp:docPr id="31" name="Picture 31"/>
+            <wp:cNvGraphicFramePr>
+              <a:graphicFrameLocks noChangeAspect="1"/>
+            </wp:cNvGraphicFramePr>
+            <a:graphic>
+              <a:graphicData uri="http://schemas.openxmlformats.org/drawingml/2006/picture">
+                <pic:pic>
+                  <pic:nvPicPr>
+                    <pic:cNvPr id="0" name="header-full.png"/>
+                    <pic:cNvPicPr/>
+                  </pic:nvPicPr>
+                  <pic:blipFill>
+                    <a:blip r:embed="rId41"/>
+                    <a:stretch>
+                      <a:fillRect/>
+                    </a:stretch>
+                  </pic:blipFill>
+                  <pic:spPr>
+                    <a:xfrm>
+                      <a:off x="0" y="0"/>
+                      <a:ext cx="5940000" cy="373146"/>
+                    </a:xfrm>
+                    <a:prstGeom prst="rect"/>
+                  </pic:spPr>
+                </pic:pic>
+              </a:graphicData>
+            </a:graphic>
+          </wp:inline>
+        </w:drawing>
+      </w:r>
+    </w:p>
+    <w:p>
+      <w:pPr>
+        <w:keepNext w:val="0"/>
+        <w:spacing w:line="240" w:lineRule="auto" w:before="40" w:after="200"/>
+        <w:ind w:firstLine="0"/>
+        <w:jc w:val="center"/>
+      </w:pPr>
+      <w:r>
+        <w:rPr>
+          <w:rFonts w:ascii="Times New Roman" w:hAnsi="Times New Roman" w:cs="Times New Roman" w:eastAsia="Times New Roman"/>
+          <w:b w:val="0"/>
+          <w:i/>
+          <w:color w:val="000000"/>
+          <w:sz w:val="24"/>
+        </w:rPr>
+        <w:t>Рисунок 12.1 — Верхняя строка экрана</w:t>
+      </w:r>
+    </w:p>
+    <w:p>
+      <w:pPr>
+        <w:pStyle w:val="Heading2"/>
+        <w:ind w:firstLine="0"/>
+      </w:pPr>
+      <w:r>
+        <w:rPr>
+          <w:rFonts w:ascii="Times New Roman" w:hAnsi="Times New Roman" w:cs="Times New Roman" w:eastAsia="Times New Roman"/>
+          <w:b/>
+          <w:i w:val="0"/>
+          <w:color w:val="000000"/>
+          <w:sz w:val="28"/>
+        </w:rPr>
+        <w:t>12.1. Приветствие, дата и время</w:t>
+      </w:r>
+    </w:p>
+    <w:p>
+      <w:r>
+        <w:rPr>
+          <w:rFonts w:ascii="Times New Roman" w:hAnsi="Times New Roman" w:cs="Times New Roman" w:eastAsia="Times New Roman"/>
+          <w:b w:val="0"/>
+          <w:i w:val="0"/>
+          <w:color w:val="000000"/>
+          <w:sz w:val="28"/>
+        </w:rPr>
+        <w:t>Слева система здоровается и называет вас по имени - по этому имени и записываются все ваши отметки. Рядом стоят сегодняшняя дата и текущее время, см. Рисунок 12.2.</w:t>
+      </w:r>
+    </w:p>
+    <w:p>
+      <w:pPr>
+        <w:keepNext/>
+        <w:spacing w:before="120" w:after="40"/>
+        <w:ind w:firstLine="0"/>
+        <w:jc w:val="center"/>
+      </w:pPr>
+      <w:r>
+        <w:drawing>
+          <wp:inline xmlns:a="http://schemas.openxmlformats.org/drawingml/2006/main" xmlns:pic="http://schemas.openxmlformats.org/drawingml/2006/picture">
+            <wp:extent cx="5084064" cy="536448"/>
+            <wp:docPr id="32" name="Picture 32"/>
+            <wp:cNvGraphicFramePr>
+              <a:graphicFrameLocks noChangeAspect="1"/>
+            </wp:cNvGraphicFramePr>
+            <a:graphic>
+              <a:graphicData uri="http://schemas.openxmlformats.org/drawingml/2006/picture">
+                <pic:pic>
+                  <pic:nvPicPr>
+                    <pic:cNvPr id="0" name="header-time.png"/>
+                    <pic:cNvPicPr/>
+                  </pic:nvPicPr>
+                  <pic:blipFill>
+                    <a:blip r:embed="rId42"/>
+                    <a:stretch>
+                      <a:fillRect/>
+                    </a:stretch>
+                  </pic:blipFill>
+                  <pic:spPr>
+                    <a:xfrm>
+                      <a:off x="0" y="0"/>
+                      <a:ext cx="5084064" cy="536448"/>
+                    </a:xfrm>
+                    <a:prstGeom prst="rect"/>
+                  </pic:spPr>
+                </pic:pic>
+              </a:graphicData>
+            </a:graphic>
+          </wp:inline>
+        </w:drawing>
+      </w:r>
+    </w:p>
+    <w:p>
+      <w:pPr>
+        <w:keepNext w:val="0"/>
+        <w:spacing w:line="240" w:lineRule="auto" w:before="40" w:after="200"/>
+        <w:ind w:firstLine="0"/>
+        <w:jc w:val="center"/>
+      </w:pPr>
+      <w:r>
+        <w:rPr>
+          <w:rFonts w:ascii="Times New Roman" w:hAnsi="Times New Roman" w:cs="Times New Roman" w:eastAsia="Times New Roman"/>
+          <w:b w:val="0"/>
+          <w:i/>
+          <w:color w:val="000000"/>
+          <w:sz w:val="24"/>
+        </w:rPr>
+        <w:t>Рисунок 12.2 — Дата и время</w:t>
+      </w:r>
+    </w:p>
+    <w:tbl>
+      <w:tblPr>
+        <w:tblW w:type="auto" w:w="0"/>
+        <w:tblLayout w:type="fixed"/>
+        <w:tblLook w:firstColumn="1" w:firstRow="1" w:lastColumn="0" w:lastRow="0" w:noHBand="0" w:noVBand="1" w:val="04A0"/>
+        <w:tblLayout w:type="fixed"/>
+      </w:tblPr>
+      <w:tblGrid>
+        <w:gridCol w:w="9356"/>
+      </w:tblGrid>
+      <w:tr>
+        <w:trPr>
+          <w:cantSplit w:val="true"/>
+        </w:trPr>
+        <w:tc>
+          <w:tcPr>
+            <w:tcW w:type="dxa" w:w="9354"/>
+            <w:shd w:val="clear" w:fill="EAF1F8"/>
+            <w:tcBorders>
+              <w:left w:val="single" w:sz="24" w:color="2C6FA6"/>
+              <w:top w:val="single" w:sz="4" w:color="EAF1F8"/>
+              <w:bottom w:val="single" w:sz="4" w:color="EAF1F8"/>
+              <w:right w:val="single" w:sz="4" w:color="EAF1F8"/>
+            </w:tcBorders>
+          </w:tcPr>
+          <w:p>
+            <w:pPr>
+              <w:spacing w:line="288" w:lineRule="auto" w:after="0"/>
+              <w:ind w:firstLine="0"/>
+            </w:pPr>
+            <w:r>
+              <w:rPr>
+                <w:rFonts w:ascii="Times New Roman" w:hAnsi="Times New Roman" w:cs="Times New Roman" w:eastAsia="Times New Roman"/>
+                <w:b/>
+                <w:i w:val="0"/>
+                <w:color w:val="2C6FA6"/>
+                <w:sz w:val="26"/>
+              </w:rPr>
+              <w:t xml:space="preserve">ПРИМЕЧАНИЕ. </w:t>
+            </w:r>
+            <w:r>
+              <w:rPr>
+                <w:rFonts w:ascii="Times New Roman" w:hAnsi="Times New Roman" w:cs="Times New Roman" w:eastAsia="Times New Roman"/>
+                <w:b w:val="0"/>
+                <w:i w:val="0"/>
+                <w:color w:val="000000"/>
+                <w:sz w:val="26"/>
+              </w:rPr>
+              <w:t>Время здесь берётся с вашего компьютера, а не с сервера. Часы на посту сбиты - сообщите в бюро пропусков: по этим часам вы сверяете срок пропуска.</w:t>
+            </w:r>
+          </w:p>
+        </w:tc>
+      </w:tr>
+    </w:tbl>
+    <w:p>
+      <w:pPr>
+        <w:spacing w:after="0" w:line="240" w:lineRule="auto"/>
+        <w:ind w:firstLine="0"/>
+      </w:pPr>
+      <w:r>
+        <w:rPr>
+          <w:rFonts w:ascii="Times New Roman" w:hAnsi="Times New Roman" w:cs="Times New Roman" w:eastAsia="Times New Roman"/>
+          <w:b w:val="0"/>
+          <w:i w:val="0"/>
+          <w:color w:val="000000"/>
+          <w:sz w:val="12"/>
+        </w:rPr>
+      </w:r>
+    </w:p>
+    <w:p>
+      <w:pPr>
+        <w:pStyle w:val="Heading2"/>
+        <w:ind w:firstLine="0"/>
+      </w:pPr>
+      <w:r>
+        <w:rPr>
+          <w:rFonts w:ascii="Times New Roman" w:hAnsi="Times New Roman" w:cs="Times New Roman" w:eastAsia="Times New Roman"/>
+          <w:b/>
+          <w:i w:val="0"/>
+          <w:color w:val="000000"/>
+          <w:sz w:val="28"/>
+        </w:rPr>
+        <w:t>12.2. Объявление бюро пропусков</w:t>
+      </w:r>
+    </w:p>
+    <w:p>
+      <w:r>
+        <w:rPr>
+          <w:rFonts w:ascii="Times New Roman" w:hAnsi="Times New Roman" w:cs="Times New Roman" w:eastAsia="Times New Roman"/>
+          <w:b w:val="0"/>
+          <w:i w:val="0"/>
+          <w:color w:val="000000"/>
+          <w:sz w:val="28"/>
+        </w:rPr>
+        <w:t>Бюро пропусков вывешивает объявления для всех: смена режима работы, ремонт на площадке, изменения в порядке пропуска. Важное отмечено красным (Рисунок 12.3).</w:t>
+      </w:r>
+    </w:p>
+    <w:p>
+      <w:pPr>
+        <w:keepNext/>
+        <w:spacing w:before="120" w:after="40"/>
+        <w:ind w:firstLine="0"/>
+        <w:jc w:val="center"/>
+      </w:pPr>
+      <w:r>
+        <w:drawing>
+          <wp:inline xmlns:a="http://schemas.openxmlformats.org/drawingml/2006/main" xmlns:pic="http://schemas.openxmlformats.org/drawingml/2006/picture">
+            <wp:extent cx="3712463" cy="646176"/>
+            <wp:docPr id="33" name="Picture 33"/>
+            <wp:cNvGraphicFramePr>
+              <a:graphicFrameLocks noChangeAspect="1"/>
+            </wp:cNvGraphicFramePr>
+            <a:graphic>
+              <a:graphicData uri="http://schemas.openxmlformats.org/drawingml/2006/picture">
+                <pic:pic>
+                  <pic:nvPicPr>
+                    <pic:cNvPr id="0" name="header-broadcast.png"/>
+                    <pic:cNvPicPr/>
+                  </pic:nvPicPr>
+                  <pic:blipFill>
+                    <a:blip r:embed="rId43"/>
+                    <a:stretch>
+                      <a:fillRect/>
+                    </a:stretch>
+                  </pic:blipFill>
+                  <pic:spPr>
+                    <a:xfrm>
+                      <a:off x="0" y="0"/>
+                      <a:ext cx="3712463" cy="646176"/>
+                    </a:xfrm>
+                    <a:prstGeom prst="rect"/>
+                  </pic:spPr>
+                </pic:pic>
+              </a:graphicData>
+            </a:graphic>
+          </wp:inline>
+        </w:drawing>
+      </w:r>
+    </w:p>
+    <w:p>
+      <w:pPr>
+        <w:keepNext w:val="0"/>
+        <w:spacing w:line="240" w:lineRule="auto" w:before="40" w:after="200"/>
+        <w:ind w:firstLine="0"/>
+        <w:jc w:val="center"/>
+      </w:pPr>
+      <w:r>
+        <w:rPr>
+          <w:rFonts w:ascii="Times New Roman" w:hAnsi="Times New Roman" w:cs="Times New Roman" w:eastAsia="Times New Roman"/>
+          <w:b w:val="0"/>
+          <w:i/>
+          <w:color w:val="000000"/>
+          <w:sz w:val="24"/>
+        </w:rPr>
+        <w:t>Рисунок 12.3 — Объявление в верхней строке</w:t>
+      </w:r>
+    </w:p>
+    <w:p>
+      <w:pPr>
+        <w:spacing w:after="0" w:line="360" w:lineRule="auto"/>
+        <w:ind w:hanging="454" w:left="1134"/>
+        <w:jc w:val="both"/>
+      </w:pPr>
+      <w:r>
+        <w:rPr>
+          <w:rFonts w:ascii="Times New Roman" w:hAnsi="Times New Roman" w:cs="Times New Roman" w:eastAsia="Times New Roman"/>
+          <w:b w:val="0"/>
+          <w:i w:val="0"/>
+          <w:color w:val="000000"/>
+          <w:sz w:val="28"/>
+        </w:rPr>
+        <w:t>1.</w:t>
+        <w:tab/>
+      </w:r>
+      <w:r>
+        <w:rPr>
+          <w:rFonts w:ascii="Times New Roman" w:hAnsi="Times New Roman" w:cs="Times New Roman" w:eastAsia="Times New Roman"/>
+          <w:b w:val="0"/>
+          <w:i w:val="0"/>
+          <w:color w:val="000000"/>
+          <w:sz w:val="28"/>
+        </w:rPr>
+        <w:t xml:space="preserve">Нажмите на объявление. </w:t>
+      </w:r>
+      <w:r>
+        <w:rPr>
+          <w:rFonts w:ascii="Times New Roman" w:hAnsi="Times New Roman" w:cs="Times New Roman" w:eastAsia="Times New Roman"/>
+          <w:b/>
+          <w:i w:val="0"/>
+          <w:color w:val="000000"/>
+          <w:sz w:val="28"/>
+        </w:rPr>
+        <w:t>Откроется окно с полным текстом, Рисунок 12.4.</w:t>
+      </w:r>
+    </w:p>
+    <w:p>
+      <w:pPr>
+        <w:spacing w:after="0" w:line="360" w:lineRule="auto"/>
+        <w:ind w:hanging="454" w:left="1134"/>
+        <w:jc w:val="both"/>
+      </w:pPr>
+      <w:r>
+        <w:rPr>
+          <w:rFonts w:ascii="Times New Roman" w:hAnsi="Times New Roman" w:cs="Times New Roman" w:eastAsia="Times New Roman"/>
+          <w:b w:val="0"/>
+          <w:i w:val="0"/>
+          <w:color w:val="000000"/>
+          <w:sz w:val="28"/>
+        </w:rPr>
+        <w:t>2.</w:t>
+        <w:tab/>
+      </w:r>
+      <w:r>
+        <w:rPr>
+          <w:rFonts w:ascii="Times New Roman" w:hAnsi="Times New Roman" w:cs="Times New Roman" w:eastAsia="Times New Roman"/>
+          <w:b w:val="0"/>
+          <w:i w:val="0"/>
+          <w:color w:val="000000"/>
+          <w:sz w:val="28"/>
+        </w:rPr>
+        <w:t>Прочитайте и закройте окно крестиком.</w:t>
+      </w:r>
+    </w:p>
+    <w:p>
+      <w:pPr>
+        <w:keepNext/>
+        <w:spacing w:before="120" w:after="40"/>
+        <w:ind w:firstLine="0"/>
+        <w:jc w:val="center"/>
+      </w:pPr>
+      <w:r>
+        <w:drawing>
+          <wp:inline xmlns:a="http://schemas.openxmlformats.org/drawingml/2006/main" xmlns:pic="http://schemas.openxmlformats.org/drawingml/2006/picture">
+            <wp:extent cx="4108703" cy="2267712"/>
+            <wp:docPr id="34" name="Picture 34"/>
+            <wp:cNvGraphicFramePr>
+              <a:graphicFrameLocks noChangeAspect="1"/>
+            </wp:cNvGraphicFramePr>
+            <a:graphic>
+              <a:graphicData uri="http://schemas.openxmlformats.org/drawingml/2006/picture">
+                <pic:pic>
+                  <pic:nvPicPr>
+                    <pic:cNvPr id="0" name="announcement.png"/>
+                    <pic:cNvPicPr/>
+                  </pic:nvPicPr>
+                  <pic:blipFill>
+                    <a:blip r:embed="rId44"/>
+                    <a:stretch>
+                      <a:fillRect/>
+                    </a:stretch>
+                  </pic:blipFill>
+                  <pic:spPr>
+                    <a:xfrm>
+                      <a:off x="0" y="0"/>
+                      <a:ext cx="4108703" cy="2267712"/>
+                    </a:xfrm>
+                    <a:prstGeom prst="rect"/>
+                  </pic:spPr>
+                </pic:pic>
+              </a:graphicData>
+            </a:graphic>
+          </wp:inline>
+        </w:drawing>
+      </w:r>
+    </w:p>
+    <w:p>
+      <w:pPr>
+        <w:keepNext w:val="0"/>
+        <w:spacing w:line="240" w:lineRule="auto" w:before="40" w:after="200"/>
+        <w:ind w:firstLine="0"/>
+        <w:jc w:val="center"/>
+      </w:pPr>
+      <w:r>
+        <w:rPr>
+          <w:rFonts w:ascii="Times New Roman" w:hAnsi="Times New Roman" w:cs="Times New Roman" w:eastAsia="Times New Roman"/>
+          <w:b w:val="0"/>
+          <w:i/>
+          <w:color w:val="000000"/>
+          <w:sz w:val="24"/>
+        </w:rPr>
+        <w:t>Рисунок 12.4 — Окно объявления</w:t>
+      </w:r>
+    </w:p>
+    <w:p>
+      <w:pPr>
+        <w:pStyle w:val="Heading2"/>
+        <w:ind w:firstLine="0"/>
+      </w:pPr>
+      <w:r>
+        <w:rPr>
+          <w:rFonts w:ascii="Times New Roman" w:hAnsi="Times New Roman" w:cs="Times New Roman" w:eastAsia="Times New Roman"/>
+          <w:b/>
+          <w:i w:val="0"/>
+          <w:color w:val="000000"/>
+          <w:sz w:val="28"/>
+        </w:rPr>
+        <w:t>12.3. Уведомления</w:t>
+      </w:r>
+    </w:p>
+    <w:p>
+      <w:r>
+        <w:rPr>
+          <w:rFonts w:ascii="Times New Roman" w:hAnsi="Times New Roman" w:cs="Times New Roman" w:eastAsia="Times New Roman"/>
+          <w:b w:val="0"/>
+          <w:i w:val="0"/>
+          <w:color w:val="000000"/>
+          <w:sz w:val="28"/>
+        </w:rPr>
+        <w:t>Колокольчик показывает число непрочитанных уведомлений (1 на Рисунке 8.2).</w:t>
+      </w:r>
+    </w:p>
+    <w:p>
+      <w:pPr>
+        <w:spacing w:after="0" w:line="360" w:lineRule="auto"/>
+        <w:ind w:hanging="454" w:left="1134"/>
+        <w:jc w:val="both"/>
+      </w:pPr>
+      <w:r>
+        <w:rPr>
+          <w:rFonts w:ascii="Times New Roman" w:hAnsi="Times New Roman" w:cs="Times New Roman" w:eastAsia="Times New Roman"/>
+          <w:b w:val="0"/>
+          <w:i w:val="0"/>
+          <w:color w:val="000000"/>
+          <w:sz w:val="28"/>
+        </w:rPr>
+        <w:t>1.</w:t>
+        <w:tab/>
+      </w:r>
+      <w:r>
+        <w:rPr>
+          <w:rFonts w:ascii="Times New Roman" w:hAnsi="Times New Roman" w:cs="Times New Roman" w:eastAsia="Times New Roman"/>
+          <w:b w:val="0"/>
+          <w:i w:val="0"/>
+          <w:color w:val="000000"/>
+          <w:sz w:val="28"/>
+        </w:rPr>
+        <w:t xml:space="preserve">Нажмите колокольчик. </w:t>
+      </w:r>
+      <w:r>
+        <w:rPr>
+          <w:rFonts w:ascii="Times New Roman" w:hAnsi="Times New Roman" w:cs="Times New Roman" w:eastAsia="Times New Roman"/>
+          <w:b/>
+          <w:i w:val="0"/>
+          <w:color w:val="000000"/>
+          <w:sz w:val="28"/>
+        </w:rPr>
+        <w:t>Откроется список, Рисунок 12.5: заявку согласовали, начали обсуждение, срок пропуска подходит к концу.</w:t>
+      </w:r>
+    </w:p>
+    <w:p>
+      <w:pPr>
+        <w:spacing w:after="0" w:line="360" w:lineRule="auto"/>
+        <w:ind w:hanging="454" w:left="1134"/>
+        <w:jc w:val="both"/>
+      </w:pPr>
+      <w:r>
+        <w:rPr>
+          <w:rFonts w:ascii="Times New Roman" w:hAnsi="Times New Roman" w:cs="Times New Roman" w:eastAsia="Times New Roman"/>
+          <w:b w:val="0"/>
+          <w:i w:val="0"/>
+          <w:color w:val="000000"/>
+          <w:sz w:val="28"/>
+        </w:rPr>
+        <w:t>2.</w:t>
+        <w:tab/>
+      </w:r>
+      <w:r>
+        <w:rPr>
+          <w:rFonts w:ascii="Times New Roman" w:hAnsi="Times New Roman" w:cs="Times New Roman" w:eastAsia="Times New Roman"/>
+          <w:b w:val="0"/>
+          <w:i w:val="0"/>
+          <w:color w:val="000000"/>
+          <w:sz w:val="28"/>
+        </w:rPr>
+        <w:t xml:space="preserve">Прочитайте нужное. </w:t>
+      </w:r>
+      <w:r>
+        <w:rPr>
+          <w:rFonts w:ascii="Times New Roman" w:hAnsi="Times New Roman" w:cs="Times New Roman" w:eastAsia="Times New Roman"/>
+          <w:b/>
+          <w:i w:val="0"/>
+          <w:color w:val="000000"/>
+          <w:sz w:val="28"/>
+        </w:rPr>
+        <w:t>Свежие идут сверху, непрочитанные выделены.</w:t>
+      </w:r>
+    </w:p>
+    <w:p>
+      <w:pPr>
+        <w:keepNext/>
+        <w:spacing w:before="120" w:after="40"/>
+        <w:ind w:firstLine="0"/>
+        <w:jc w:val="center"/>
+      </w:pPr>
+      <w:r>
+        <w:drawing>
+          <wp:inline xmlns:a="http://schemas.openxmlformats.org/drawingml/2006/main" xmlns:pic="http://schemas.openxmlformats.org/drawingml/2006/picture">
             <wp:extent cx="2584704" cy="2993136"/>
-            <wp:docPr id="31" name="Picture 31"/>
+            <wp:docPr id="35" name="Picture 35"/>
             <wp:cNvGraphicFramePr>
               <a:graphicFrameLocks noChangeAspect="1"/>
             </wp:cNvGraphicFramePr>
@@ -8975,7 +9634,7 @@
                     <pic:cNvPicPr/>
                   </pic:nvPicPr>
                   <pic:blipFill>
-                    <a:blip r:embed="rId41"/>
+                    <a:blip r:embed="rId45"/>
                     <a:stretch>
                       <a:fillRect/>
                     </a:stretch>
@@ -9009,32 +9668,66 @@
           <w:color w:val="000000"/>
           <w:sz w:val="24"/>
         </w:rPr>
-        <w:t>Рисунок 12.1 — Список уведомлений</w:t>
+        <w:t>Рисунок 12.5 — Список уведомлений</w:t>
       </w:r>
     </w:p>
     <w:p>
       <w:r>
         <w:rPr>
           <w:rFonts w:ascii="Times New Roman" w:hAnsi="Times New Roman" w:cs="Times New Roman" w:eastAsia="Times New Roman"/>
+          <w:b w:val="0"/>
+          <w:i w:val="0"/>
+          <w:color w:val="000000"/>
+          <w:sz w:val="28"/>
+        </w:rPr>
+        <w:t xml:space="preserve">Вкладки </w:t>
+      </w:r>
+      <w:r>
+        <w:rPr>
+          <w:rFonts w:ascii="Times New Roman" w:hAnsi="Times New Roman" w:cs="Times New Roman" w:eastAsia="Times New Roman"/>
           <w:b/>
           <w:i w:val="0"/>
           <w:color w:val="000000"/>
           <w:sz w:val="28"/>
         </w:rPr>
-        <w:t>Поиск по системе.</w:t>
-      </w:r>
-      <w:r>
-        <w:rPr>
-          <w:rFonts w:ascii="Times New Roman" w:hAnsi="Times New Roman" w:cs="Times New Roman" w:eastAsia="Times New Roman"/>
-          <w:b w:val="0"/>
-          <w:i w:val="0"/>
-          <w:color w:val="000000"/>
-          <w:sz w:val="28"/>
-        </w:rPr>
-        <w:t xml:space="preserve"> Кнопка поиска открывает поиск сразу по всей системе, см. подраздел 8.2. С клавиатуры - Ctrl+K.</w:t>
+        <w:t>«Все»</w:t>
+      </w:r>
+      <w:r>
+        <w:rPr>
+          <w:rFonts w:ascii="Times New Roman" w:hAnsi="Times New Roman" w:cs="Times New Roman" w:eastAsia="Times New Roman"/>
+          <w:b w:val="0"/>
+          <w:i w:val="0"/>
+          <w:color w:val="000000"/>
+          <w:sz w:val="28"/>
+        </w:rPr>
+        <w:t xml:space="preserve"> и </w:t>
+      </w:r>
+      <w:r>
+        <w:rPr>
+          <w:rFonts w:ascii="Times New Roman" w:hAnsi="Times New Roman" w:cs="Times New Roman" w:eastAsia="Times New Roman"/>
+          <w:b/>
+          <w:i w:val="0"/>
+          <w:color w:val="000000"/>
+          <w:sz w:val="28"/>
+        </w:rPr>
+        <w:t>«Непрочитанные»</w:t>
+      </w:r>
+      <w:r>
+        <w:rPr>
+          <w:rFonts w:ascii="Times New Roman" w:hAnsi="Times New Roman" w:cs="Times New Roman" w:eastAsia="Times New Roman"/>
+          <w:b w:val="0"/>
+          <w:i w:val="0"/>
+          <w:color w:val="000000"/>
+          <w:sz w:val="28"/>
+        </w:rPr>
+        <w:t xml:space="preserve"> отбирают нужное, шестерёнка открывает настройку уведомлений. Пустой список значит, что нового нет.</w:t>
       </w:r>
     </w:p>
     <w:p>
+      <w:pPr>
+        <w:pStyle w:val="Heading2"/>
+        <w:ind w:firstLine="0"/>
+      </w:pPr>
       <w:r>
         <w:rPr>
           <w:rFonts w:ascii="Times New Roman" w:hAnsi="Times New Roman" w:cs="Times New Roman" w:eastAsia="Times New Roman"/>
@@ -9043,18 +9736,26 @@
           <w:color w:val="000000"/>
           <w:sz w:val="28"/>
         </w:rPr>
-        <w:t>Обучение.</w:t>
-      </w:r>
-      <w:r>
-        <w:rPr>
-          <w:rFonts w:ascii="Times New Roman" w:hAnsi="Times New Roman" w:cs="Times New Roman" w:eastAsia="Times New Roman"/>
-          <w:b w:val="0"/>
-          <w:i w:val="0"/>
-          <w:color w:val="000000"/>
-          <w:sz w:val="28"/>
-        </w:rPr>
-        <w:t xml:space="preserve"> На странице </w:t>
-      </w:r>
+        <w:t>12.4. Поиск по системе</w:t>
+      </w:r>
+    </w:p>
+    <w:p>
+      <w:r>
+        <w:rPr>
+          <w:rFonts w:ascii="Times New Roman" w:hAnsi="Times New Roman" w:cs="Times New Roman" w:eastAsia="Times New Roman"/>
+          <w:b w:val="0"/>
+          <w:i w:val="0"/>
+          <w:color w:val="000000"/>
+          <w:sz w:val="28"/>
+        </w:rPr>
+        <w:t>Кнопка поиска (2 на Рисунке 8.2) открывает поиск сразу по всей системе: по машинам, людям и заявкам. С клавиатуры - Ctrl+K. Порядок работы описан в подразделе 8.2.</w:t>
+      </w:r>
+    </w:p>
+    <w:p>
+      <w:pPr>
+        <w:pStyle w:val="Heading2"/>
+        <w:ind w:firstLine="0"/>
+      </w:pPr>
       <w:r>
         <w:rPr>
           <w:rFonts w:ascii="Times New Roman" w:hAnsi="Times New Roman" w:cs="Times New Roman" w:eastAsia="Times New Roman"/>
@@ -9063,6 +9764,76 @@
           <w:color w:val="000000"/>
           <w:sz w:val="28"/>
         </w:rPr>
+        <w:t>12.5. Подача заявки</w:t>
+      </w:r>
+    </w:p>
+    <w:p>
+      <w:r>
+        <w:rPr>
+          <w:rFonts w:ascii="Times New Roman" w:hAnsi="Times New Roman" w:cs="Times New Roman" w:eastAsia="Times New Roman"/>
+          <w:b w:val="0"/>
+          <w:i w:val="0"/>
+          <w:color w:val="000000"/>
+          <w:sz w:val="28"/>
+        </w:rPr>
+        <w:t xml:space="preserve">Кнопка </w:t>
+      </w:r>
+      <w:r>
+        <w:rPr>
+          <w:rFonts w:ascii="Times New Roman" w:hAnsi="Times New Roman" w:cs="Times New Roman" w:eastAsia="Times New Roman"/>
+          <w:b/>
+          <w:i w:val="0"/>
+          <w:color w:val="000000"/>
+          <w:sz w:val="28"/>
+        </w:rPr>
+        <w:t>«Подать заявку»</w:t>
+      </w:r>
+      <w:r>
+        <w:rPr>
+          <w:rFonts w:ascii="Times New Roman" w:hAnsi="Times New Roman" w:cs="Times New Roman" w:eastAsia="Times New Roman"/>
+          <w:b w:val="0"/>
+          <w:i w:val="0"/>
+          <w:color w:val="000000"/>
+          <w:sz w:val="28"/>
+        </w:rPr>
+        <w:t xml:space="preserve"> открывает форму подачи. Работнику поста она не нужна: заявки подают организации, а пост по ним пропускает. Нажали случайно - закройте форму крестиком, ничего не сохранится.</w:t>
+      </w:r>
+    </w:p>
+    <w:p>
+      <w:pPr>
+        <w:pStyle w:val="Heading2"/>
+        <w:ind w:firstLine="0"/>
+      </w:pPr>
+      <w:r>
+        <w:rPr>
+          <w:rFonts w:ascii="Times New Roman" w:hAnsi="Times New Roman" w:cs="Times New Roman" w:eastAsia="Times New Roman"/>
+          <w:b/>
+          <w:i w:val="0"/>
+          <w:color w:val="000000"/>
+          <w:sz w:val="28"/>
+        </w:rPr>
+        <w:t>12.6. Обучение</w:t>
+      </w:r>
+    </w:p>
+    <w:p>
+      <w:r>
+        <w:rPr>
+          <w:rFonts w:ascii="Times New Roman" w:hAnsi="Times New Roman" w:cs="Times New Roman" w:eastAsia="Times New Roman"/>
+          <w:b w:val="0"/>
+          <w:i w:val="0"/>
+          <w:color w:val="000000"/>
+          <w:sz w:val="28"/>
+        </w:rPr>
+        <w:t xml:space="preserve">На странице </w:t>
+      </w:r>
+      <w:r>
+        <w:rPr>
+          <w:rFonts w:ascii="Times New Roman" w:hAnsi="Times New Roman" w:cs="Times New Roman" w:eastAsia="Times New Roman"/>
+          <w:b/>
+          <w:i w:val="0"/>
+          <w:color w:val="000000"/>
+          <w:sz w:val="28"/>
+        </w:rPr>
         <w:t>«Обзор и новости»</w:t>
       </w:r>
       <w:r>
@@ -9093,7 +9864,7 @@
           <w:color w:val="000000"/>
           <w:sz w:val="28"/>
         </w:rPr>
-        <w:t xml:space="preserve"> (1 на рисунке 12.2): она проводит по системе и показывает, где что находится. Пройти можно сколько угодно раз, выйти - клавишей Esc.</w:t>
+        <w:t xml:space="preserve"> (1 на Рисунке 12.6): она проводит по системе и показывает, где что находится. Пройти можно сколько угодно раз, выйти - клавишей Esc.</w:t>
       </w:r>
     </w:p>
     <w:p>
@@ -9107,7 +9878,7 @@
         <w:drawing>
           <wp:inline xmlns:a="http://schemas.openxmlformats.org/drawingml/2006/main" xmlns:pic="http://schemas.openxmlformats.org/drawingml/2006/picture">
             <wp:extent cx="3944112" cy="1030224"/>
-            <wp:docPr id="32" name="Picture 32"/>
+            <wp:docPr id="36" name="Picture 36"/>
             <wp:cNvGraphicFramePr>
               <a:graphicFrameLocks noChangeAspect="1"/>
             </wp:cNvGraphicFramePr>
@@ -9119,7 +9890,7 @@
                     <pic:cNvPicPr/>
                   </pic:nvPicPr>
                   <pic:blipFill>
-                    <a:blip r:embed="rId42"/>
+                    <a:blip r:embed="rId46"/>
                     <a:stretch>
                       <a:fillRect/>
                     </a:stretch>
@@ -9153,7 +9924,7 @@
           <w:color w:val="000000"/>
           <w:sz w:val="24"/>
         </w:rPr>
-        <w:t>Рисунок 12.2 — Кнопка обучения</w:t>
+        <w:t>Рисунок 12.6 — Кнопка обучения</w:t>
       </w:r>
     </w:p>
     <w:p>
@@ -9245,7 +10016,7 @@
           <w:color w:val="000000"/>
           <w:sz w:val="28"/>
         </w:rPr>
-        <w:t xml:space="preserve"> внизу бокового меню, рисунок 13.1. </w:t>
+        <w:t xml:space="preserve"> внизу бокового меню, Рисунок 13.1. </w:t>
       </w:r>
       <w:r>
         <w:rPr>
@@ -9269,7 +10040,7 @@
         <w:drawing>
           <wp:inline xmlns:a="http://schemas.openxmlformats.org/drawingml/2006/main" xmlns:pic="http://schemas.openxmlformats.org/drawingml/2006/picture">
             <wp:extent cx="1853184" cy="676656"/>
-            <wp:docPr id="33" name="Picture 33"/>
+            <wp:docPr id="37" name="Picture 37"/>
             <wp:cNvGraphicFramePr>
               <a:graphicFrameLocks noChangeAspect="1"/>
             </wp:cNvGraphicFramePr>
@@ -9281,7 +10052,7 @@
                     <pic:cNvPicPr/>
                   </pic:nvPicPr>
                   <pic:blipFill>
-                    <a:blip r:embed="rId43"/>
+                    <a:blip r:embed="rId47"/>
                     <a:stretch>
                       <a:fillRect/>
                     </a:stretch>

--- a/Документация/Инструкция охранника/Инструкция охранника.docx
+++ b/Документация/Инструкция охранника/Инструкция охранника.docx
@@ -611,7 +611,7 @@
           <w:color w:val="000000"/>
           <w:sz w:val="26"/>
         </w:rPr>
-        <w:t>3.3. Посмотреть, кого сегодня ждать</w:t>
+        <w:t>3.3. Заявки, переданные на ваш пост</w:t>
       </w:r>
       <w:r>
         <w:rPr>
@@ -828,7 +828,7 @@
           <w:color w:val="000000"/>
           <w:sz w:val="26"/>
         </w:rPr>
-        <w:t>8.2. Поищите по всей системе</w:t>
+        <w:t>8.2. Проверьте раздел «Доступные мне»</w:t>
       </w:r>
       <w:r>
         <w:rPr>
@@ -859,7 +859,7 @@
           <w:color w:val="000000"/>
           <w:sz w:val="26"/>
         </w:rPr>
-        <w:t>8.3. Проверьте по разделу «Доступные мне»</w:t>
+        <w:t>8.3. Поищите по всей системе</w:t>
       </w:r>
       <w:r>
         <w:rPr>
@@ -870,7 +870,7 @@
           <w:sz w:val="26"/>
         </w:rPr>
         <w:tab/>
-        <w:t>19</w:t>
+        <w:t>18</w:t>
       </w:r>
     </w:p>
     <w:p>
@@ -994,7 +994,7 @@
           <w:sz w:val="26"/>
         </w:rPr>
         <w:tab/>
-        <w:t>24</w:t>
+        <w:t>23</w:t>
       </w:r>
     </w:p>
     <w:p>
@@ -1014,7 +1014,7 @@
           <w:color w:val="000000"/>
           <w:sz w:val="26"/>
         </w:rPr>
-        <w:t>12.1. Приветствие, дата и время</w:t>
+        <w:t>12.1. Дата и время</w:t>
       </w:r>
       <w:r>
         <w:rPr>
@@ -1242,7 +1242,7 @@
           <w:sz w:val="26"/>
         </w:rPr>
         <w:tab/>
-        <w:t>28</w:t>
+        <w:t>27</w:t>
       </w:r>
     </w:p>
     <w:p>
@@ -1446,7 +1446,7 @@
                 <w:color w:val="000000"/>
                 <w:sz w:val="24"/>
               </w:rPr>
-              <w:t>Начинаю смену</w:t>
+              <w:t>Начинаю смену, смотрю заявки на пост</w:t>
             </w:r>
           </w:p>
         </w:tc>
@@ -2080,6 +2080,75 @@
         <w:t>. После каждого действия указано, что должно произойти. Не произошло - смотрите раздел 14.</w:t>
       </w:r>
     </w:p>
+    <w:tbl>
+      <w:tblPr>
+        <w:tblW w:type="auto" w:w="0"/>
+        <w:tblLayout w:type="fixed"/>
+        <w:tblLook w:firstColumn="1" w:firstRow="1" w:lastColumn="0" w:lastRow="0" w:noHBand="0" w:noVBand="1" w:val="04A0"/>
+        <w:tblLayout w:type="fixed"/>
+      </w:tblPr>
+      <w:tblGrid>
+        <w:gridCol w:w="9356"/>
+      </w:tblGrid>
+      <w:tr>
+        <w:trPr>
+          <w:cantSplit w:val="true"/>
+        </w:trPr>
+        <w:tc>
+          <w:tcPr>
+            <w:tcW w:type="dxa" w:w="9354"/>
+            <w:shd w:val="clear" w:fill="FDF6E3"/>
+            <w:tcBorders>
+              <w:left w:val="single" w:sz="24" w:color="B7791F"/>
+              <w:top w:val="single" w:sz="4" w:color="FDF6E3"/>
+              <w:bottom w:val="single" w:sz="4" w:color="FDF6E3"/>
+              <w:right w:val="single" w:sz="4" w:color="FDF6E3"/>
+            </w:tcBorders>
+          </w:tcPr>
+          <w:p>
+            <w:pPr>
+              <w:spacing w:line="288" w:lineRule="auto" w:after="0"/>
+              <w:ind w:firstLine="0"/>
+            </w:pPr>
+            <w:r>
+              <w:rPr>
+                <w:rFonts w:ascii="Times New Roman" w:hAnsi="Times New Roman" w:cs="Times New Roman" w:eastAsia="Times New Roman"/>
+                <w:b/>
+                <w:i w:val="0"/>
+                <w:color w:val="B7791F"/>
+                <w:sz w:val="26"/>
+              </w:rPr>
+              <w:t xml:space="preserve">ВАЖНО. </w:t>
+            </w:r>
+            <w:r>
+              <w:rPr>
+                <w:rFonts w:ascii="Times New Roman" w:hAnsi="Times New Roman" w:cs="Times New Roman" w:eastAsia="Times New Roman"/>
+                <w:b w:val="0"/>
+                <w:i w:val="0"/>
+                <w:color w:val="000000"/>
+                <w:sz w:val="26"/>
+              </w:rPr>
+              <w:t>Инструкция описывает только работу в системе. Правила контрольно-пропускного режима предприятия она не заменяет и не отменяет: проверка документов, досмотр, порядок пропуска людей и транспорта - по ним. Система показывает, кому доступ согласован; решение пропустить принимаете вы по правилам режима.</w:t>
+            </w:r>
+          </w:p>
+        </w:tc>
+      </w:tr>
+    </w:tbl>
+    <w:p>
+      <w:pPr>
+        <w:spacing w:after="0" w:line="240" w:lineRule="auto"/>
+        <w:ind w:firstLine="0"/>
+      </w:pPr>
+      <w:r>
+        <w:rPr>
+          <w:rFonts w:ascii="Times New Roman" w:hAnsi="Times New Roman" w:cs="Times New Roman" w:eastAsia="Times New Roman"/>
+          <w:b w:val="0"/>
+          <w:i w:val="0"/>
+          <w:color w:val="000000"/>
+          <w:sz w:val="12"/>
+        </w:rPr>
+      </w:r>
+    </w:p>
     <w:p>
       <w:r>
         <w:rPr>
@@ -2436,7 +2505,7 @@
       <w:r>
         <w:drawing>
           <wp:inline xmlns:a="http://schemas.openxmlformats.org/drawingml/2006/main" xmlns:pic="http://schemas.openxmlformats.org/drawingml/2006/picture">
-            <wp:extent cx="3992880" cy="2755392"/>
+            <wp:extent cx="4535424" cy="2761488"/>
             <wp:docPr id="1" name="Picture 1"/>
             <wp:cNvGraphicFramePr>
               <a:graphicFrameLocks noChangeAspect="1"/>
@@ -2457,7 +2526,7 @@
                   <pic:spPr>
                     <a:xfrm>
                       <a:off x="0" y="0"/>
-                      <a:ext cx="3992880" cy="2755392"/>
+                      <a:ext cx="4535424" cy="2761488"/>
                     </a:xfrm>
                     <a:prstGeom prst="rect"/>
                   </pic:spPr>
@@ -4176,7 +4245,7 @@
           <w:color w:val="000000"/>
           <w:sz w:val="28"/>
         </w:rPr>
-        <w:t>Написано «Инструкция не добавлена» - для этого поста текст ещё не заполнили. Спросите порядок работы в бюро пропусков.</w:t>
+        <w:t>Написано «Инструкция не добавлена» - для этого поста текст ещё не заполнили.</w:t>
       </w:r>
     </w:p>
     <w:p>
@@ -4192,7 +4261,7 @@
           <w:color w:val="000000"/>
           <w:sz w:val="28"/>
         </w:rPr>
-        <w:t>3.3. Посмотреть, кого сегодня ждать</w:t>
+        <w:t>3.3. Заявки, переданные на ваш пост</w:t>
       </w:r>
     </w:p>
     <w:p>
@@ -4676,7 +4745,7 @@
           <w:color w:val="000000"/>
           <w:sz w:val="28"/>
         </w:rPr>
-        <w:t xml:space="preserve">Посмотрите состав заявки ниже, Рисунок 3.12. </w:t>
+        <w:t xml:space="preserve">Прочитайте состав заявки ниже, Рисунок 3.12. </w:t>
       </w:r>
       <w:r>
         <w:rPr>
@@ -4686,7 +4755,76 @@
           <w:color w:val="000000"/>
           <w:sz w:val="28"/>
         </w:rPr>
-        <w:t>Там перечислено, кого и что пропускать: номера и марки машин либо фамилии и должности людей.</w:t>
+        <w:t>Там перечислено, кого и что пропускать: номера и марки машин, фамилии и должности людей, наименование и количество материальных ценностей.</w:t>
+      </w:r>
+    </w:p>
+    <w:tbl>
+      <w:tblPr>
+        <w:tblW w:type="auto" w:w="0"/>
+        <w:tblLayout w:type="fixed"/>
+        <w:tblLook w:firstColumn="1" w:firstRow="1" w:lastColumn="0" w:lastRow="0" w:noHBand="0" w:noVBand="1" w:val="04A0"/>
+        <w:tblLayout w:type="fixed"/>
+      </w:tblPr>
+      <w:tblGrid>
+        <w:gridCol w:w="9356"/>
+      </w:tblGrid>
+      <w:tr>
+        <w:trPr>
+          <w:cantSplit w:val="true"/>
+        </w:trPr>
+        <w:tc>
+          <w:tcPr>
+            <w:tcW w:type="dxa" w:w="9354"/>
+            <w:shd w:val="clear" w:fill="FDF6E3"/>
+            <w:tcBorders>
+              <w:left w:val="single" w:sz="24" w:color="B7791F"/>
+              <w:top w:val="single" w:sz="4" w:color="FDF6E3"/>
+              <w:bottom w:val="single" w:sz="4" w:color="FDF6E3"/>
+              <w:right w:val="single" w:sz="4" w:color="FDF6E3"/>
+            </w:tcBorders>
+          </w:tcPr>
+          <w:p>
+            <w:pPr>
+              <w:spacing w:line="288" w:lineRule="auto" w:after="0"/>
+              <w:ind w:firstLine="0"/>
+            </w:pPr>
+            <w:r>
+              <w:rPr>
+                <w:rFonts w:ascii="Times New Roman" w:hAnsi="Times New Roman" w:cs="Times New Roman" w:eastAsia="Times New Roman"/>
+                <w:b/>
+                <w:i w:val="0"/>
+                <w:color w:val="B7791F"/>
+                <w:sz w:val="26"/>
+              </w:rPr>
+              <w:t xml:space="preserve">ВАЖНО. </w:t>
+            </w:r>
+            <w:r>
+              <w:rPr>
+                <w:rFonts w:ascii="Times New Roman" w:hAnsi="Times New Roman" w:cs="Times New Roman" w:eastAsia="Times New Roman"/>
+                <w:b w:val="0"/>
+                <w:i w:val="0"/>
+                <w:color w:val="000000"/>
+                <w:sz w:val="26"/>
+              </w:rPr>
+              <w:t>Прежде чем пропустить машину, людей или ввоз и вывоз ценностей, прочитайте состав той заявки, по которой они идут. В нём написано, что именно разрешено внести или вывезти. Привезли или выносят то, чего в заявке нет, - не пропускайте и звоните в бюро пропусков.</w:t>
+            </w:r>
+          </w:p>
+        </w:tc>
+      </w:tr>
+    </w:tbl>
+    <w:p>
+      <w:pPr>
+        <w:spacing w:after="0" w:line="240" w:lineRule="auto"/>
+        <w:ind w:firstLine="0"/>
+      </w:pPr>
+      <w:r>
+        <w:rPr>
+          <w:rFonts w:ascii="Times New Roman" w:hAnsi="Times New Roman" w:cs="Times New Roman" w:eastAsia="Times New Roman"/>
+          <w:b w:val="0"/>
+          <w:i w:val="0"/>
+          <w:color w:val="000000"/>
+          <w:sz w:val="12"/>
+        </w:rPr>
       </w:r>
     </w:p>
     <w:p>
@@ -5257,7 +5395,7 @@
           <w:color w:val="000000"/>
           <w:sz w:val="28"/>
         </w:rPr>
-        <w:t xml:space="preserve">Посмотрите колонку </w:t>
+        <w:t xml:space="preserve">Проверьте по колонке </w:t>
       </w:r>
       <w:r>
         <w:rPr>
@@ -5277,17 +5415,7 @@
           <w:color w:val="000000"/>
           <w:sz w:val="28"/>
         </w:rPr>
-        <w:t xml:space="preserve"> и колонку времени. </w:t>
-      </w:r>
-      <w:r>
-        <w:rPr>
-          <w:rFonts w:ascii="Times New Roman" w:hAnsi="Times New Roman" w:cs="Times New Roman" w:eastAsia="Times New Roman"/>
-          <w:b/>
-          <w:i w:val="0"/>
-          <w:color w:val="000000"/>
-          <w:sz w:val="28"/>
-        </w:rPr>
-        <w:t>Срок пропуска должен идти, а время - подходить.</w:t>
+        <w:t>, что срок пропуска ещё не кончился, а по колонке времени - что машина приехала в разрешённые часы.</w:t>
       </w:r>
     </w:p>
     <w:p>
@@ -5446,7 +5574,7 @@
       <w:r>
         <w:drawing>
           <wp:inline xmlns:a="http://schemas.openxmlformats.org/drawingml/2006/main" xmlns:pic="http://schemas.openxmlformats.org/drawingml/2006/picture">
-            <wp:extent cx="5940000" cy="1046629"/>
+            <wp:extent cx="5940000" cy="1271123"/>
             <wp:docPr id="18" name="Picture 18"/>
             <wp:cNvGraphicFramePr>
               <a:graphicFrameLocks noChangeAspect="1"/>
@@ -5467,7 +5595,7 @@
                   <pic:spPr>
                     <a:xfrm>
                       <a:off x="0" y="0"/>
-                      <a:ext cx="5940000" cy="1046629"/>
+                      <a:ext cx="5940000" cy="1271123"/>
                     </a:xfrm>
                     <a:prstGeom prst="rect"/>
                   </pic:spPr>
@@ -5521,19 +5649,7 @@
           <w:color w:val="000000"/>
           <w:sz w:val="28"/>
         </w:rPr>
-        <w:t>Пропустите машину.</w:t>
-      </w:r>
-    </w:p>
-    <w:p>
-      <w:r>
-        <w:rPr>
-          <w:rFonts w:ascii="Times New Roman" w:hAnsi="Times New Roman" w:cs="Times New Roman" w:eastAsia="Times New Roman"/>
-          <w:b w:val="0"/>
-          <w:i w:val="0"/>
-          <w:color w:val="000000"/>
-          <w:sz w:val="28"/>
-        </w:rPr>
-        <w:t>Ничего подтверждать не надо: отметка ставится сразу по нажатию.</w:t>
+        <w:t>Пропустите машину по правилам контрольно-пропускного режима.</w:t>
       </w:r>
     </w:p>
     <w:tbl>
@@ -7089,7 +7205,7 @@
           <w:color w:val="000000"/>
           <w:sz w:val="28"/>
         </w:rPr>
-        <w:t xml:space="preserve">Система написала, что запись изменилась и таблицу надо обновить - строку в этот момент правил кто-то ещё. Нажмите </w:t>
+        <w:t xml:space="preserve">Система написала, что запись изменилась и таблицу надо обновить, - нажмите </w:t>
       </w:r>
       <w:r>
         <w:rPr>
@@ -7500,7 +7616,67 @@
           <w:color w:val="000000"/>
           <w:sz w:val="28"/>
         </w:rPr>
-        <w:t>8.2. Поищите по всей системе</w:t>
+        <w:t>8.2. Проверьте раздел «Доступные мне»</w:t>
+      </w:r>
+    </w:p>
+    <w:p>
+      <w:r>
+        <w:rPr>
+          <w:rFonts w:ascii="Times New Roman" w:hAnsi="Times New Roman" w:cs="Times New Roman" w:eastAsia="Times New Roman"/>
+          <w:b w:val="0"/>
+          <w:i w:val="0"/>
+          <w:color w:val="000000"/>
+          <w:sz w:val="28"/>
+        </w:rPr>
+        <w:t xml:space="preserve">Откройте раздел </w:t>
+      </w:r>
+      <w:r>
+        <w:rPr>
+          <w:rFonts w:ascii="Times New Roman" w:hAnsi="Times New Roman" w:cs="Times New Roman" w:eastAsia="Times New Roman"/>
+          <w:b/>
+          <w:i w:val="0"/>
+          <w:color w:val="000000"/>
+          <w:sz w:val="28"/>
+        </w:rPr>
+        <w:t>«Доступные мне»</w:t>
+      </w:r>
+      <w:r>
+        <w:rPr>
+          <w:rFonts w:ascii="Times New Roman" w:hAnsi="Times New Roman" w:cs="Times New Roman" w:eastAsia="Times New Roman"/>
+          <w:b w:val="0"/>
+          <w:i w:val="0"/>
+          <w:color w:val="000000"/>
+          <w:sz w:val="28"/>
+        </w:rPr>
+        <w:t xml:space="preserve"> (см. подраздел 3.3) и поищите заявку по организации, номеру заявки или фамилии.</w:t>
+      </w:r>
+    </w:p>
+    <w:p>
+      <w:r>
+        <w:rPr>
+          <w:rFonts w:ascii="Times New Roman" w:hAnsi="Times New Roman" w:cs="Times New Roman" w:eastAsia="Times New Roman"/>
+          <w:b w:val="0"/>
+          <w:i w:val="0"/>
+          <w:color w:val="000000"/>
+          <w:sz w:val="28"/>
+        </w:rPr>
+        <w:t>Заявка нашлась, а строки в таблице нет - запись относится к другому посту либо срок пропуска кончился. Звоните в бюро пропусков и не пропускайте до ответа.</w:t>
+      </w:r>
+    </w:p>
+    <w:p>
+      <w:pPr>
+        <w:pStyle w:val="Heading2"/>
+        <w:ind w:firstLine="0"/>
+      </w:pPr>
+      <w:r>
+        <w:rPr>
+          <w:rFonts w:ascii="Times New Roman" w:hAnsi="Times New Roman" w:cs="Times New Roman" w:eastAsia="Times New Roman"/>
+          <w:b/>
+          <w:i w:val="0"/>
+          <w:color w:val="000000"/>
+          <w:sz w:val="28"/>
+        </w:rPr>
+        <w:t>8.3. Поищите по всей системе</w:t>
       </w:r>
     </w:p>
     <w:p>
@@ -7540,7 +7716,7 @@
           <w:color w:val="000000"/>
           <w:sz w:val="28"/>
         </w:rPr>
-        <w:t xml:space="preserve">Нажмите кнопку поиска (2 на Рисунке 8.2) в верхней строке экрана. С клавиатуры - Ctrl+K. </w:t>
+        <w:t xml:space="preserve">Нажмите кнопку поиска (1 на Рисунке 8.2) в верхней строке экрана. С клавиатуры - Ctrl+K. </w:t>
       </w:r>
       <w:r>
         <w:rPr>
@@ -7563,7 +7739,7 @@
       <w:r>
         <w:drawing>
           <wp:inline xmlns:a="http://schemas.openxmlformats.org/drawingml/2006/main" xmlns:pic="http://schemas.openxmlformats.org/drawingml/2006/picture">
-            <wp:extent cx="5352288" cy="1054608"/>
+            <wp:extent cx="1962912" cy="871728"/>
             <wp:docPr id="24" name="Picture 24"/>
             <wp:cNvGraphicFramePr>
               <a:graphicFrameLocks noChangeAspect="1"/>
@@ -7572,7 +7748,7 @@
               <a:graphicData uri="http://schemas.openxmlformats.org/drawingml/2006/picture">
                 <pic:pic>
                   <pic:nvPicPr>
-                    <pic:cNvPr id="0" name="header.png"/>
+                    <pic:cNvPr id="0" name="header-search-btn.png"/>
                     <pic:cNvPicPr/>
                   </pic:nvPicPr>
                   <pic:blipFill>
@@ -7584,7 +7760,7 @@
                   <pic:spPr>
                     <a:xfrm>
                       <a:off x="0" y="0"/>
-                      <a:ext cx="5352288" cy="1054608"/>
+                      <a:ext cx="1962912" cy="871728"/>
                     </a:xfrm>
                     <a:prstGeom prst="rect"/>
                   </pic:spPr>
@@ -7610,7 +7786,7 @@
           <w:color w:val="000000"/>
           <w:sz w:val="24"/>
         </w:rPr>
-        <w:t>Рисунок 8.2 — Кнопки верхней строки</w:t>
+        <w:t>Рисунок 8.2 — Кнопка поиска в верхней строке</w:t>
       </w:r>
     </w:p>
     <w:p>
@@ -7739,20 +7915,73 @@
         <w:t>Откройте найденное и посмотрите, на какой пост и на какой срок выдан пропуск.</w:t>
       </w:r>
     </w:p>
+    <w:tbl>
+      <w:tblPr>
+        <w:tblW w:type="auto" w:w="0"/>
+        <w:tblLayout w:type="fixed"/>
+        <w:tblLook w:firstColumn="1" w:firstRow="1" w:lastColumn="0" w:lastRow="0" w:noHBand="0" w:noVBand="1" w:val="04A0"/>
+        <w:tblLayout w:type="fixed"/>
+      </w:tblPr>
+      <w:tblGrid>
+        <w:gridCol w:w="9356"/>
+      </w:tblGrid>
+      <w:tr>
+        <w:trPr>
+          <w:cantSplit w:val="true"/>
+        </w:trPr>
+        <w:tc>
+          <w:tcPr>
+            <w:tcW w:type="dxa" w:w="9354"/>
+            <w:shd w:val="clear" w:fill="FDF6E3"/>
+            <w:tcBorders>
+              <w:left w:val="single" w:sz="24" w:color="B7791F"/>
+              <w:top w:val="single" w:sz="4" w:color="FDF6E3"/>
+              <w:bottom w:val="single" w:sz="4" w:color="FDF6E3"/>
+              <w:right w:val="single" w:sz="4" w:color="FDF6E3"/>
+            </w:tcBorders>
+          </w:tcPr>
+          <w:p>
+            <w:pPr>
+              <w:spacing w:line="288" w:lineRule="auto" w:after="0"/>
+              <w:ind w:firstLine="0"/>
+            </w:pPr>
+            <w:r>
+              <w:rPr>
+                <w:rFonts w:ascii="Times New Roman" w:hAnsi="Times New Roman" w:cs="Times New Roman" w:eastAsia="Times New Roman"/>
+                <w:b/>
+                <w:i w:val="0"/>
+                <w:color w:val="B7791F"/>
+                <w:sz w:val="26"/>
+              </w:rPr>
+              <w:t xml:space="preserve">ВАЖНО. </w:t>
+            </w:r>
+            <w:r>
+              <w:rPr>
+                <w:rFonts w:ascii="Times New Roman" w:hAnsi="Times New Roman" w:cs="Times New Roman" w:eastAsia="Times New Roman"/>
+                <w:b w:val="0"/>
+                <w:i w:val="0"/>
+                <w:color w:val="000000"/>
+                <w:sz w:val="26"/>
+              </w:rPr>
+              <w:t>Не нашли ни в таблице поста, ни в «Доступных мне», ни в поиске - значит заявки нет. Без заявки не пропускают никого: ни машину, ни человека, ни ввоз и вывоз ценностей. Звоните в бюро пропусков.</w:t>
+            </w:r>
+          </w:p>
+        </w:tc>
+      </w:tr>
+    </w:tbl>
     <w:p>
       <w:pPr>
-        <w:pStyle w:val="Heading2"/>
+        <w:spacing w:after="0" w:line="240" w:lineRule="auto"/>
         <w:ind w:firstLine="0"/>
       </w:pPr>
       <w:r>
         <w:rPr>
           <w:rFonts w:ascii="Times New Roman" w:hAnsi="Times New Roman" w:cs="Times New Roman" w:eastAsia="Times New Roman"/>
-          <w:b/>
-          <w:i w:val="0"/>
-          <w:color w:val="000000"/>
-          <w:sz w:val="28"/>
-        </w:rPr>
-        <w:t>8.3. Проверьте по разделу «Доступные мне»</w:t>
+          <w:b w:val="0"/>
+          <w:i w:val="0"/>
+          <w:color w:val="000000"/>
+          <w:sz w:val="12"/>
+        </w:rPr>
       </w:r>
     </w:p>
     <w:p>
@@ -7764,39 +7993,7 @@
           <w:color w:val="000000"/>
           <w:sz w:val="28"/>
         </w:rPr>
-        <w:t xml:space="preserve">Откройте раздел </w:t>
-      </w:r>
-      <w:r>
-        <w:rPr>
-          <w:rFonts w:ascii="Times New Roman" w:hAnsi="Times New Roman" w:cs="Times New Roman" w:eastAsia="Times New Roman"/>
-          <w:b/>
-          <w:i w:val="0"/>
-          <w:color w:val="000000"/>
-          <w:sz w:val="28"/>
-        </w:rPr>
-        <w:t>«Доступные мне»</w:t>
-      </w:r>
-      <w:r>
-        <w:rPr>
-          <w:rFonts w:ascii="Times New Roman" w:hAnsi="Times New Roman" w:cs="Times New Roman" w:eastAsia="Times New Roman"/>
-          <w:b w:val="0"/>
-          <w:i w:val="0"/>
-          <w:color w:val="000000"/>
-          <w:sz w:val="28"/>
-        </w:rPr>
-        <w:t xml:space="preserve"> (см. подраздел 3.3) и поищите заявку по организации или фамилии.</w:t>
-      </w:r>
-    </w:p>
-    <w:p>
-      <w:r>
-        <w:rPr>
-          <w:rFonts w:ascii="Times New Roman" w:hAnsi="Times New Roman" w:cs="Times New Roman" w:eastAsia="Times New Roman"/>
-          <w:b w:val="0"/>
-          <w:i w:val="0"/>
-          <w:color w:val="000000"/>
-          <w:sz w:val="28"/>
-        </w:rPr>
-        <w:t>Заявка нашлась, а строки в таблице нет - запись относится к другому посту либо срок пропуска кончился. Заявки нет и здесь - пропуск не согласован. В обоих случаях звоните в бюро пропусков и не пропускайте до ответа.</w:t>
+        <w:t>Приехавший говорит, что он «по факту», но не называет ни организацию, ни номер заявки - это не пропуск по факту. По факту пропускают только по заявке, которая уже подана и лежит в списке «Автомобили по факту» (раздел 7); заявки нет - пропуска нет.</w:t>
       </w:r>
     </w:p>
     <w:p>
@@ -8460,7 +8657,7 @@
       <w:r>
         <w:drawing>
           <wp:inline xmlns:a="http://schemas.openxmlformats.org/drawingml/2006/main" xmlns:pic="http://schemas.openxmlformats.org/drawingml/2006/picture">
-            <wp:extent cx="5571744" cy="5010912"/>
+            <wp:extent cx="5632704" cy="2749296"/>
             <wp:docPr id="28" name="Picture 28"/>
             <wp:cNvGraphicFramePr>
               <a:graphicFrameLocks noChangeAspect="1"/>
@@ -8481,7 +8678,7 @@
                   <pic:spPr>
                     <a:xfrm>
                       <a:off x="0" y="0"/>
-                      <a:ext cx="5571744" cy="5010912"/>
+                      <a:ext cx="5632704" cy="2749296"/>
                     </a:xfrm>
                     <a:prstGeom prst="rect"/>
                   </pic:spPr>
@@ -9149,7 +9346,7 @@
           <w:color w:val="000000"/>
           <w:sz w:val="28"/>
         </w:rPr>
-        <w:t>12.1. Приветствие, дата и время</w:t>
+        <w:t>12.1. Дата и время</w:t>
       </w:r>
     </w:p>
     <w:p>
@@ -9161,7 +9358,7 @@
           <w:color w:val="000000"/>
           <w:sz w:val="28"/>
         </w:rPr>
-        <w:t>Слева система здоровается и называет вас по имени - по этому имени и записываются все ваши отметки. Рядом стоят сегодняшняя дата и текущее время, см. Рисунок 12.2.</w:t>
+        <w:t>Слева система показывает, под какой учётной записью открыт сеанс: у поста это его наименование. Рядом стоят сегодняшняя дата и текущее время, см. Рисунок 12.2. По ним вы сверяете срок действия пропуска и разрешённые часы въезда.</w:t>
       </w:r>
     </w:p>
     <w:p>
@@ -9224,75 +9421,6 @@
         <w:t>Рисунок 12.2 — Дата и время</w:t>
       </w:r>
     </w:p>
-    <w:tbl>
-      <w:tblPr>
-        <w:tblW w:type="auto" w:w="0"/>
-        <w:tblLayout w:type="fixed"/>
-        <w:tblLook w:firstColumn="1" w:firstRow="1" w:lastColumn="0" w:lastRow="0" w:noHBand="0" w:noVBand="1" w:val="04A0"/>
-        <w:tblLayout w:type="fixed"/>
-      </w:tblPr>
-      <w:tblGrid>
-        <w:gridCol w:w="9356"/>
-      </w:tblGrid>
-      <w:tr>
-        <w:trPr>
-          <w:cantSplit w:val="true"/>
-        </w:trPr>
-        <w:tc>
-          <w:tcPr>
-            <w:tcW w:type="dxa" w:w="9354"/>
-            <w:shd w:val="clear" w:fill="EAF1F8"/>
-            <w:tcBorders>
-              <w:left w:val="single" w:sz="24" w:color="2C6FA6"/>
-              <w:top w:val="single" w:sz="4" w:color="EAF1F8"/>
-              <w:bottom w:val="single" w:sz="4" w:color="EAF1F8"/>
-              <w:right w:val="single" w:sz="4" w:color="EAF1F8"/>
-            </w:tcBorders>
-          </w:tcPr>
-          <w:p>
-            <w:pPr>
-              <w:spacing w:line="288" w:lineRule="auto" w:after="0"/>
-              <w:ind w:firstLine="0"/>
-            </w:pPr>
-            <w:r>
-              <w:rPr>
-                <w:rFonts w:ascii="Times New Roman" w:hAnsi="Times New Roman" w:cs="Times New Roman" w:eastAsia="Times New Roman"/>
-                <w:b/>
-                <w:i w:val="0"/>
-                <w:color w:val="2C6FA6"/>
-                <w:sz w:val="26"/>
-              </w:rPr>
-              <w:t xml:space="preserve">ПРИМЕЧАНИЕ. </w:t>
-            </w:r>
-            <w:r>
-              <w:rPr>
-                <w:rFonts w:ascii="Times New Roman" w:hAnsi="Times New Roman" w:cs="Times New Roman" w:eastAsia="Times New Roman"/>
-                <w:b w:val="0"/>
-                <w:i w:val="0"/>
-                <w:color w:val="000000"/>
-                <w:sz w:val="26"/>
-              </w:rPr>
-              <w:t>Время здесь берётся с вашего компьютера, а не с сервера. Часы на посту сбиты - сообщите в бюро пропусков: по этим часам вы сверяете срок пропуска.</w:t>
-            </w:r>
-          </w:p>
-        </w:tc>
-      </w:tr>
-    </w:tbl>
-    <w:p>
-      <w:pPr>
-        <w:spacing w:after="0" w:line="240" w:lineRule="auto"/>
-        <w:ind w:firstLine="0"/>
-      </w:pPr>
-      <w:r>
-        <w:rPr>
-          <w:rFonts w:ascii="Times New Roman" w:hAnsi="Times New Roman" w:cs="Times New Roman" w:eastAsia="Times New Roman"/>
-          <w:b w:val="0"/>
-          <w:i w:val="0"/>
-          <w:color w:val="000000"/>
-          <w:sz w:val="12"/>
-        </w:rPr>
-      </w:r>
-    </w:p>
     <w:p>
       <w:pPr>
         <w:pStyle w:val="Heading2"/>
@@ -9532,83 +9660,7 @@
           <w:color w:val="000000"/>
           <w:sz w:val="28"/>
         </w:rPr>
-        <w:t>Колокольчик показывает число непрочитанных уведомлений (1 на Рисунке 8.2).</w:t>
-      </w:r>
-    </w:p>
-    <w:p>
-      <w:pPr>
-        <w:spacing w:after="0" w:line="360" w:lineRule="auto"/>
-        <w:ind w:hanging="454" w:left="1134"/>
-        <w:jc w:val="both"/>
-      </w:pPr>
-      <w:r>
-        <w:rPr>
-          <w:rFonts w:ascii="Times New Roman" w:hAnsi="Times New Roman" w:cs="Times New Roman" w:eastAsia="Times New Roman"/>
-          <w:b w:val="0"/>
-          <w:i w:val="0"/>
-          <w:color w:val="000000"/>
-          <w:sz w:val="28"/>
-        </w:rPr>
-        <w:t>1.</w:t>
-        <w:tab/>
-      </w:r>
-      <w:r>
-        <w:rPr>
-          <w:rFonts w:ascii="Times New Roman" w:hAnsi="Times New Roman" w:cs="Times New Roman" w:eastAsia="Times New Roman"/>
-          <w:b w:val="0"/>
-          <w:i w:val="0"/>
-          <w:color w:val="000000"/>
-          <w:sz w:val="28"/>
-        </w:rPr>
-        <w:t xml:space="preserve">Нажмите колокольчик. </w:t>
-      </w:r>
-      <w:r>
-        <w:rPr>
-          <w:rFonts w:ascii="Times New Roman" w:hAnsi="Times New Roman" w:cs="Times New Roman" w:eastAsia="Times New Roman"/>
-          <w:b/>
-          <w:i w:val="0"/>
-          <w:color w:val="000000"/>
-          <w:sz w:val="28"/>
-        </w:rPr>
-        <w:t>Откроется список, Рисунок 12.5: заявку согласовали, начали обсуждение, срок пропуска подходит к концу.</w:t>
-      </w:r>
-    </w:p>
-    <w:p>
-      <w:pPr>
-        <w:spacing w:after="0" w:line="360" w:lineRule="auto"/>
-        <w:ind w:hanging="454" w:left="1134"/>
-        <w:jc w:val="both"/>
-      </w:pPr>
-      <w:r>
-        <w:rPr>
-          <w:rFonts w:ascii="Times New Roman" w:hAnsi="Times New Roman" w:cs="Times New Roman" w:eastAsia="Times New Roman"/>
-          <w:b w:val="0"/>
-          <w:i w:val="0"/>
-          <w:color w:val="000000"/>
-          <w:sz w:val="28"/>
-        </w:rPr>
-        <w:t>2.</w:t>
-        <w:tab/>
-      </w:r>
-      <w:r>
-        <w:rPr>
-          <w:rFonts w:ascii="Times New Roman" w:hAnsi="Times New Roman" w:cs="Times New Roman" w:eastAsia="Times New Roman"/>
-          <w:b w:val="0"/>
-          <w:i w:val="0"/>
-          <w:color w:val="000000"/>
-          <w:sz w:val="28"/>
-        </w:rPr>
-        <w:t xml:space="preserve">Прочитайте нужное. </w:t>
-      </w:r>
-      <w:r>
-        <w:rPr>
-          <w:rFonts w:ascii="Times New Roman" w:hAnsi="Times New Roman" w:cs="Times New Roman" w:eastAsia="Times New Roman"/>
-          <w:b/>
-          <w:i w:val="0"/>
-          <w:color w:val="000000"/>
-          <w:sz w:val="28"/>
-        </w:rPr>
-        <w:t>Свежие идут сверху, непрочитанные выделены.</w:t>
+        <w:t>Колокольчик показывает число непрочитанных уведомлений, Рисунок 12.5.</w:t>
       </w:r>
     </w:p>
     <w:p>
@@ -9621,8 +9673,144 @@
       <w:r>
         <w:drawing>
           <wp:inline xmlns:a="http://schemas.openxmlformats.org/drawingml/2006/main" xmlns:pic="http://schemas.openxmlformats.org/drawingml/2006/picture">
+            <wp:extent cx="3157728" cy="859536"/>
+            <wp:docPr id="35" name="Picture 35"/>
+            <wp:cNvGraphicFramePr>
+              <a:graphicFrameLocks noChangeAspect="1"/>
+            </wp:cNvGraphicFramePr>
+            <a:graphic>
+              <a:graphicData uri="http://schemas.openxmlformats.org/drawingml/2006/picture">
+                <pic:pic>
+                  <pic:nvPicPr>
+                    <pic:cNvPr id="0" name="header-bell.png"/>
+                    <pic:cNvPicPr/>
+                  </pic:nvPicPr>
+                  <pic:blipFill>
+                    <a:blip r:embed="rId45"/>
+                    <a:stretch>
+                      <a:fillRect/>
+                    </a:stretch>
+                  </pic:blipFill>
+                  <pic:spPr>
+                    <a:xfrm>
+                      <a:off x="0" y="0"/>
+                      <a:ext cx="3157728" cy="859536"/>
+                    </a:xfrm>
+                    <a:prstGeom prst="rect"/>
+                  </pic:spPr>
+                </pic:pic>
+              </a:graphicData>
+            </a:graphic>
+          </wp:inline>
+        </w:drawing>
+      </w:r>
+    </w:p>
+    <w:p>
+      <w:pPr>
+        <w:keepNext w:val="0"/>
+        <w:spacing w:line="240" w:lineRule="auto" w:before="40" w:after="200"/>
+        <w:ind w:firstLine="0"/>
+        <w:jc w:val="center"/>
+      </w:pPr>
+      <w:r>
+        <w:rPr>
+          <w:rFonts w:ascii="Times New Roman" w:hAnsi="Times New Roman" w:cs="Times New Roman" w:eastAsia="Times New Roman"/>
+          <w:b w:val="0"/>
+          <w:i/>
+          <w:color w:val="000000"/>
+          <w:sz w:val="24"/>
+        </w:rPr>
+        <w:t>Рисунок 12.5 — Колокольчик уведомлений</w:t>
+      </w:r>
+    </w:p>
+    <w:p>
+      <w:pPr>
+        <w:spacing w:after="0" w:line="360" w:lineRule="auto"/>
+        <w:ind w:hanging="454" w:left="1134"/>
+        <w:jc w:val="both"/>
+      </w:pPr>
+      <w:r>
+        <w:rPr>
+          <w:rFonts w:ascii="Times New Roman" w:hAnsi="Times New Roman" w:cs="Times New Roman" w:eastAsia="Times New Roman"/>
+          <w:b w:val="0"/>
+          <w:i w:val="0"/>
+          <w:color w:val="000000"/>
+          <w:sz w:val="28"/>
+        </w:rPr>
+        <w:t>1.</w:t>
+        <w:tab/>
+      </w:r>
+      <w:r>
+        <w:rPr>
+          <w:rFonts w:ascii="Times New Roman" w:hAnsi="Times New Roman" w:cs="Times New Roman" w:eastAsia="Times New Roman"/>
+          <w:b w:val="0"/>
+          <w:i w:val="0"/>
+          <w:color w:val="000000"/>
+          <w:sz w:val="28"/>
+        </w:rPr>
+        <w:t xml:space="preserve">Нажмите колокольчик. </w:t>
+      </w:r>
+      <w:r>
+        <w:rPr>
+          <w:rFonts w:ascii="Times New Roman" w:hAnsi="Times New Roman" w:cs="Times New Roman" w:eastAsia="Times New Roman"/>
+          <w:b/>
+          <w:i w:val="0"/>
+          <w:color w:val="000000"/>
+          <w:sz w:val="28"/>
+        </w:rPr>
+        <w:t>Откроется список, Рисунок 12.6: заявку согласовали, начали обсуждение, срок пропуска подходит к концу.</w:t>
+      </w:r>
+    </w:p>
+    <w:p>
+      <w:pPr>
+        <w:spacing w:after="0" w:line="360" w:lineRule="auto"/>
+        <w:ind w:hanging="454" w:left="1134"/>
+        <w:jc w:val="both"/>
+      </w:pPr>
+      <w:r>
+        <w:rPr>
+          <w:rFonts w:ascii="Times New Roman" w:hAnsi="Times New Roman" w:cs="Times New Roman" w:eastAsia="Times New Roman"/>
+          <w:b w:val="0"/>
+          <w:i w:val="0"/>
+          <w:color w:val="000000"/>
+          <w:sz w:val="28"/>
+        </w:rPr>
+        <w:t>2.</w:t>
+        <w:tab/>
+      </w:r>
+      <w:r>
+        <w:rPr>
+          <w:rFonts w:ascii="Times New Roman" w:hAnsi="Times New Roman" w:cs="Times New Roman" w:eastAsia="Times New Roman"/>
+          <w:b w:val="0"/>
+          <w:i w:val="0"/>
+          <w:color w:val="000000"/>
+          <w:sz w:val="28"/>
+        </w:rPr>
+        <w:t xml:space="preserve">Прочитайте нужное. </w:t>
+      </w:r>
+      <w:r>
+        <w:rPr>
+          <w:rFonts w:ascii="Times New Roman" w:hAnsi="Times New Roman" w:cs="Times New Roman" w:eastAsia="Times New Roman"/>
+          <w:b/>
+          <w:i w:val="0"/>
+          <w:color w:val="000000"/>
+          <w:sz w:val="28"/>
+        </w:rPr>
+        <w:t>Свежие идут сверху, непрочитанные выделены.</w:t>
+      </w:r>
+    </w:p>
+    <w:p>
+      <w:pPr>
+        <w:keepNext/>
+        <w:spacing w:before="120" w:after="40"/>
+        <w:ind w:firstLine="0"/>
+        <w:jc w:val="center"/>
+      </w:pPr>
+      <w:r>
+        <w:drawing>
+          <wp:inline xmlns:a="http://schemas.openxmlformats.org/drawingml/2006/main" xmlns:pic="http://schemas.openxmlformats.org/drawingml/2006/picture">
             <wp:extent cx="2584704" cy="2993136"/>
-            <wp:docPr id="35" name="Picture 35"/>
+            <wp:docPr id="36" name="Picture 36"/>
             <wp:cNvGraphicFramePr>
               <a:graphicFrameLocks noChangeAspect="1"/>
             </wp:cNvGraphicFramePr>
@@ -9634,7 +9822,7 @@
                     <pic:cNvPicPr/>
                   </pic:nvPicPr>
                   <pic:blipFill>
-                    <a:blip r:embed="rId45"/>
+                    <a:blip r:embed="rId46"/>
                     <a:stretch>
                       <a:fillRect/>
                     </a:stretch>
@@ -9668,7 +9856,7 @@
           <w:color w:val="000000"/>
           <w:sz w:val="24"/>
         </w:rPr>
-        <w:t>Рисунок 12.5 — Список уведомлений</w:t>
+        <w:t>Рисунок 12.6 — Список уведомлений</w:t>
       </w:r>
     </w:p>
     <w:p>
@@ -9748,7 +9936,7 @@
           <w:color w:val="000000"/>
           <w:sz w:val="28"/>
         </w:rPr>
-        <w:t>Кнопка поиска (2 на Рисунке 8.2) открывает поиск сразу по всей системе: по машинам, людям и заявкам. С клавиатуры - Ctrl+K. Порядок работы описан в подразделе 8.2.</w:t>
+        <w:t>Кнопка поиска открывает поиск сразу по всей системе: по машинам, людям и заявкам. С клавиатуры - Ctrl+K. Порядок работы описан в подразделе 8.2.</w:t>
       </w:r>
     </w:p>
     <w:p>
@@ -9864,7 +10052,7 @@
           <w:color w:val="000000"/>
           <w:sz w:val="28"/>
         </w:rPr>
-        <w:t xml:space="preserve"> (1 на Рисунке 12.6): она проводит по системе и показывает, где что находится. Пройти можно сколько угодно раз, выйти - клавишей Esc.</w:t>
+        <w:t xml:space="preserve"> (1 на Рисунке 12.7): она проводит по системе и показывает, где что находится. Пройти можно сколько угодно раз, выйти - клавишей Esc.</w:t>
       </w:r>
     </w:p>
     <w:p>
@@ -9878,7 +10066,7 @@
         <w:drawing>
           <wp:inline xmlns:a="http://schemas.openxmlformats.org/drawingml/2006/main" xmlns:pic="http://schemas.openxmlformats.org/drawingml/2006/picture">
             <wp:extent cx="3944112" cy="1030224"/>
-            <wp:docPr id="36" name="Picture 36"/>
+            <wp:docPr id="37" name="Picture 37"/>
             <wp:cNvGraphicFramePr>
               <a:graphicFrameLocks noChangeAspect="1"/>
             </wp:cNvGraphicFramePr>
@@ -9890,7 +10078,7 @@
                     <pic:cNvPicPr/>
                   </pic:nvPicPr>
                   <pic:blipFill>
-                    <a:blip r:embed="rId46"/>
+                    <a:blip r:embed="rId47"/>
                     <a:stretch>
                       <a:fillRect/>
                     </a:stretch>
@@ -9924,7 +10112,7 @@
           <w:color w:val="000000"/>
           <w:sz w:val="24"/>
         </w:rPr>
-        <w:t>Рисунок 12.6 — Кнопка обучения</w:t>
+        <w:t>Рисунок 12.7 — Кнопка обучения</w:t>
       </w:r>
     </w:p>
     <w:p>
@@ -10040,7 +10228,7 @@
         <w:drawing>
           <wp:inline xmlns:a="http://schemas.openxmlformats.org/drawingml/2006/main" xmlns:pic="http://schemas.openxmlformats.org/drawingml/2006/picture">
             <wp:extent cx="1853184" cy="676656"/>
-            <wp:docPr id="37" name="Picture 37"/>
+            <wp:docPr id="38" name="Picture 38"/>
             <wp:cNvGraphicFramePr>
               <a:graphicFrameLocks noChangeAspect="1"/>
             </wp:cNvGraphicFramePr>
@@ -10052,7 +10240,7 @@
                     <pic:cNvPicPr/>
                   </pic:nvPicPr>
                   <pic:blipFill>
-                    <a:blip r:embed="rId47"/>
+                    <a:blip r:embed="rId48"/>
                     <a:stretch>
                       <a:fillRect/>
                     </a:stretch>
@@ -10159,11 +10347,6 @@
       </w:r>
     </w:p>
     <w:p>
-      <w:r>
-        <w:br w:type="page"/>
-      </w:r>
-    </w:p>
-    <w:p>
       <w:pPr>
         <w:pStyle w:val="Heading1"/>
         <w:ind w:firstLine="0"/>
@@ -10207,9 +10390,9 @@
         <w:tblLayout w:type="fixed"/>
       </w:tblPr>
       <w:tblGrid>
-        <w:gridCol w:w="2286"/>
-        <w:gridCol w:w="3489"/>
-        <w:gridCol w:w="3581"/>
+        <w:gridCol w:w="2300"/>
+        <w:gridCol w:w="3453"/>
+        <w:gridCol w:w="3603"/>
       </w:tblGrid>
       <w:tr>
         <w:trPr>
@@ -10218,7 +10401,7 @@
         </w:trPr>
         <w:tc>
           <w:tcPr>
-            <w:tcW w:type="dxa" w:w="2285"/>
+            <w:tcW w:type="dxa" w:w="2299"/>
             <w:shd w:val="clear" w:fill="E8E8E8"/>
           </w:tcPr>
           <w:p>
@@ -10242,7 +10425,7 @@
         </w:tc>
         <w:tc>
           <w:tcPr>
-            <w:tcW w:type="dxa" w:w="3488"/>
+            <w:tcW w:type="dxa" w:w="3453"/>
             <w:shd w:val="clear" w:fill="E8E8E8"/>
           </w:tcPr>
           <w:p>
@@ -10266,7 +10449,7 @@
         </w:tc>
         <w:tc>
           <w:tcPr>
-            <w:tcW w:type="dxa" w:w="3581"/>
+            <w:tcW w:type="dxa" w:w="3603"/>
             <w:shd w:val="clear" w:fill="E8E8E8"/>
           </w:tcPr>
           <w:p>
@@ -10295,7 +10478,7 @@
         </w:trPr>
         <w:tc>
           <w:tcPr>
-            <w:tcW w:type="dxa" w:w="2285"/>
+            <w:tcW w:type="dxa" w:w="2299"/>
           </w:tcPr>
           <w:p>
             <w:pPr>
@@ -10317,7 +10500,7 @@
         </w:tc>
         <w:tc>
           <w:tcPr>
-            <w:tcW w:type="dxa" w:w="3488"/>
+            <w:tcW w:type="dxa" w:w="3453"/>
           </w:tcPr>
           <w:p>
             <w:pPr>
@@ -10339,7 +10522,7 @@
         </w:tc>
         <w:tc>
           <w:tcPr>
-            <w:tcW w:type="dxa" w:w="3581"/>
+            <w:tcW w:type="dxa" w:w="3603"/>
           </w:tcPr>
           <w:p>
             <w:pPr>
@@ -10366,7 +10549,7 @@
         </w:trPr>
         <w:tc>
           <w:tcPr>
-            <w:tcW w:type="dxa" w:w="2285"/>
+            <w:tcW w:type="dxa" w:w="2299"/>
           </w:tcPr>
           <w:p>
             <w:pPr>
@@ -10388,7 +10571,7 @@
         </w:tc>
         <w:tc>
           <w:tcPr>
-            <w:tcW w:type="dxa" w:w="3488"/>
+            <w:tcW w:type="dxa" w:w="3453"/>
           </w:tcPr>
           <w:p>
             <w:pPr>
@@ -10410,7 +10593,7 @@
         </w:tc>
         <w:tc>
           <w:tcPr>
-            <w:tcW w:type="dxa" w:w="3581"/>
+            <w:tcW w:type="dxa" w:w="3603"/>
           </w:tcPr>
           <w:p>
             <w:pPr>
@@ -10437,7 +10620,7 @@
         </w:trPr>
         <w:tc>
           <w:tcPr>
-            <w:tcW w:type="dxa" w:w="2285"/>
+            <w:tcW w:type="dxa" w:w="2299"/>
           </w:tcPr>
           <w:p>
             <w:pPr>
@@ -10459,7 +10642,7 @@
         </w:tc>
         <w:tc>
           <w:tcPr>
-            <w:tcW w:type="dxa" w:w="3488"/>
+            <w:tcW w:type="dxa" w:w="3453"/>
           </w:tcPr>
           <w:p>
             <w:pPr>
@@ -10481,7 +10664,7 @@
         </w:tc>
         <w:tc>
           <w:tcPr>
-            <w:tcW w:type="dxa" w:w="3581"/>
+            <w:tcW w:type="dxa" w:w="3603"/>
           </w:tcPr>
           <w:p>
             <w:pPr>
@@ -10508,7 +10691,7 @@
         </w:trPr>
         <w:tc>
           <w:tcPr>
-            <w:tcW w:type="dxa" w:w="2285"/>
+            <w:tcW w:type="dxa" w:w="2299"/>
           </w:tcPr>
           <w:p>
             <w:pPr>
@@ -10530,7 +10713,7 @@
         </w:tc>
         <w:tc>
           <w:tcPr>
-            <w:tcW w:type="dxa" w:w="3488"/>
+            <w:tcW w:type="dxa" w:w="3453"/>
           </w:tcPr>
           <w:p>
             <w:pPr>
@@ -10552,7 +10735,7 @@
         </w:tc>
         <w:tc>
           <w:tcPr>
-            <w:tcW w:type="dxa" w:w="3581"/>
+            <w:tcW w:type="dxa" w:w="3603"/>
           </w:tcPr>
           <w:p>
             <w:pPr>
@@ -10579,7 +10762,7 @@
         </w:trPr>
         <w:tc>
           <w:tcPr>
-            <w:tcW w:type="dxa" w:w="2285"/>
+            <w:tcW w:type="dxa" w:w="2299"/>
           </w:tcPr>
           <w:p>
             <w:pPr>
@@ -10601,7 +10784,7 @@
         </w:tc>
         <w:tc>
           <w:tcPr>
-            <w:tcW w:type="dxa" w:w="3488"/>
+            <w:tcW w:type="dxa" w:w="3453"/>
           </w:tcPr>
           <w:p>
             <w:pPr>
@@ -10623,7 +10806,7 @@
         </w:tc>
         <w:tc>
           <w:tcPr>
-            <w:tcW w:type="dxa" w:w="3581"/>
+            <w:tcW w:type="dxa" w:w="3603"/>
           </w:tcPr>
           <w:p>
             <w:pPr>
@@ -10650,7 +10833,7 @@
         </w:trPr>
         <w:tc>
           <w:tcPr>
-            <w:tcW w:type="dxa" w:w="2285"/>
+            <w:tcW w:type="dxa" w:w="2299"/>
           </w:tcPr>
           <w:p>
             <w:pPr>
@@ -10672,7 +10855,7 @@
         </w:tc>
         <w:tc>
           <w:tcPr>
-            <w:tcW w:type="dxa" w:w="3488"/>
+            <w:tcW w:type="dxa" w:w="3453"/>
           </w:tcPr>
           <w:p>
             <w:pPr>
@@ -10688,13 +10871,13 @@
                 <w:color w:val="000000"/>
                 <w:sz w:val="24"/>
               </w:rPr>
-              <w:t>Строку в этот момент правил кто-то ещё</w:t>
+              <w:t>Список на экране устарел</w:t>
             </w:r>
           </w:p>
         </w:tc>
         <w:tc>
           <w:tcPr>
-            <w:tcW w:type="dxa" w:w="3581"/>
+            <w:tcW w:type="dxa" w:w="3603"/>
           </w:tcPr>
           <w:p>
             <w:pPr>
@@ -10721,7 +10904,7 @@
         </w:trPr>
         <w:tc>
           <w:tcPr>
-            <w:tcW w:type="dxa" w:w="2285"/>
+            <w:tcW w:type="dxa" w:w="2299"/>
           </w:tcPr>
           <w:p>
             <w:pPr>
@@ -10743,7 +10926,7 @@
         </w:tc>
         <w:tc>
           <w:tcPr>
-            <w:tcW w:type="dxa" w:w="3488"/>
+            <w:tcW w:type="dxa" w:w="3453"/>
           </w:tcPr>
           <w:p>
             <w:pPr>
@@ -10765,7 +10948,7 @@
         </w:tc>
         <w:tc>
           <w:tcPr>
-            <w:tcW w:type="dxa" w:w="3581"/>
+            <w:tcW w:type="dxa" w:w="3603"/>
           </w:tcPr>
           <w:p>
             <w:pPr>
@@ -10792,7 +10975,7 @@
         </w:trPr>
         <w:tc>
           <w:tcPr>
-            <w:tcW w:type="dxa" w:w="2285"/>
+            <w:tcW w:type="dxa" w:w="2299"/>
           </w:tcPr>
           <w:p>
             <w:pPr>
@@ -10814,7 +10997,7 @@
         </w:tc>
         <w:tc>
           <w:tcPr>
-            <w:tcW w:type="dxa" w:w="3488"/>
+            <w:tcW w:type="dxa" w:w="3453"/>
           </w:tcPr>
           <w:p>
             <w:pPr>
@@ -10836,7 +11019,7 @@
         </w:tc>
         <w:tc>
           <w:tcPr>
-            <w:tcW w:type="dxa" w:w="3581"/>
+            <w:tcW w:type="dxa" w:w="3603"/>
           </w:tcPr>
           <w:p>
             <w:pPr>
@@ -10863,7 +11046,7 @@
         </w:trPr>
         <w:tc>
           <w:tcPr>
-            <w:tcW w:type="dxa" w:w="2285"/>
+            <w:tcW w:type="dxa" w:w="2299"/>
           </w:tcPr>
           <w:p>
             <w:pPr>
@@ -10885,7 +11068,7 @@
         </w:tc>
         <w:tc>
           <w:tcPr>
-            <w:tcW w:type="dxa" w:w="3488"/>
+            <w:tcW w:type="dxa" w:w="3453"/>
           </w:tcPr>
           <w:p>
             <w:pPr>
@@ -10907,7 +11090,7 @@
         </w:tc>
         <w:tc>
           <w:tcPr>
-            <w:tcW w:type="dxa" w:w="3581"/>
+            <w:tcW w:type="dxa" w:w="3603"/>
           </w:tcPr>
           <w:p>
             <w:pPr>

--- a/Документация/Инструкция охранника/Инструкция охранника.docx
+++ b/Документация/Инструкция охранника/Инструкция охранника.docx
@@ -5574,7 +5574,7 @@
       <w:r>
         <w:drawing>
           <wp:inline xmlns:a="http://schemas.openxmlformats.org/drawingml/2006/main" xmlns:pic="http://schemas.openxmlformats.org/drawingml/2006/picture">
-            <wp:extent cx="5940000" cy="1271123"/>
+            <wp:extent cx="5940000" cy="1201348"/>
             <wp:docPr id="18" name="Picture 18"/>
             <wp:cNvGraphicFramePr>
               <a:graphicFrameLocks noChangeAspect="1"/>
@@ -5595,7 +5595,7 @@
                   <pic:spPr>
                     <a:xfrm>
                       <a:off x="0" y="0"/>
-                      <a:ext cx="5940000" cy="1271123"/>
+                      <a:ext cx="5940000" cy="1201348"/>
                     </a:xfrm>
                     <a:prstGeom prst="rect"/>
                   </pic:spPr>
@@ -5921,7 +5921,7 @@
       <w:r>
         <w:drawing>
           <wp:inline xmlns:a="http://schemas.openxmlformats.org/drawingml/2006/main" xmlns:pic="http://schemas.openxmlformats.org/drawingml/2006/picture">
-            <wp:extent cx="5803392" cy="1188720"/>
+            <wp:extent cx="5803392" cy="243840"/>
             <wp:docPr id="19" name="Picture 19"/>
             <wp:cNvGraphicFramePr>
               <a:graphicFrameLocks noChangeAspect="1"/>
@@ -5942,7 +5942,7 @@
                   <pic:spPr>
                     <a:xfrm>
                       <a:off x="0" y="0"/>
-                      <a:ext cx="5803392" cy="1188720"/>
+                      <a:ext cx="5803392" cy="243840"/>
                     </a:xfrm>
                     <a:prstGeom prst="rect"/>
                   </pic:spPr>

--- a/Документация/Инструкция охранника/Инструкция охранника.docx
+++ b/Документация/Инструкция охранника/Инструкция охранника.docx
@@ -1246,13 +1246,9 @@
       </w:r>
     </w:p>
     <w:p>
-      <w:r>
-        <w:br w:type="page"/>
-      </w:r>
-    </w:p>
-    <w:p>
       <w:pPr>
         <w:pStyle w:val="Heading1"/>
+        <w:pageBreakBefore/>
         <w:ind w:firstLine="0"/>
       </w:pPr>
       <w:r>

--- a/Документация/Инструкция охранника/Инструкция охранника.docx
+++ b/Документация/Инструкция охранника/Инструкция охранника.docx
@@ -5917,7 +5917,7 @@
       <w:r>
         <w:drawing>
           <wp:inline xmlns:a="http://schemas.openxmlformats.org/drawingml/2006/main" xmlns:pic="http://schemas.openxmlformats.org/drawingml/2006/picture">
-            <wp:extent cx="5803392" cy="243840"/>
+            <wp:extent cx="5803392" cy="1176528"/>
             <wp:docPr id="19" name="Picture 19"/>
             <wp:cNvGraphicFramePr>
               <a:graphicFrameLocks noChangeAspect="1"/>
@@ -5938,7 +5938,7 @@
                   <pic:spPr>
                     <a:xfrm>
                       <a:off x="0" y="0"/>
-                      <a:ext cx="5803392" cy="243840"/>
+                      <a:ext cx="5803392" cy="1176528"/>
                     </a:xfrm>
                     <a:prstGeom prst="rect"/>
                   </pic:spPr>
